--- a/dist/docs/templates/domain/tariff-impact-brief.docx
+++ b/dist/docs/templates/domain/tariff-impact-brief.docx
@@ -183,13 +183,13 @@
           <w:bCs/>
           <w:b/>
         </w:rPr>
-        <w:t xml:space="preserve">No legal advice.</w:t>
+        <w:t xml:space="preserve">No legal advice, and who contacts the broker.</w:t>
       </w:r>
       <w:r>
         <w:t xml:space="preserve"> </w:t>
       </w:r>
       <w:r>
-        <w:t xml:space="preserve">The BSA records "our working interpretation". Anything rated Medium or Low that changes which items are in scope, the rate or the date goes to the licensed customs broker or trade counsel before release ([COMPANY: who may contact trade counsel, and whether Manager approval is needed first]). Record who confirmed what, when and how.</w:t>
+        <w:t xml:space="preserve">The BSA records "our working interpretation". Anything rated Medium or Low that changes which items are in scope, the rate or the date goes, through the Senior (or the Manager), to the licensed customs broker or trade counsel before release. Before the day-60 review you never contact a customs broker, agente aduanal or trade counsel yourself: send the question to the Senior. After the day-60 review, with the Senior's agreement, you may email the broker with the Senior copied. Trade counsel is always contacted through the Senior or the Manager ([COMPANY: whether Manager approval is needed before contacting trade counsel]). Record who confirmed what, when and how.</w:t>
       </w:r>
     </w:p>
     <w:p>
@@ -371,7 +371,7 @@
         <w:pStyle w:val="Compact"/>
       </w:pPr>
       <w:r>
-        <w:t xml:space="preserve">Find the implementing guidance. US: the CBP CSMS message (Chapter 99 numbers, filing order, in-transit claims). Canada: the CBSA Customs Notice. Mexico: ask the agente aduanal how they will apply it ([COMPANY: agente aduanal contact]).</w:t>
+        <w:t xml:space="preserve">Find the implementing guidance. US: the CBP CSMS message (Chapter 99 numbers, filing order, in-transit claims). Canada: the CBSA Customs Notice. Mexico: ask the Senior to get the agente aduanal's view of how they will apply it ([COMPANY: agente aduanal contact]).</w:t>
       </w:r>
     </w:p>
     <w:p>
@@ -829,7 +829,16 @@
               <w:jc w:val="left"/>
             </w:pPr>
             <w:r>
-              <w:t xml:space="preserve">Country-wide duties, carve-outs (for example USMCA-qualifying goods), interaction rules with other actions. The use of IEEPA for tariffs has been litigated: check current status</w:t>
+              <w:t xml:space="preserve">Country-wide duties, carve-outs (for example USMCA-qualifying goods), interaction rules with other actions. The Supreme Court held on 2026-02-20 (Learning Resources, Inc. v. Trump) that IEEPA does not authorize tariffs. Use this category for past entries only (refunds, audits); status and refunds: US-1 in</w:t>
+            </w:r>
+            <w:r>
+              <w:t xml:space="preserve"> </w:t>
+            </w:r>
+            <w:r>
+              <w:rPr>
+                <w:rStyle w:val="VerbatimChar"/>
+              </w:rPr>
+              <w:t xml:space="preserve">docs/primers/current-tariff-landscape.md</w:t>
             </w:r>
           </w:p>
         </w:tc>
@@ -979,7 +988,7 @@
               <w:jc w:val="left"/>
             </w:pPr>
             <w:r>
-              <w:t xml:space="preserve">Lists of fracciones arancelarias (8 digits) and NICO; whether trade-agreement (preferential) rates still apply; entry into force in the transitory articles; effects on IMMEX and PROSEC operations (ask the agente aduanal)</w:t>
+              <w:t xml:space="preserve">Lists of fracciones arancelarias (8 digits) and NICO; whether trade-agreement (preferential) rates still apply; entry into force in the transitory articles; effects on IMMEX and PROSEC operations (the Senior asks the agente aduanal)</w:t>
             </w:r>
           </w:p>
         </w:tc>
@@ -1194,7 +1203,7 @@
               <w:jc w:val="left"/>
             </w:pPr>
             <w:r>
-              <w:t xml:space="preserve">Which date fixes the rate on a pedimento: under Ley Aduanera article 56 this is generally the arrival date (sea: anchoring or berthing; land: crossing the border; air: arrival at the first Mexican airport). Confirm with the agente aduanal</w:t>
+              <w:t xml:space="preserve">Which date fixes the rate on a pedimento: under Ley Aduanera article 56 this is generally the arrival date (sea: anchoring or berthing; land: crossing the border; air: arrival at the first Mexican airport). Confirm with the agente aduanal, through the Senior</w:t>
             </w:r>
           </w:p>
         </w:tc>
@@ -1956,7 +1965,7 @@
               <w:jc w:val="left"/>
             </w:pPr>
             <w:r>
-              <w:t xml:space="preserve">How they will file it; confirmation of our interpretation</w:t>
+              <w:t xml:space="preserve">How they will file it; confirmation of our interpretation. Contact through the Senior (How to fill this in, item 3)</w:t>
             </w:r>
           </w:p>
         </w:tc>
@@ -2080,7 +2089,16 @@
               <w:jc w:val="left"/>
             </w:pPr>
             <w:r>
-              <w:t xml:space="preserve">[TA-country-year-nn, for example TA-US-2027-03. Same ID in the Jira label, model file and Action tab]</w:t>
+              <w:t xml:space="preserve">[TA-country-year-nn, for example TA-US-2027-03. Same ID in the model file name and on its Action tab. The Jira label is tariff-action-[short id] (</w:t>
+            </w:r>
+            <w:r>
+              <w:rPr>
+                <w:rStyle w:val="VerbatimChar"/>
+              </w:rPr>
+              <w:t xml:space="preserve">docs/templates/bsa/07-jira-epic-story.md</w:t>
+            </w:r>
+            <w:r>
+              <w:t xml:space="preserve">): record it here]</w:t>
             </w:r>
           </w:p>
         </w:tc>
@@ -3070,6 +3088,44 @@
           </w:p>
         </w:tc>
       </w:tr>
+      <w:tr>
+        <w:tc>
+          <w:tcPr/>
+          <w:p>
+            <w:pPr>
+              <w:pStyle w:val="Compact"/>
+              <w:jc w:val="left"/>
+            </w:pPr>
+            <w:r>
+              <w:t xml:space="preserve">Exclusion or inclusion request process</w:t>
+            </w:r>
+          </w:p>
+        </w:tc>
+        <w:tc>
+          <w:tcPr/>
+          <w:p>
+            <w:pPr>
+              <w:pStyle w:val="Compact"/>
+              <w:jc w:val="left"/>
+            </w:pPr>
+            <w:r>
+              <w:t xml:space="preserve">[Who may request; docket or portal; deadline; expected decision time; or "none"]</w:t>
+            </w:r>
+          </w:p>
+        </w:tc>
+        <w:tc>
+          <w:tcPr/>
+          <w:p>
+            <w:pPr>
+              <w:pStyle w:val="Compact"/>
+              <w:jc w:val="left"/>
+            </w:pPr>
+            <w:r>
+              <w:t xml:space="preserve">[S#]</w:t>
+            </w:r>
+          </w:p>
+        </w:tc>
+      </w:tr>
     </w:tbl>
     <w:bookmarkEnd w:id="40"/>
     <w:bookmarkStart w:id="50" w:name="part-6-scope"/>
@@ -3621,7 +3677,7 @@
               <w:jc w:val="left"/>
             </w:pPr>
             <w:r>
-              <w:t xml:space="preserve">[Yes, No, Not applicable (no USMCA-party origin in scope)]</w:t>
+              <w:t xml:space="preserve">[Yes, exempt; Partial (state how: a lower rate, or duty on the non-US content only); No; Not applicable (no USMCA-party origin in scope)]. Model: Action B18 = Y, PARTIAL, N or N/A; Partial also needs its own Part 7 line</w:t>
             </w:r>
           </w:p>
         </w:tc>
@@ -3812,7 +3868,7 @@
               <w:jc w:val="left"/>
             </w:pPr>
             <w:r>
-              <w:t xml:space="preserve">[Adds to it; does not apply when the other applies; replaces it; reduced]</w:t>
+              <w:t xml:space="preserve">[Adds to it; this action does not apply when the other applies; the other no longer applies when this one does (non-stacking); replaces it; reduced]</w:t>
             </w:r>
           </w:p>
         </w:tc>
@@ -3842,6 +3898,14 @@
         </w:tc>
       </w:tr>
     </w:tbl>
+    <w:p>
+      <w:pPr>
+        <w:pStyle w:val="BodyText"/>
+      </w:pPr>
+      <w:r>
+        <w:t xml:space="preserve">When this action switches off another duty on some of our items, list those items and the rate removed (Part 9 item list). They go on the model's Action tab as determinations with a displaced rate, or on a rate line when every item on that line pays the other duty at the same rate. When this action does not apply because another one does, those items are OUT determinations.</w:t>
+      </w:r>
+    </w:p>
     <w:bookmarkEnd w:id="46"/>
     <w:bookmarkStart w:id="47" w:name="X58d9739a1eaf216c144fec35653729860208788"/>
     <w:p>
@@ -4032,7 +4096,7 @@
               <w:jc w:val="left"/>
             </w:pPr>
             <w:r>
-              <w:t xml:space="preserve">[Chapter 99 heading or list]</w:t>
+              <w:t xml:space="preserve">[Chapter 99 heading or list (6.1); the origins, if the rate differs by origin; USMCA-qualifying goods or not, if it differs]</w:t>
             </w:r>
           </w:p>
         </w:tc>
@@ -4056,19 +4120,19 @@
               <w:jc w:val="left"/>
             </w:pPr>
             <w:r>
-              <w:t xml:space="preserve">[US: the customs value (transaction value, excluding international freight and insurance). Canada: value for duty. Mexico: valor en aduana]</w:t>
-            </w:r>
-          </w:p>
-        </w:tc>
-        <w:tc>
-          <w:tcPr/>
-          <w:p>
-            <w:pPr>
-              <w:pStyle w:val="Compact"/>
-              <w:jc w:val="left"/>
-            </w:pPr>
-            <w:r>
-              <w:t xml:space="preserve">[Adds to the base rate; replaces earlier rate of x%]</w:t>
+              <w:t xml:space="preserve">[US: the customs value (transaction value, excluding international freight and insurance), or the part of it the action names, for example the value of the metal content or the non-US content, and where that value comes from. Canada: value for duty. Mexico: valor en aduana]</w:t>
+            </w:r>
+          </w:p>
+        </w:tc>
+        <w:tc>
+          <w:tcPr/>
+          <w:p>
+            <w:pPr>
+              <w:pStyle w:val="Compact"/>
+              <w:jc w:val="left"/>
+            </w:pPr>
+            <w:r>
+              <w:t xml:space="preserve">[Adds to the base rate; replaces earlier rate of x%; switches off [other measure] at y%]</w:t>
             </w:r>
           </w:p>
         </w:tc>
@@ -4086,6 +4150,114 @@
         </w:tc>
       </w:tr>
     </w:tbl>
+    <w:p>
+      <w:pPr>
+        <w:pStyle w:val="BodyText"/>
+      </w:pPr>
+      <w:r>
+        <w:t xml:space="preserve">How the lines go into the model (Action tab,</w:t>
+      </w:r>
+      <w:r>
+        <w:t xml:space="preserve"> </w:t>
+      </w:r>
+      <w:r>
+        <w:rPr>
+          <w:rStyle w:val="VerbatimChar"/>
+        </w:rPr>
+        <w:t xml:space="preserve">docs/templates/domain/tariff-impact-model-guide.md</w:t>
+      </w:r>
+      <w:r>
+        <w:t xml:space="preserve">):</w:t>
+      </w:r>
+    </w:p>
+    <w:p>
+      <w:pPr>
+        <w:numPr>
+          <w:ilvl w:val="0"/>
+          <w:numId w:val="1004"/>
+        </w:numPr>
+        <w:pStyle w:val="Compact"/>
+      </w:pPr>
+      <w:r>
+        <w:rPr>
+          <w:bCs/>
+          <w:b/>
+        </w:rPr>
+        <w:t xml:space="preserve">One rate for every in-scope item:</w:t>
+      </w:r>
+      <w:r>
+        <w:t xml:space="preserve"> </w:t>
+      </w:r>
+      <w:r>
+        <w:t xml:space="preserve">R1 goes in B15, its base (full or part) in B20.</w:t>
+      </w:r>
+    </w:p>
+    <w:p>
+      <w:pPr>
+        <w:numPr>
+          <w:ilvl w:val="0"/>
+          <w:numId w:val="1004"/>
+        </w:numPr>
+        <w:pStyle w:val="Compact"/>
+      </w:pPr>
+      <w:r>
+        <w:rPr>
+          <w:bCs/>
+          <w:b/>
+        </w:rPr>
+        <w:t xml:space="preserve">More than one rate:</w:t>
+      </w:r>
+      <w:r>
+        <w:t xml:space="preserve"> </w:t>
+      </w:r>
+      <w:r>
+        <w:t xml:space="preserve">the line that covers most items goes in B15. Every other line becomes a rate line, keyed by rate group (the 6.1 heading, entered next to each of its HTS prefixes), origin and USMCA status. A line for excluded goods ("no additional duty") is an exclusion (6.4), not a rate line.</w:t>
+      </w:r>
+    </w:p>
+    <w:p>
+      <w:pPr>
+        <w:numPr>
+          <w:ilvl w:val="0"/>
+          <w:numId w:val="1004"/>
+        </w:numPr>
+        <w:pStyle w:val="Compact"/>
+      </w:pPr>
+      <w:r>
+        <w:rPr>
+          <w:bCs/>
+          <w:b/>
+        </w:rPr>
+        <w:t xml:space="preserve">Which line wins:</w:t>
+      </w:r>
+      <w:r>
+        <w:t xml:space="preserve"> </w:t>
+      </w:r>
+      <w:r>
+        <w:t xml:space="preserve">when two lines could apply to the same item, the model uses the most specific one (origin, then USMCA status, then rate group). If the instrument sets a different order, say so here and give the item-level answer, so the model can carry an extra line.</w:t>
+      </w:r>
+    </w:p>
+    <w:p>
+      <w:pPr>
+        <w:numPr>
+          <w:ilvl w:val="0"/>
+          <w:numId w:val="1004"/>
+        </w:numPr>
+        <w:pStyle w:val="Compact"/>
+      </w:pPr>
+      <w:r>
+        <w:rPr>
+          <w:bCs/>
+          <w:b/>
+        </w:rPr>
+        <w:t xml:space="preserve">Part of the value:</w:t>
+      </w:r>
+      <w:r>
+        <w:t xml:space="preserve"> </w:t>
+      </w:r>
+      <w:r>
+        <w:t xml:space="preserve">write which part and the source of each item's share. Standard Cost enters the shares on Items; the checker traces them. Research states the rule; Standard Cost does the arithmetic.</w:t>
+      </w:r>
+    </w:p>
     <w:bookmarkEnd w:id="51"/>
     <w:bookmarkStart w:id="52" w:name="Xb659de4894f2fbcaccef6b2bcdb5b3fc2fc7190"/>
     <w:p>
@@ -4149,7 +4321,7 @@
         <w:t xml:space="preserve"> </w:t>
       </w:r>
       <w:r>
-        <w:t xml:space="preserve">= ambiguous or sources conflict. Medium items that change scope, rate or date need broker or counsel confirmation before release. A brief with an open Low item can only be released as "provisional", with the Manager's approval and the Low items stated in the summary.</w:t>
+        <w:t xml:space="preserve">= ambiguous or sources conflict. Medium items that change scope, rate or date need broker or counsel confirmation before release, sent through the Senior (How to fill this in, item 3). A brief with an open Low item can only be released as "provisional", with the Manager's approval and the Low items stated in the summary.</w:t>
       </w:r>
     </w:p>
     <w:tbl>
@@ -5018,7 +5190,7 @@
               <w:jc w:val="left"/>
             </w:pPr>
             <w:r>
-              <w:t xml:space="preserve">[Broker, Senior, Purchasing]</w:t>
+              <w:t xml:space="preserve">[Senior, Purchasing; a broker or counsel only through the Senior]</w:t>
             </w:r>
           </w:p>
         </w:tc>
@@ -5574,7 +5746,7 @@
         <w:pStyle w:val="BodyText"/>
       </w:pPr>
       <w:r>
-        <w:t xml:space="preserve">The checker also records name, date, version and findings on the Jira story.</w:t>
+        <w:t xml:space="preserve">When the checker approves with changes, the checker confirms the changes in the released version and records that version here. The checker also records name, date, version and findings on the Jira story.</w:t>
       </w:r>
     </w:p>
     <w:bookmarkEnd w:id="56"/>
@@ -5794,22 +5966,7 @@
         <w:t xml:space="preserve">docs/templates/bsa/08-project-closeout.md</w:t>
       </w:r>
       <w:r>
-        <w:t xml:space="preserve">. The 13 SAMPLE rows in</w:t>
-      </w:r>
-      <w:r>
-        <w:t xml:space="preserve"> </w:t>
-      </w:r>
-      <w:r>
-        <w:rPr>
-          <w:rStyle w:val="VerbatimChar"/>
-        </w:rPr>
-        <w:t xml:space="preserve">dist/Tariff-Impact-Model-Template.xlsx</w:t>
-      </w:r>
-      <w:r>
-        <w:t xml:space="preserve"> </w:t>
-      </w:r>
-      <w:r>
-        <w:t xml:space="preserve">apply the same rules to a small synthetic item set.</w:t>
+        <w:t xml:space="preserve">. The 14 SAMPLE rows in Tariff-Impact-Model-Template.xlsx (in the onboarding folder) apply the same rules to a small synthetic item set. One difference to notice: the brief's aerospace bolt (Q2) is IN because certificates come with only some of its shipments, while the model's SAMPLE-005 is OUT because its supplier certifies every shipment.</w:t>
       </w:r>
     </w:p>
     <w:bookmarkStart w:id="59" w:name="header-and-summary"/>
@@ -6075,7 +6232,7 @@
         <w:pStyle w:val="BodyText"/>
       </w:pPr>
       <w:r>
-        <w:t xml:space="preserve">Summary: (1) A FICTIONAL Section 301 action adds a 25% ad valorem duty on goods of HTS heading 7318 from Country X. (2) Origin Country X only; all of heading 7318 except the Annex II exclusions. (3) Goods entered on or after 12:01 a.m. EST Mon 2027-03-01; no end date; goods already in transit get relief until 2027-04-30 if conditions are met. (4) Adds to the column 1 General rate; no other additional duty applies to these goods (S2). (5) 140 candidate items; 138 in scope after the Senior's review; 1 open question on how to claim the in-transit relief.</w:t>
+        <w:t xml:space="preserve">Summary: (1) A FICTIONAL Section 301 action adds a 25% ad valorem duty on goods of HTS heading 7318 from Country X. (2) Origin Country X only; all of heading 7318 except the Annex II exclusions. (3) Goods entered on or after 12:01 a.m. EST Mon 2027-03-01; no end date; goods already in transit get relief until 2027-04-30 if conditions are met. (4) Adds to the column 1 General rate. It switches off the FICTIONAL 9903.YY.01 duty (an earlier 10% on listed goods of Country X) on the goods it covers (S1 clause 4); 3 of our in-scope items pay 9903.YY.01 today (Q5). (5) 140 candidate items; 138 in scope after the Senior's review; 1 open question on how to claim the in-transit relief.</w:t>
       </w:r>
     </w:p>
     <w:bookmarkEnd w:id="59"/>
@@ -6520,7 +6677,7 @@
               <w:jc w:val="left"/>
             </w:pPr>
             <w:r>
-              <w:t xml:space="preserve">Email from [COMPANY: US broker] confirming Q2 and Q3</w:t>
+              <w:t xml:space="preserve">Email from [COMPANY: US broker] confirming Q2 and Q3 (Hire A's question, sent with the Senior copied)</w:t>
             </w:r>
           </w:p>
         </w:tc>
@@ -6837,6 +6994,44 @@
             </w:pPr>
             <w:r>
               <w:t xml:space="preserve">None</w:t>
+            </w:r>
+          </w:p>
+        </w:tc>
+        <w:tc>
+          <w:tcPr/>
+          <w:p>
+            <w:pPr>
+              <w:pStyle w:val="Compact"/>
+              <w:jc w:val="left"/>
+            </w:pPr>
+            <w:r>
+              <w:t xml:space="preserve">S1</w:t>
+            </w:r>
+          </w:p>
+        </w:tc>
+      </w:tr>
+      <w:tr>
+        <w:tc>
+          <w:tcPr/>
+          <w:p>
+            <w:pPr>
+              <w:pStyle w:val="Compact"/>
+              <w:jc w:val="left"/>
+            </w:pPr>
+            <w:r>
+              <w:t xml:space="preserve">Exclusion or inclusion request process</w:t>
+            </w:r>
+          </w:p>
+        </w:tc>
+        <w:tc>
+          <w:tcPr/>
+          <w:p>
+            <w:pPr>
+              <w:pStyle w:val="Compact"/>
+              <w:jc w:val="left"/>
+            </w:pPr>
+            <w:r>
+              <w:t xml:space="preserve">None in the notice</w:t>
             </w:r>
           </w:p>
         </w:tc>
@@ -7616,19 +7811,19 @@
               <w:jc w:val="left"/>
             </w:pPr>
             <w:r>
-              <w:t xml:space="preserve">Adds to the column 1 General rate. S2: no other additional duty currently applies to these goods. Report 9903.XX.01 before the Chapter 73 number</w:t>
-            </w:r>
-          </w:p>
-        </w:tc>
-        <w:tc>
-          <w:tcPr/>
-          <w:p>
-            <w:pPr>
-              <w:pStyle w:val="Compact"/>
-              <w:jc w:val="left"/>
-            </w:pPr>
-            <w:r>
-              <w:t xml:space="preserve">S2</w:t>
+              <w:t xml:space="preserve">Adds to the column 1 General rate. S1 clause 4: goods that pay 9903.XX.01 no longer pay the FICTIONAL 9903.YY.01 (10%). 3 of our items pay 9903.YY.01 today (Q5): they go on the Action tab as determinations with 10% displaced. S2: apart from 9903.YY.01, no other additional duty applies to these goods. Report 9903.XX.01 before the Chapter 73 number</w:t>
+            </w:r>
+          </w:p>
+        </w:tc>
+        <w:tc>
+          <w:tcPr/>
+          <w:p>
+            <w:pPr>
+              <w:pStyle w:val="Compact"/>
+              <w:jc w:val="left"/>
+            </w:pPr>
+            <w:r>
+              <w:t xml:space="preserve">S1, S2</w:t>
             </w:r>
           </w:p>
         </w:tc>
@@ -7857,19 +8052,19 @@
               <w:jc w:val="left"/>
             </w:pPr>
             <w:r>
-              <w:t xml:space="preserve">Customs value of the Chapter 73 good</w:t>
-            </w:r>
-          </w:p>
-        </w:tc>
-        <w:tc>
-          <w:tcPr/>
-          <w:p>
-            <w:pPr>
-              <w:pStyle w:val="Compact"/>
-              <w:jc w:val="left"/>
-            </w:pPr>
-            <w:r>
-              <w:t xml:space="preserve">Adds to the column 1 General rate</w:t>
+              <w:t xml:space="preserve">Customs value of the Chapter 73 good (full value)</w:t>
+            </w:r>
+          </w:p>
+        </w:tc>
+        <w:tc>
+          <w:tcPr/>
+          <w:p>
+            <w:pPr>
+              <w:pStyle w:val="Compact"/>
+              <w:jc w:val="left"/>
+            </w:pPr>
+            <w:r>
+              <w:t xml:space="preserve">Adds to the column 1 General rate; switches off 9903.YY.01 (10%) on covered goods</w:t>
             </w:r>
           </w:p>
         </w:tc>
@@ -8359,6 +8554,80 @@
           </w:p>
         </w:tc>
       </w:tr>
+      <w:tr>
+        <w:tc>
+          <w:tcPr/>
+          <w:p>
+            <w:pPr>
+              <w:pStyle w:val="Compact"/>
+              <w:jc w:val="left"/>
+            </w:pPr>
+            <w:r>
+              <w:t xml:space="preserve">Q5</w:t>
+            </w:r>
+          </w:p>
+        </w:tc>
+        <w:tc>
+          <w:tcPr/>
+          <w:p>
+            <w:pPr>
+              <w:pStyle w:val="Compact"/>
+              <w:jc w:val="left"/>
+            </w:pPr>
+            <w:r>
+              <w:t xml:space="preserve">Which of our items pay 9903.YY.01 today, and does clause 4 remove it from all of them?</w:t>
+            </w:r>
+          </w:p>
+        </w:tc>
+        <w:tc>
+          <w:tcPr/>
+          <w:p>
+            <w:pPr>
+              <w:pStyle w:val="Compact"/>
+              <w:jc w:val="left"/>
+            </w:pPr>
+            <w:r>
+              <w:t xml:space="preserve">3 items, found from the last 12 months of entry lines and the 9903.YY.01 list. Clause 4 removes it from any good that pays 9903.XX.01, so all 3 drop it</w:t>
+            </w:r>
+          </w:p>
+        </w:tc>
+        <w:tc>
+          <w:tcPr/>
+          <w:p>
+            <w:pPr>
+              <w:pStyle w:val="Compact"/>
+              <w:jc w:val="left"/>
+            </w:pPr>
+            <w:r>
+              <w:t xml:space="preserve">High</w:t>
+            </w:r>
+          </w:p>
+        </w:tc>
+        <w:tc>
+          <w:tcPr/>
+          <w:p>
+            <w:pPr>
+              <w:pStyle w:val="Compact"/>
+              <w:jc w:val="left"/>
+            </w:pPr>
+            <w:r>
+              <w:t xml:space="preserve">Not needed</w:t>
+            </w:r>
+          </w:p>
+        </w:tc>
+        <w:tc>
+          <w:tcPr/>
+          <w:p>
+            <w:pPr>
+              <w:pStyle w:val="Compact"/>
+              <w:jc w:val="left"/>
+            </w:pPr>
+            <w:r>
+              <w:t xml:space="preserve">S1</w:t>
+            </w:r>
+          </w:p>
+        </w:tc>
+      </w:tr>
     </w:tbl>
     <w:bookmarkEnd w:id="64"/>
     <w:bookmarkStart w:id="65" w:name="affected-items-and-open-questions"/>
@@ -8561,7 +8830,7 @@
               <w:jc w:val="left"/>
             </w:pPr>
             <w:r>
-              <w:t xml:space="preserve">Action tab of TIM_TA-US-FIC-01_US_v1.0; item list with determinations in [COMPANY: briefs folder]</w:t>
+              <w:t xml:space="preserve">Action tab of TIM_TA-US-FIC-01_US_v1.0; item list with determinations (including the 3 items with 9903.YY.01 displaced) in [COMPANY: briefs folder]</w:t>
             </w:r>
           </w:p>
         </w:tc>
@@ -8951,7 +9220,7 @@
               <w:jc w:val="left"/>
             </w:pPr>
             <w:r>
-              <w:t xml:space="preserve">Approved with changes: stacking wording now quotes S2 instead of paraphrasing it. Closed in v1.0</w:t>
+              <w:t xml:space="preserve">Approved with changes: stacking wording now quotes S1 and S2 instead of paraphrasing them. Closed in v1.0; Senior confirmed v1.0 at 11:20</w:t>
             </w:r>
           </w:p>
         </w:tc>
@@ -9034,154 +9303,12 @@
       <w:pPr>
         <w:numPr>
           <w:ilvl w:val="0"/>
-          <w:numId w:val="1004"/>
+          <w:numId w:val="1005"/>
         </w:numPr>
         <w:pStyle w:val="Compact"/>
       </w:pPr>
       <w:r>
         <w:t xml:space="preserve">☐ Every fact has a source ID, and every source is primary (or an identified broker or counsel confirmation).</w:t>
-      </w:r>
-    </w:p>
-    <w:p>
-      <w:pPr>
-        <w:numPr>
-          <w:ilvl w:val="0"/>
-          <w:numId w:val="1004"/>
-        </w:numPr>
-        <w:pStyle w:val="Compact"/>
-      </w:pPr>
-      <w:r>
-        <w:t xml:space="preserve">☐ Timing, scope, exclusion and stacking wording is quoted, not paraphrased.</w:t>
-      </w:r>
-    </w:p>
-    <w:p>
-      <w:pPr>
-        <w:numPr>
-          <w:ilvl w:val="0"/>
-          <w:numId w:val="1004"/>
-        </w:numPr>
-        <w:pStyle w:val="Compact"/>
-      </w:pPr>
-      <w:r>
-        <w:t xml:space="preserve">☐ Effective date, time, time zone and basis are stated; the in-transit provision is stated or "none".</w:t>
-      </w:r>
-    </w:p>
-    <w:p>
-      <w:pPr>
-        <w:numPr>
-          <w:ilvl w:val="0"/>
-          <w:numId w:val="1004"/>
-        </w:numPr>
-        <w:pStyle w:val="Compact"/>
-      </w:pPr>
-      <w:r>
-        <w:t xml:space="preserve">☐ The HTS list came from the source as text and was not retyped; its digit level is stated.</w:t>
-      </w:r>
-    </w:p>
-    <w:p>
-      <w:pPr>
-        <w:numPr>
-          <w:ilvl w:val="0"/>
-          <w:numId w:val="1004"/>
-        </w:numPr>
-        <w:pStyle w:val="Compact"/>
-      </w:pPr>
-      <w:r>
-        <w:t xml:space="preserve">☐ Origin rule stated; origins checked against our classification master, not supplier addresses.</w:t>
-      </w:r>
-    </w:p>
-    <w:p>
-      <w:pPr>
-        <w:numPr>
-          <w:ilvl w:val="0"/>
-          <w:numId w:val="1004"/>
-        </w:numPr>
-        <w:pStyle w:val="Compact"/>
-      </w:pPr>
-      <w:r>
-        <w:t xml:space="preserve">☐ Each exclusion says how we find affected items and what evidence the entry needs.</w:t>
-      </w:r>
-    </w:p>
-    <w:p>
-      <w:pPr>
-        <w:numPr>
-          <w:ilvl w:val="0"/>
-          <w:numId w:val="1004"/>
-        </w:numPr>
-        <w:pStyle w:val="Compact"/>
-      </w:pPr>
-      <w:r>
-        <w:t xml:space="preserve">☐ USMCA, stacking, de minimis and drawback each have an answer or "not applicable", with a source.</w:t>
-      </w:r>
-    </w:p>
-    <w:p>
-      <w:pPr>
-        <w:numPr>
-          <w:ilvl w:val="0"/>
-          <w:numId w:val="1004"/>
-        </w:numPr>
-        <w:pStyle w:val="Compact"/>
-      </w:pPr>
-      <w:r>
-        <w:t xml:space="preserve">☐ Every Medium or Low interpretation that changes scope, rate or date is confirmed or listed as an open question.</w:t>
-      </w:r>
-    </w:p>
-    <w:p>
-      <w:pPr>
-        <w:numPr>
-          <w:ilvl w:val="0"/>
-          <w:numId w:val="1004"/>
-        </w:numPr>
-        <w:pStyle w:val="Compact"/>
-      </w:pPr>
-      <w:r>
-        <w:t xml:space="preserve">☐ Item counts add up (candidates = in scope + out + borderline), and the query is saved.</w:t>
-      </w:r>
-    </w:p>
-    <w:p>
-      <w:pPr>
-        <w:numPr>
-          <w:ilvl w:val="0"/>
-          <w:numId w:val="1004"/>
-        </w:numPr>
-        <w:pStyle w:val="Compact"/>
-      </w:pPr>
-      <w:r>
-        <w:t xml:space="preserve">☐ No $ figures anywhere in the brief.</w:t>
-      </w:r>
-    </w:p>
-    <w:p>
-      <w:pPr>
-        <w:numPr>
-          <w:ilvl w:val="0"/>
-          <w:numId w:val="1004"/>
-        </w:numPr>
-        <w:pStyle w:val="Compact"/>
-      </w:pPr>
-      <w:r>
-        <w:t xml:space="preserve">☐ The Action tab of the model matches this version, line for line.</w:t>
-      </w:r>
-    </w:p>
-    <w:p>
-      <w:pPr>
-        <w:numPr>
-          <w:ilvl w:val="0"/>
-          <w:numId w:val="1004"/>
-        </w:numPr>
-        <w:pStyle w:val="Compact"/>
-      </w:pPr>
-      <w:r>
-        <w:t xml:space="preserve">☐ Version and change log updated; Jira story linked.</w:t>
-      </w:r>
-    </w:p>
-    <w:bookmarkEnd w:id="68"/>
-    <w:bookmarkStart w:id="69" w:name="checker-checklist-senior-or-manager"/>
-    <w:p>
-      <w:pPr>
-        <w:pStyle w:val="Heading2"/>
-      </w:pPr>
-      <w:r>
-        <w:t xml:space="preserve">Checker checklist (Senior or Manager)</w:t>
       </w:r>
     </w:p>
     <w:p>
@@ -9193,7 +9320,7 @@
         <w:pStyle w:val="Compact"/>
       </w:pPr>
       <w:r>
-        <w:t xml:space="preserve">☐ Open each source and compare the brief to it line by line: HTS list, origins, rate, effective date and time, exclusions, in-transit terms.</w:t>
+        <w:t xml:space="preserve">☐ Timing, scope, exclusion and stacking wording is quoted, not paraphrased.</w:t>
       </w:r>
     </w:p>
     <w:p>
@@ -9205,7 +9332,7 @@
         <w:pStyle w:val="Compact"/>
       </w:pPr>
       <w:r>
-        <w:t xml:space="preserve">☐ Re-run the candidate count, or check the saved query's logic and filters.</w:t>
+        <w:t xml:space="preserve">☐ Effective date, time, time zone and basis are stated; the in-transit provision is stated or "none".</w:t>
       </w:r>
     </w:p>
     <w:p>
@@ -9217,7 +9344,7 @@
         <w:pStyle w:val="Compact"/>
       </w:pPr>
       <w:r>
-        <w:t xml:space="preserve">☐ Challenge every High rating once: "Where does the text say that?"</w:t>
+        <w:t xml:space="preserve">☐ The HTS list came from the source as text and was not retyped; its digit level is stated.</w:t>
       </w:r>
     </w:p>
     <w:p>
@@ -9229,7 +9356,7 @@
         <w:pStyle w:val="Compact"/>
       </w:pPr>
       <w:r>
-        <w:t xml:space="preserve">☐ Confirm the stacking result for at least 3 items that carry other duties.</w:t>
+        <w:t xml:space="preserve">☐ Origin rule stated; origins checked against our classification master, not supplier addresses.</w:t>
       </w:r>
     </w:p>
     <w:p>
@@ -9241,7 +9368,7 @@
         <w:pStyle w:val="Compact"/>
       </w:pPr>
       <w:r>
-        <w:t xml:space="preserve">☐ Check the boundary: no $; nothing on cost or pricing decisions.</w:t>
+        <w:t xml:space="preserve">☐ Each exclusion says how we find affected items and what evidence the entry needs.</w:t>
       </w:r>
     </w:p>
     <w:p>
@@ -9249,6 +9376,160 @@
         <w:numPr>
           <w:ilvl w:val="0"/>
           <w:numId w:val="1005"/>
+        </w:numPr>
+        <w:pStyle w:val="Compact"/>
+      </w:pPr>
+      <w:r>
+        <w:t xml:space="preserve">☐ USMCA, stacking, de minimis and drawback each have an answer or "not applicable", with a source.</w:t>
+      </w:r>
+    </w:p>
+    <w:p>
+      <w:pPr>
+        <w:numPr>
+          <w:ilvl w:val="0"/>
+          <w:numId w:val="1005"/>
+        </w:numPr>
+        <w:pStyle w:val="Compact"/>
+      </w:pPr>
+      <w:r>
+        <w:t xml:space="preserve">☐ Each Part 7 line says which goods it applies to and its base (full value or a named part); every duty the action switches off is listed by item.</w:t>
+      </w:r>
+    </w:p>
+    <w:p>
+      <w:pPr>
+        <w:numPr>
+          <w:ilvl w:val="0"/>
+          <w:numId w:val="1005"/>
+        </w:numPr>
+        <w:pStyle w:val="Compact"/>
+      </w:pPr>
+      <w:r>
+        <w:t xml:space="preserve">☐ Every Medium or Low interpretation that changes scope, rate or date is confirmed or listed as an open question; broker and counsel questions went through the Senior.</w:t>
+      </w:r>
+    </w:p>
+    <w:p>
+      <w:pPr>
+        <w:numPr>
+          <w:ilvl w:val="0"/>
+          <w:numId w:val="1005"/>
+        </w:numPr>
+        <w:pStyle w:val="Compact"/>
+      </w:pPr>
+      <w:r>
+        <w:t xml:space="preserve">☐ Item counts add up (candidates = in scope + out + borderline), and the query is saved.</w:t>
+      </w:r>
+    </w:p>
+    <w:p>
+      <w:pPr>
+        <w:numPr>
+          <w:ilvl w:val="0"/>
+          <w:numId w:val="1005"/>
+        </w:numPr>
+        <w:pStyle w:val="Compact"/>
+      </w:pPr>
+      <w:r>
+        <w:t xml:space="preserve">☐ No $ figures anywhere in the brief.</w:t>
+      </w:r>
+    </w:p>
+    <w:p>
+      <w:pPr>
+        <w:numPr>
+          <w:ilvl w:val="0"/>
+          <w:numId w:val="1005"/>
+        </w:numPr>
+        <w:pStyle w:val="Compact"/>
+      </w:pPr>
+      <w:r>
+        <w:t xml:space="preserve">☐ The Action tab of the model matches this version, line for line.</w:t>
+      </w:r>
+    </w:p>
+    <w:p>
+      <w:pPr>
+        <w:numPr>
+          <w:ilvl w:val="0"/>
+          <w:numId w:val="1005"/>
+        </w:numPr>
+        <w:pStyle w:val="Compact"/>
+      </w:pPr>
+      <w:r>
+        <w:t xml:space="preserve">☐ Version and change log updated; Jira story linked.</w:t>
+      </w:r>
+    </w:p>
+    <w:bookmarkEnd w:id="68"/>
+    <w:bookmarkStart w:id="69" w:name="checker-checklist-senior-or-manager"/>
+    <w:p>
+      <w:pPr>
+        <w:pStyle w:val="Heading2"/>
+      </w:pPr>
+      <w:r>
+        <w:t xml:space="preserve">Checker checklist (Senior or Manager)</w:t>
+      </w:r>
+    </w:p>
+    <w:p>
+      <w:pPr>
+        <w:numPr>
+          <w:ilvl w:val="0"/>
+          <w:numId w:val="1006"/>
+        </w:numPr>
+        <w:pStyle w:val="Compact"/>
+      </w:pPr>
+      <w:r>
+        <w:t xml:space="preserve">☐ Open each source and compare the brief to it line by line: HTS list, origins, rate, effective date and time, exclusions, in-transit terms.</w:t>
+      </w:r>
+    </w:p>
+    <w:p>
+      <w:pPr>
+        <w:numPr>
+          <w:ilvl w:val="0"/>
+          <w:numId w:val="1006"/>
+        </w:numPr>
+        <w:pStyle w:val="Compact"/>
+      </w:pPr>
+      <w:r>
+        <w:t xml:space="preserve">☐ Re-run the candidate count, or check the saved query's logic and filters.</w:t>
+      </w:r>
+    </w:p>
+    <w:p>
+      <w:pPr>
+        <w:numPr>
+          <w:ilvl w:val="0"/>
+          <w:numId w:val="1006"/>
+        </w:numPr>
+        <w:pStyle w:val="Compact"/>
+      </w:pPr>
+      <w:r>
+        <w:t xml:space="preserve">☐ Challenge every High rating once: "Where does the text say that?"</w:t>
+      </w:r>
+    </w:p>
+    <w:p>
+      <w:pPr>
+        <w:numPr>
+          <w:ilvl w:val="0"/>
+          <w:numId w:val="1006"/>
+        </w:numPr>
+        <w:pStyle w:val="Compact"/>
+      </w:pPr>
+      <w:r>
+        <w:t xml:space="preserve">☐ Confirm the stacking result for at least 3 items that carry other duties.</w:t>
+      </w:r>
+    </w:p>
+    <w:p>
+      <w:pPr>
+        <w:numPr>
+          <w:ilvl w:val="0"/>
+          <w:numId w:val="1006"/>
+        </w:numPr>
+        <w:pStyle w:val="Compact"/>
+      </w:pPr>
+      <w:r>
+        <w:t xml:space="preserve">☐ Check the boundary: no $; nothing on cost or pricing decisions.</w:t>
+      </w:r>
+    </w:p>
+    <w:p>
+      <w:pPr>
+        <w:numPr>
+          <w:ilvl w:val="0"/>
+          <w:numId w:val="1006"/>
         </w:numPr>
         <w:pStyle w:val="Compact"/>
       </w:pPr>
@@ -9595,6 +9876,9 @@
     <w:abstractNumId w:val="991"/>
   </w:num>
   <w:num w:numId="1005">
+    <w:abstractNumId w:val="991"/>
+  </w:num>
+  <w:num w:numId="1006">
     <w:abstractNumId w:val="991"/>
   </w:num>
 </w:numbering>

--- a/dist/docs/templates/domain/tariff-impact-brief.docx
+++ b/dist/docs/templates/domain/tariff-impact-brief.docx
@@ -395,7 +395,19 @@
         <w:pStyle w:val="Compact"/>
       </w:pPr>
       <w:r>
-        <w:t xml:space="preserve">Get the HTS list as text (download the annex or copy from the HTSUS Chapter 99 page). Never retype a list of HTS numbers by hand.</w:t>
+        <w:t xml:space="preserve">Get the HTS list as text (download the annex or copy from the HTSUS Chapter 99 page). Never retype a list of HTS numbers by hand. Remove footnote markers (such as</w:t>
+      </w:r>
+      <w:r>
+        <w:t xml:space="preserve"> </w:t>
+      </w:r>
+      <w:r>
+        <w:rPr>
+          <w:rStyle w:val="VerbatimChar"/>
+        </w:rPr>
+        <w:t xml:space="preserve">1/</w:t>
+      </w:r>
+      <w:r>
+        <w:t xml:space="preserve">, or a footnote number copied as a plain digit) before the list goes into the model: the model's Action column F flags any prefix that is not plain digits or not 2, 4, 6, 8 or 10 digits long.</w:t>
       </w:r>
     </w:p>
     <w:p>
@@ -471,22 +483,25 @@
     <w:tbl>
       <w:tblPr>
         <w:tblStyle w:val="Table"/>
-        <w:tblW w:type="auto" w:w="0"/>
+        <w:tblW w:type="dxa" w:w="9360"/>
         <w:tblLook w:firstRow="1" w:lastRow="0" w:firstColumn="0" w:lastColumn="0" w:noHBand="0" w:noVBand="0" w:val="0020"/>
         <w:jc w:val="start"/>
+        <w:tblLayout w:type="fixed"/>
       </w:tblPr>
       <w:tblGrid>
-        <w:gridCol w:w="1980"/>
-        <w:gridCol w:w="1980"/>
-        <w:gridCol w:w="1980"/>
-        <w:gridCol w:w="1980"/>
+        <w:gridCol w:w="870"/>
+        <w:gridCol w:w="2768"/>
+        <w:gridCol w:w="1970"/>
+        <w:gridCol w:w="3750"/>
       </w:tblGrid>
       <w:tr>
         <w:trPr>
           <w:tblHeader w:val="true"/>
         </w:trPr>
         <w:tc>
-          <w:tcPr/>
+          <w:tcPr>
+            <w:tcW w:w="870" w:type="dxa"/>
+          </w:tcPr>
           <w:p>
             <w:pPr>
               <w:pStyle w:val="Compact"/>
@@ -498,7 +513,9 @@
           </w:p>
         </w:tc>
         <w:tc>
-          <w:tcPr/>
+          <w:tcPr>
+            <w:tcW w:w="2768" w:type="dxa"/>
+          </w:tcPr>
           <w:p>
             <w:pPr>
               <w:pStyle w:val="Compact"/>
@@ -510,7 +527,9 @@
           </w:p>
         </w:tc>
         <w:tc>
-          <w:tcPr/>
+          <w:tcPr>
+            <w:tcW w:w="1970" w:type="dxa"/>
+          </w:tcPr>
           <w:p>
             <w:pPr>
               <w:pStyle w:val="Compact"/>
@@ -522,7 +541,9 @@
           </w:p>
         </w:tc>
         <w:tc>
-          <w:tcPr/>
+          <w:tcPr>
+            <w:tcW w:w="3750" w:type="dxa"/>
+          </w:tcPr>
           <w:p>
             <w:pPr>
               <w:pStyle w:val="Compact"/>
@@ -536,7 +557,9 @@
       </w:tr>
       <w:tr>
         <w:tc>
-          <w:tcPr/>
+          <w:tcPr>
+            <w:tcW w:w="870" w:type="dxa"/>
+          </w:tcPr>
           <w:p>
             <w:pPr>
               <w:pStyle w:val="Compact"/>
@@ -548,7 +571,9 @@
           </w:p>
         </w:tc>
         <w:tc>
-          <w:tcPr/>
+          <w:tcPr>
+            <w:tcW w:w="2768" w:type="dxa"/>
+          </w:tcPr>
           <w:p>
             <w:pPr>
               <w:pStyle w:val="Compact"/>
@@ -560,7 +585,9 @@
           </w:p>
         </w:tc>
         <w:tc>
-          <w:tcPr/>
+          <w:tcPr>
+            <w:tcW w:w="1970" w:type="dxa"/>
+          </w:tcPr>
           <w:p>
             <w:pPr>
               <w:pStyle w:val="Compact"/>
@@ -572,7 +599,9 @@
           </w:p>
         </w:tc>
         <w:tc>
-          <w:tcPr/>
+          <w:tcPr>
+            <w:tcW w:w="3750" w:type="dxa"/>
+          </w:tcPr>
           <w:p>
             <w:pPr>
               <w:pStyle w:val="Compact"/>
@@ -586,7 +615,9 @@
       </w:tr>
       <w:tr>
         <w:tc>
-          <w:tcPr/>
+          <w:tcPr>
+            <w:tcW w:w="870" w:type="dxa"/>
+          </w:tcPr>
           <w:p>
             <w:pPr>
               <w:pStyle w:val="Compact"/>
@@ -598,7 +629,9 @@
           </w:p>
         </w:tc>
         <w:tc>
-          <w:tcPr/>
+          <w:tcPr>
+            <w:tcW w:w="2768" w:type="dxa"/>
+          </w:tcPr>
           <w:p>
             <w:pPr>
               <w:pStyle w:val="Compact"/>
@@ -610,7 +643,9 @@
           </w:p>
         </w:tc>
         <w:tc>
-          <w:tcPr/>
+          <w:tcPr>
+            <w:tcW w:w="1970" w:type="dxa"/>
+          </w:tcPr>
           <w:p>
             <w:pPr>
               <w:pStyle w:val="Compact"/>
@@ -622,7 +657,9 @@
           </w:p>
         </w:tc>
         <w:tc>
-          <w:tcPr/>
+          <w:tcPr>
+            <w:tcW w:w="3750" w:type="dxa"/>
+          </w:tcPr>
           <w:p>
             <w:pPr>
               <w:pStyle w:val="Compact"/>
@@ -636,7 +673,9 @@
       </w:tr>
       <w:tr>
         <w:tc>
-          <w:tcPr/>
+          <w:tcPr>
+            <w:tcW w:w="870" w:type="dxa"/>
+          </w:tcPr>
           <w:p>
             <w:pPr>
               <w:pStyle w:val="Compact"/>
@@ -648,7 +687,9 @@
           </w:p>
         </w:tc>
         <w:tc>
-          <w:tcPr/>
+          <w:tcPr>
+            <w:tcW w:w="2768" w:type="dxa"/>
+          </w:tcPr>
           <w:p>
             <w:pPr>
               <w:pStyle w:val="Compact"/>
@@ -660,7 +701,9 @@
           </w:p>
         </w:tc>
         <w:tc>
-          <w:tcPr/>
+          <w:tcPr>
+            <w:tcW w:w="1970" w:type="dxa"/>
+          </w:tcPr>
           <w:p>
             <w:pPr>
               <w:pStyle w:val="Compact"/>
@@ -672,7 +715,9 @@
           </w:p>
         </w:tc>
         <w:tc>
-          <w:tcPr/>
+          <w:tcPr>
+            <w:tcW w:w="3750" w:type="dxa"/>
+          </w:tcPr>
           <w:p>
             <w:pPr>
               <w:pStyle w:val="Compact"/>
@@ -686,7 +731,9 @@
       </w:tr>
       <w:tr>
         <w:tc>
-          <w:tcPr/>
+          <w:tcPr>
+            <w:tcW w:w="870" w:type="dxa"/>
+          </w:tcPr>
           <w:p>
             <w:pPr>
               <w:pStyle w:val="Compact"/>
@@ -698,7 +745,9 @@
           </w:p>
         </w:tc>
         <w:tc>
-          <w:tcPr/>
+          <w:tcPr>
+            <w:tcW w:w="2768" w:type="dxa"/>
+          </w:tcPr>
           <w:p>
             <w:pPr>
               <w:pStyle w:val="Compact"/>
@@ -710,7 +759,9 @@
           </w:p>
         </w:tc>
         <w:tc>
-          <w:tcPr/>
+          <w:tcPr>
+            <w:tcW w:w="1970" w:type="dxa"/>
+          </w:tcPr>
           <w:p>
             <w:pPr>
               <w:pStyle w:val="Compact"/>
@@ -722,7 +773,9 @@
           </w:p>
         </w:tc>
         <w:tc>
-          <w:tcPr/>
+          <w:tcPr>
+            <w:tcW w:w="3750" w:type="dxa"/>
+          </w:tcPr>
           <w:p>
             <w:pPr>
               <w:pStyle w:val="Compact"/>
@@ -736,7 +789,9 @@
       </w:tr>
       <w:tr>
         <w:tc>
-          <w:tcPr/>
+          <w:tcPr>
+            <w:tcW w:w="870" w:type="dxa"/>
+          </w:tcPr>
           <w:p>
             <w:pPr>
               <w:pStyle w:val="Compact"/>
@@ -748,7 +803,9 @@
           </w:p>
         </w:tc>
         <w:tc>
-          <w:tcPr/>
+          <w:tcPr>
+            <w:tcW w:w="2768" w:type="dxa"/>
+          </w:tcPr>
           <w:p>
             <w:pPr>
               <w:pStyle w:val="Compact"/>
@@ -760,7 +817,9 @@
           </w:p>
         </w:tc>
         <w:tc>
-          <w:tcPr/>
+          <w:tcPr>
+            <w:tcW w:w="1970" w:type="dxa"/>
+          </w:tcPr>
           <w:p>
             <w:pPr>
               <w:pStyle w:val="Compact"/>
@@ -772,7 +831,9 @@
           </w:p>
         </w:tc>
         <w:tc>
-          <w:tcPr/>
+          <w:tcPr>
+            <w:tcW w:w="3750" w:type="dxa"/>
+          </w:tcPr>
           <w:p>
             <w:pPr>
               <w:pStyle w:val="Compact"/>
@@ -786,7 +847,9 @@
       </w:tr>
       <w:tr>
         <w:tc>
-          <w:tcPr/>
+          <w:tcPr>
+            <w:tcW w:w="870" w:type="dxa"/>
+          </w:tcPr>
           <w:p>
             <w:pPr>
               <w:pStyle w:val="Compact"/>
@@ -798,7 +861,9 @@
           </w:p>
         </w:tc>
         <w:tc>
-          <w:tcPr/>
+          <w:tcPr>
+            <w:tcW w:w="2768" w:type="dxa"/>
+          </w:tcPr>
           <w:p>
             <w:pPr>
               <w:pStyle w:val="Compact"/>
@@ -810,7 +875,9 @@
           </w:p>
         </w:tc>
         <w:tc>
-          <w:tcPr/>
+          <w:tcPr>
+            <w:tcW w:w="1970" w:type="dxa"/>
+          </w:tcPr>
           <w:p>
             <w:pPr>
               <w:pStyle w:val="Compact"/>
@@ -822,7 +889,9 @@
           </w:p>
         </w:tc>
         <w:tc>
-          <w:tcPr/>
+          <w:tcPr>
+            <w:tcW w:w="3750" w:type="dxa"/>
+          </w:tcPr>
           <w:p>
             <w:pPr>
               <w:pStyle w:val="Compact"/>
@@ -845,7 +914,9 @@
       </w:tr>
       <w:tr>
         <w:tc>
-          <w:tcPr/>
+          <w:tcPr>
+            <w:tcW w:w="870" w:type="dxa"/>
+          </w:tcPr>
           <w:p>
             <w:pPr>
               <w:pStyle w:val="Compact"/>
@@ -857,7 +928,9 @@
           </w:p>
         </w:tc>
         <w:tc>
-          <w:tcPr/>
+          <w:tcPr>
+            <w:tcW w:w="2768" w:type="dxa"/>
+          </w:tcPr>
           <w:p>
             <w:pPr>
               <w:pStyle w:val="Compact"/>
@@ -869,7 +942,9 @@
           </w:p>
         </w:tc>
         <w:tc>
-          <w:tcPr/>
+          <w:tcPr>
+            <w:tcW w:w="1970" w:type="dxa"/>
+          </w:tcPr>
           <w:p>
             <w:pPr>
               <w:pStyle w:val="Compact"/>
@@ -881,7 +956,9 @@
           </w:p>
         </w:tc>
         <w:tc>
-          <w:tcPr/>
+          <w:tcPr>
+            <w:tcW w:w="3750" w:type="dxa"/>
+          </w:tcPr>
           <w:p>
             <w:pPr>
               <w:pStyle w:val="Compact"/>
@@ -895,7 +972,9 @@
       </w:tr>
       <w:tr>
         <w:tc>
-          <w:tcPr/>
+          <w:tcPr>
+            <w:tcW w:w="870" w:type="dxa"/>
+          </w:tcPr>
           <w:p>
             <w:pPr>
               <w:pStyle w:val="Compact"/>
@@ -907,7 +986,9 @@
           </w:p>
         </w:tc>
         <w:tc>
-          <w:tcPr/>
+          <w:tcPr>
+            <w:tcW w:w="2768" w:type="dxa"/>
+          </w:tcPr>
           <w:p>
             <w:pPr>
               <w:pStyle w:val="Compact"/>
@@ -919,7 +1000,9 @@
           </w:p>
         </w:tc>
         <w:tc>
-          <w:tcPr/>
+          <w:tcPr>
+            <w:tcW w:w="1970" w:type="dxa"/>
+          </w:tcPr>
           <w:p>
             <w:pPr>
               <w:pStyle w:val="Compact"/>
@@ -931,7 +1014,9 @@
           </w:p>
         </w:tc>
         <w:tc>
-          <w:tcPr/>
+          <w:tcPr>
+            <w:tcW w:w="3750" w:type="dxa"/>
+          </w:tcPr>
           <w:p>
             <w:pPr>
               <w:pStyle w:val="Compact"/>
@@ -945,7 +1030,9 @@
       </w:tr>
       <w:tr>
         <w:tc>
-          <w:tcPr/>
+          <w:tcPr>
+            <w:tcW w:w="870" w:type="dxa"/>
+          </w:tcPr>
           <w:p>
             <w:pPr>
               <w:pStyle w:val="Compact"/>
@@ -957,7 +1044,9 @@
           </w:p>
         </w:tc>
         <w:tc>
-          <w:tcPr/>
+          <w:tcPr>
+            <w:tcW w:w="2768" w:type="dxa"/>
+          </w:tcPr>
           <w:p>
             <w:pPr>
               <w:pStyle w:val="Compact"/>
@@ -969,7 +1058,9 @@
           </w:p>
         </w:tc>
         <w:tc>
-          <w:tcPr/>
+          <w:tcPr>
+            <w:tcW w:w="1970" w:type="dxa"/>
+          </w:tcPr>
           <w:p>
             <w:pPr>
               <w:pStyle w:val="Compact"/>
@@ -981,7 +1072,9 @@
           </w:p>
         </w:tc>
         <w:tc>
-          <w:tcPr/>
+          <w:tcPr>
+            <w:tcW w:w="3750" w:type="dxa"/>
+          </w:tcPr>
           <w:p>
             <w:pPr>
               <w:pStyle w:val="Compact"/>
@@ -1006,21 +1099,24 @@
     <w:tbl>
       <w:tblPr>
         <w:tblStyle w:val="Table"/>
-        <w:tblW w:type="auto" w:w="0"/>
+        <w:tblW w:type="dxa" w:w="9360"/>
         <w:tblLook w:firstRow="1" w:lastRow="0" w:firstColumn="0" w:lastColumn="0" w:noHBand="0" w:noVBand="0" w:val="0020"/>
         <w:jc w:val="start"/>
+        <w:tblLayout w:type="fixed"/>
       </w:tblPr>
       <w:tblGrid>
-        <w:gridCol w:w="2640"/>
-        <w:gridCol w:w="2640"/>
-        <w:gridCol w:w="2640"/>
+        <w:gridCol w:w="2794"/>
+        <w:gridCol w:w="2970"/>
+        <w:gridCol w:w="3594"/>
       </w:tblGrid>
       <w:tr>
         <w:trPr>
           <w:tblHeader w:val="true"/>
         </w:trPr>
         <w:tc>
-          <w:tcPr/>
+          <w:tcPr>
+            <w:tcW w:w="2794" w:type="dxa"/>
+          </w:tcPr>
           <w:p>
             <w:pPr>
               <w:pStyle w:val="Compact"/>
@@ -1032,7 +1128,9 @@
           </w:p>
         </w:tc>
         <w:tc>
-          <w:tcPr/>
+          <w:tcPr>
+            <w:tcW w:w="2970" w:type="dxa"/>
+          </w:tcPr>
           <w:p>
             <w:pPr>
               <w:pStyle w:val="Compact"/>
@@ -1044,7 +1142,9 @@
           </w:p>
         </w:tc>
         <w:tc>
-          <w:tcPr/>
+          <w:tcPr>
+            <w:tcW w:w="3594" w:type="dxa"/>
+          </w:tcPr>
           <w:p>
             <w:pPr>
               <w:pStyle w:val="Compact"/>
@@ -1058,7 +1158,9 @@
       </w:tr>
       <w:tr>
         <w:tc>
-          <w:tcPr/>
+          <w:tcPr>
+            <w:tcW w:w="2794" w:type="dxa"/>
+          </w:tcPr>
           <w:p>
             <w:pPr>
               <w:pStyle w:val="Compact"/>
@@ -1070,7 +1172,9 @@
           </w:p>
         </w:tc>
         <w:tc>
-          <w:tcPr/>
+          <w:tcPr>
+            <w:tcW w:w="2970" w:type="dxa"/>
+          </w:tcPr>
           <w:p>
             <w:pPr>
               <w:pStyle w:val="Compact"/>
@@ -1082,7 +1186,9 @@
           </w:p>
         </w:tc>
         <w:tc>
-          <w:tcPr/>
+          <w:tcPr>
+            <w:tcW w:w="3594" w:type="dxa"/>
+          </w:tcPr>
           <w:p>
             <w:pPr>
               <w:pStyle w:val="Compact"/>
@@ -1096,7 +1202,9 @@
       </w:tr>
       <w:tr>
         <w:tc>
-          <w:tcPr/>
+          <w:tcPr>
+            <w:tcW w:w="2794" w:type="dxa"/>
+          </w:tcPr>
           <w:p>
             <w:pPr>
               <w:pStyle w:val="Compact"/>
@@ -1108,7 +1216,9 @@
           </w:p>
         </w:tc>
         <w:tc>
-          <w:tcPr/>
+          <w:tcPr>
+            <w:tcW w:w="2970" w:type="dxa"/>
+          </w:tcPr>
           <w:p>
             <w:pPr>
               <w:pStyle w:val="Compact"/>
@@ -1120,7 +1230,9 @@
           </w:p>
         </w:tc>
         <w:tc>
-          <w:tcPr/>
+          <w:tcPr>
+            <w:tcW w:w="3594" w:type="dxa"/>
+          </w:tcPr>
           <w:p>
             <w:pPr>
               <w:pStyle w:val="Compact"/>
@@ -1134,7 +1246,9 @@
       </w:tr>
       <w:tr>
         <w:tc>
-          <w:tcPr/>
+          <w:tcPr>
+            <w:tcW w:w="2794" w:type="dxa"/>
+          </w:tcPr>
           <w:p>
             <w:pPr>
               <w:pStyle w:val="Compact"/>
@@ -1146,7 +1260,9 @@
           </w:p>
         </w:tc>
         <w:tc>
-          <w:tcPr/>
+          <w:tcPr>
+            <w:tcW w:w="2970" w:type="dxa"/>
+          </w:tcPr>
           <w:p>
             <w:pPr>
               <w:pStyle w:val="Compact"/>
@@ -1158,7 +1274,9 @@
           </w:p>
         </w:tc>
         <w:tc>
-          <w:tcPr/>
+          <w:tcPr>
+            <w:tcW w:w="3594" w:type="dxa"/>
+          </w:tcPr>
           <w:p>
             <w:pPr>
               <w:pStyle w:val="Compact"/>
@@ -1172,7 +1290,9 @@
       </w:tr>
       <w:tr>
         <w:tc>
-          <w:tcPr/>
+          <w:tcPr>
+            <w:tcW w:w="2794" w:type="dxa"/>
+          </w:tcPr>
           <w:p>
             <w:pPr>
               <w:pStyle w:val="Compact"/>
@@ -1184,7 +1304,9 @@
           </w:p>
         </w:tc>
         <w:tc>
-          <w:tcPr/>
+          <w:tcPr>
+            <w:tcW w:w="2970" w:type="dxa"/>
+          </w:tcPr>
           <w:p>
             <w:pPr>
               <w:pStyle w:val="Compact"/>
@@ -1196,7 +1318,9 @@
           </w:p>
         </w:tc>
         <w:tc>
-          <w:tcPr/>
+          <w:tcPr>
+            <w:tcW w:w="3594" w:type="dxa"/>
+          </w:tcPr>
           <w:p>
             <w:pPr>
               <w:pStyle w:val="Compact"/>
@@ -1210,7 +1334,9 @@
       </w:tr>
       <w:tr>
         <w:tc>
-          <w:tcPr/>
+          <w:tcPr>
+            <w:tcW w:w="2794" w:type="dxa"/>
+          </w:tcPr>
           <w:p>
             <w:pPr>
               <w:pStyle w:val="Compact"/>
@@ -1222,7 +1348,9 @@
           </w:p>
         </w:tc>
         <w:tc>
-          <w:tcPr/>
+          <w:tcPr>
+            <w:tcW w:w="2970" w:type="dxa"/>
+          </w:tcPr>
           <w:p>
             <w:pPr>
               <w:pStyle w:val="Compact"/>
@@ -1234,7 +1362,9 @@
           </w:p>
         </w:tc>
         <w:tc>
-          <w:tcPr/>
+          <w:tcPr>
+            <w:tcW w:w="3594" w:type="dxa"/>
+          </w:tcPr>
           <w:p>
             <w:pPr>
               <w:pStyle w:val="Compact"/>
@@ -1248,7 +1378,9 @@
       </w:tr>
       <w:tr>
         <w:tc>
-          <w:tcPr/>
+          <w:tcPr>
+            <w:tcW w:w="2794" w:type="dxa"/>
+          </w:tcPr>
           <w:p>
             <w:pPr>
               <w:pStyle w:val="Compact"/>
@@ -1260,7 +1392,9 @@
           </w:p>
         </w:tc>
         <w:tc>
-          <w:tcPr/>
+          <w:tcPr>
+            <w:tcW w:w="2970" w:type="dxa"/>
+          </w:tcPr>
           <w:p>
             <w:pPr>
               <w:pStyle w:val="Compact"/>
@@ -1272,7 +1406,9 @@
           </w:p>
         </w:tc>
         <w:tc>
-          <w:tcPr/>
+          <w:tcPr>
+            <w:tcW w:w="3594" w:type="dxa"/>
+          </w:tcPr>
           <w:p>
             <w:pPr>
               <w:pStyle w:val="Compact"/>
@@ -1299,22 +1435,25 @@
     <w:tbl>
       <w:tblPr>
         <w:tblStyle w:val="Table"/>
-        <w:tblW w:type="auto" w:w="0"/>
+        <w:tblW w:type="dxa" w:w="9360"/>
         <w:tblLook w:firstRow="1" w:lastRow="0" w:firstColumn="0" w:lastColumn="0" w:noHBand="0" w:noVBand="0" w:val="0020"/>
         <w:jc w:val="start"/>
+        <w:tblLayout w:type="fixed"/>
       </w:tblPr>
       <w:tblGrid>
-        <w:gridCol w:w="1980"/>
-        <w:gridCol w:w="1980"/>
-        <w:gridCol w:w="1980"/>
-        <w:gridCol w:w="1980"/>
+        <w:gridCol w:w="1290"/>
+        <w:gridCol w:w="850"/>
+        <w:gridCol w:w="3622"/>
+        <w:gridCol w:w="3596"/>
       </w:tblGrid>
       <w:tr>
         <w:trPr>
           <w:tblHeader w:val="true"/>
         </w:trPr>
         <w:tc>
-          <w:tcPr/>
+          <w:tcPr>
+            <w:tcW w:w="1290" w:type="dxa"/>
+          </w:tcPr>
           <w:p>
             <w:pPr>
               <w:pStyle w:val="Compact"/>
@@ -1326,7 +1465,9 @@
           </w:p>
         </w:tc>
         <w:tc>
-          <w:tcPr/>
+          <w:tcPr>
+            <w:tcW w:w="850" w:type="dxa"/>
+          </w:tcPr>
           <w:p>
             <w:pPr>
               <w:pStyle w:val="Compact"/>
@@ -1338,7 +1479,9 @@
           </w:p>
         </w:tc>
         <w:tc>
-          <w:tcPr/>
+          <w:tcPr>
+            <w:tcW w:w="3622" w:type="dxa"/>
+          </w:tcPr>
           <w:p>
             <w:pPr>
               <w:pStyle w:val="Compact"/>
@@ -1350,7 +1493,9 @@
           </w:p>
         </w:tc>
         <w:tc>
-          <w:tcPr/>
+          <w:tcPr>
+            <w:tcW w:w="3596" w:type="dxa"/>
+          </w:tcPr>
           <w:p>
             <w:pPr>
               <w:pStyle w:val="Compact"/>
@@ -1364,7 +1509,9 @@
       </w:tr>
       <w:tr>
         <w:tc>
-          <w:tcPr/>
+          <w:tcPr>
+            <w:tcW w:w="1290" w:type="dxa"/>
+          </w:tcPr>
           <w:p>
             <w:pPr>
               <w:pStyle w:val="Compact"/>
@@ -1376,7 +1523,9 @@
           </w:p>
         </w:tc>
         <w:tc>
-          <w:tcPr/>
+          <w:tcPr>
+            <w:tcW w:w="850" w:type="dxa"/>
+          </w:tcPr>
           <w:p>
             <w:pPr>
               <w:pStyle w:val="Compact"/>
@@ -1388,7 +1537,9 @@
           </w:p>
         </w:tc>
         <w:tc>
-          <w:tcPr/>
+          <w:tcPr>
+            <w:tcW w:w="3622" w:type="dxa"/>
+          </w:tcPr>
           <w:p>
             <w:pPr>
               <w:pStyle w:val="Compact"/>
@@ -1400,7 +1551,9 @@
           </w:p>
         </w:tc>
         <w:tc>
-          <w:tcPr/>
+          <w:tcPr>
+            <w:tcW w:w="3596" w:type="dxa"/>
+          </w:tcPr>
           <w:p>
             <w:pPr>
               <w:pStyle w:val="Compact"/>
@@ -1419,7 +1572,9 @@
       </w:tr>
       <w:tr>
         <w:tc>
-          <w:tcPr/>
+          <w:tcPr>
+            <w:tcW w:w="1290" w:type="dxa"/>
+          </w:tcPr>
           <w:p>
             <w:pPr>
               <w:pStyle w:val="Compact"/>
@@ -1431,7 +1586,9 @@
           </w:p>
         </w:tc>
         <w:tc>
-          <w:tcPr/>
+          <w:tcPr>
+            <w:tcW w:w="850" w:type="dxa"/>
+          </w:tcPr>
           <w:p>
             <w:pPr>
               <w:pStyle w:val="Compact"/>
@@ -1443,7 +1600,9 @@
           </w:p>
         </w:tc>
         <w:tc>
-          <w:tcPr/>
+          <w:tcPr>
+            <w:tcW w:w="3622" w:type="dxa"/>
+          </w:tcPr>
           <w:p>
             <w:pPr>
               <w:pStyle w:val="Compact"/>
@@ -1455,7 +1614,9 @@
           </w:p>
         </w:tc>
         <w:tc>
-          <w:tcPr/>
+          <w:tcPr>
+            <w:tcW w:w="3596" w:type="dxa"/>
+          </w:tcPr>
           <w:p>
             <w:pPr>
               <w:pStyle w:val="Compact"/>
@@ -1474,7 +1635,9 @@
       </w:tr>
       <w:tr>
         <w:tc>
-          <w:tcPr/>
+          <w:tcPr>
+            <w:tcW w:w="1290" w:type="dxa"/>
+          </w:tcPr>
           <w:p>
             <w:pPr>
               <w:pStyle w:val="Compact"/>
@@ -1486,7 +1649,9 @@
           </w:p>
         </w:tc>
         <w:tc>
-          <w:tcPr/>
+          <w:tcPr>
+            <w:tcW w:w="850" w:type="dxa"/>
+          </w:tcPr>
           <w:p>
             <w:pPr>
               <w:pStyle w:val="Compact"/>
@@ -1498,7 +1663,9 @@
           </w:p>
         </w:tc>
         <w:tc>
-          <w:tcPr/>
+          <w:tcPr>
+            <w:tcW w:w="3622" w:type="dxa"/>
+          </w:tcPr>
           <w:p>
             <w:pPr>
               <w:pStyle w:val="Compact"/>
@@ -1510,7 +1677,9 @@
           </w:p>
         </w:tc>
         <w:tc>
-          <w:tcPr/>
+          <w:tcPr>
+            <w:tcW w:w="3596" w:type="dxa"/>
+          </w:tcPr>
           <w:p>
             <w:pPr>
               <w:pStyle w:val="Compact"/>
@@ -1549,7 +1718,9 @@
       </w:tr>
       <w:tr>
         <w:tc>
-          <w:tcPr/>
+          <w:tcPr>
+            <w:tcW w:w="1290" w:type="dxa"/>
+          </w:tcPr>
           <w:p>
             <w:pPr>
               <w:pStyle w:val="Compact"/>
@@ -1561,7 +1732,9 @@
           </w:p>
         </w:tc>
         <w:tc>
-          <w:tcPr/>
+          <w:tcPr>
+            <w:tcW w:w="850" w:type="dxa"/>
+          </w:tcPr>
           <w:p>
             <w:pPr>
               <w:pStyle w:val="Compact"/>
@@ -1573,7 +1746,9 @@
           </w:p>
         </w:tc>
         <w:tc>
-          <w:tcPr/>
+          <w:tcPr>
+            <w:tcW w:w="3622" w:type="dxa"/>
+          </w:tcPr>
           <w:p>
             <w:pPr>
               <w:pStyle w:val="Compact"/>
@@ -1585,7 +1760,9 @@
           </w:p>
         </w:tc>
         <w:tc>
-          <w:tcPr/>
+          <w:tcPr>
+            <w:tcW w:w="3596" w:type="dxa"/>
+          </w:tcPr>
           <w:p>
             <w:pPr>
               <w:pStyle w:val="Compact"/>
@@ -1604,7 +1781,9 @@
       </w:tr>
       <w:tr>
         <w:tc>
-          <w:tcPr/>
+          <w:tcPr>
+            <w:tcW w:w="1290" w:type="dxa"/>
+          </w:tcPr>
           <w:p>
             <w:pPr>
               <w:pStyle w:val="Compact"/>
@@ -1616,7 +1795,9 @@
           </w:p>
         </w:tc>
         <w:tc>
-          <w:tcPr/>
+          <w:tcPr>
+            <w:tcW w:w="850" w:type="dxa"/>
+          </w:tcPr>
           <w:p>
             <w:pPr>
               <w:pStyle w:val="Compact"/>
@@ -1628,7 +1809,9 @@
           </w:p>
         </w:tc>
         <w:tc>
-          <w:tcPr/>
+          <w:tcPr>
+            <w:tcW w:w="3622" w:type="dxa"/>
+          </w:tcPr>
           <w:p>
             <w:pPr>
               <w:pStyle w:val="Compact"/>
@@ -1640,7 +1823,9 @@
           </w:p>
         </w:tc>
         <w:tc>
-          <w:tcPr/>
+          <w:tcPr>
+            <w:tcW w:w="3596" w:type="dxa"/>
+          </w:tcPr>
           <w:p>
             <w:pPr>
               <w:pStyle w:val="Compact"/>
@@ -1659,7 +1844,9 @@
       </w:tr>
       <w:tr>
         <w:tc>
-          <w:tcPr/>
+          <w:tcPr>
+            <w:tcW w:w="1290" w:type="dxa"/>
+          </w:tcPr>
           <w:p>
             <w:pPr>
               <w:pStyle w:val="Compact"/>
@@ -1671,7 +1858,9 @@
           </w:p>
         </w:tc>
         <w:tc>
-          <w:tcPr/>
+          <w:tcPr>
+            <w:tcW w:w="850" w:type="dxa"/>
+          </w:tcPr>
           <w:p>
             <w:pPr>
               <w:pStyle w:val="Compact"/>
@@ -1683,7 +1872,9 @@
           </w:p>
         </w:tc>
         <w:tc>
-          <w:tcPr/>
+          <w:tcPr>
+            <w:tcW w:w="3622" w:type="dxa"/>
+          </w:tcPr>
           <w:p>
             <w:pPr>
               <w:pStyle w:val="Compact"/>
@@ -1695,7 +1886,9 @@
           </w:p>
         </w:tc>
         <w:tc>
-          <w:tcPr/>
+          <w:tcPr>
+            <w:tcW w:w="3596" w:type="dxa"/>
+          </w:tcPr>
           <w:p>
             <w:pPr>
               <w:pStyle w:val="Compact"/>
@@ -1714,7 +1907,9 @@
       </w:tr>
       <w:tr>
         <w:tc>
-          <w:tcPr/>
+          <w:tcPr>
+            <w:tcW w:w="1290" w:type="dxa"/>
+          </w:tcPr>
           <w:p>
             <w:pPr>
               <w:pStyle w:val="Compact"/>
@@ -1726,7 +1921,9 @@
           </w:p>
         </w:tc>
         <w:tc>
-          <w:tcPr/>
+          <w:tcPr>
+            <w:tcW w:w="850" w:type="dxa"/>
+          </w:tcPr>
           <w:p>
             <w:pPr>
               <w:pStyle w:val="Compact"/>
@@ -1738,7 +1935,9 @@
           </w:p>
         </w:tc>
         <w:tc>
-          <w:tcPr/>
+          <w:tcPr>
+            <w:tcW w:w="3622" w:type="dxa"/>
+          </w:tcPr>
           <w:p>
             <w:pPr>
               <w:pStyle w:val="Compact"/>
@@ -1750,7 +1949,9 @@
           </w:p>
         </w:tc>
         <w:tc>
-          <w:tcPr/>
+          <w:tcPr>
+            <w:tcW w:w="3596" w:type="dxa"/>
+          </w:tcPr>
           <w:p>
             <w:pPr>
               <w:pStyle w:val="Compact"/>
@@ -1769,7 +1970,9 @@
       </w:tr>
       <w:tr>
         <w:tc>
-          <w:tcPr/>
+          <w:tcPr>
+            <w:tcW w:w="1290" w:type="dxa"/>
+          </w:tcPr>
           <w:p>
             <w:pPr>
               <w:pStyle w:val="Compact"/>
@@ -1781,7 +1984,9 @@
           </w:p>
         </w:tc>
         <w:tc>
-          <w:tcPr/>
+          <w:tcPr>
+            <w:tcW w:w="850" w:type="dxa"/>
+          </w:tcPr>
           <w:p>
             <w:pPr>
               <w:pStyle w:val="Compact"/>
@@ -1793,7 +1998,9 @@
           </w:p>
         </w:tc>
         <w:tc>
-          <w:tcPr/>
+          <w:tcPr>
+            <w:tcW w:w="3622" w:type="dxa"/>
+          </w:tcPr>
           <w:p>
             <w:pPr>
               <w:pStyle w:val="Compact"/>
@@ -1805,7 +2012,9 @@
           </w:p>
         </w:tc>
         <w:tc>
-          <w:tcPr/>
+          <w:tcPr>
+            <w:tcW w:w="3596" w:type="dxa"/>
+          </w:tcPr>
           <w:p>
             <w:pPr>
               <w:pStyle w:val="Compact"/>
@@ -1824,7 +2033,9 @@
       </w:tr>
       <w:tr>
         <w:tc>
-          <w:tcPr/>
+          <w:tcPr>
+            <w:tcW w:w="1290" w:type="dxa"/>
+          </w:tcPr>
           <w:p>
             <w:pPr>
               <w:pStyle w:val="Compact"/>
@@ -1836,7 +2047,9 @@
           </w:p>
         </w:tc>
         <w:tc>
-          <w:tcPr/>
+          <w:tcPr>
+            <w:tcW w:w="850" w:type="dxa"/>
+          </w:tcPr>
           <w:p>
             <w:pPr>
               <w:pStyle w:val="Compact"/>
@@ -1848,7 +2061,9 @@
           </w:p>
         </w:tc>
         <w:tc>
-          <w:tcPr/>
+          <w:tcPr>
+            <w:tcW w:w="3622" w:type="dxa"/>
+          </w:tcPr>
           <w:p>
             <w:pPr>
               <w:pStyle w:val="Compact"/>
@@ -1860,7 +2075,9 @@
           </w:p>
         </w:tc>
         <w:tc>
-          <w:tcPr/>
+          <w:tcPr>
+            <w:tcW w:w="3596" w:type="dxa"/>
+          </w:tcPr>
           <w:p>
             <w:pPr>
               <w:pStyle w:val="Compact"/>
@@ -1879,7 +2096,9 @@
       </w:tr>
       <w:tr>
         <w:tc>
-          <w:tcPr/>
+          <w:tcPr>
+            <w:tcW w:w="1290" w:type="dxa"/>
+          </w:tcPr>
           <w:p>
             <w:pPr>
               <w:pStyle w:val="Compact"/>
@@ -1891,7 +2110,9 @@
           </w:p>
         </w:tc>
         <w:tc>
-          <w:tcPr/>
+          <w:tcPr>
+            <w:tcW w:w="850" w:type="dxa"/>
+          </w:tcPr>
           <w:p>
             <w:pPr>
               <w:pStyle w:val="Compact"/>
@@ -1903,7 +2124,9 @@
           </w:p>
         </w:tc>
         <w:tc>
-          <w:tcPr/>
+          <w:tcPr>
+            <w:tcW w:w="3622" w:type="dxa"/>
+          </w:tcPr>
           <w:p>
             <w:pPr>
               <w:pStyle w:val="Compact"/>
@@ -1915,7 +2138,9 @@
           </w:p>
         </w:tc>
         <w:tc>
-          <w:tcPr/>
+          <w:tcPr>
+            <w:tcW w:w="3596" w:type="dxa"/>
+          </w:tcPr>
           <w:p>
             <w:pPr>
               <w:pStyle w:val="Compact"/>
@@ -1934,7 +2159,9 @@
       </w:tr>
       <w:tr>
         <w:tc>
-          <w:tcPr/>
+          <w:tcPr>
+            <w:tcW w:w="1290" w:type="dxa"/>
+          </w:tcPr>
           <w:p>
             <w:pPr>
               <w:pStyle w:val="Compact"/>
@@ -1946,7 +2173,9 @@
           </w:p>
         </w:tc>
         <w:tc>
-          <w:tcPr/>
+          <w:tcPr>
+            <w:tcW w:w="850" w:type="dxa"/>
+          </w:tcPr>
           <w:p>
             <w:pPr>
               <w:pStyle w:val="Compact"/>
@@ -1958,7 +2187,9 @@
           </w:p>
         </w:tc>
         <w:tc>
-          <w:tcPr/>
+          <w:tcPr>
+            <w:tcW w:w="3622" w:type="dxa"/>
+          </w:tcPr>
           <w:p>
             <w:pPr>
               <w:pStyle w:val="Compact"/>
@@ -1970,7 +2201,9 @@
           </w:p>
         </w:tc>
         <w:tc>
-          <w:tcPr/>
+          <w:tcPr>
+            <w:tcW w:w="3596" w:type="dxa"/>
+          </w:tcPr>
           <w:p>
             <w:pPr>
               <w:pStyle w:val="Compact"/>
@@ -2005,20 +2238,23 @@
     <w:tbl>
       <w:tblPr>
         <w:tblStyle w:val="Table"/>
-        <w:tblW w:type="auto" w:w="0"/>
+        <w:tblW w:type="dxa" w:w="9360"/>
         <w:tblLook w:firstRow="1" w:lastRow="0" w:firstColumn="0" w:lastColumn="0" w:noHBand="0" w:noVBand="0" w:val="0020"/>
         <w:jc w:val="start"/>
+        <w:tblLayout w:type="fixed"/>
       </w:tblPr>
       <w:tblGrid>
-        <w:gridCol w:w="3960"/>
-        <w:gridCol w:w="3960"/>
+        <w:gridCol w:w="2499"/>
+        <w:gridCol w:w="6860"/>
       </w:tblGrid>
       <w:tr>
         <w:trPr>
           <w:tblHeader w:val="true"/>
         </w:trPr>
         <w:tc>
-          <w:tcPr/>
+          <w:tcPr>
+            <w:tcW w:w="2499" w:type="dxa"/>
+          </w:tcPr>
           <w:p>
             <w:pPr>
               <w:pStyle w:val="Compact"/>
@@ -2030,7 +2266,9 @@
           </w:p>
         </w:tc>
         <w:tc>
-          <w:tcPr/>
+          <w:tcPr>
+            <w:tcW w:w="6860" w:type="dxa"/>
+          </w:tcPr>
           <w:p>
             <w:pPr>
               <w:pStyle w:val="Compact"/>
@@ -2044,7 +2282,9 @@
       </w:tr>
       <w:tr>
         <w:tc>
-          <w:tcPr/>
+          <w:tcPr>
+            <w:tcW w:w="2499" w:type="dxa"/>
+          </w:tcPr>
           <w:p>
             <w:pPr>
               <w:pStyle w:val="Compact"/>
@@ -2056,7 +2296,9 @@
           </w:p>
         </w:tc>
         <w:tc>
-          <w:tcPr/>
+          <w:tcPr>
+            <w:tcW w:w="6860" w:type="dxa"/>
+          </w:tcPr>
           <w:p>
             <w:pPr>
               <w:pStyle w:val="Compact"/>
@@ -2070,7 +2312,9 @@
       </w:tr>
       <w:tr>
         <w:tc>
-          <w:tcPr/>
+          <w:tcPr>
+            <w:tcW w:w="2499" w:type="dxa"/>
+          </w:tcPr>
           <w:p>
             <w:pPr>
               <w:pStyle w:val="Compact"/>
@@ -2082,7 +2326,9 @@
           </w:p>
         </w:tc>
         <w:tc>
-          <w:tcPr/>
+          <w:tcPr>
+            <w:tcW w:w="6860" w:type="dxa"/>
+          </w:tcPr>
           <w:p>
             <w:pPr>
               <w:pStyle w:val="Compact"/>
@@ -2105,7 +2351,9 @@
       </w:tr>
       <w:tr>
         <w:tc>
-          <w:tcPr/>
+          <w:tcPr>
+            <w:tcW w:w="2499" w:type="dxa"/>
+          </w:tcPr>
           <w:p>
             <w:pPr>
               <w:pStyle w:val="Compact"/>
@@ -2117,7 +2365,9 @@
           </w:p>
         </w:tc>
         <w:tc>
-          <w:tcPr/>
+          <w:tcPr>
+            <w:tcW w:w="6860" w:type="dxa"/>
+          </w:tcPr>
           <w:p>
             <w:pPr>
               <w:pStyle w:val="Compact"/>
@@ -2131,7 +2381,9 @@
       </w:tr>
       <w:tr>
         <w:tc>
-          <w:tcPr/>
+          <w:tcPr>
+            <w:tcW w:w="2499" w:type="dxa"/>
+          </w:tcPr>
           <w:p>
             <w:pPr>
               <w:pStyle w:val="Compact"/>
@@ -2143,7 +2395,9 @@
           </w:p>
         </w:tc>
         <w:tc>
-          <w:tcPr/>
+          <w:tcPr>
+            <w:tcW w:w="6860" w:type="dxa"/>
+          </w:tcPr>
           <w:p>
             <w:pPr>
               <w:pStyle w:val="Compact"/>
@@ -2157,7 +2411,9 @@
       </w:tr>
       <w:tr>
         <w:tc>
-          <w:tcPr/>
+          <w:tcPr>
+            <w:tcW w:w="2499" w:type="dxa"/>
+          </w:tcPr>
           <w:p>
             <w:pPr>
               <w:pStyle w:val="Compact"/>
@@ -2169,7 +2425,9 @@
           </w:p>
         </w:tc>
         <w:tc>
-          <w:tcPr/>
+          <w:tcPr>
+            <w:tcW w:w="6860" w:type="dxa"/>
+          </w:tcPr>
           <w:p>
             <w:pPr>
               <w:pStyle w:val="Compact"/>
@@ -2183,7 +2441,9 @@
       </w:tr>
       <w:tr>
         <w:tc>
-          <w:tcPr/>
+          <w:tcPr>
+            <w:tcW w:w="2499" w:type="dxa"/>
+          </w:tcPr>
           <w:p>
             <w:pPr>
               <w:pStyle w:val="Compact"/>
@@ -2195,7 +2455,9 @@
           </w:p>
         </w:tc>
         <w:tc>
-          <w:tcPr/>
+          <w:tcPr>
+            <w:tcW w:w="6860" w:type="dxa"/>
+          </w:tcPr>
           <w:p>
             <w:pPr>
               <w:pStyle w:val="Compact"/>
@@ -2209,7 +2471,9 @@
       </w:tr>
       <w:tr>
         <w:tc>
-          <w:tcPr/>
+          <w:tcPr>
+            <w:tcW w:w="2499" w:type="dxa"/>
+          </w:tcPr>
           <w:p>
             <w:pPr>
               <w:pStyle w:val="Compact"/>
@@ -2221,7 +2485,9 @@
           </w:p>
         </w:tc>
         <w:tc>
-          <w:tcPr/>
+          <w:tcPr>
+            <w:tcW w:w="6860" w:type="dxa"/>
+          </w:tcPr>
           <w:p>
             <w:pPr>
               <w:pStyle w:val="Compact"/>
@@ -2235,7 +2501,9 @@
       </w:tr>
       <w:tr>
         <w:tc>
-          <w:tcPr/>
+          <w:tcPr>
+            <w:tcW w:w="2499" w:type="dxa"/>
+          </w:tcPr>
           <w:p>
             <w:pPr>
               <w:pStyle w:val="Compact"/>
@@ -2247,7 +2515,9 @@
           </w:p>
         </w:tc>
         <w:tc>
-          <w:tcPr/>
+          <w:tcPr>
+            <w:tcW w:w="6860" w:type="dxa"/>
+          </w:tcPr>
           <w:p>
             <w:pPr>
               <w:pStyle w:val="Compact"/>
@@ -2261,7 +2531,9 @@
       </w:tr>
       <w:tr>
         <w:tc>
-          <w:tcPr/>
+          <w:tcPr>
+            <w:tcW w:w="2499" w:type="dxa"/>
+          </w:tcPr>
           <w:p>
             <w:pPr>
               <w:pStyle w:val="Compact"/>
@@ -2273,7 +2545,9 @@
           </w:p>
         </w:tc>
         <w:tc>
-          <w:tcPr/>
+          <w:tcPr>
+            <w:tcW w:w="6860" w:type="dxa"/>
+          </w:tcPr>
           <w:p>
             <w:pPr>
               <w:pStyle w:val="Compact"/>
@@ -2317,20 +2591,23 @@
     <w:tbl>
       <w:tblPr>
         <w:tblStyle w:val="Table"/>
-        <w:tblW w:type="auto" w:w="0"/>
+        <w:tblW w:type="dxa" w:w="9360"/>
         <w:tblLook w:firstRow="1" w:lastRow="0" w:firstColumn="0" w:lastColumn="0" w:noHBand="0" w:noVBand="0" w:val="0020"/>
         <w:jc w:val="start"/>
+        <w:tblLayout w:type="fixed"/>
       </w:tblPr>
       <w:tblGrid>
-        <w:gridCol w:w="3960"/>
-        <w:gridCol w:w="3960"/>
+        <w:gridCol w:w="2128"/>
+        <w:gridCol w:w="7231"/>
       </w:tblGrid>
       <w:tr>
         <w:trPr>
           <w:tblHeader w:val="true"/>
         </w:trPr>
         <w:tc>
-          <w:tcPr/>
+          <w:tcPr>
+            <w:tcW w:w="2128" w:type="dxa"/>
+          </w:tcPr>
           <w:p>
             <w:pPr>
               <w:pStyle w:val="Compact"/>
@@ -2342,7 +2619,9 @@
           </w:p>
         </w:tc>
         <w:tc>
-          <w:tcPr/>
+          <w:tcPr>
+            <w:tcW w:w="7231" w:type="dxa"/>
+          </w:tcPr>
           <w:p>
             <w:pPr>
               <w:pStyle w:val="Compact"/>
@@ -2356,7 +2635,9 @@
       </w:tr>
       <w:tr>
         <w:tc>
-          <w:tcPr/>
+          <w:tcPr>
+            <w:tcW w:w="2128" w:type="dxa"/>
+          </w:tcPr>
           <w:p>
             <w:pPr>
               <w:pStyle w:val="Compact"/>
@@ -2368,7 +2649,9 @@
           </w:p>
         </w:tc>
         <w:tc>
-          <w:tcPr/>
+          <w:tcPr>
+            <w:tcW w:w="7231" w:type="dxa"/>
+          </w:tcPr>
           <w:p>
             <w:pPr>
               <w:pStyle w:val="Compact"/>
@@ -2382,7 +2665,9 @@
       </w:tr>
       <w:tr>
         <w:tc>
-          <w:tcPr/>
+          <w:tcPr>
+            <w:tcW w:w="2128" w:type="dxa"/>
+          </w:tcPr>
           <w:p>
             <w:pPr>
               <w:pStyle w:val="Compact"/>
@@ -2394,7 +2679,9 @@
           </w:p>
         </w:tc>
         <w:tc>
-          <w:tcPr/>
+          <w:tcPr>
+            <w:tcW w:w="7231" w:type="dxa"/>
+          </w:tcPr>
           <w:p>
             <w:pPr>
               <w:pStyle w:val="Compact"/>
@@ -2408,7 +2695,9 @@
       </w:tr>
       <w:tr>
         <w:tc>
-          <w:tcPr/>
+          <w:tcPr>
+            <w:tcW w:w="2128" w:type="dxa"/>
+          </w:tcPr>
           <w:p>
             <w:pPr>
               <w:pStyle w:val="Compact"/>
@@ -2420,7 +2709,9 @@
           </w:p>
         </w:tc>
         <w:tc>
-          <w:tcPr/>
+          <w:tcPr>
+            <w:tcW w:w="7231" w:type="dxa"/>
+          </w:tcPr>
           <w:p>
             <w:pPr>
               <w:pStyle w:val="Compact"/>
@@ -2434,7 +2725,9 @@
       </w:tr>
       <w:tr>
         <w:tc>
-          <w:tcPr/>
+          <w:tcPr>
+            <w:tcW w:w="2128" w:type="dxa"/>
+          </w:tcPr>
           <w:p>
             <w:pPr>
               <w:pStyle w:val="Compact"/>
@@ -2446,7 +2739,9 @@
           </w:p>
         </w:tc>
         <w:tc>
-          <w:tcPr/>
+          <w:tcPr>
+            <w:tcW w:w="7231" w:type="dxa"/>
+          </w:tcPr>
           <w:p>
             <w:pPr>
               <w:pStyle w:val="Compact"/>
@@ -2472,23 +2767,26 @@
     <w:tbl>
       <w:tblPr>
         <w:tblStyle w:val="Table"/>
-        <w:tblW w:type="auto" w:w="0"/>
+        <w:tblW w:type="dxa" w:w="9360"/>
         <w:tblLook w:firstRow="1" w:lastRow="0" w:firstColumn="0" w:lastColumn="0" w:noHBand="0" w:noVBand="0" w:val="0020"/>
         <w:jc w:val="start"/>
+        <w:tblLayout w:type="fixed"/>
       </w:tblPr>
       <w:tblGrid>
-        <w:gridCol w:w="1584"/>
-        <w:gridCol w:w="1584"/>
-        <w:gridCol w:w="1584"/>
-        <w:gridCol w:w="1584"/>
-        <w:gridCol w:w="1584"/>
+        <w:gridCol w:w="831"/>
+        <w:gridCol w:w="4541"/>
+        <w:gridCol w:w="831"/>
+        <w:gridCol w:w="1402"/>
+        <w:gridCol w:w="1753"/>
       </w:tblGrid>
       <w:tr>
         <w:trPr>
           <w:tblHeader w:val="true"/>
         </w:trPr>
         <w:tc>
-          <w:tcPr/>
+          <w:tcPr>
+            <w:tcW w:w="831" w:type="dxa"/>
+          </w:tcPr>
           <w:p>
             <w:pPr>
               <w:pStyle w:val="Compact"/>
@@ -2500,7 +2798,9 @@
           </w:p>
         </w:tc>
         <w:tc>
-          <w:tcPr/>
+          <w:tcPr>
+            <w:tcW w:w="4541" w:type="dxa"/>
+          </w:tcPr>
           <w:p>
             <w:pPr>
               <w:pStyle w:val="Compact"/>
@@ -2512,7 +2812,9 @@
           </w:p>
         </w:tc>
         <w:tc>
-          <w:tcPr/>
+          <w:tcPr>
+            <w:tcW w:w="831" w:type="dxa"/>
+          </w:tcPr>
           <w:p>
             <w:pPr>
               <w:pStyle w:val="Compact"/>
@@ -2524,7 +2826,9 @@
           </w:p>
         </w:tc>
         <w:tc>
-          <w:tcPr/>
+          <w:tcPr>
+            <w:tcW w:w="1402" w:type="dxa"/>
+          </w:tcPr>
           <w:p>
             <w:pPr>
               <w:pStyle w:val="Compact"/>
@@ -2536,7 +2840,9 @@
           </w:p>
         </w:tc>
         <w:tc>
-          <w:tcPr/>
+          <w:tcPr>
+            <w:tcW w:w="1753" w:type="dxa"/>
+          </w:tcPr>
           <w:p>
             <w:pPr>
               <w:pStyle w:val="Compact"/>
@@ -2550,7 +2856,9 @@
       </w:tr>
       <w:tr>
         <w:tc>
-          <w:tcPr/>
+          <w:tcPr>
+            <w:tcW w:w="831" w:type="dxa"/>
+          </w:tcPr>
           <w:p>
             <w:pPr>
               <w:pStyle w:val="Compact"/>
@@ -2562,7 +2870,9 @@
           </w:p>
         </w:tc>
         <w:tc>
-          <w:tcPr/>
+          <w:tcPr>
+            <w:tcW w:w="4541" w:type="dxa"/>
+          </w:tcPr>
           <w:p>
             <w:pPr>
               <w:pStyle w:val="Compact"/>
@@ -2574,7 +2884,9 @@
           </w:p>
         </w:tc>
         <w:tc>
-          <w:tcPr/>
+          <w:tcPr>
+            <w:tcW w:w="831" w:type="dxa"/>
+          </w:tcPr>
           <w:p>
             <w:pPr>
               <w:pStyle w:val="Compact"/>
@@ -2586,7 +2898,9 @@
           </w:p>
         </w:tc>
         <w:tc>
-          <w:tcPr/>
+          <w:tcPr>
+            <w:tcW w:w="1402" w:type="dxa"/>
+          </w:tcPr>
           <w:p>
             <w:pPr>
               <w:pStyle w:val="Compact"/>
@@ -2598,7 +2912,9 @@
           </w:p>
         </w:tc>
         <w:tc>
-          <w:tcPr/>
+          <w:tcPr>
+            <w:tcW w:w="1753" w:type="dxa"/>
+          </w:tcPr>
           <w:p>
             <w:pPr>
               <w:pStyle w:val="Compact"/>
@@ -2612,7 +2928,9 @@
       </w:tr>
       <w:tr>
         <w:tc>
-          <w:tcPr/>
+          <w:tcPr>
+            <w:tcW w:w="831" w:type="dxa"/>
+          </w:tcPr>
           <w:p>
             <w:pPr>
               <w:pStyle w:val="Compact"/>
@@ -2624,7 +2942,9 @@
           </w:p>
         </w:tc>
         <w:tc>
-          <w:tcPr/>
+          <w:tcPr>
+            <w:tcW w:w="4541" w:type="dxa"/>
+          </w:tcPr>
           <w:p>
             <w:pPr>
               <w:pStyle w:val="Compact"/>
@@ -2636,7 +2956,9 @@
           </w:p>
         </w:tc>
         <w:tc>
-          <w:tcPr/>
+          <w:tcPr>
+            <w:tcW w:w="831" w:type="dxa"/>
+          </w:tcPr>
           <w:p>
             <w:pPr>
               <w:pStyle w:val="Compact"/>
@@ -2648,7 +2970,9 @@
           </w:p>
         </w:tc>
         <w:tc>
-          <w:tcPr/>
+          <w:tcPr>
+            <w:tcW w:w="1402" w:type="dxa"/>
+          </w:tcPr>
           <w:p>
             <w:pPr>
               <w:pStyle w:val="Compact"/>
@@ -2660,7 +2984,9 @@
           </w:p>
         </w:tc>
         <w:tc>
-          <w:tcPr/>
+          <w:tcPr>
+            <w:tcW w:w="1753" w:type="dxa"/>
+          </w:tcPr>
           <w:p>
             <w:pPr>
               <w:pStyle w:val="Compact"/>
@@ -2674,7 +3000,9 @@
       </w:tr>
       <w:tr>
         <w:tc>
-          <w:tcPr/>
+          <w:tcPr>
+            <w:tcW w:w="831" w:type="dxa"/>
+          </w:tcPr>
           <w:p>
             <w:pPr>
               <w:pStyle w:val="Compact"/>
@@ -2686,7 +3014,9 @@
           </w:p>
         </w:tc>
         <w:tc>
-          <w:tcPr/>
+          <w:tcPr>
+            <w:tcW w:w="4541" w:type="dxa"/>
+          </w:tcPr>
           <w:p>
             <w:pPr>
               <w:pStyle w:val="Compact"/>
@@ -2698,7 +3028,9 @@
           </w:p>
         </w:tc>
         <w:tc>
-          <w:tcPr/>
+          <w:tcPr>
+            <w:tcW w:w="831" w:type="dxa"/>
+          </w:tcPr>
           <w:p>
             <w:pPr>
               <w:pStyle w:val="Compact"/>
@@ -2710,7 +3042,9 @@
           </w:p>
         </w:tc>
         <w:tc>
-          <w:tcPr/>
+          <w:tcPr>
+            <w:tcW w:w="1402" w:type="dxa"/>
+          </w:tcPr>
           <w:p>
             <w:pPr>
               <w:pStyle w:val="Compact"/>
@@ -2722,7 +3056,9 @@
           </w:p>
         </w:tc>
         <w:tc>
-          <w:tcPr/>
+          <w:tcPr>
+            <w:tcW w:w="1753" w:type="dxa"/>
+          </w:tcPr>
           <w:p>
             <w:pPr>
               <w:pStyle w:val="Compact"/>
@@ -2736,7 +3072,9 @@
       </w:tr>
       <w:tr>
         <w:tc>
-          <w:tcPr/>
+          <w:tcPr>
+            <w:tcW w:w="831" w:type="dxa"/>
+          </w:tcPr>
           <w:p>
             <w:pPr>
               <w:pStyle w:val="Compact"/>
@@ -2748,7 +3086,9 @@
           </w:p>
         </w:tc>
         <w:tc>
-          <w:tcPr/>
+          <w:tcPr>
+            <w:tcW w:w="4541" w:type="dxa"/>
+          </w:tcPr>
           <w:p>
             <w:pPr>
               <w:pStyle w:val="Compact"/>
@@ -2760,7 +3100,9 @@
           </w:p>
         </w:tc>
         <w:tc>
-          <w:tcPr/>
+          <w:tcPr>
+            <w:tcW w:w="831" w:type="dxa"/>
+          </w:tcPr>
           <w:p>
             <w:pPr>
               <w:pStyle w:val="Compact"/>
@@ -2772,7 +3114,9 @@
           </w:p>
         </w:tc>
         <w:tc>
-          <w:tcPr/>
+          <w:tcPr>
+            <w:tcW w:w="1402" w:type="dxa"/>
+          </w:tcPr>
           <w:p>
             <w:pPr>
               <w:pStyle w:val="Compact"/>
@@ -2784,7 +3128,9 @@
           </w:p>
         </w:tc>
         <w:tc>
-          <w:tcPr/>
+          <w:tcPr>
+            <w:tcW w:w="1753" w:type="dxa"/>
+          </w:tcPr>
           <w:p>
             <w:pPr>
               <w:pStyle w:val="Compact"/>
@@ -2810,21 +3156,24 @@
     <w:tbl>
       <w:tblPr>
         <w:tblStyle w:val="Table"/>
-        <w:tblW w:type="auto" w:w="0"/>
+        <w:tblW w:type="dxa" w:w="9360"/>
         <w:tblLook w:firstRow="1" w:lastRow="0" w:firstColumn="0" w:lastColumn="0" w:noHBand="0" w:noVBand="0" w:val="0020"/>
         <w:jc w:val="start"/>
+        <w:tblLayout w:type="fixed"/>
       </w:tblPr>
       <w:tblGrid>
-        <w:gridCol w:w="2640"/>
-        <w:gridCol w:w="2640"/>
-        <w:gridCol w:w="2640"/>
+        <w:gridCol w:w="2727"/>
+        <w:gridCol w:w="5716"/>
+        <w:gridCol w:w="916"/>
       </w:tblGrid>
       <w:tr>
         <w:trPr>
           <w:tblHeader w:val="true"/>
         </w:trPr>
         <w:tc>
-          <w:tcPr/>
+          <w:tcPr>
+            <w:tcW w:w="2727" w:type="dxa"/>
+          </w:tcPr>
           <w:p>
             <w:pPr>
               <w:pStyle w:val="Compact"/>
@@ -2836,7 +3185,9 @@
           </w:p>
         </w:tc>
         <w:tc>
-          <w:tcPr/>
+          <w:tcPr>
+            <w:tcW w:w="5716" w:type="dxa"/>
+          </w:tcPr>
           <w:p>
             <w:pPr>
               <w:pStyle w:val="Compact"/>
@@ -2848,7 +3199,9 @@
           </w:p>
         </w:tc>
         <w:tc>
-          <w:tcPr/>
+          <w:tcPr>
+            <w:tcW w:w="916" w:type="dxa"/>
+          </w:tcPr>
           <w:p>
             <w:pPr>
               <w:pStyle w:val="Compact"/>
@@ -2862,7 +3215,9 @@
       </w:tr>
       <w:tr>
         <w:tc>
-          <w:tcPr/>
+          <w:tcPr>
+            <w:tcW w:w="2727" w:type="dxa"/>
+          </w:tcPr>
           <w:p>
             <w:pPr>
               <w:pStyle w:val="Compact"/>
@@ -2874,7 +3229,9 @@
           </w:p>
         </w:tc>
         <w:tc>
-          <w:tcPr/>
+          <w:tcPr>
+            <w:tcW w:w="5716" w:type="dxa"/>
+          </w:tcPr>
           <w:p>
             <w:pPr>
               <w:pStyle w:val="Compact"/>
@@ -2886,7 +3243,9 @@
           </w:p>
         </w:tc>
         <w:tc>
-          <w:tcPr/>
+          <w:tcPr>
+            <w:tcW w:w="916" w:type="dxa"/>
+          </w:tcPr>
           <w:p>
             <w:pPr>
               <w:pStyle w:val="Compact"/>
@@ -2900,7 +3259,9 @@
       </w:tr>
       <w:tr>
         <w:tc>
-          <w:tcPr/>
+          <w:tcPr>
+            <w:tcW w:w="2727" w:type="dxa"/>
+          </w:tcPr>
           <w:p>
             <w:pPr>
               <w:pStyle w:val="Compact"/>
@@ -2912,7 +3273,9 @@
           </w:p>
         </w:tc>
         <w:tc>
-          <w:tcPr/>
+          <w:tcPr>
+            <w:tcW w:w="5716" w:type="dxa"/>
+          </w:tcPr>
           <w:p>
             <w:pPr>
               <w:pStyle w:val="Compact"/>
@@ -2924,7 +3287,9 @@
           </w:p>
         </w:tc>
         <w:tc>
-          <w:tcPr/>
+          <w:tcPr>
+            <w:tcW w:w="916" w:type="dxa"/>
+          </w:tcPr>
           <w:p>
             <w:pPr>
               <w:pStyle w:val="Compact"/>
@@ -2938,7 +3303,9 @@
       </w:tr>
       <w:tr>
         <w:tc>
-          <w:tcPr/>
+          <w:tcPr>
+            <w:tcW w:w="2727" w:type="dxa"/>
+          </w:tcPr>
           <w:p>
             <w:pPr>
               <w:pStyle w:val="Compact"/>
@@ -2950,7 +3317,9 @@
           </w:p>
         </w:tc>
         <w:tc>
-          <w:tcPr/>
+          <w:tcPr>
+            <w:tcW w:w="5716" w:type="dxa"/>
+          </w:tcPr>
           <w:p>
             <w:pPr>
               <w:pStyle w:val="Compact"/>
@@ -2962,7 +3331,9 @@
           </w:p>
         </w:tc>
         <w:tc>
-          <w:tcPr/>
+          <w:tcPr>
+            <w:tcW w:w="916" w:type="dxa"/>
+          </w:tcPr>
           <w:p>
             <w:pPr>
               <w:pStyle w:val="Compact"/>
@@ -2976,7 +3347,9 @@
       </w:tr>
       <w:tr>
         <w:tc>
-          <w:tcPr/>
+          <w:tcPr>
+            <w:tcW w:w="2727" w:type="dxa"/>
+          </w:tcPr>
           <w:p>
             <w:pPr>
               <w:pStyle w:val="Compact"/>
@@ -2988,7 +3361,9 @@
           </w:p>
         </w:tc>
         <w:tc>
-          <w:tcPr/>
+          <w:tcPr>
+            <w:tcW w:w="5716" w:type="dxa"/>
+          </w:tcPr>
           <w:p>
             <w:pPr>
               <w:pStyle w:val="Compact"/>
@@ -3000,7 +3375,9 @@
           </w:p>
         </w:tc>
         <w:tc>
-          <w:tcPr/>
+          <w:tcPr>
+            <w:tcW w:w="916" w:type="dxa"/>
+          </w:tcPr>
           <w:p>
             <w:pPr>
               <w:pStyle w:val="Compact"/>
@@ -3014,7 +3391,9 @@
       </w:tr>
       <w:tr>
         <w:tc>
-          <w:tcPr/>
+          <w:tcPr>
+            <w:tcW w:w="2727" w:type="dxa"/>
+          </w:tcPr>
           <w:p>
             <w:pPr>
               <w:pStyle w:val="Compact"/>
@@ -3026,7 +3405,9 @@
           </w:p>
         </w:tc>
         <w:tc>
-          <w:tcPr/>
+          <w:tcPr>
+            <w:tcW w:w="5716" w:type="dxa"/>
+          </w:tcPr>
           <w:p>
             <w:pPr>
               <w:pStyle w:val="Compact"/>
@@ -3038,7 +3419,9 @@
           </w:p>
         </w:tc>
         <w:tc>
-          <w:tcPr/>
+          <w:tcPr>
+            <w:tcW w:w="916" w:type="dxa"/>
+          </w:tcPr>
           <w:p>
             <w:pPr>
               <w:pStyle w:val="Compact"/>
@@ -3052,7 +3435,9 @@
       </w:tr>
       <w:tr>
         <w:tc>
-          <w:tcPr/>
+          <w:tcPr>
+            <w:tcW w:w="2727" w:type="dxa"/>
+          </w:tcPr>
           <w:p>
             <w:pPr>
               <w:pStyle w:val="Compact"/>
@@ -3064,7 +3449,9 @@
           </w:p>
         </w:tc>
         <w:tc>
-          <w:tcPr/>
+          <w:tcPr>
+            <w:tcW w:w="5716" w:type="dxa"/>
+          </w:tcPr>
           <w:p>
             <w:pPr>
               <w:pStyle w:val="Compact"/>
@@ -3076,7 +3463,9 @@
           </w:p>
         </w:tc>
         <w:tc>
-          <w:tcPr/>
+          <w:tcPr>
+            <w:tcW w:w="916" w:type="dxa"/>
+          </w:tcPr>
           <w:p>
             <w:pPr>
               <w:pStyle w:val="Compact"/>
@@ -3090,7 +3479,9 @@
       </w:tr>
       <w:tr>
         <w:tc>
-          <w:tcPr/>
+          <w:tcPr>
+            <w:tcW w:w="2727" w:type="dxa"/>
+          </w:tcPr>
           <w:p>
             <w:pPr>
               <w:pStyle w:val="Compact"/>
@@ -3102,7 +3493,9 @@
           </w:p>
         </w:tc>
         <w:tc>
-          <w:tcPr/>
+          <w:tcPr>
+            <w:tcW w:w="5716" w:type="dxa"/>
+          </w:tcPr>
           <w:p>
             <w:pPr>
               <w:pStyle w:val="Compact"/>
@@ -3114,7 +3507,9 @@
           </w:p>
         </w:tc>
         <w:tc>
-          <w:tcPr/>
+          <w:tcPr>
+            <w:tcW w:w="916" w:type="dxa"/>
+          </w:tcPr>
           <w:p>
             <w:pPr>
               <w:pStyle w:val="Compact"/>
@@ -3149,23 +3544,26 @@
     <w:tbl>
       <w:tblPr>
         <w:tblStyle w:val="Table"/>
-        <w:tblW w:type="auto" w:w="0"/>
+        <w:tblW w:type="dxa" w:w="9360"/>
         <w:tblLook w:firstRow="1" w:lastRow="0" w:firstColumn="0" w:lastColumn="0" w:noHBand="0" w:noVBand="0" w:val="0020"/>
         <w:jc w:val="start"/>
+        <w:tblLayout w:type="fixed"/>
       </w:tblPr>
       <w:tblGrid>
-        <w:gridCol w:w="1584"/>
-        <w:gridCol w:w="1584"/>
-        <w:gridCol w:w="1584"/>
-        <w:gridCol w:w="1584"/>
-        <w:gridCol w:w="1584"/>
+        <w:gridCol w:w="2507"/>
+        <w:gridCol w:w="924"/>
+        <w:gridCol w:w="3089"/>
+        <w:gridCol w:w="855"/>
+        <w:gridCol w:w="1982"/>
       </w:tblGrid>
       <w:tr>
         <w:trPr>
           <w:tblHeader w:val="true"/>
         </w:trPr>
         <w:tc>
-          <w:tcPr/>
+          <w:tcPr>
+            <w:tcW w:w="2507" w:type="dxa"/>
+          </w:tcPr>
           <w:p>
             <w:pPr>
               <w:pStyle w:val="Compact"/>
@@ -3177,7 +3575,9 @@
           </w:p>
         </w:tc>
         <w:tc>
-          <w:tcPr/>
+          <w:tcPr>
+            <w:tcW w:w="924" w:type="dxa"/>
+          </w:tcPr>
           <w:p>
             <w:pPr>
               <w:pStyle w:val="Compact"/>
@@ -3189,7 +3589,9 @@
           </w:p>
         </w:tc>
         <w:tc>
-          <w:tcPr/>
+          <w:tcPr>
+            <w:tcW w:w="3089" w:type="dxa"/>
+          </w:tcPr>
           <w:p>
             <w:pPr>
               <w:pStyle w:val="Compact"/>
@@ -3201,7 +3603,9 @@
           </w:p>
         </w:tc>
         <w:tc>
-          <w:tcPr/>
+          <w:tcPr>
+            <w:tcW w:w="855" w:type="dxa"/>
+          </w:tcPr>
           <w:p>
             <w:pPr>
               <w:pStyle w:val="Compact"/>
@@ -3213,7 +3617,9 @@
           </w:p>
         </w:tc>
         <w:tc>
-          <w:tcPr/>
+          <w:tcPr>
+            <w:tcW w:w="1982" w:type="dxa"/>
+          </w:tcPr>
           <w:p>
             <w:pPr>
               <w:pStyle w:val="Compact"/>
@@ -3227,7 +3633,9 @@
       </w:tr>
       <w:tr>
         <w:tc>
-          <w:tcPr/>
+          <w:tcPr>
+            <w:tcW w:w="2507" w:type="dxa"/>
+          </w:tcPr>
           <w:p>
             <w:pPr>
               <w:pStyle w:val="Compact"/>
@@ -3239,7 +3647,9 @@
           </w:p>
         </w:tc>
         <w:tc>
-          <w:tcPr/>
+          <w:tcPr>
+            <w:tcW w:w="924" w:type="dxa"/>
+          </w:tcPr>
           <w:p>
             <w:pPr>
               <w:pStyle w:val="Compact"/>
@@ -3251,7 +3661,9 @@
           </w:p>
         </w:tc>
         <w:tc>
-          <w:tcPr/>
+          <w:tcPr>
+            <w:tcW w:w="3089" w:type="dxa"/>
+          </w:tcPr>
           <w:p>
             <w:pPr>
               <w:pStyle w:val="Compact"/>
@@ -3263,7 +3675,9 @@
           </w:p>
         </w:tc>
         <w:tc>
-          <w:tcPr/>
+          <w:tcPr>
+            <w:tcW w:w="855" w:type="dxa"/>
+          </w:tcPr>
           <w:p>
             <w:pPr>
               <w:pStyle w:val="Compact"/>
@@ -3275,7 +3689,9 @@
           </w:p>
         </w:tc>
         <w:tc>
-          <w:tcPr/>
+          <w:tcPr>
+            <w:tcW w:w="1982" w:type="dxa"/>
+          </w:tcPr>
           <w:p>
             <w:pPr>
               <w:pStyle w:val="Compact"/>
@@ -3301,22 +3717,25 @@
     <w:tbl>
       <w:tblPr>
         <w:tblStyle w:val="Table"/>
-        <w:tblW w:type="auto" w:w="0"/>
+        <w:tblW w:type="dxa" w:w="9360"/>
         <w:tblLook w:firstRow="1" w:lastRow="0" w:firstColumn="0" w:lastColumn="0" w:noHBand="0" w:noVBand="0" w:val="0020"/>
         <w:jc w:val="start"/>
+        <w:tblLayout w:type="fixed"/>
       </w:tblPr>
       <w:tblGrid>
-        <w:gridCol w:w="1980"/>
-        <w:gridCol w:w="1980"/>
-        <w:gridCol w:w="1980"/>
-        <w:gridCol w:w="1980"/>
+        <w:gridCol w:w="1012"/>
+        <w:gridCol w:w="1012"/>
+        <w:gridCol w:w="6321"/>
+        <w:gridCol w:w="1012"/>
       </w:tblGrid>
       <w:tr>
         <w:trPr>
           <w:tblHeader w:val="true"/>
         </w:trPr>
         <w:tc>
-          <w:tcPr/>
+          <w:tcPr>
+            <w:tcW w:w="1012" w:type="dxa"/>
+          </w:tcPr>
           <w:p>
             <w:pPr>
               <w:pStyle w:val="Compact"/>
@@ -3328,7 +3747,9 @@
           </w:p>
         </w:tc>
         <w:tc>
-          <w:tcPr/>
+          <w:tcPr>
+            <w:tcW w:w="1012" w:type="dxa"/>
+          </w:tcPr>
           <w:p>
             <w:pPr>
               <w:pStyle w:val="Compact"/>
@@ -3340,7 +3761,9 @@
           </w:p>
         </w:tc>
         <w:tc>
-          <w:tcPr/>
+          <w:tcPr>
+            <w:tcW w:w="6321" w:type="dxa"/>
+          </w:tcPr>
           <w:p>
             <w:pPr>
               <w:pStyle w:val="Compact"/>
@@ -3352,7 +3775,9 @@
           </w:p>
         </w:tc>
         <w:tc>
-          <w:tcPr/>
+          <w:tcPr>
+            <w:tcW w:w="1012" w:type="dxa"/>
+          </w:tcPr>
           <w:p>
             <w:pPr>
               <w:pStyle w:val="Compact"/>
@@ -3366,7 +3791,9 @@
       </w:tr>
       <w:tr>
         <w:tc>
-          <w:tcPr/>
+          <w:tcPr>
+            <w:tcW w:w="1012" w:type="dxa"/>
+          </w:tcPr>
           <w:p>
             <w:pPr>
               <w:pStyle w:val="Compact"/>
@@ -3378,7 +3805,9 @@
           </w:p>
         </w:tc>
         <w:tc>
-          <w:tcPr/>
+          <w:tcPr>
+            <w:tcW w:w="1012" w:type="dxa"/>
+          </w:tcPr>
           <w:p>
             <w:pPr>
               <w:pStyle w:val="Compact"/>
@@ -3390,7 +3819,9 @@
           </w:p>
         </w:tc>
         <w:tc>
-          <w:tcPr/>
+          <w:tcPr>
+            <w:tcW w:w="6321" w:type="dxa"/>
+          </w:tcPr>
           <w:p>
             <w:pPr>
               <w:pStyle w:val="Compact"/>
@@ -3402,7 +3833,9 @@
           </w:p>
         </w:tc>
         <w:tc>
-          <w:tcPr/>
+          <w:tcPr>
+            <w:tcW w:w="1012" w:type="dxa"/>
+          </w:tcPr>
           <w:p>
             <w:pPr>
               <w:pStyle w:val="Compact"/>
@@ -3454,23 +3887,26 @@
     <w:tbl>
       <w:tblPr>
         <w:tblStyle w:val="Table"/>
-        <w:tblW w:type="auto" w:w="0"/>
+        <w:tblW w:type="dxa" w:w="9360"/>
         <w:tblLook w:firstRow="1" w:lastRow="0" w:firstColumn="0" w:lastColumn="0" w:noHBand="0" w:noVBand="0" w:val="0020"/>
         <w:jc w:val="start"/>
+        <w:tblLayout w:type="fixed"/>
       </w:tblPr>
       <w:tblGrid>
-        <w:gridCol w:w="1584"/>
-        <w:gridCol w:w="1584"/>
-        <w:gridCol w:w="1584"/>
-        <w:gridCol w:w="1584"/>
-        <w:gridCol w:w="1584"/>
+        <w:gridCol w:w="939"/>
+        <w:gridCol w:w="2875"/>
+        <w:gridCol w:w="2277"/>
+        <w:gridCol w:w="2418"/>
+        <w:gridCol w:w="849"/>
       </w:tblGrid>
       <w:tr>
         <w:trPr>
           <w:tblHeader w:val="true"/>
         </w:trPr>
         <w:tc>
-          <w:tcPr/>
+          <w:tcPr>
+            <w:tcW w:w="939" w:type="dxa"/>
+          </w:tcPr>
           <w:p>
             <w:pPr>
               <w:pStyle w:val="Compact"/>
@@ -3482,7 +3918,9 @@
           </w:p>
         </w:tc>
         <w:tc>
-          <w:tcPr/>
+          <w:tcPr>
+            <w:tcW w:w="2875" w:type="dxa"/>
+          </w:tcPr>
           <w:p>
             <w:pPr>
               <w:pStyle w:val="Compact"/>
@@ -3494,7 +3932,9 @@
           </w:p>
         </w:tc>
         <w:tc>
-          <w:tcPr/>
+          <w:tcPr>
+            <w:tcW w:w="2277" w:type="dxa"/>
+          </w:tcPr>
           <w:p>
             <w:pPr>
               <w:pStyle w:val="Compact"/>
@@ -3506,7 +3946,9 @@
           </w:p>
         </w:tc>
         <w:tc>
-          <w:tcPr/>
+          <w:tcPr>
+            <w:tcW w:w="2418" w:type="dxa"/>
+          </w:tcPr>
           <w:p>
             <w:pPr>
               <w:pStyle w:val="Compact"/>
@@ -3518,7 +3960,9 @@
           </w:p>
         </w:tc>
         <w:tc>
-          <w:tcPr/>
+          <w:tcPr>
+            <w:tcW w:w="849" w:type="dxa"/>
+          </w:tcPr>
           <w:p>
             <w:pPr>
               <w:pStyle w:val="Compact"/>
@@ -3532,7 +3976,9 @@
       </w:tr>
       <w:tr>
         <w:tc>
-          <w:tcPr/>
+          <w:tcPr>
+            <w:tcW w:w="939" w:type="dxa"/>
+          </w:tcPr>
           <w:p>
             <w:pPr>
               <w:pStyle w:val="Compact"/>
@@ -3544,7 +3990,9 @@
           </w:p>
         </w:tc>
         <w:tc>
-          <w:tcPr/>
+          <w:tcPr>
+            <w:tcW w:w="2875" w:type="dxa"/>
+          </w:tcPr>
           <w:p>
             <w:pPr>
               <w:pStyle w:val="Compact"/>
@@ -3556,7 +4004,9 @@
           </w:p>
         </w:tc>
         <w:tc>
-          <w:tcPr/>
+          <w:tcPr>
+            <w:tcW w:w="2277" w:type="dxa"/>
+          </w:tcPr>
           <w:p>
             <w:pPr>
               <w:pStyle w:val="Compact"/>
@@ -3568,7 +4018,9 @@
           </w:p>
         </w:tc>
         <w:tc>
-          <w:tcPr/>
+          <w:tcPr>
+            <w:tcW w:w="2418" w:type="dxa"/>
+          </w:tcPr>
           <w:p>
             <w:pPr>
               <w:pStyle w:val="Compact"/>
@@ -3580,7 +4032,9 @@
           </w:p>
         </w:tc>
         <w:tc>
-          <w:tcPr/>
+          <w:tcPr>
+            <w:tcW w:w="849" w:type="dxa"/>
+          </w:tcPr>
           <w:p>
             <w:pPr>
               <w:pStyle w:val="Compact"/>
@@ -3606,21 +4060,24 @@
     <w:tbl>
       <w:tblPr>
         <w:tblStyle w:val="Table"/>
-        <w:tblW w:type="auto" w:w="0"/>
+        <w:tblW w:type="dxa" w:w="9360"/>
         <w:tblLook w:firstRow="1" w:lastRow="0" w:firstColumn="0" w:lastColumn="0" w:noHBand="0" w:noVBand="0" w:val="0020"/>
         <w:jc w:val="start"/>
+        <w:tblLayout w:type="fixed"/>
       </w:tblPr>
       <w:tblGrid>
-        <w:gridCol w:w="2640"/>
-        <w:gridCol w:w="2640"/>
-        <w:gridCol w:w="2640"/>
+        <w:gridCol w:w="3878"/>
+        <w:gridCol w:w="4627"/>
+        <w:gridCol w:w="853"/>
       </w:tblGrid>
       <w:tr>
         <w:trPr>
           <w:tblHeader w:val="true"/>
         </w:trPr>
         <w:tc>
-          <w:tcPr/>
+          <w:tcPr>
+            <w:tcW w:w="3878" w:type="dxa"/>
+          </w:tcPr>
           <w:p>
             <w:pPr>
               <w:pStyle w:val="Compact"/>
@@ -3632,7 +4089,9 @@
           </w:p>
         </w:tc>
         <w:tc>
-          <w:tcPr/>
+          <w:tcPr>
+            <w:tcW w:w="4627" w:type="dxa"/>
+          </w:tcPr>
           <w:p>
             <w:pPr>
               <w:pStyle w:val="Compact"/>
@@ -3644,7 +4103,9 @@
           </w:p>
         </w:tc>
         <w:tc>
-          <w:tcPr/>
+          <w:tcPr>
+            <w:tcW w:w="853" w:type="dxa"/>
+          </w:tcPr>
           <w:p>
             <w:pPr>
               <w:pStyle w:val="Compact"/>
@@ -3658,7 +4119,9 @@
       </w:tr>
       <w:tr>
         <w:tc>
-          <w:tcPr/>
+          <w:tcPr>
+            <w:tcW w:w="3878" w:type="dxa"/>
+          </w:tcPr>
           <w:p>
             <w:pPr>
               <w:pStyle w:val="Compact"/>
@@ -3670,7 +4133,9 @@
           </w:p>
         </w:tc>
         <w:tc>
-          <w:tcPr/>
+          <w:tcPr>
+            <w:tcW w:w="4627" w:type="dxa"/>
+          </w:tcPr>
           <w:p>
             <w:pPr>
               <w:pStyle w:val="Compact"/>
@@ -3682,7 +4147,9 @@
           </w:p>
         </w:tc>
         <w:tc>
-          <w:tcPr/>
+          <w:tcPr>
+            <w:tcW w:w="853" w:type="dxa"/>
+          </w:tcPr>
           <w:p>
             <w:pPr>
               <w:pStyle w:val="Compact"/>
@@ -3696,7 +4163,9 @@
       </w:tr>
       <w:tr>
         <w:tc>
-          <w:tcPr/>
+          <w:tcPr>
+            <w:tcW w:w="3878" w:type="dxa"/>
+          </w:tcPr>
           <w:p>
             <w:pPr>
               <w:pStyle w:val="Compact"/>
@@ -3708,7 +4177,9 @@
           </w:p>
         </w:tc>
         <w:tc>
-          <w:tcPr/>
+          <w:tcPr>
+            <w:tcW w:w="4627" w:type="dxa"/>
+          </w:tcPr>
           <w:p>
             <w:pPr>
               <w:pStyle w:val="Compact"/>
@@ -3720,7 +4191,9 @@
           </w:p>
         </w:tc>
         <w:tc>
-          <w:tcPr/>
+          <w:tcPr>
+            <w:tcW w:w="853" w:type="dxa"/>
+          </w:tcPr>
           <w:p>
             <w:pPr>
               <w:pStyle w:val="Compact"/>
@@ -3734,7 +4207,9 @@
       </w:tr>
       <w:tr>
         <w:tc>
-          <w:tcPr/>
+          <w:tcPr>
+            <w:tcW w:w="3878" w:type="dxa"/>
+          </w:tcPr>
           <w:p>
             <w:pPr>
               <w:pStyle w:val="Compact"/>
@@ -3746,7 +4221,9 @@
           </w:p>
         </w:tc>
         <w:tc>
-          <w:tcPr/>
+          <w:tcPr>
+            <w:tcW w:w="4627" w:type="dxa"/>
+          </w:tcPr>
           <w:p>
             <w:pPr>
               <w:pStyle w:val="Compact"/>
@@ -3758,7 +4235,9 @@
           </w:p>
         </w:tc>
         <w:tc>
-          <w:tcPr/>
+          <w:tcPr>
+            <w:tcW w:w="853" w:type="dxa"/>
+          </w:tcPr>
           <w:p>
             <w:pPr>
               <w:pStyle w:val="Compact"/>
@@ -3784,22 +4263,25 @@
     <w:tbl>
       <w:tblPr>
         <w:tblStyle w:val="Table"/>
-        <w:tblW w:type="auto" w:w="0"/>
+        <w:tblW w:type="dxa" w:w="9360"/>
         <w:tblLook w:firstRow="1" w:lastRow="0" w:firstColumn="0" w:lastColumn="0" w:noHBand="0" w:noVBand="0" w:val="0020"/>
         <w:jc w:val="start"/>
+        <w:tblLayout w:type="fixed"/>
       </w:tblPr>
       <w:tblGrid>
-        <w:gridCol w:w="1980"/>
-        <w:gridCol w:w="1980"/>
-        <w:gridCol w:w="1980"/>
-        <w:gridCol w:w="1980"/>
+        <w:gridCol w:w="2302"/>
+        <w:gridCol w:w="4193"/>
+        <w:gridCol w:w="2016"/>
+        <w:gridCol w:w="847"/>
       </w:tblGrid>
       <w:tr>
         <w:trPr>
           <w:tblHeader w:val="true"/>
         </w:trPr>
         <w:tc>
-          <w:tcPr/>
+          <w:tcPr>
+            <w:tcW w:w="2302" w:type="dxa"/>
+          </w:tcPr>
           <w:p>
             <w:pPr>
               <w:pStyle w:val="Compact"/>
@@ -3811,7 +4293,9 @@
           </w:p>
         </w:tc>
         <w:tc>
-          <w:tcPr/>
+          <w:tcPr>
+            <w:tcW w:w="4193" w:type="dxa"/>
+          </w:tcPr>
           <w:p>
             <w:pPr>
               <w:pStyle w:val="Compact"/>
@@ -3823,7 +4307,9 @@
           </w:p>
         </w:tc>
         <w:tc>
-          <w:tcPr/>
+          <w:tcPr>
+            <w:tcW w:w="2016" w:type="dxa"/>
+          </w:tcPr>
           <w:p>
             <w:pPr>
               <w:pStyle w:val="Compact"/>
@@ -3835,7 +4321,9 @@
           </w:p>
         </w:tc>
         <w:tc>
-          <w:tcPr/>
+          <w:tcPr>
+            <w:tcW w:w="847" w:type="dxa"/>
+          </w:tcPr>
           <w:p>
             <w:pPr>
               <w:pStyle w:val="Compact"/>
@@ -3849,7 +4337,9 @@
       </w:tr>
       <w:tr>
         <w:tc>
-          <w:tcPr/>
+          <w:tcPr>
+            <w:tcW w:w="2302" w:type="dxa"/>
+          </w:tcPr>
           <w:p>
             <w:pPr>
               <w:pStyle w:val="Compact"/>
@@ -3861,7 +4351,9 @@
           </w:p>
         </w:tc>
         <w:tc>
-          <w:tcPr/>
+          <w:tcPr>
+            <w:tcW w:w="4193" w:type="dxa"/>
+          </w:tcPr>
           <w:p>
             <w:pPr>
               <w:pStyle w:val="Compact"/>
@@ -3873,7 +4365,9 @@
           </w:p>
         </w:tc>
         <w:tc>
-          <w:tcPr/>
+          <w:tcPr>
+            <w:tcW w:w="2016" w:type="dxa"/>
+          </w:tcPr>
           <w:p>
             <w:pPr>
               <w:pStyle w:val="Compact"/>
@@ -3885,7 +4379,9 @@
           </w:p>
         </w:tc>
         <w:tc>
-          <w:tcPr/>
+          <w:tcPr>
+            <w:tcW w:w="847" w:type="dxa"/>
+          </w:tcPr>
           <w:p>
             <w:pPr>
               <w:pStyle w:val="Compact"/>
@@ -3986,24 +4482,27 @@
     <w:tbl>
       <w:tblPr>
         <w:tblStyle w:val="Table"/>
-        <w:tblW w:type="auto" w:w="0"/>
+        <w:tblW w:type="dxa" w:w="9360"/>
         <w:tblLook w:firstRow="1" w:lastRow="0" w:firstColumn="0" w:lastColumn="0" w:noHBand="0" w:noVBand="0" w:val="0020"/>
         <w:jc w:val="start"/>
+        <w:tblLayout w:type="fixed"/>
       </w:tblPr>
       <w:tblGrid>
-        <w:gridCol w:w="1320"/>
-        <w:gridCol w:w="1320"/>
-        <w:gridCol w:w="1320"/>
-        <w:gridCol w:w="1320"/>
-        <w:gridCol w:w="1320"/>
-        <w:gridCol w:w="1320"/>
+        <w:gridCol w:w="776"/>
+        <w:gridCol w:w="2072"/>
+        <w:gridCol w:w="811"/>
+        <w:gridCol w:w="3091"/>
+        <w:gridCol w:w="1831"/>
+        <w:gridCol w:w="776"/>
       </w:tblGrid>
       <w:tr>
         <w:trPr>
           <w:tblHeader w:val="true"/>
         </w:trPr>
         <w:tc>
-          <w:tcPr/>
+          <w:tcPr>
+            <w:tcW w:w="776" w:type="dxa"/>
+          </w:tcPr>
           <w:p>
             <w:pPr>
               <w:pStyle w:val="Compact"/>
@@ -4015,7 +4514,9 @@
           </w:p>
         </w:tc>
         <w:tc>
-          <w:tcPr/>
+          <w:tcPr>
+            <w:tcW w:w="2072" w:type="dxa"/>
+          </w:tcPr>
           <w:p>
             <w:pPr>
               <w:pStyle w:val="Compact"/>
@@ -4027,7 +4528,9 @@
           </w:p>
         </w:tc>
         <w:tc>
-          <w:tcPr/>
+          <w:tcPr>
+            <w:tcW w:w="811" w:type="dxa"/>
+          </w:tcPr>
           <w:p>
             <w:pPr>
               <w:pStyle w:val="Compact"/>
@@ -4039,7 +4542,9 @@
           </w:p>
         </w:tc>
         <w:tc>
-          <w:tcPr/>
+          <w:tcPr>
+            <w:tcW w:w="3091" w:type="dxa"/>
+          </w:tcPr>
           <w:p>
             <w:pPr>
               <w:pStyle w:val="Compact"/>
@@ -4051,7 +4556,9 @@
           </w:p>
         </w:tc>
         <w:tc>
-          <w:tcPr/>
+          <w:tcPr>
+            <w:tcW w:w="1831" w:type="dxa"/>
+          </w:tcPr>
           <w:p>
             <w:pPr>
               <w:pStyle w:val="Compact"/>
@@ -4063,7 +4570,9 @@
           </w:p>
         </w:tc>
         <w:tc>
-          <w:tcPr/>
+          <w:tcPr>
+            <w:tcW w:w="776" w:type="dxa"/>
+          </w:tcPr>
           <w:p>
             <w:pPr>
               <w:pStyle w:val="Compact"/>
@@ -4077,7 +4586,9 @@
       </w:tr>
       <w:tr>
         <w:tc>
-          <w:tcPr/>
+          <w:tcPr>
+            <w:tcW w:w="776" w:type="dxa"/>
+          </w:tcPr>
           <w:p>
             <w:pPr>
               <w:pStyle w:val="Compact"/>
@@ -4089,7 +4600,9 @@
           </w:p>
         </w:tc>
         <w:tc>
-          <w:tcPr/>
+          <w:tcPr>
+            <w:tcW w:w="2072" w:type="dxa"/>
+          </w:tcPr>
           <w:p>
             <w:pPr>
               <w:pStyle w:val="Compact"/>
@@ -4101,7 +4614,9 @@
           </w:p>
         </w:tc>
         <w:tc>
-          <w:tcPr/>
+          <w:tcPr>
+            <w:tcW w:w="811" w:type="dxa"/>
+          </w:tcPr>
           <w:p>
             <w:pPr>
               <w:pStyle w:val="Compact"/>
@@ -4113,7 +4628,9 @@
           </w:p>
         </w:tc>
         <w:tc>
-          <w:tcPr/>
+          <w:tcPr>
+            <w:tcW w:w="3091" w:type="dxa"/>
+          </w:tcPr>
           <w:p>
             <w:pPr>
               <w:pStyle w:val="Compact"/>
@@ -4125,7 +4642,9 @@
           </w:p>
         </w:tc>
         <w:tc>
-          <w:tcPr/>
+          <w:tcPr>
+            <w:tcW w:w="1831" w:type="dxa"/>
+          </w:tcPr>
           <w:p>
             <w:pPr>
               <w:pStyle w:val="Compact"/>
@@ -4137,7 +4656,9 @@
           </w:p>
         </w:tc>
         <w:tc>
-          <w:tcPr/>
+          <w:tcPr>
+            <w:tcW w:w="776" w:type="dxa"/>
+          </w:tcPr>
           <w:p>
             <w:pPr>
               <w:pStyle w:val="Compact"/>
@@ -4249,6 +4770,28 @@
           <w:bCs/>
           <w:b/>
         </w:rPr>
+        <w:t xml:space="preserve">Adds to or replaces:</w:t>
+      </w:r>
+      <w:r>
+        <w:t xml:space="preserve"> </w:t>
+      </w:r>
+      <w:r>
+        <w:t xml:space="preserve">for the B15 line, ADD or REPLACE goes in B16 and the earlier rate it replaces in B17. Every other line follows B16 and B17 unless its own entry differs: a line that replaces an earlier rate of this action gets that rate in rate-line column AD; a line that only adds while B16 is REPLACE gets 0% in AD. A duty that a line switches off (another measure, 6.6) goes in column AF, or per item in determinations column S.</w:t>
+      </w:r>
+    </w:p>
+    <w:p>
+      <w:pPr>
+        <w:numPr>
+          <w:ilvl w:val="0"/>
+          <w:numId w:val="1004"/>
+        </w:numPr>
+        <w:pStyle w:val="Compact"/>
+      </w:pPr>
+      <w:r>
+        <w:rPr>
+          <w:bCs/>
+          <w:b/>
+        </w:rPr>
         <w:t xml:space="preserve">Part of the value:</w:t>
       </w:r>
       <w:r>
@@ -4327,24 +4870,27 @@
     <w:tbl>
       <w:tblPr>
         <w:tblStyle w:val="Table"/>
-        <w:tblW w:type="auto" w:w="0"/>
+        <w:tblW w:type="dxa" w:w="9360"/>
         <w:tblLook w:firstRow="1" w:lastRow="0" w:firstColumn="0" w:lastColumn="0" w:noHBand="0" w:noVBand="0" w:val="0020"/>
         <w:jc w:val="start"/>
+        <w:tblLayout w:type="fixed"/>
       </w:tblPr>
       <w:tblGrid>
-        <w:gridCol w:w="1320"/>
-        <w:gridCol w:w="1320"/>
-        <w:gridCol w:w="1320"/>
-        <w:gridCol w:w="1320"/>
-        <w:gridCol w:w="1320"/>
-        <w:gridCol w:w="1320"/>
+        <w:gridCol w:w="794"/>
+        <w:gridCol w:w="1032"/>
+        <w:gridCol w:w="2342"/>
+        <w:gridCol w:w="794"/>
+        <w:gridCol w:w="3601"/>
+        <w:gridCol w:w="794"/>
       </w:tblGrid>
       <w:tr>
         <w:trPr>
           <w:tblHeader w:val="true"/>
         </w:trPr>
         <w:tc>
-          <w:tcPr/>
+          <w:tcPr>
+            <w:tcW w:w="794" w:type="dxa"/>
+          </w:tcPr>
           <w:p>
             <w:pPr>
               <w:pStyle w:val="Compact"/>
@@ -4356,7 +4902,9 @@
           </w:p>
         </w:tc>
         <w:tc>
-          <w:tcPr/>
+          <w:tcPr>
+            <w:tcW w:w="1032" w:type="dxa"/>
+          </w:tcPr>
           <w:p>
             <w:pPr>
               <w:pStyle w:val="Compact"/>
@@ -4368,7 +4916,9 @@
           </w:p>
         </w:tc>
         <w:tc>
-          <w:tcPr/>
+          <w:tcPr>
+            <w:tcW w:w="2342" w:type="dxa"/>
+          </w:tcPr>
           <w:p>
             <w:pPr>
               <w:pStyle w:val="Compact"/>
@@ -4380,7 +4930,9 @@
           </w:p>
         </w:tc>
         <w:tc>
-          <w:tcPr/>
+          <w:tcPr>
+            <w:tcW w:w="794" w:type="dxa"/>
+          </w:tcPr>
           <w:p>
             <w:pPr>
               <w:pStyle w:val="Compact"/>
@@ -4392,7 +4944,9 @@
           </w:p>
         </w:tc>
         <w:tc>
-          <w:tcPr/>
+          <w:tcPr>
+            <w:tcW w:w="3601" w:type="dxa"/>
+          </w:tcPr>
           <w:p>
             <w:pPr>
               <w:pStyle w:val="Compact"/>
@@ -4404,7 +4958,9 @@
           </w:p>
         </w:tc>
         <w:tc>
-          <w:tcPr/>
+          <w:tcPr>
+            <w:tcW w:w="794" w:type="dxa"/>
+          </w:tcPr>
           <w:p>
             <w:pPr>
               <w:pStyle w:val="Compact"/>
@@ -4418,7 +4974,9 @@
       </w:tr>
       <w:tr>
         <w:tc>
-          <w:tcPr/>
+          <w:tcPr>
+            <w:tcW w:w="794" w:type="dxa"/>
+          </w:tcPr>
           <w:p>
             <w:pPr>
               <w:pStyle w:val="Compact"/>
@@ -4430,7 +4988,9 @@
           </w:p>
         </w:tc>
         <w:tc>
-          <w:tcPr/>
+          <w:tcPr>
+            <w:tcW w:w="1032" w:type="dxa"/>
+          </w:tcPr>
           <w:p>
             <w:pPr>
               <w:pStyle w:val="Compact"/>
@@ -4442,7 +5002,9 @@
           </w:p>
         </w:tc>
         <w:tc>
-          <w:tcPr/>
+          <w:tcPr>
+            <w:tcW w:w="2342" w:type="dxa"/>
+          </w:tcPr>
           <w:p>
             <w:pPr>
               <w:pStyle w:val="Compact"/>
@@ -4454,7 +5016,9 @@
           </w:p>
         </w:tc>
         <w:tc>
-          <w:tcPr/>
+          <w:tcPr>
+            <w:tcW w:w="794" w:type="dxa"/>
+          </w:tcPr>
           <w:p>
             <w:pPr>
               <w:pStyle w:val="Compact"/>
@@ -4466,7 +5030,9 @@
           </w:p>
         </w:tc>
         <w:tc>
-          <w:tcPr/>
+          <w:tcPr>
+            <w:tcW w:w="3601" w:type="dxa"/>
+          </w:tcPr>
           <w:p>
             <w:pPr>
               <w:pStyle w:val="Compact"/>
@@ -4478,7 +5044,9 @@
           </w:p>
         </w:tc>
         <w:tc>
-          <w:tcPr/>
+          <w:tcPr>
+            <w:tcW w:w="794" w:type="dxa"/>
+          </w:tcPr>
           <w:p>
             <w:pPr>
               <w:pStyle w:val="Compact"/>
@@ -4504,20 +5072,23 @@
     <w:tbl>
       <w:tblPr>
         <w:tblStyle w:val="Table"/>
-        <w:tblW w:type="auto" w:w="0"/>
+        <w:tblW w:type="dxa" w:w="9360"/>
         <w:tblLook w:firstRow="1" w:lastRow="0" w:firstColumn="0" w:lastColumn="0" w:noHBand="0" w:noVBand="0" w:val="0020"/>
         <w:jc w:val="start"/>
+        <w:tblLayout w:type="fixed"/>
       </w:tblPr>
       <w:tblGrid>
-        <w:gridCol w:w="3960"/>
-        <w:gridCol w:w="3960"/>
+        <w:gridCol w:w="2098"/>
+        <w:gridCol w:w="7261"/>
       </w:tblGrid>
       <w:tr>
         <w:trPr>
           <w:tblHeader w:val="true"/>
         </w:trPr>
         <w:tc>
-          <w:tcPr/>
+          <w:tcPr>
+            <w:tcW w:w="2098" w:type="dxa"/>
+          </w:tcPr>
           <w:p>
             <w:pPr>
               <w:pStyle w:val="Compact"/>
@@ -4529,7 +5100,9 @@
           </w:p>
         </w:tc>
         <w:tc>
-          <w:tcPr/>
+          <w:tcPr>
+            <w:tcW w:w="7261" w:type="dxa"/>
+          </w:tcPr>
           <w:p>
             <w:pPr>
               <w:pStyle w:val="Compact"/>
@@ -4543,7 +5116,9 @@
       </w:tr>
       <w:tr>
         <w:tc>
-          <w:tcPr/>
+          <w:tcPr>
+            <w:tcW w:w="2098" w:type="dxa"/>
+          </w:tcPr>
           <w:p>
             <w:pPr>
               <w:pStyle w:val="Compact"/>
@@ -4555,7 +5130,9 @@
           </w:p>
         </w:tc>
         <w:tc>
-          <w:tcPr/>
+          <w:tcPr>
+            <w:tcW w:w="7261" w:type="dxa"/>
+          </w:tcPr>
           <w:p>
             <w:pPr>
               <w:pStyle w:val="Compact"/>
@@ -4569,7 +5146,9 @@
       </w:tr>
       <w:tr>
         <w:tc>
-          <w:tcPr/>
+          <w:tcPr>
+            <w:tcW w:w="2098" w:type="dxa"/>
+          </w:tcPr>
           <w:p>
             <w:pPr>
               <w:pStyle w:val="Compact"/>
@@ -4581,7 +5160,9 @@
           </w:p>
         </w:tc>
         <w:tc>
-          <w:tcPr/>
+          <w:tcPr>
+            <w:tcW w:w="7261" w:type="dxa"/>
+          </w:tcPr>
           <w:p>
             <w:pPr>
               <w:pStyle w:val="Compact"/>
@@ -4595,7 +5176,9 @@
       </w:tr>
       <w:tr>
         <w:tc>
-          <w:tcPr/>
+          <w:tcPr>
+            <w:tcW w:w="2098" w:type="dxa"/>
+          </w:tcPr>
           <w:p>
             <w:pPr>
               <w:pStyle w:val="Compact"/>
@@ -4607,7 +5190,9 @@
           </w:p>
         </w:tc>
         <w:tc>
-          <w:tcPr/>
+          <w:tcPr>
+            <w:tcW w:w="7261" w:type="dxa"/>
+          </w:tcPr>
           <w:p>
             <w:pPr>
               <w:pStyle w:val="Compact"/>
@@ -4621,7 +5206,9 @@
       </w:tr>
       <w:tr>
         <w:tc>
-          <w:tcPr/>
+          <w:tcPr>
+            <w:tcW w:w="2098" w:type="dxa"/>
+          </w:tcPr>
           <w:p>
             <w:pPr>
               <w:pStyle w:val="Compact"/>
@@ -4633,7 +5220,9 @@
           </w:p>
         </w:tc>
         <w:tc>
-          <w:tcPr/>
+          <w:tcPr>
+            <w:tcW w:w="7261" w:type="dxa"/>
+          </w:tcPr>
           <w:p>
             <w:pPr>
               <w:pStyle w:val="Compact"/>
@@ -4647,7 +5236,9 @@
       </w:tr>
       <w:tr>
         <w:tc>
-          <w:tcPr/>
+          <w:tcPr>
+            <w:tcW w:w="2098" w:type="dxa"/>
+          </w:tcPr>
           <w:p>
             <w:pPr>
               <w:pStyle w:val="Compact"/>
@@ -4659,7 +5250,9 @@
           </w:p>
         </w:tc>
         <w:tc>
-          <w:tcPr/>
+          <w:tcPr>
+            <w:tcW w:w="7261" w:type="dxa"/>
+          </w:tcPr>
           <w:p>
             <w:pPr>
               <w:pStyle w:val="Compact"/>
@@ -4673,7 +5266,9 @@
       </w:tr>
       <w:tr>
         <w:tc>
-          <w:tcPr/>
+          <w:tcPr>
+            <w:tcW w:w="2098" w:type="dxa"/>
+          </w:tcPr>
           <w:p>
             <w:pPr>
               <w:pStyle w:val="Compact"/>
@@ -4685,7 +5280,9 @@
           </w:p>
         </w:tc>
         <w:tc>
-          <w:tcPr/>
+          <w:tcPr>
+            <w:tcW w:w="7261" w:type="dxa"/>
+          </w:tcPr>
           <w:p>
             <w:pPr>
               <w:pStyle w:val="Compact"/>
@@ -4699,7 +5296,9 @@
       </w:tr>
       <w:tr>
         <w:tc>
-          <w:tcPr/>
+          <w:tcPr>
+            <w:tcW w:w="2098" w:type="dxa"/>
+          </w:tcPr>
           <w:p>
             <w:pPr>
               <w:pStyle w:val="Compact"/>
@@ -4711,7 +5310,9 @@
           </w:p>
         </w:tc>
         <w:tc>
-          <w:tcPr/>
+          <w:tcPr>
+            <w:tcW w:w="7261" w:type="dxa"/>
+          </w:tcPr>
           <w:p>
             <w:pPr>
               <w:pStyle w:val="Compact"/>
@@ -5068,24 +5669,27 @@
     <w:tbl>
       <w:tblPr>
         <w:tblStyle w:val="Table"/>
-        <w:tblW w:type="auto" w:w="0"/>
+        <w:tblW w:type="dxa" w:w="9360"/>
         <w:tblLook w:firstRow="1" w:lastRow="0" w:firstColumn="0" w:lastColumn="0" w:noHBand="0" w:noVBand="0" w:val="0020"/>
         <w:jc w:val="start"/>
+        <w:tblLayout w:type="fixed"/>
       </w:tblPr>
       <w:tblGrid>
-        <w:gridCol w:w="1320"/>
-        <w:gridCol w:w="1320"/>
-        <w:gridCol w:w="1320"/>
-        <w:gridCol w:w="1320"/>
-        <w:gridCol w:w="1320"/>
-        <w:gridCol w:w="1320"/>
+        <w:gridCol w:w="796"/>
+        <w:gridCol w:w="2297"/>
+        <w:gridCol w:w="2885"/>
+        <w:gridCol w:w="796"/>
+        <w:gridCol w:w="796"/>
+        <w:gridCol w:w="1787"/>
       </w:tblGrid>
       <w:tr>
         <w:trPr>
           <w:tblHeader w:val="true"/>
         </w:trPr>
         <w:tc>
-          <w:tcPr/>
+          <w:tcPr>
+            <w:tcW w:w="796" w:type="dxa"/>
+          </w:tcPr>
           <w:p>
             <w:pPr>
               <w:pStyle w:val="Compact"/>
@@ -5097,7 +5701,9 @@
           </w:p>
         </w:tc>
         <w:tc>
-          <w:tcPr/>
+          <w:tcPr>
+            <w:tcW w:w="2297" w:type="dxa"/>
+          </w:tcPr>
           <w:p>
             <w:pPr>
               <w:pStyle w:val="Compact"/>
@@ -5109,7 +5715,9 @@
           </w:p>
         </w:tc>
         <w:tc>
-          <w:tcPr/>
+          <w:tcPr>
+            <w:tcW w:w="2885" w:type="dxa"/>
+          </w:tcPr>
           <w:p>
             <w:pPr>
               <w:pStyle w:val="Compact"/>
@@ -5121,7 +5729,9 @@
           </w:p>
         </w:tc>
         <w:tc>
-          <w:tcPr/>
+          <w:tcPr>
+            <w:tcW w:w="796" w:type="dxa"/>
+          </w:tcPr>
           <w:p>
             <w:pPr>
               <w:pStyle w:val="Compact"/>
@@ -5133,7 +5743,9 @@
           </w:p>
         </w:tc>
         <w:tc>
-          <w:tcPr/>
+          <w:tcPr>
+            <w:tcW w:w="796" w:type="dxa"/>
+          </w:tcPr>
           <w:p>
             <w:pPr>
               <w:pStyle w:val="Compact"/>
@@ -5145,7 +5757,9 @@
           </w:p>
         </w:tc>
         <w:tc>
-          <w:tcPr/>
+          <w:tcPr>
+            <w:tcW w:w="1787" w:type="dxa"/>
+          </w:tcPr>
           <w:p>
             <w:pPr>
               <w:pStyle w:val="Compact"/>
@@ -5159,7 +5773,9 @@
       </w:tr>
       <w:tr>
         <w:tc>
-          <w:tcPr/>
+          <w:tcPr>
+            <w:tcW w:w="796" w:type="dxa"/>
+          </w:tcPr>
           <w:p>
             <w:pPr>
               <w:pStyle w:val="Compact"/>
@@ -5171,7 +5787,9 @@
           </w:p>
         </w:tc>
         <w:tc>
-          <w:tcPr/>
+          <w:tcPr>
+            <w:tcW w:w="2297" w:type="dxa"/>
+          </w:tcPr>
           <w:p>
             <w:pPr>
               <w:pStyle w:val="Compact"/>
@@ -5183,7 +5801,9 @@
           </w:p>
         </w:tc>
         <w:tc>
-          <w:tcPr/>
+          <w:tcPr>
+            <w:tcW w:w="2885" w:type="dxa"/>
+          </w:tcPr>
           <w:p>
             <w:pPr>
               <w:pStyle w:val="Compact"/>
@@ -5195,7 +5815,9 @@
           </w:p>
         </w:tc>
         <w:tc>
-          <w:tcPr/>
+          <w:tcPr>
+            <w:tcW w:w="796" w:type="dxa"/>
+          </w:tcPr>
           <w:p>
             <w:pPr>
               <w:pStyle w:val="Compact"/>
@@ -5207,7 +5829,9 @@
           </w:p>
         </w:tc>
         <w:tc>
-          <w:tcPr/>
+          <w:tcPr>
+            <w:tcW w:w="796" w:type="dxa"/>
+          </w:tcPr>
           <w:p>
             <w:pPr>
               <w:pStyle w:val="Compact"/>
@@ -5219,7 +5843,9 @@
           </w:p>
         </w:tc>
         <w:tc>
-          <w:tcPr/>
+          <w:tcPr>
+            <w:tcW w:w="1787" w:type="dxa"/>
+          </w:tcPr>
           <w:p>
             <w:pPr>
               <w:pStyle w:val="Compact"/>
@@ -5245,20 +5871,23 @@
     <w:tbl>
       <w:tblPr>
         <w:tblStyle w:val="Table"/>
-        <w:tblW w:type="auto" w:w="0"/>
+        <w:tblW w:type="dxa" w:w="9360"/>
         <w:tblLook w:firstRow="1" w:lastRow="0" w:firstColumn="0" w:lastColumn="0" w:noHBand="0" w:noVBand="0" w:val="0020"/>
         <w:jc w:val="start"/>
+        <w:tblLayout w:type="fixed"/>
       </w:tblPr>
       <w:tblGrid>
-        <w:gridCol w:w="3960"/>
-        <w:gridCol w:w="3960"/>
+        <w:gridCol w:w="2989"/>
+        <w:gridCol w:w="6370"/>
       </w:tblGrid>
       <w:tr>
         <w:trPr>
           <w:tblHeader w:val="true"/>
         </w:trPr>
         <w:tc>
-          <w:tcPr/>
+          <w:tcPr>
+            <w:tcW w:w="2989" w:type="dxa"/>
+          </w:tcPr>
           <w:p>
             <w:pPr>
               <w:pStyle w:val="Compact"/>
@@ -5270,7 +5899,9 @@
           </w:p>
         </w:tc>
         <w:tc>
-          <w:tcPr/>
+          <w:tcPr>
+            <w:tcW w:w="6370" w:type="dxa"/>
+          </w:tcPr>
           <w:p>
             <w:pPr>
               <w:pStyle w:val="Compact"/>
@@ -5284,7 +5915,9 @@
       </w:tr>
       <w:tr>
         <w:tc>
-          <w:tcPr/>
+          <w:tcPr>
+            <w:tcW w:w="2989" w:type="dxa"/>
+          </w:tcPr>
           <w:p>
             <w:pPr>
               <w:pStyle w:val="Compact"/>
@@ -5296,7 +5929,9 @@
           </w:p>
         </w:tc>
         <w:tc>
-          <w:tcPr/>
+          <w:tcPr>
+            <w:tcW w:w="6370" w:type="dxa"/>
+          </w:tcPr>
           <w:p>
             <w:pPr>
               <w:pStyle w:val="Compact"/>
@@ -5310,7 +5945,9 @@
       </w:tr>
       <w:tr>
         <w:tc>
-          <w:tcPr/>
+          <w:tcPr>
+            <w:tcW w:w="2989" w:type="dxa"/>
+          </w:tcPr>
           <w:p>
             <w:pPr>
               <w:pStyle w:val="Compact"/>
@@ -5322,7 +5959,9 @@
           </w:p>
         </w:tc>
         <w:tc>
-          <w:tcPr/>
+          <w:tcPr>
+            <w:tcW w:w="6370" w:type="dxa"/>
+          </w:tcPr>
           <w:p>
             <w:pPr>
               <w:pStyle w:val="Compact"/>
@@ -5336,7 +5975,9 @@
       </w:tr>
       <w:tr>
         <w:tc>
-          <w:tcPr/>
+          <w:tcPr>
+            <w:tcW w:w="2989" w:type="dxa"/>
+          </w:tcPr>
           <w:p>
             <w:pPr>
               <w:pStyle w:val="Compact"/>
@@ -5348,7 +5989,9 @@
           </w:p>
         </w:tc>
         <w:tc>
-          <w:tcPr/>
+          <w:tcPr>
+            <w:tcW w:w="6370" w:type="dxa"/>
+          </w:tcPr>
           <w:p>
             <w:pPr>
               <w:pStyle w:val="Compact"/>
@@ -5362,7 +6005,9 @@
       </w:tr>
       <w:tr>
         <w:tc>
-          <w:tcPr/>
+          <w:tcPr>
+            <w:tcW w:w="2989" w:type="dxa"/>
+          </w:tcPr>
           <w:p>
             <w:pPr>
               <w:pStyle w:val="Compact"/>
@@ -5374,7 +6019,9 @@
           </w:p>
         </w:tc>
         <w:tc>
-          <w:tcPr/>
+          <w:tcPr>
+            <w:tcW w:w="6370" w:type="dxa"/>
+          </w:tcPr>
           <w:p>
             <w:pPr>
               <w:pStyle w:val="Compact"/>
@@ -5388,7 +6035,9 @@
       </w:tr>
       <w:tr>
         <w:tc>
-          <w:tcPr/>
+          <w:tcPr>
+            <w:tcW w:w="2989" w:type="dxa"/>
+          </w:tcPr>
           <w:p>
             <w:pPr>
               <w:pStyle w:val="Compact"/>
@@ -5400,7 +6049,9 @@
           </w:p>
         </w:tc>
         <w:tc>
-          <w:tcPr/>
+          <w:tcPr>
+            <w:tcW w:w="6370" w:type="dxa"/>
+          </w:tcPr>
           <w:p>
             <w:pPr>
               <w:pStyle w:val="Compact"/>
@@ -5414,7 +6065,9 @@
       </w:tr>
       <w:tr>
         <w:tc>
-          <w:tcPr/>
+          <w:tcPr>
+            <w:tcW w:w="2989" w:type="dxa"/>
+          </w:tcPr>
           <w:p>
             <w:pPr>
               <w:pStyle w:val="Compact"/>
@@ -5426,7 +6079,9 @@
           </w:p>
         </w:tc>
         <w:tc>
-          <w:tcPr/>
+          <w:tcPr>
+            <w:tcW w:w="6370" w:type="dxa"/>
+          </w:tcPr>
           <w:p>
             <w:pPr>
               <w:pStyle w:val="Compact"/>
@@ -5440,7 +6095,9 @@
       </w:tr>
       <w:tr>
         <w:tc>
-          <w:tcPr/>
+          <w:tcPr>
+            <w:tcW w:w="2989" w:type="dxa"/>
+          </w:tcPr>
           <w:p>
             <w:pPr>
               <w:pStyle w:val="Compact"/>
@@ -5452,7 +6109,9 @@
           </w:p>
         </w:tc>
         <w:tc>
-          <w:tcPr/>
+          <w:tcPr>
+            <w:tcW w:w="6370" w:type="dxa"/>
+          </w:tcPr>
           <w:p>
             <w:pPr>
               <w:pStyle w:val="Compact"/>
@@ -5478,23 +6137,26 @@
     <w:tbl>
       <w:tblPr>
         <w:tblStyle w:val="Table"/>
-        <w:tblW w:type="auto" w:w="0"/>
+        <w:tblW w:type="dxa" w:w="9360"/>
         <w:tblLook w:firstRow="1" w:lastRow="0" w:firstColumn="0" w:lastColumn="0" w:noHBand="0" w:noVBand="0" w:val="0020"/>
         <w:jc w:val="start"/>
+        <w:tblLayout w:type="fixed"/>
       </w:tblPr>
       <w:tblGrid>
-        <w:gridCol w:w="1584"/>
-        <w:gridCol w:w="1584"/>
-        <w:gridCol w:w="1584"/>
-        <w:gridCol w:w="1584"/>
-        <w:gridCol w:w="1584"/>
+        <w:gridCol w:w="2326"/>
+        <w:gridCol w:w="1273"/>
+        <w:gridCol w:w="869"/>
+        <w:gridCol w:w="869"/>
+        <w:gridCol w:w="4020"/>
       </w:tblGrid>
       <w:tr>
         <w:trPr>
           <w:tblHeader w:val="true"/>
         </w:trPr>
         <w:tc>
-          <w:tcPr/>
+          <w:tcPr>
+            <w:tcW w:w="2326" w:type="dxa"/>
+          </w:tcPr>
           <w:p>
             <w:pPr>
               <w:pStyle w:val="Compact"/>
@@ -5506,7 +6168,9 @@
           </w:p>
         </w:tc>
         <w:tc>
-          <w:tcPr/>
+          <w:tcPr>
+            <w:tcW w:w="1273" w:type="dxa"/>
+          </w:tcPr>
           <w:p>
             <w:pPr>
               <w:pStyle w:val="Compact"/>
@@ -5518,7 +6182,9 @@
           </w:p>
         </w:tc>
         <w:tc>
-          <w:tcPr/>
+          <w:tcPr>
+            <w:tcW w:w="869" w:type="dxa"/>
+          </w:tcPr>
           <w:p>
             <w:pPr>
               <w:pStyle w:val="Compact"/>
@@ -5530,7 +6196,9 @@
           </w:p>
         </w:tc>
         <w:tc>
-          <w:tcPr/>
+          <w:tcPr>
+            <w:tcW w:w="869" w:type="dxa"/>
+          </w:tcPr>
           <w:p>
             <w:pPr>
               <w:pStyle w:val="Compact"/>
@@ -5542,7 +6210,9 @@
           </w:p>
         </w:tc>
         <w:tc>
-          <w:tcPr/>
+          <w:tcPr>
+            <w:tcW w:w="4020" w:type="dxa"/>
+          </w:tcPr>
           <w:p>
             <w:pPr>
               <w:pStyle w:val="Compact"/>
@@ -5556,7 +6226,9 @@
       </w:tr>
       <w:tr>
         <w:tc>
-          <w:tcPr/>
+          <w:tcPr>
+            <w:tcW w:w="2326" w:type="dxa"/>
+          </w:tcPr>
           <w:p>
             <w:pPr>
               <w:pStyle w:val="Compact"/>
@@ -5568,7 +6240,9 @@
           </w:p>
         </w:tc>
         <w:tc>
-          <w:tcPr/>
+          <w:tcPr>
+            <w:tcW w:w="1273" w:type="dxa"/>
+          </w:tcPr>
           <w:p>
             <w:pPr>
               <w:pStyle w:val="Compact"/>
@@ -5580,7 +6254,9 @@
           </w:p>
         </w:tc>
         <w:tc>
-          <w:tcPr/>
+          <w:tcPr>
+            <w:tcW w:w="869" w:type="dxa"/>
+          </w:tcPr>
           <w:p>
             <w:pPr>
               <w:pStyle w:val="Compact"/>
@@ -5592,7 +6268,9 @@
           </w:p>
         </w:tc>
         <w:tc>
-          <w:tcPr/>
+          <w:tcPr>
+            <w:tcW w:w="869" w:type="dxa"/>
+          </w:tcPr>
           <w:p>
             <w:pPr>
               <w:pStyle w:val="Compact"/>
@@ -5604,7 +6282,9 @@
           </w:p>
         </w:tc>
         <w:tc>
-          <w:tcPr/>
+          <w:tcPr>
+            <w:tcW w:w="4020" w:type="dxa"/>
+          </w:tcPr>
           <w:p>
             <w:pPr>
               <w:pStyle w:val="Compact"/>
@@ -5618,7 +6298,9 @@
       </w:tr>
       <w:tr>
         <w:tc>
-          <w:tcPr/>
+          <w:tcPr>
+            <w:tcW w:w="2326" w:type="dxa"/>
+          </w:tcPr>
           <w:p>
             <w:pPr>
               <w:pStyle w:val="Compact"/>
@@ -5630,7 +6312,9 @@
           </w:p>
         </w:tc>
         <w:tc>
-          <w:tcPr/>
+          <w:tcPr>
+            <w:tcW w:w="1273" w:type="dxa"/>
+          </w:tcPr>
           <w:p>
             <w:pPr>
               <w:pStyle w:val="Compact"/>
@@ -5642,7 +6326,9 @@
           </w:p>
         </w:tc>
         <w:tc>
-          <w:tcPr/>
+          <w:tcPr>
+            <w:tcW w:w="869" w:type="dxa"/>
+          </w:tcPr>
           <w:p>
             <w:pPr>
               <w:pStyle w:val="Compact"/>
@@ -5654,7 +6340,9 @@
           </w:p>
         </w:tc>
         <w:tc>
-          <w:tcPr/>
+          <w:tcPr>
+            <w:tcW w:w="869" w:type="dxa"/>
+          </w:tcPr>
           <w:p>
             <w:pPr>
               <w:pStyle w:val="Compact"/>
@@ -5666,7 +6354,9 @@
           </w:p>
         </w:tc>
         <w:tc>
-          <w:tcPr/>
+          <w:tcPr>
+            <w:tcW w:w="4020" w:type="dxa"/>
+          </w:tcPr>
           <w:p>
             <w:pPr>
               <w:pStyle w:val="Compact"/>
@@ -5680,7 +6370,9 @@
       </w:tr>
       <w:tr>
         <w:tc>
-          <w:tcPr/>
+          <w:tcPr>
+            <w:tcW w:w="2326" w:type="dxa"/>
+          </w:tcPr>
           <w:p>
             <w:pPr>
               <w:pStyle w:val="Compact"/>
@@ -5692,7 +6384,9 @@
           </w:p>
         </w:tc>
         <w:tc>
-          <w:tcPr/>
+          <w:tcPr>
+            <w:tcW w:w="1273" w:type="dxa"/>
+          </w:tcPr>
           <w:p>
             <w:pPr>
               <w:pStyle w:val="Compact"/>
@@ -5704,7 +6398,9 @@
           </w:p>
         </w:tc>
         <w:tc>
-          <w:tcPr/>
+          <w:tcPr>
+            <w:tcW w:w="869" w:type="dxa"/>
+          </w:tcPr>
           <w:p>
             <w:pPr>
               <w:pStyle w:val="Compact"/>
@@ -5716,7 +6412,9 @@
           </w:p>
         </w:tc>
         <w:tc>
-          <w:tcPr/>
+          <w:tcPr>
+            <w:tcW w:w="869" w:type="dxa"/>
+          </w:tcPr>
           <w:p>
             <w:pPr>
               <w:pStyle w:val="Compact"/>
@@ -5728,7 +6426,9 @@
           </w:p>
         </w:tc>
         <w:tc>
-          <w:tcPr/>
+          <w:tcPr>
+            <w:tcW w:w="4020" w:type="dxa"/>
+          </w:tcPr>
           <w:p>
             <w:pPr>
               <w:pStyle w:val="Compact"/>
@@ -5762,23 +6462,26 @@
     <w:tbl>
       <w:tblPr>
         <w:tblStyle w:val="Table"/>
-        <w:tblW w:type="auto" w:w="0"/>
+        <w:tblW w:type="dxa" w:w="9360"/>
         <w:tblLook w:firstRow="1" w:lastRow="0" w:firstColumn="0" w:lastColumn="0" w:noHBand="0" w:noVBand="0" w:val="0020"/>
         <w:jc w:val="start"/>
+        <w:tblLayout w:type="fixed"/>
       </w:tblPr>
       <w:tblGrid>
-        <w:gridCol w:w="1584"/>
-        <w:gridCol w:w="1584"/>
-        <w:gridCol w:w="1584"/>
-        <w:gridCol w:w="1584"/>
-        <w:gridCol w:w="1584"/>
+        <w:gridCol w:w="1925"/>
+        <w:gridCol w:w="1100"/>
+        <w:gridCol w:w="3057"/>
+        <w:gridCol w:w="893"/>
+        <w:gridCol w:w="2382"/>
       </w:tblGrid>
       <w:tr>
         <w:trPr>
           <w:tblHeader w:val="true"/>
         </w:trPr>
         <w:tc>
-          <w:tcPr/>
+          <w:tcPr>
+            <w:tcW w:w="1925" w:type="dxa"/>
+          </w:tcPr>
           <w:p>
             <w:pPr>
               <w:pStyle w:val="Compact"/>
@@ -5790,7 +6493,9 @@
           </w:p>
         </w:tc>
         <w:tc>
-          <w:tcPr/>
+          <w:tcPr>
+            <w:tcW w:w="1100" w:type="dxa"/>
+          </w:tcPr>
           <w:p>
             <w:pPr>
               <w:pStyle w:val="Compact"/>
@@ -5802,7 +6507,9 @@
           </w:p>
         </w:tc>
         <w:tc>
-          <w:tcPr/>
+          <w:tcPr>
+            <w:tcW w:w="3057" w:type="dxa"/>
+          </w:tcPr>
           <w:p>
             <w:pPr>
               <w:pStyle w:val="Compact"/>
@@ -5814,7 +6521,9 @@
           </w:p>
         </w:tc>
         <w:tc>
-          <w:tcPr/>
+          <w:tcPr>
+            <w:tcW w:w="893" w:type="dxa"/>
+          </w:tcPr>
           <w:p>
             <w:pPr>
               <w:pStyle w:val="Compact"/>
@@ -5826,7 +6535,9 @@
           </w:p>
         </w:tc>
         <w:tc>
-          <w:tcPr/>
+          <w:tcPr>
+            <w:tcW w:w="2382" w:type="dxa"/>
+          </w:tcPr>
           <w:p>
             <w:pPr>
               <w:pStyle w:val="Compact"/>
@@ -5840,7 +6551,9 @@
       </w:tr>
       <w:tr>
         <w:tc>
-          <w:tcPr/>
+          <w:tcPr>
+            <w:tcW w:w="1925" w:type="dxa"/>
+          </w:tcPr>
           <w:p>
             <w:pPr>
               <w:pStyle w:val="Compact"/>
@@ -5852,7 +6565,9 @@
           </w:p>
         </w:tc>
         <w:tc>
-          <w:tcPr/>
+          <w:tcPr>
+            <w:tcW w:w="1100" w:type="dxa"/>
+          </w:tcPr>
           <w:p>
             <w:pPr>
               <w:pStyle w:val="Compact"/>
@@ -5864,7 +6579,9 @@
           </w:p>
         </w:tc>
         <w:tc>
-          <w:tcPr/>
+          <w:tcPr>
+            <w:tcW w:w="3057" w:type="dxa"/>
+          </w:tcPr>
           <w:p>
             <w:pPr>
               <w:pStyle w:val="Compact"/>
@@ -5876,7 +6593,9 @@
           </w:p>
         </w:tc>
         <w:tc>
-          <w:tcPr/>
+          <w:tcPr>
+            <w:tcW w:w="893" w:type="dxa"/>
+          </w:tcPr>
           <w:p>
             <w:pPr>
               <w:pStyle w:val="Compact"/>
@@ -5888,7 +6607,9 @@
           </w:p>
         </w:tc>
         <w:tc>
-          <w:tcPr/>
+          <w:tcPr>
+            <w:tcW w:w="2382" w:type="dxa"/>
+          </w:tcPr>
           <w:p>
             <w:pPr>
               <w:pStyle w:val="Compact"/>
@@ -5981,20 +6702,23 @@
     <w:tbl>
       <w:tblPr>
         <w:tblStyle w:val="Table"/>
-        <w:tblW w:type="auto" w:w="0"/>
+        <w:tblW w:type="dxa" w:w="9360"/>
         <w:tblLook w:firstRow="1" w:lastRow="0" w:firstColumn="0" w:lastColumn="0" w:noHBand="0" w:noVBand="0" w:val="0020"/>
         <w:jc w:val="start"/>
+        <w:tblLayout w:type="fixed"/>
       </w:tblPr>
       <w:tblGrid>
-        <w:gridCol w:w="3960"/>
-        <w:gridCol w:w="3960"/>
+        <w:gridCol w:w="2735"/>
+        <w:gridCol w:w="6624"/>
       </w:tblGrid>
       <w:tr>
         <w:trPr>
           <w:tblHeader w:val="true"/>
         </w:trPr>
         <w:tc>
-          <w:tcPr/>
+          <w:tcPr>
+            <w:tcW w:w="2735" w:type="dxa"/>
+          </w:tcPr>
           <w:p>
             <w:pPr>
               <w:pStyle w:val="Compact"/>
@@ -6006,7 +6730,9 @@
           </w:p>
         </w:tc>
         <w:tc>
-          <w:tcPr/>
+          <w:tcPr>
+            <w:tcW w:w="6624" w:type="dxa"/>
+          </w:tcPr>
           <w:p>
             <w:pPr>
               <w:pStyle w:val="Compact"/>
@@ -6020,7 +6746,9 @@
       </w:tr>
       <w:tr>
         <w:tc>
-          <w:tcPr/>
+          <w:tcPr>
+            <w:tcW w:w="2735" w:type="dxa"/>
+          </w:tcPr>
           <w:p>
             <w:pPr>
               <w:pStyle w:val="Compact"/>
@@ -6032,7 +6760,9 @@
           </w:p>
         </w:tc>
         <w:tc>
-          <w:tcPr/>
+          <w:tcPr>
+            <w:tcW w:w="6624" w:type="dxa"/>
+          </w:tcPr>
           <w:p>
             <w:pPr>
               <w:pStyle w:val="Compact"/>
@@ -6046,7 +6776,9 @@
       </w:tr>
       <w:tr>
         <w:tc>
-          <w:tcPr/>
+          <w:tcPr>
+            <w:tcW w:w="2735" w:type="dxa"/>
+          </w:tcPr>
           <w:p>
             <w:pPr>
               <w:pStyle w:val="Compact"/>
@@ -6058,7 +6790,9 @@
           </w:p>
         </w:tc>
         <w:tc>
-          <w:tcPr/>
+          <w:tcPr>
+            <w:tcW w:w="6624" w:type="dxa"/>
+          </w:tcPr>
           <w:p>
             <w:pPr>
               <w:pStyle w:val="Compact"/>
@@ -6072,7 +6806,9 @@
       </w:tr>
       <w:tr>
         <w:tc>
-          <w:tcPr/>
+          <w:tcPr>
+            <w:tcW w:w="2735" w:type="dxa"/>
+          </w:tcPr>
           <w:p>
             <w:pPr>
               <w:pStyle w:val="Compact"/>
@@ -6084,7 +6820,9 @@
           </w:p>
         </w:tc>
         <w:tc>
-          <w:tcPr/>
+          <w:tcPr>
+            <w:tcW w:w="6624" w:type="dxa"/>
+          </w:tcPr>
           <w:p>
             <w:pPr>
               <w:pStyle w:val="Compact"/>
@@ -6098,7 +6836,9 @@
       </w:tr>
       <w:tr>
         <w:tc>
-          <w:tcPr/>
+          <w:tcPr>
+            <w:tcW w:w="2735" w:type="dxa"/>
+          </w:tcPr>
           <w:p>
             <w:pPr>
               <w:pStyle w:val="Compact"/>
@@ -6110,7 +6850,9 @@
           </w:p>
         </w:tc>
         <w:tc>
-          <w:tcPr/>
+          <w:tcPr>
+            <w:tcW w:w="6624" w:type="dxa"/>
+          </w:tcPr>
           <w:p>
             <w:pPr>
               <w:pStyle w:val="Compact"/>
@@ -6124,7 +6866,9 @@
       </w:tr>
       <w:tr>
         <w:tc>
-          <w:tcPr/>
+          <w:tcPr>
+            <w:tcW w:w="2735" w:type="dxa"/>
+          </w:tcPr>
           <w:p>
             <w:pPr>
               <w:pStyle w:val="Compact"/>
@@ -6136,7 +6880,9 @@
           </w:p>
         </w:tc>
         <w:tc>
-          <w:tcPr/>
+          <w:tcPr>
+            <w:tcW w:w="6624" w:type="dxa"/>
+          </w:tcPr>
           <w:p>
             <w:pPr>
               <w:pStyle w:val="Compact"/>
@@ -6150,7 +6896,9 @@
       </w:tr>
       <w:tr>
         <w:tc>
-          <w:tcPr/>
+          <w:tcPr>
+            <w:tcW w:w="2735" w:type="dxa"/>
+          </w:tcPr>
           <w:p>
             <w:pPr>
               <w:pStyle w:val="Compact"/>
@@ -6162,7 +6910,9 @@
           </w:p>
         </w:tc>
         <w:tc>
-          <w:tcPr/>
+          <w:tcPr>
+            <w:tcW w:w="6624" w:type="dxa"/>
+          </w:tcPr>
           <w:p>
             <w:pPr>
               <w:pStyle w:val="Compact"/>
@@ -6176,7 +6926,9 @@
       </w:tr>
       <w:tr>
         <w:tc>
-          <w:tcPr/>
+          <w:tcPr>
+            <w:tcW w:w="2735" w:type="dxa"/>
+          </w:tcPr>
           <w:p>
             <w:pPr>
               <w:pStyle w:val="Compact"/>
@@ -6188,7 +6940,9 @@
           </w:p>
         </w:tc>
         <w:tc>
-          <w:tcPr/>
+          <w:tcPr>
+            <w:tcW w:w="6624" w:type="dxa"/>
+          </w:tcPr>
           <w:p>
             <w:pPr>
               <w:pStyle w:val="Compact"/>
@@ -6202,7 +6956,9 @@
       </w:tr>
       <w:tr>
         <w:tc>
-          <w:tcPr/>
+          <w:tcPr>
+            <w:tcW w:w="2735" w:type="dxa"/>
+          </w:tcPr>
           <w:p>
             <w:pPr>
               <w:pStyle w:val="Compact"/>
@@ -6214,7 +6970,9 @@
           </w:p>
         </w:tc>
         <w:tc>
-          <w:tcPr/>
+          <w:tcPr>
+            <w:tcW w:w="6624" w:type="dxa"/>
+          </w:tcPr>
           <w:p>
             <w:pPr>
               <w:pStyle w:val="Compact"/>
@@ -6248,20 +7006,23 @@
     <w:tbl>
       <w:tblPr>
         <w:tblStyle w:val="Table"/>
-        <w:tblW w:type="auto" w:w="0"/>
+        <w:tblW w:type="dxa" w:w="9360"/>
         <w:tblLook w:firstRow="1" w:lastRow="0" w:firstColumn="0" w:lastColumn="0" w:noHBand="0" w:noVBand="0" w:val="0020"/>
         <w:jc w:val="start"/>
+        <w:tblLayout w:type="fixed"/>
       </w:tblPr>
       <w:tblGrid>
-        <w:gridCol w:w="3960"/>
-        <w:gridCol w:w="3960"/>
+        <w:gridCol w:w="2641"/>
+        <w:gridCol w:w="6718"/>
       </w:tblGrid>
       <w:tr>
         <w:trPr>
           <w:tblHeader w:val="true"/>
         </w:trPr>
         <w:tc>
-          <w:tcPr/>
+          <w:tcPr>
+            <w:tcW w:w="2641" w:type="dxa"/>
+          </w:tcPr>
           <w:p>
             <w:pPr>
               <w:pStyle w:val="Compact"/>
@@ -6273,7 +7034,9 @@
           </w:p>
         </w:tc>
         <w:tc>
-          <w:tcPr/>
+          <w:tcPr>
+            <w:tcW w:w="6718" w:type="dxa"/>
+          </w:tcPr>
           <w:p>
             <w:pPr>
               <w:pStyle w:val="Compact"/>
@@ -6287,7 +7050,9 @@
       </w:tr>
       <w:tr>
         <w:tc>
-          <w:tcPr/>
+          <w:tcPr>
+            <w:tcW w:w="2641" w:type="dxa"/>
+          </w:tcPr>
           <w:p>
             <w:pPr>
               <w:pStyle w:val="Compact"/>
@@ -6299,7 +7064,9 @@
           </w:p>
         </w:tc>
         <w:tc>
-          <w:tcPr/>
+          <w:tcPr>
+            <w:tcW w:w="6718" w:type="dxa"/>
+          </w:tcPr>
           <w:p>
             <w:pPr>
               <w:pStyle w:val="Compact"/>
@@ -6313,7 +7080,9 @@
       </w:tr>
       <w:tr>
         <w:tc>
-          <w:tcPr/>
+          <w:tcPr>
+            <w:tcW w:w="2641" w:type="dxa"/>
+          </w:tcPr>
           <w:p>
             <w:pPr>
               <w:pStyle w:val="Compact"/>
@@ -6325,7 +7094,9 @@
           </w:p>
         </w:tc>
         <w:tc>
-          <w:tcPr/>
+          <w:tcPr>
+            <w:tcW w:w="6718" w:type="dxa"/>
+          </w:tcPr>
           <w:p>
             <w:pPr>
               <w:pStyle w:val="Compact"/>
@@ -6339,7 +7110,9 @@
       </w:tr>
       <w:tr>
         <w:tc>
-          <w:tcPr/>
+          <w:tcPr>
+            <w:tcW w:w="2641" w:type="dxa"/>
+          </w:tcPr>
           <w:p>
             <w:pPr>
               <w:pStyle w:val="Compact"/>
@@ -6351,7 +7124,9 @@
           </w:p>
         </w:tc>
         <w:tc>
-          <w:tcPr/>
+          <w:tcPr>
+            <w:tcW w:w="6718" w:type="dxa"/>
+          </w:tcPr>
           <w:p>
             <w:pPr>
               <w:pStyle w:val="Compact"/>
@@ -6365,7 +7140,9 @@
       </w:tr>
       <w:tr>
         <w:tc>
-          <w:tcPr/>
+          <w:tcPr>
+            <w:tcW w:w="2641" w:type="dxa"/>
+          </w:tcPr>
           <w:p>
             <w:pPr>
               <w:pStyle w:val="Compact"/>
@@ -6377,7 +7154,9 @@
           </w:p>
         </w:tc>
         <w:tc>
-          <w:tcPr/>
+          <w:tcPr>
+            <w:tcW w:w="6718" w:type="dxa"/>
+          </w:tcPr>
           <w:p>
             <w:pPr>
               <w:pStyle w:val="Compact"/>
@@ -6394,23 +7173,26 @@
     <w:tbl>
       <w:tblPr>
         <w:tblStyle w:val="Table"/>
-        <w:tblW w:type="auto" w:w="0"/>
+        <w:tblW w:type="dxa" w:w="9360"/>
         <w:tblLook w:firstRow="1" w:lastRow="0" w:firstColumn="0" w:lastColumn="0" w:noHBand="0" w:noVBand="0" w:val="0020"/>
         <w:jc w:val="start"/>
+        <w:tblLayout w:type="fixed"/>
       </w:tblPr>
       <w:tblGrid>
-        <w:gridCol w:w="1584"/>
-        <w:gridCol w:w="1584"/>
-        <w:gridCol w:w="1584"/>
-        <w:gridCol w:w="1584"/>
-        <w:gridCol w:w="1584"/>
+        <w:gridCol w:w="825"/>
+        <w:gridCol w:w="4026"/>
+        <w:gridCol w:w="825"/>
+        <w:gridCol w:w="1327"/>
+        <w:gridCol w:w="2353"/>
       </w:tblGrid>
       <w:tr>
         <w:trPr>
           <w:tblHeader w:val="true"/>
         </w:trPr>
         <w:tc>
-          <w:tcPr/>
+          <w:tcPr>
+            <w:tcW w:w="825" w:type="dxa"/>
+          </w:tcPr>
           <w:p>
             <w:pPr>
               <w:pStyle w:val="Compact"/>
@@ -6422,7 +7204,9 @@
           </w:p>
         </w:tc>
         <w:tc>
-          <w:tcPr/>
+          <w:tcPr>
+            <w:tcW w:w="4026" w:type="dxa"/>
+          </w:tcPr>
           <w:p>
             <w:pPr>
               <w:pStyle w:val="Compact"/>
@@ -6434,7 +7218,9 @@
           </w:p>
         </w:tc>
         <w:tc>
-          <w:tcPr/>
+          <w:tcPr>
+            <w:tcW w:w="825" w:type="dxa"/>
+          </w:tcPr>
           <w:p>
             <w:pPr>
               <w:pStyle w:val="Compact"/>
@@ -6446,7 +7232,9 @@
           </w:p>
         </w:tc>
         <w:tc>
-          <w:tcPr/>
+          <w:tcPr>
+            <w:tcW w:w="1327" w:type="dxa"/>
+          </w:tcPr>
           <w:p>
             <w:pPr>
               <w:pStyle w:val="Compact"/>
@@ -6458,7 +7246,9 @@
           </w:p>
         </w:tc>
         <w:tc>
-          <w:tcPr/>
+          <w:tcPr>
+            <w:tcW w:w="2353" w:type="dxa"/>
+          </w:tcPr>
           <w:p>
             <w:pPr>
               <w:pStyle w:val="Compact"/>
@@ -6472,7 +7262,9 @@
       </w:tr>
       <w:tr>
         <w:tc>
-          <w:tcPr/>
+          <w:tcPr>
+            <w:tcW w:w="825" w:type="dxa"/>
+          </w:tcPr>
           <w:p>
             <w:pPr>
               <w:pStyle w:val="Compact"/>
@@ -6484,7 +7276,9 @@
           </w:p>
         </w:tc>
         <w:tc>
-          <w:tcPr/>
+          <w:tcPr>
+            <w:tcW w:w="4026" w:type="dxa"/>
+          </w:tcPr>
           <w:p>
             <w:pPr>
               <w:pStyle w:val="Compact"/>
@@ -6496,7 +7290,9 @@
           </w:p>
         </w:tc>
         <w:tc>
-          <w:tcPr/>
+          <w:tcPr>
+            <w:tcW w:w="825" w:type="dxa"/>
+          </w:tcPr>
           <w:p>
             <w:pPr>
               <w:pStyle w:val="Compact"/>
@@ -6508,7 +7304,9 @@
           </w:p>
         </w:tc>
         <w:tc>
-          <w:tcPr/>
+          <w:tcPr>
+            <w:tcW w:w="1327" w:type="dxa"/>
+          </w:tcPr>
           <w:p>
             <w:pPr>
               <w:pStyle w:val="Compact"/>
@@ -6520,7 +7318,9 @@
           </w:p>
         </w:tc>
         <w:tc>
-          <w:tcPr/>
+          <w:tcPr>
+            <w:tcW w:w="2353" w:type="dxa"/>
+          </w:tcPr>
           <w:p>
             <w:pPr>
               <w:pStyle w:val="Compact"/>
@@ -6534,7 +7334,9 @@
       </w:tr>
       <w:tr>
         <w:tc>
-          <w:tcPr/>
+          <w:tcPr>
+            <w:tcW w:w="825" w:type="dxa"/>
+          </w:tcPr>
           <w:p>
             <w:pPr>
               <w:pStyle w:val="Compact"/>
@@ -6546,7 +7348,9 @@
           </w:p>
         </w:tc>
         <w:tc>
-          <w:tcPr/>
+          <w:tcPr>
+            <w:tcW w:w="4026" w:type="dxa"/>
+          </w:tcPr>
           <w:p>
             <w:pPr>
               <w:pStyle w:val="Compact"/>
@@ -6558,7 +7362,9 @@
           </w:p>
         </w:tc>
         <w:tc>
-          <w:tcPr/>
+          <w:tcPr>
+            <w:tcW w:w="825" w:type="dxa"/>
+          </w:tcPr>
           <w:p>
             <w:pPr>
               <w:pStyle w:val="Compact"/>
@@ -6570,7 +7376,9 @@
           </w:p>
         </w:tc>
         <w:tc>
-          <w:tcPr/>
+          <w:tcPr>
+            <w:tcW w:w="1327" w:type="dxa"/>
+          </w:tcPr>
           <w:p>
             <w:pPr>
               <w:pStyle w:val="Compact"/>
@@ -6582,7 +7390,9 @@
           </w:p>
         </w:tc>
         <w:tc>
-          <w:tcPr/>
+          <w:tcPr>
+            <w:tcW w:w="2353" w:type="dxa"/>
+          </w:tcPr>
           <w:p>
             <w:pPr>
               <w:pStyle w:val="Compact"/>
@@ -6596,7 +7406,9 @@
       </w:tr>
       <w:tr>
         <w:tc>
-          <w:tcPr/>
+          <w:tcPr>
+            <w:tcW w:w="825" w:type="dxa"/>
+          </w:tcPr>
           <w:p>
             <w:pPr>
               <w:pStyle w:val="Compact"/>
@@ -6608,7 +7420,9 @@
           </w:p>
         </w:tc>
         <w:tc>
-          <w:tcPr/>
+          <w:tcPr>
+            <w:tcW w:w="4026" w:type="dxa"/>
+          </w:tcPr>
           <w:p>
             <w:pPr>
               <w:pStyle w:val="Compact"/>
@@ -6620,7 +7434,9 @@
           </w:p>
         </w:tc>
         <w:tc>
-          <w:tcPr/>
+          <w:tcPr>
+            <w:tcW w:w="825" w:type="dxa"/>
+          </w:tcPr>
           <w:p>
             <w:pPr>
               <w:pStyle w:val="Compact"/>
@@ -6632,7 +7448,9 @@
           </w:p>
         </w:tc>
         <w:tc>
-          <w:tcPr/>
+          <w:tcPr>
+            <w:tcW w:w="1327" w:type="dxa"/>
+          </w:tcPr>
           <w:p>
             <w:pPr>
               <w:pStyle w:val="Compact"/>
@@ -6644,7 +7462,9 @@
           </w:p>
         </w:tc>
         <w:tc>
-          <w:tcPr/>
+          <w:tcPr>
+            <w:tcW w:w="2353" w:type="dxa"/>
+          </w:tcPr>
           <w:p>
             <w:pPr>
               <w:pStyle w:val="Compact"/>
@@ -6658,7 +7478,9 @@
       </w:tr>
       <w:tr>
         <w:tc>
-          <w:tcPr/>
+          <w:tcPr>
+            <w:tcW w:w="825" w:type="dxa"/>
+          </w:tcPr>
           <w:p>
             <w:pPr>
               <w:pStyle w:val="Compact"/>
@@ -6670,7 +7492,9 @@
           </w:p>
         </w:tc>
         <w:tc>
-          <w:tcPr/>
+          <w:tcPr>
+            <w:tcW w:w="4026" w:type="dxa"/>
+          </w:tcPr>
           <w:p>
             <w:pPr>
               <w:pStyle w:val="Compact"/>
@@ -6682,7 +7506,9 @@
           </w:p>
         </w:tc>
         <w:tc>
-          <w:tcPr/>
+          <w:tcPr>
+            <w:tcW w:w="825" w:type="dxa"/>
+          </w:tcPr>
           <w:p>
             <w:pPr>
               <w:pStyle w:val="Compact"/>
@@ -6694,7 +7520,9 @@
           </w:p>
         </w:tc>
         <w:tc>
-          <w:tcPr/>
+          <w:tcPr>
+            <w:tcW w:w="1327" w:type="dxa"/>
+          </w:tcPr>
           <w:p>
             <w:pPr>
               <w:pStyle w:val="Compact"/>
@@ -6706,7 +7534,9 @@
           </w:p>
         </w:tc>
         <w:tc>
-          <w:tcPr/>
+          <w:tcPr>
+            <w:tcW w:w="2353" w:type="dxa"/>
+          </w:tcPr>
           <w:p>
             <w:pPr>
               <w:pStyle w:val="Compact"/>
@@ -6732,21 +7562,24 @@
     <w:tbl>
       <w:tblPr>
         <w:tblStyle w:val="Table"/>
-        <w:tblW w:type="auto" w:w="0"/>
+        <w:tblW w:type="dxa" w:w="9360"/>
         <w:tblLook w:firstRow="1" w:lastRow="0" w:firstColumn="0" w:lastColumn="0" w:noHBand="0" w:noVBand="0" w:val="0020"/>
         <w:jc w:val="start"/>
+        <w:tblLayout w:type="fixed"/>
       </w:tblPr>
       <w:tblGrid>
-        <w:gridCol w:w="2640"/>
-        <w:gridCol w:w="2640"/>
-        <w:gridCol w:w="2640"/>
+        <w:gridCol w:w="2409"/>
+        <w:gridCol w:w="5990"/>
+        <w:gridCol w:w="959"/>
       </w:tblGrid>
       <w:tr>
         <w:trPr>
           <w:tblHeader w:val="true"/>
         </w:trPr>
         <w:tc>
-          <w:tcPr/>
+          <w:tcPr>
+            <w:tcW w:w="2409" w:type="dxa"/>
+          </w:tcPr>
           <w:p>
             <w:pPr>
               <w:pStyle w:val="Compact"/>
@@ -6758,7 +7591,9 @@
           </w:p>
         </w:tc>
         <w:tc>
-          <w:tcPr/>
+          <w:tcPr>
+            <w:tcW w:w="5990" w:type="dxa"/>
+          </w:tcPr>
           <w:p>
             <w:pPr>
               <w:pStyle w:val="Compact"/>
@@ -6770,7 +7605,9 @@
           </w:p>
         </w:tc>
         <w:tc>
-          <w:tcPr/>
+          <w:tcPr>
+            <w:tcW w:w="959" w:type="dxa"/>
+          </w:tcPr>
           <w:p>
             <w:pPr>
               <w:pStyle w:val="Compact"/>
@@ -6784,7 +7621,9 @@
       </w:tr>
       <w:tr>
         <w:tc>
-          <w:tcPr/>
+          <w:tcPr>
+            <w:tcW w:w="2409" w:type="dxa"/>
+          </w:tcPr>
           <w:p>
             <w:pPr>
               <w:pStyle w:val="Compact"/>
@@ -6796,7 +7635,9 @@
           </w:p>
         </w:tc>
         <w:tc>
-          <w:tcPr/>
+          <w:tcPr>
+            <w:tcW w:w="5990" w:type="dxa"/>
+          </w:tcPr>
           <w:p>
             <w:pPr>
               <w:pStyle w:val="Compact"/>
@@ -6808,7 +7649,9 @@
           </w:p>
         </w:tc>
         <w:tc>
-          <w:tcPr/>
+          <w:tcPr>
+            <w:tcW w:w="959" w:type="dxa"/>
+          </w:tcPr>
           <w:p>
             <w:pPr>
               <w:pStyle w:val="Compact"/>
@@ -6822,7 +7665,9 @@
       </w:tr>
       <w:tr>
         <w:tc>
-          <w:tcPr/>
+          <w:tcPr>
+            <w:tcW w:w="2409" w:type="dxa"/>
+          </w:tcPr>
           <w:p>
             <w:pPr>
               <w:pStyle w:val="Compact"/>
@@ -6834,7 +7679,9 @@
           </w:p>
         </w:tc>
         <w:tc>
-          <w:tcPr/>
+          <w:tcPr>
+            <w:tcW w:w="5990" w:type="dxa"/>
+          </w:tcPr>
           <w:p>
             <w:pPr>
               <w:pStyle w:val="Compact"/>
@@ -6846,7 +7693,9 @@
           </w:p>
         </w:tc>
         <w:tc>
-          <w:tcPr/>
+          <w:tcPr>
+            <w:tcW w:w="959" w:type="dxa"/>
+          </w:tcPr>
           <w:p>
             <w:pPr>
               <w:pStyle w:val="Compact"/>
@@ -6860,7 +7709,9 @@
       </w:tr>
       <w:tr>
         <w:tc>
-          <w:tcPr/>
+          <w:tcPr>
+            <w:tcW w:w="2409" w:type="dxa"/>
+          </w:tcPr>
           <w:p>
             <w:pPr>
               <w:pStyle w:val="Compact"/>
@@ -6872,7 +7723,9 @@
           </w:p>
         </w:tc>
         <w:tc>
-          <w:tcPr/>
+          <w:tcPr>
+            <w:tcW w:w="5990" w:type="dxa"/>
+          </w:tcPr>
           <w:p>
             <w:pPr>
               <w:pStyle w:val="Compact"/>
@@ -6884,7 +7737,9 @@
           </w:p>
         </w:tc>
         <w:tc>
-          <w:tcPr/>
+          <w:tcPr>
+            <w:tcW w:w="959" w:type="dxa"/>
+          </w:tcPr>
           <w:p>
             <w:pPr>
               <w:pStyle w:val="Compact"/>
@@ -6898,7 +7753,9 @@
       </w:tr>
       <w:tr>
         <w:tc>
-          <w:tcPr/>
+          <w:tcPr>
+            <w:tcW w:w="2409" w:type="dxa"/>
+          </w:tcPr>
           <w:p>
             <w:pPr>
               <w:pStyle w:val="Compact"/>
@@ -6910,7 +7767,9 @@
           </w:p>
         </w:tc>
         <w:tc>
-          <w:tcPr/>
+          <w:tcPr>
+            <w:tcW w:w="5990" w:type="dxa"/>
+          </w:tcPr>
           <w:p>
             <w:pPr>
               <w:pStyle w:val="Compact"/>
@@ -6922,7 +7781,9 @@
           </w:p>
         </w:tc>
         <w:tc>
-          <w:tcPr/>
+          <w:tcPr>
+            <w:tcW w:w="959" w:type="dxa"/>
+          </w:tcPr>
           <w:p>
             <w:pPr>
               <w:pStyle w:val="Compact"/>
@@ -6936,7 +7797,9 @@
       </w:tr>
       <w:tr>
         <w:tc>
-          <w:tcPr/>
+          <w:tcPr>
+            <w:tcW w:w="2409" w:type="dxa"/>
+          </w:tcPr>
           <w:p>
             <w:pPr>
               <w:pStyle w:val="Compact"/>
@@ -6948,7 +7811,9 @@
           </w:p>
         </w:tc>
         <w:tc>
-          <w:tcPr/>
+          <w:tcPr>
+            <w:tcW w:w="5990" w:type="dxa"/>
+          </w:tcPr>
           <w:p>
             <w:pPr>
               <w:pStyle w:val="Compact"/>
@@ -6960,7 +7825,9 @@
           </w:p>
         </w:tc>
         <w:tc>
-          <w:tcPr/>
+          <w:tcPr>
+            <w:tcW w:w="959" w:type="dxa"/>
+          </w:tcPr>
           <w:p>
             <w:pPr>
               <w:pStyle w:val="Compact"/>
@@ -6974,7 +7841,9 @@
       </w:tr>
       <w:tr>
         <w:tc>
-          <w:tcPr/>
+          <w:tcPr>
+            <w:tcW w:w="2409" w:type="dxa"/>
+          </w:tcPr>
           <w:p>
             <w:pPr>
               <w:pStyle w:val="Compact"/>
@@ -6986,7 +7855,9 @@
           </w:p>
         </w:tc>
         <w:tc>
-          <w:tcPr/>
+          <w:tcPr>
+            <w:tcW w:w="5990" w:type="dxa"/>
+          </w:tcPr>
           <w:p>
             <w:pPr>
               <w:pStyle w:val="Compact"/>
@@ -6998,7 +7869,9 @@
           </w:p>
         </w:tc>
         <w:tc>
-          <w:tcPr/>
+          <w:tcPr>
+            <w:tcW w:w="959" w:type="dxa"/>
+          </w:tcPr>
           <w:p>
             <w:pPr>
               <w:pStyle w:val="Compact"/>
@@ -7012,7 +7885,9 @@
       </w:tr>
       <w:tr>
         <w:tc>
-          <w:tcPr/>
+          <w:tcPr>
+            <w:tcW w:w="2409" w:type="dxa"/>
+          </w:tcPr>
           <w:p>
             <w:pPr>
               <w:pStyle w:val="Compact"/>
@@ -7024,7 +7899,9 @@
           </w:p>
         </w:tc>
         <w:tc>
-          <w:tcPr/>
+          <w:tcPr>
+            <w:tcW w:w="5990" w:type="dxa"/>
+          </w:tcPr>
           <w:p>
             <w:pPr>
               <w:pStyle w:val="Compact"/>
@@ -7036,7 +7913,9 @@
           </w:p>
         </w:tc>
         <w:tc>
-          <w:tcPr/>
+          <w:tcPr>
+            <w:tcW w:w="959" w:type="dxa"/>
+          </w:tcPr>
           <w:p>
             <w:pPr>
               <w:pStyle w:val="Compact"/>
@@ -7062,23 +7941,26 @@
     <w:tbl>
       <w:tblPr>
         <w:tblStyle w:val="Table"/>
-        <w:tblW w:type="auto" w:w="0"/>
+        <w:tblW w:type="dxa" w:w="9360"/>
         <w:tblLook w:firstRow="1" w:lastRow="0" w:firstColumn="0" w:lastColumn="0" w:noHBand="0" w:noVBand="0" w:val="0020"/>
         <w:jc w:val="start"/>
+        <w:tblLayout w:type="fixed"/>
       </w:tblPr>
       <w:tblGrid>
-        <w:gridCol w:w="1584"/>
-        <w:gridCol w:w="1584"/>
-        <w:gridCol w:w="1584"/>
-        <w:gridCol w:w="1584"/>
-        <w:gridCol w:w="1584"/>
+        <w:gridCol w:w="832"/>
+        <w:gridCol w:w="2179"/>
+        <w:gridCol w:w="3327"/>
+        <w:gridCol w:w="832"/>
+        <w:gridCol w:w="2189"/>
       </w:tblGrid>
       <w:tr>
         <w:trPr>
           <w:tblHeader w:val="true"/>
         </w:trPr>
         <w:tc>
-          <w:tcPr/>
+          <w:tcPr>
+            <w:tcW w:w="832" w:type="dxa"/>
+          </w:tcPr>
           <w:p>
             <w:pPr>
               <w:pStyle w:val="Compact"/>
@@ -7090,7 +7972,9 @@
           </w:p>
         </w:tc>
         <w:tc>
-          <w:tcPr/>
+          <w:tcPr>
+            <w:tcW w:w="2179" w:type="dxa"/>
+          </w:tcPr>
           <w:p>
             <w:pPr>
               <w:pStyle w:val="Compact"/>
@@ -7102,7 +7986,9 @@
           </w:p>
         </w:tc>
         <w:tc>
-          <w:tcPr/>
+          <w:tcPr>
+            <w:tcW w:w="3327" w:type="dxa"/>
+          </w:tcPr>
           <w:p>
             <w:pPr>
               <w:pStyle w:val="Compact"/>
@@ -7114,7 +8000,9 @@
           </w:p>
         </w:tc>
         <w:tc>
-          <w:tcPr/>
+          <w:tcPr>
+            <w:tcW w:w="832" w:type="dxa"/>
+          </w:tcPr>
           <w:p>
             <w:pPr>
               <w:pStyle w:val="Compact"/>
@@ -7126,7 +8014,9 @@
           </w:p>
         </w:tc>
         <w:tc>
-          <w:tcPr/>
+          <w:tcPr>
+            <w:tcW w:w="2189" w:type="dxa"/>
+          </w:tcPr>
           <w:p>
             <w:pPr>
               <w:pStyle w:val="Compact"/>
@@ -7140,7 +8030,9 @@
       </w:tr>
       <w:tr>
         <w:tc>
-          <w:tcPr/>
+          <w:tcPr>
+            <w:tcW w:w="832" w:type="dxa"/>
+          </w:tcPr>
           <w:p>
             <w:pPr>
               <w:pStyle w:val="Compact"/>
@@ -7152,7 +8044,9 @@
           </w:p>
         </w:tc>
         <w:tc>
-          <w:tcPr/>
+          <w:tcPr>
+            <w:tcW w:w="2179" w:type="dxa"/>
+          </w:tcPr>
           <w:p>
             <w:pPr>
               <w:pStyle w:val="Compact"/>
@@ -7164,7 +8058,9 @@
           </w:p>
         </w:tc>
         <w:tc>
-          <w:tcPr/>
+          <w:tcPr>
+            <w:tcW w:w="3327" w:type="dxa"/>
+          </w:tcPr>
           <w:p>
             <w:pPr>
               <w:pStyle w:val="Compact"/>
@@ -7176,7 +8072,9 @@
           </w:p>
         </w:tc>
         <w:tc>
-          <w:tcPr/>
+          <w:tcPr>
+            <w:tcW w:w="832" w:type="dxa"/>
+          </w:tcPr>
           <w:p>
             <w:pPr>
               <w:pStyle w:val="Compact"/>
@@ -7188,7 +8086,9 @@
           </w:p>
         </w:tc>
         <w:tc>
-          <w:tcPr/>
+          <w:tcPr>
+            <w:tcW w:w="2189" w:type="dxa"/>
+          </w:tcPr>
           <w:p>
             <w:pPr>
               <w:pStyle w:val="Compact"/>
@@ -7202,7 +8102,9 @@
       </w:tr>
       <w:tr>
         <w:tc>
-          <w:tcPr/>
+          <w:tcPr>
+            <w:tcW w:w="832" w:type="dxa"/>
+          </w:tcPr>
           <w:p>
             <w:pPr>
               <w:pStyle w:val="Compact"/>
@@ -7214,7 +8116,9 @@
           </w:p>
         </w:tc>
         <w:tc>
-          <w:tcPr/>
+          <w:tcPr>
+            <w:tcW w:w="2179" w:type="dxa"/>
+          </w:tcPr>
           <w:p>
             <w:pPr>
               <w:pStyle w:val="Compact"/>
@@ -7226,7 +8130,9 @@
           </w:p>
         </w:tc>
         <w:tc>
-          <w:tcPr/>
+          <w:tcPr>
+            <w:tcW w:w="3327" w:type="dxa"/>
+          </w:tcPr>
           <w:p>
             <w:pPr>
               <w:pStyle w:val="Compact"/>
@@ -7238,7 +8144,9 @@
           </w:p>
         </w:tc>
         <w:tc>
-          <w:tcPr/>
+          <w:tcPr>
+            <w:tcW w:w="832" w:type="dxa"/>
+          </w:tcPr>
           <w:p>
             <w:pPr>
               <w:pStyle w:val="Compact"/>
@@ -7250,7 +8158,9 @@
           </w:p>
         </w:tc>
         <w:tc>
-          <w:tcPr/>
+          <w:tcPr>
+            <w:tcW w:w="2189" w:type="dxa"/>
+          </w:tcPr>
           <w:p>
             <w:pPr>
               <w:pStyle w:val="Compact"/>
@@ -7264,7 +8174,9 @@
       </w:tr>
       <w:tr>
         <w:tc>
-          <w:tcPr/>
+          <w:tcPr>
+            <w:tcW w:w="832" w:type="dxa"/>
+          </w:tcPr>
           <w:p>
             <w:pPr>
               <w:pStyle w:val="Compact"/>
@@ -7276,7 +8188,9 @@
           </w:p>
         </w:tc>
         <w:tc>
-          <w:tcPr/>
+          <w:tcPr>
+            <w:tcW w:w="2179" w:type="dxa"/>
+          </w:tcPr>
           <w:p>
             <w:pPr>
               <w:pStyle w:val="Compact"/>
@@ -7288,7 +8202,9 @@
           </w:p>
         </w:tc>
         <w:tc>
-          <w:tcPr/>
+          <w:tcPr>
+            <w:tcW w:w="3327" w:type="dxa"/>
+          </w:tcPr>
           <w:p>
             <w:pPr>
               <w:pStyle w:val="Compact"/>
@@ -7300,7 +8216,9 @@
           </w:p>
         </w:tc>
         <w:tc>
-          <w:tcPr/>
+          <w:tcPr>
+            <w:tcW w:w="832" w:type="dxa"/>
+          </w:tcPr>
           <w:p>
             <w:pPr>
               <w:pStyle w:val="Compact"/>
@@ -7312,7 +8230,9 @@
           </w:p>
         </w:tc>
         <w:tc>
-          <w:tcPr/>
+          <w:tcPr>
+            <w:tcW w:w="2189" w:type="dxa"/>
+          </w:tcPr>
           <w:p>
             <w:pPr>
               <w:pStyle w:val="Compact"/>
@@ -7329,22 +8249,25 @@
     <w:tbl>
       <w:tblPr>
         <w:tblStyle w:val="Table"/>
-        <w:tblW w:type="auto" w:w="0"/>
+        <w:tblW w:type="dxa" w:w="9360"/>
         <w:tblLook w:firstRow="1" w:lastRow="0" w:firstColumn="0" w:lastColumn="0" w:noHBand="0" w:noVBand="0" w:val="0020"/>
         <w:jc w:val="start"/>
+        <w:tblLayout w:type="fixed"/>
       </w:tblPr>
       <w:tblGrid>
-        <w:gridCol w:w="1980"/>
-        <w:gridCol w:w="1980"/>
-        <w:gridCol w:w="1980"/>
-        <w:gridCol w:w="1980"/>
+        <w:gridCol w:w="1404"/>
+        <w:gridCol w:w="1207"/>
+        <w:gridCol w:w="5815"/>
+        <w:gridCol w:w="931"/>
       </w:tblGrid>
       <w:tr>
         <w:trPr>
           <w:tblHeader w:val="true"/>
         </w:trPr>
         <w:tc>
-          <w:tcPr/>
+          <w:tcPr>
+            <w:tcW w:w="1404" w:type="dxa"/>
+          </w:tcPr>
           <w:p>
             <w:pPr>
               <w:pStyle w:val="Compact"/>
@@ -7356,7 +8279,9 @@
           </w:p>
         </w:tc>
         <w:tc>
-          <w:tcPr/>
+          <w:tcPr>
+            <w:tcW w:w="1207" w:type="dxa"/>
+          </w:tcPr>
           <w:p>
             <w:pPr>
               <w:pStyle w:val="Compact"/>
@@ -7368,7 +8293,9 @@
           </w:p>
         </w:tc>
         <w:tc>
-          <w:tcPr/>
+          <w:tcPr>
+            <w:tcW w:w="5815" w:type="dxa"/>
+          </w:tcPr>
           <w:p>
             <w:pPr>
               <w:pStyle w:val="Compact"/>
@@ -7380,7 +8307,9 @@
           </w:p>
         </w:tc>
         <w:tc>
-          <w:tcPr/>
+          <w:tcPr>
+            <w:tcW w:w="931" w:type="dxa"/>
+          </w:tcPr>
           <w:p>
             <w:pPr>
               <w:pStyle w:val="Compact"/>
@@ -7394,7 +8323,9 @@
       </w:tr>
       <w:tr>
         <w:tc>
-          <w:tcPr/>
+          <w:tcPr>
+            <w:tcW w:w="1404" w:type="dxa"/>
+          </w:tcPr>
           <w:p>
             <w:pPr>
               <w:pStyle w:val="Compact"/>
@@ -7406,7 +8337,9 @@
           </w:p>
         </w:tc>
         <w:tc>
-          <w:tcPr/>
+          <w:tcPr>
+            <w:tcW w:w="1207" w:type="dxa"/>
+          </w:tcPr>
           <w:p>
             <w:pPr>
               <w:pStyle w:val="Compact"/>
@@ -7418,7 +8351,9 @@
           </w:p>
         </w:tc>
         <w:tc>
-          <w:tcPr/>
+          <w:tcPr>
+            <w:tcW w:w="5815" w:type="dxa"/>
+          </w:tcPr>
           <w:p>
             <w:pPr>
               <w:pStyle w:val="Compact"/>
@@ -7430,7 +8365,9 @@
           </w:p>
         </w:tc>
         <w:tc>
-          <w:tcPr/>
+          <w:tcPr>
+            <w:tcW w:w="931" w:type="dxa"/>
+          </w:tcPr>
           <w:p>
             <w:pPr>
               <w:pStyle w:val="Compact"/>
@@ -7444,7 +8381,9 @@
       </w:tr>
       <w:tr>
         <w:tc>
-          <w:tcPr/>
+          <w:tcPr>
+            <w:tcW w:w="1404" w:type="dxa"/>
+          </w:tcPr>
           <w:p>
             <w:pPr>
               <w:pStyle w:val="Compact"/>
@@ -7456,7 +8395,9 @@
           </w:p>
         </w:tc>
         <w:tc>
-          <w:tcPr/>
+          <w:tcPr>
+            <w:tcW w:w="1207" w:type="dxa"/>
+          </w:tcPr>
           <w:p>
             <w:pPr>
               <w:pStyle w:val="Compact"/>
@@ -7468,7 +8409,9 @@
           </w:p>
         </w:tc>
         <w:tc>
-          <w:tcPr/>
+          <w:tcPr>
+            <w:tcW w:w="5815" w:type="dxa"/>
+          </w:tcPr>
           <w:p>
             <w:pPr>
               <w:pStyle w:val="Compact"/>
@@ -7480,7 +8423,9 @@
           </w:p>
         </w:tc>
         <w:tc>
-          <w:tcPr/>
+          <w:tcPr>
+            <w:tcW w:w="931" w:type="dxa"/>
+          </w:tcPr>
           <w:p>
             <w:pPr>
               <w:pStyle w:val="Compact"/>
@@ -7497,23 +8442,26 @@
     <w:tbl>
       <w:tblPr>
         <w:tblStyle w:val="Table"/>
-        <w:tblW w:type="auto" w:w="0"/>
+        <w:tblW w:type="dxa" w:w="9360"/>
         <w:tblLook w:firstRow="1" w:lastRow="0" w:firstColumn="0" w:lastColumn="0" w:noHBand="0" w:noVBand="0" w:val="0020"/>
         <w:jc w:val="start"/>
+        <w:tblLayout w:type="fixed"/>
       </w:tblPr>
       <w:tblGrid>
-        <w:gridCol w:w="1584"/>
-        <w:gridCol w:w="1584"/>
-        <w:gridCol w:w="1584"/>
-        <w:gridCol w:w="1584"/>
-        <w:gridCol w:w="1584"/>
+        <w:gridCol w:w="1866"/>
+        <w:gridCol w:w="1219"/>
+        <w:gridCol w:w="3144"/>
+        <w:gridCol w:w="2280"/>
+        <w:gridCol w:w="848"/>
       </w:tblGrid>
       <w:tr>
         <w:trPr>
           <w:tblHeader w:val="true"/>
         </w:trPr>
         <w:tc>
-          <w:tcPr/>
+          <w:tcPr>
+            <w:tcW w:w="1866" w:type="dxa"/>
+          </w:tcPr>
           <w:p>
             <w:pPr>
               <w:pStyle w:val="Compact"/>
@@ -7525,7 +8473,9 @@
           </w:p>
         </w:tc>
         <w:tc>
-          <w:tcPr/>
+          <w:tcPr>
+            <w:tcW w:w="1219" w:type="dxa"/>
+          </w:tcPr>
           <w:p>
             <w:pPr>
               <w:pStyle w:val="Compact"/>
@@ -7537,7 +8487,9 @@
           </w:p>
         </w:tc>
         <w:tc>
-          <w:tcPr/>
+          <w:tcPr>
+            <w:tcW w:w="3144" w:type="dxa"/>
+          </w:tcPr>
           <w:p>
             <w:pPr>
               <w:pStyle w:val="Compact"/>
@@ -7549,7 +8501,9 @@
           </w:p>
         </w:tc>
         <w:tc>
-          <w:tcPr/>
+          <w:tcPr>
+            <w:tcW w:w="2280" w:type="dxa"/>
+          </w:tcPr>
           <w:p>
             <w:pPr>
               <w:pStyle w:val="Compact"/>
@@ -7561,7 +8515,9 @@
           </w:p>
         </w:tc>
         <w:tc>
-          <w:tcPr/>
+          <w:tcPr>
+            <w:tcW w:w="848" w:type="dxa"/>
+          </w:tcPr>
           <w:p>
             <w:pPr>
               <w:pStyle w:val="Compact"/>
@@ -7575,7 +8531,9 @@
       </w:tr>
       <w:tr>
         <w:tc>
-          <w:tcPr/>
+          <w:tcPr>
+            <w:tcW w:w="1866" w:type="dxa"/>
+          </w:tcPr>
           <w:p>
             <w:pPr>
               <w:pStyle w:val="Compact"/>
@@ -7587,7 +8545,9 @@
           </w:p>
         </w:tc>
         <w:tc>
-          <w:tcPr/>
+          <w:tcPr>
+            <w:tcW w:w="1219" w:type="dxa"/>
+          </w:tcPr>
           <w:p>
             <w:pPr>
               <w:pStyle w:val="Compact"/>
@@ -7599,7 +8559,9 @@
           </w:p>
         </w:tc>
         <w:tc>
-          <w:tcPr/>
+          <w:tcPr>
+            <w:tcW w:w="3144" w:type="dxa"/>
+          </w:tcPr>
           <w:p>
             <w:pPr>
               <w:pStyle w:val="Compact"/>
@@ -7611,7 +8573,9 @@
           </w:p>
         </w:tc>
         <w:tc>
-          <w:tcPr/>
+          <w:tcPr>
+            <w:tcW w:w="2280" w:type="dxa"/>
+          </w:tcPr>
           <w:p>
             <w:pPr>
               <w:pStyle w:val="Compact"/>
@@ -7623,7 +8587,9 @@
           </w:p>
         </w:tc>
         <w:tc>
-          <w:tcPr/>
+          <w:tcPr>
+            <w:tcW w:w="848" w:type="dxa"/>
+          </w:tcPr>
           <w:p>
             <w:pPr>
               <w:pStyle w:val="Compact"/>
@@ -7637,7 +8603,9 @@
       </w:tr>
       <w:tr>
         <w:tc>
-          <w:tcPr/>
+          <w:tcPr>
+            <w:tcW w:w="1866" w:type="dxa"/>
+          </w:tcPr>
           <w:p>
             <w:pPr>
               <w:pStyle w:val="Compact"/>
@@ -7649,7 +8617,9 @@
           </w:p>
         </w:tc>
         <w:tc>
-          <w:tcPr/>
+          <w:tcPr>
+            <w:tcW w:w="1219" w:type="dxa"/>
+          </w:tcPr>
           <w:p>
             <w:pPr>
               <w:pStyle w:val="Compact"/>
@@ -7661,7 +8631,9 @@
           </w:p>
         </w:tc>
         <w:tc>
-          <w:tcPr/>
+          <w:tcPr>
+            <w:tcW w:w="3144" w:type="dxa"/>
+          </w:tcPr>
           <w:p>
             <w:pPr>
               <w:pStyle w:val="Compact"/>
@@ -7673,7 +8645,9 @@
           </w:p>
         </w:tc>
         <w:tc>
-          <w:tcPr/>
+          <w:tcPr>
+            <w:tcW w:w="2280" w:type="dxa"/>
+          </w:tcPr>
           <w:p>
             <w:pPr>
               <w:pStyle w:val="Compact"/>
@@ -7685,7 +8659,9 @@
           </w:p>
         </w:tc>
         <w:tc>
-          <w:tcPr/>
+          <w:tcPr>
+            <w:tcW w:w="848" w:type="dxa"/>
+          </w:tcPr>
           <w:p>
             <w:pPr>
               <w:pStyle w:val="Compact"/>
@@ -7702,21 +8678,24 @@
     <w:tbl>
       <w:tblPr>
         <w:tblStyle w:val="Table"/>
-        <w:tblW w:type="auto" w:w="0"/>
+        <w:tblW w:type="dxa" w:w="9360"/>
         <w:tblLook w:firstRow="1" w:lastRow="0" w:firstColumn="0" w:lastColumn="0" w:noHBand="0" w:noVBand="0" w:val="0020"/>
         <w:jc w:val="start"/>
+        <w:tblLayout w:type="fixed"/>
       </w:tblPr>
       <w:tblGrid>
-        <w:gridCol w:w="2640"/>
-        <w:gridCol w:w="2640"/>
-        <w:gridCol w:w="2640"/>
+        <w:gridCol w:w="1135"/>
+        <w:gridCol w:w="7088"/>
+        <w:gridCol w:w="1135"/>
       </w:tblGrid>
       <w:tr>
         <w:trPr>
           <w:tblHeader w:val="true"/>
         </w:trPr>
         <w:tc>
-          <w:tcPr/>
+          <w:tcPr>
+            <w:tcW w:w="1135" w:type="dxa"/>
+          </w:tcPr>
           <w:p>
             <w:pPr>
               <w:pStyle w:val="Compact"/>
@@ -7728,7 +8707,9 @@
           </w:p>
         </w:tc>
         <w:tc>
-          <w:tcPr/>
+          <w:tcPr>
+            <w:tcW w:w="7088" w:type="dxa"/>
+          </w:tcPr>
           <w:p>
             <w:pPr>
               <w:pStyle w:val="Compact"/>
@@ -7740,7 +8721,9 @@
           </w:p>
         </w:tc>
         <w:tc>
-          <w:tcPr/>
+          <w:tcPr>
+            <w:tcW w:w="1135" w:type="dxa"/>
+          </w:tcPr>
           <w:p>
             <w:pPr>
               <w:pStyle w:val="Compact"/>
@@ -7754,7 +8737,9 @@
       </w:tr>
       <w:tr>
         <w:tc>
-          <w:tcPr/>
+          <w:tcPr>
+            <w:tcW w:w="1135" w:type="dxa"/>
+          </w:tcPr>
           <w:p>
             <w:pPr>
               <w:pStyle w:val="Compact"/>
@@ -7766,7 +8751,9 @@
           </w:p>
         </w:tc>
         <w:tc>
-          <w:tcPr/>
+          <w:tcPr>
+            <w:tcW w:w="7088" w:type="dxa"/>
+          </w:tcPr>
           <w:p>
             <w:pPr>
               <w:pStyle w:val="Compact"/>
@@ -7778,7 +8765,9 @@
           </w:p>
         </w:tc>
         <w:tc>
-          <w:tcPr/>
+          <w:tcPr>
+            <w:tcW w:w="1135" w:type="dxa"/>
+          </w:tcPr>
           <w:p>
             <w:pPr>
               <w:pStyle w:val="Compact"/>
@@ -7792,7 +8781,9 @@
       </w:tr>
       <w:tr>
         <w:tc>
-          <w:tcPr/>
+          <w:tcPr>
+            <w:tcW w:w="1135" w:type="dxa"/>
+          </w:tcPr>
           <w:p>
             <w:pPr>
               <w:pStyle w:val="Compact"/>
@@ -7804,7 +8795,9 @@
           </w:p>
         </w:tc>
         <w:tc>
-          <w:tcPr/>
+          <w:tcPr>
+            <w:tcW w:w="7088" w:type="dxa"/>
+          </w:tcPr>
           <w:p>
             <w:pPr>
               <w:pStyle w:val="Compact"/>
@@ -7816,7 +8809,9 @@
           </w:p>
         </w:tc>
         <w:tc>
-          <w:tcPr/>
+          <w:tcPr>
+            <w:tcW w:w="1135" w:type="dxa"/>
+          </w:tcPr>
           <w:p>
             <w:pPr>
               <w:pStyle w:val="Compact"/>
@@ -7830,7 +8825,9 @@
       </w:tr>
       <w:tr>
         <w:tc>
-          <w:tcPr/>
+          <w:tcPr>
+            <w:tcW w:w="1135" w:type="dxa"/>
+          </w:tcPr>
           <w:p>
             <w:pPr>
               <w:pStyle w:val="Compact"/>
@@ -7842,7 +8839,9 @@
           </w:p>
         </w:tc>
         <w:tc>
-          <w:tcPr/>
+          <w:tcPr>
+            <w:tcW w:w="7088" w:type="dxa"/>
+          </w:tcPr>
           <w:p>
             <w:pPr>
               <w:pStyle w:val="Compact"/>
@@ -7854,7 +8853,9 @@
           </w:p>
         </w:tc>
         <w:tc>
-          <w:tcPr/>
+          <w:tcPr>
+            <w:tcW w:w="1135" w:type="dxa"/>
+          </w:tcPr>
           <w:p>
             <w:pPr>
               <w:pStyle w:val="Compact"/>
@@ -7868,7 +8869,9 @@
       </w:tr>
       <w:tr>
         <w:tc>
-          <w:tcPr/>
+          <w:tcPr>
+            <w:tcW w:w="1135" w:type="dxa"/>
+          </w:tcPr>
           <w:p>
             <w:pPr>
               <w:pStyle w:val="Compact"/>
@@ -7880,7 +8883,9 @@
           </w:p>
         </w:tc>
         <w:tc>
-          <w:tcPr/>
+          <w:tcPr>
+            <w:tcW w:w="7088" w:type="dxa"/>
+          </w:tcPr>
           <w:p>
             <w:pPr>
               <w:pStyle w:val="Compact"/>
@@ -7892,7 +8897,9 @@
           </w:p>
         </w:tc>
         <w:tc>
-          <w:tcPr/>
+          <w:tcPr>
+            <w:tcW w:w="1135" w:type="dxa"/>
+          </w:tcPr>
           <w:p>
             <w:pPr>
               <w:pStyle w:val="Compact"/>
@@ -7918,24 +8925,27 @@
     <w:tbl>
       <w:tblPr>
         <w:tblStyle w:val="Table"/>
-        <w:tblW w:type="auto" w:w="0"/>
+        <w:tblW w:type="dxa" w:w="9360"/>
         <w:tblLook w:firstRow="1" w:lastRow="0" w:firstColumn="0" w:lastColumn="0" w:noHBand="0" w:noVBand="0" w:val="0020"/>
         <w:jc w:val="start"/>
+        <w:tblLayout w:type="fixed"/>
       </w:tblPr>
       <w:tblGrid>
-        <w:gridCol w:w="1320"/>
-        <w:gridCol w:w="1320"/>
-        <w:gridCol w:w="1320"/>
-        <w:gridCol w:w="1320"/>
-        <w:gridCol w:w="1320"/>
-        <w:gridCol w:w="1320"/>
+        <w:gridCol w:w="806"/>
+        <w:gridCol w:w="1081"/>
+        <w:gridCol w:w="1049"/>
+        <w:gridCol w:w="2249"/>
+        <w:gridCol w:w="3367"/>
+        <w:gridCol w:w="806"/>
       </w:tblGrid>
       <w:tr>
         <w:trPr>
           <w:tblHeader w:val="true"/>
         </w:trPr>
         <w:tc>
-          <w:tcPr/>
+          <w:tcPr>
+            <w:tcW w:w="806" w:type="dxa"/>
+          </w:tcPr>
           <w:p>
             <w:pPr>
               <w:pStyle w:val="Compact"/>
@@ -7947,7 +8957,9 @@
           </w:p>
         </w:tc>
         <w:tc>
-          <w:tcPr/>
+          <w:tcPr>
+            <w:tcW w:w="1081" w:type="dxa"/>
+          </w:tcPr>
           <w:p>
             <w:pPr>
               <w:pStyle w:val="Compact"/>
@@ -7959,7 +8971,9 @@
           </w:p>
         </w:tc>
         <w:tc>
-          <w:tcPr/>
+          <w:tcPr>
+            <w:tcW w:w="1049" w:type="dxa"/>
+          </w:tcPr>
           <w:p>
             <w:pPr>
               <w:pStyle w:val="Compact"/>
@@ -7971,7 +8985,9 @@
           </w:p>
         </w:tc>
         <w:tc>
-          <w:tcPr/>
+          <w:tcPr>
+            <w:tcW w:w="2249" w:type="dxa"/>
+          </w:tcPr>
           <w:p>
             <w:pPr>
               <w:pStyle w:val="Compact"/>
@@ -7983,7 +8999,9 @@
           </w:p>
         </w:tc>
         <w:tc>
-          <w:tcPr/>
+          <w:tcPr>
+            <w:tcW w:w="3367" w:type="dxa"/>
+          </w:tcPr>
           <w:p>
             <w:pPr>
               <w:pStyle w:val="Compact"/>
@@ -7995,7 +9013,9 @@
           </w:p>
         </w:tc>
         <w:tc>
-          <w:tcPr/>
+          <w:tcPr>
+            <w:tcW w:w="806" w:type="dxa"/>
+          </w:tcPr>
           <w:p>
             <w:pPr>
               <w:pStyle w:val="Compact"/>
@@ -8009,7 +9029,9 @@
       </w:tr>
       <w:tr>
         <w:tc>
-          <w:tcPr/>
+          <w:tcPr>
+            <w:tcW w:w="806" w:type="dxa"/>
+          </w:tcPr>
           <w:p>
             <w:pPr>
               <w:pStyle w:val="Compact"/>
@@ -8021,7 +9043,9 @@
           </w:p>
         </w:tc>
         <w:tc>
-          <w:tcPr/>
+          <w:tcPr>
+            <w:tcW w:w="1081" w:type="dxa"/>
+          </w:tcPr>
           <w:p>
             <w:pPr>
               <w:pStyle w:val="Compact"/>
@@ -8033,7 +9057,9 @@
           </w:p>
         </w:tc>
         <w:tc>
-          <w:tcPr/>
+          <w:tcPr>
+            <w:tcW w:w="1049" w:type="dxa"/>
+          </w:tcPr>
           <w:p>
             <w:pPr>
               <w:pStyle w:val="Compact"/>
@@ -8045,7 +9071,9 @@
           </w:p>
         </w:tc>
         <w:tc>
-          <w:tcPr/>
+          <w:tcPr>
+            <w:tcW w:w="2249" w:type="dxa"/>
+          </w:tcPr>
           <w:p>
             <w:pPr>
               <w:pStyle w:val="Compact"/>
@@ -8057,7 +9085,9 @@
           </w:p>
         </w:tc>
         <w:tc>
-          <w:tcPr/>
+          <w:tcPr>
+            <w:tcW w:w="3367" w:type="dxa"/>
+          </w:tcPr>
           <w:p>
             <w:pPr>
               <w:pStyle w:val="Compact"/>
@@ -8069,7 +9099,9 @@
           </w:p>
         </w:tc>
         <w:tc>
-          <w:tcPr/>
+          <w:tcPr>
+            <w:tcW w:w="806" w:type="dxa"/>
+          </w:tcPr>
           <w:p>
             <w:pPr>
               <w:pStyle w:val="Compact"/>
@@ -8083,7 +9115,9 @@
       </w:tr>
       <w:tr>
         <w:tc>
-          <w:tcPr/>
+          <w:tcPr>
+            <w:tcW w:w="806" w:type="dxa"/>
+          </w:tcPr>
           <w:p>
             <w:pPr>
               <w:pStyle w:val="Compact"/>
@@ -8095,7 +9129,9 @@
           </w:p>
         </w:tc>
         <w:tc>
-          <w:tcPr/>
+          <w:tcPr>
+            <w:tcW w:w="1081" w:type="dxa"/>
+          </w:tcPr>
           <w:p>
             <w:pPr>
               <w:pStyle w:val="Compact"/>
@@ -8107,7 +9143,9 @@
           </w:p>
         </w:tc>
         <w:tc>
-          <w:tcPr/>
+          <w:tcPr>
+            <w:tcW w:w="1049" w:type="dxa"/>
+          </w:tcPr>
           <w:p>
             <w:pPr>
               <w:pStyle w:val="Compact"/>
@@ -8119,7 +9157,9 @@
           </w:p>
         </w:tc>
         <w:tc>
-          <w:tcPr/>
+          <w:tcPr>
+            <w:tcW w:w="2249" w:type="dxa"/>
+          </w:tcPr>
           <w:p>
             <w:pPr>
               <w:pStyle w:val="Compact"/>
@@ -8131,7 +9171,9 @@
           </w:p>
         </w:tc>
         <w:tc>
-          <w:tcPr/>
+          <w:tcPr>
+            <w:tcW w:w="3367" w:type="dxa"/>
+          </w:tcPr>
           <w:p>
             <w:pPr>
               <w:pStyle w:val="Compact"/>
@@ -8143,7 +9185,9 @@
           </w:p>
         </w:tc>
         <w:tc>
-          <w:tcPr/>
+          <w:tcPr>
+            <w:tcW w:w="806" w:type="dxa"/>
+          </w:tcPr>
           <w:p>
             <w:pPr>
               <w:pStyle w:val="Compact"/>
@@ -8169,24 +9213,27 @@
     <w:tbl>
       <w:tblPr>
         <w:tblStyle w:val="Table"/>
-        <w:tblW w:type="auto" w:w="0"/>
+        <w:tblW w:type="dxa" w:w="9360"/>
         <w:tblLook w:firstRow="1" w:lastRow="0" w:firstColumn="0" w:lastColumn="0" w:noHBand="0" w:noVBand="0" w:val="0020"/>
         <w:jc w:val="start"/>
+        <w:tblLayout w:type="fixed"/>
       </w:tblPr>
       <w:tblGrid>
-        <w:gridCol w:w="1320"/>
-        <w:gridCol w:w="1320"/>
-        <w:gridCol w:w="1320"/>
-        <w:gridCol w:w="1320"/>
-        <w:gridCol w:w="1320"/>
-        <w:gridCol w:w="1320"/>
+        <w:gridCol w:w="767"/>
+        <w:gridCol w:w="2490"/>
+        <w:gridCol w:w="3435"/>
+        <w:gridCol w:w="767"/>
+        <w:gridCol w:w="1132"/>
+        <w:gridCol w:w="767"/>
       </w:tblGrid>
       <w:tr>
         <w:trPr>
           <w:tblHeader w:val="true"/>
         </w:trPr>
         <w:tc>
-          <w:tcPr/>
+          <w:tcPr>
+            <w:tcW w:w="767" w:type="dxa"/>
+          </w:tcPr>
           <w:p>
             <w:pPr>
               <w:pStyle w:val="Compact"/>
@@ -8198,7 +9245,9 @@
           </w:p>
         </w:tc>
         <w:tc>
-          <w:tcPr/>
+          <w:tcPr>
+            <w:tcW w:w="2490" w:type="dxa"/>
+          </w:tcPr>
           <w:p>
             <w:pPr>
               <w:pStyle w:val="Compact"/>
@@ -8210,7 +9259,9 @@
           </w:p>
         </w:tc>
         <w:tc>
-          <w:tcPr/>
+          <w:tcPr>
+            <w:tcW w:w="3435" w:type="dxa"/>
+          </w:tcPr>
           <w:p>
             <w:pPr>
               <w:pStyle w:val="Compact"/>
@@ -8222,7 +9273,9 @@
           </w:p>
         </w:tc>
         <w:tc>
-          <w:tcPr/>
+          <w:tcPr>
+            <w:tcW w:w="767" w:type="dxa"/>
+          </w:tcPr>
           <w:p>
             <w:pPr>
               <w:pStyle w:val="Compact"/>
@@ -8234,7 +9287,9 @@
           </w:p>
         </w:tc>
         <w:tc>
-          <w:tcPr/>
+          <w:tcPr>
+            <w:tcW w:w="1132" w:type="dxa"/>
+          </w:tcPr>
           <w:p>
             <w:pPr>
               <w:pStyle w:val="Compact"/>
@@ -8246,7 +9301,9 @@
           </w:p>
         </w:tc>
         <w:tc>
-          <w:tcPr/>
+          <w:tcPr>
+            <w:tcW w:w="767" w:type="dxa"/>
+          </w:tcPr>
           <w:p>
             <w:pPr>
               <w:pStyle w:val="Compact"/>
@@ -8260,7 +9317,9 @@
       </w:tr>
       <w:tr>
         <w:tc>
-          <w:tcPr/>
+          <w:tcPr>
+            <w:tcW w:w="767" w:type="dxa"/>
+          </w:tcPr>
           <w:p>
             <w:pPr>
               <w:pStyle w:val="Compact"/>
@@ -8272,7 +9331,9 @@
           </w:p>
         </w:tc>
         <w:tc>
-          <w:tcPr/>
+          <w:tcPr>
+            <w:tcW w:w="2490" w:type="dxa"/>
+          </w:tcPr>
           <w:p>
             <w:pPr>
               <w:pStyle w:val="Compact"/>
@@ -8284,7 +9345,9 @@
           </w:p>
         </w:tc>
         <w:tc>
-          <w:tcPr/>
+          <w:tcPr>
+            <w:tcW w:w="3435" w:type="dxa"/>
+          </w:tcPr>
           <w:p>
             <w:pPr>
               <w:pStyle w:val="Compact"/>
@@ -8296,7 +9359,9 @@
           </w:p>
         </w:tc>
         <w:tc>
-          <w:tcPr/>
+          <w:tcPr>
+            <w:tcW w:w="767" w:type="dxa"/>
+          </w:tcPr>
           <w:p>
             <w:pPr>
               <w:pStyle w:val="Compact"/>
@@ -8308,7 +9373,9 @@
           </w:p>
         </w:tc>
         <w:tc>
-          <w:tcPr/>
+          <w:tcPr>
+            <w:tcW w:w="1132" w:type="dxa"/>
+          </w:tcPr>
           <w:p>
             <w:pPr>
               <w:pStyle w:val="Compact"/>
@@ -8320,7 +9387,9 @@
           </w:p>
         </w:tc>
         <w:tc>
-          <w:tcPr/>
+          <w:tcPr>
+            <w:tcW w:w="767" w:type="dxa"/>
+          </w:tcPr>
           <w:p>
             <w:pPr>
               <w:pStyle w:val="Compact"/>
@@ -8334,7 +9403,9 @@
       </w:tr>
       <w:tr>
         <w:tc>
-          <w:tcPr/>
+          <w:tcPr>
+            <w:tcW w:w="767" w:type="dxa"/>
+          </w:tcPr>
           <w:p>
             <w:pPr>
               <w:pStyle w:val="Compact"/>
@@ -8346,7 +9417,9 @@
           </w:p>
         </w:tc>
         <w:tc>
-          <w:tcPr/>
+          <w:tcPr>
+            <w:tcW w:w="2490" w:type="dxa"/>
+          </w:tcPr>
           <w:p>
             <w:pPr>
               <w:pStyle w:val="Compact"/>
@@ -8358,7 +9431,9 @@
           </w:p>
         </w:tc>
         <w:tc>
-          <w:tcPr/>
+          <w:tcPr>
+            <w:tcW w:w="3435" w:type="dxa"/>
+          </w:tcPr>
           <w:p>
             <w:pPr>
               <w:pStyle w:val="Compact"/>
@@ -8370,7 +9445,9 @@
           </w:p>
         </w:tc>
         <w:tc>
-          <w:tcPr/>
+          <w:tcPr>
+            <w:tcW w:w="767" w:type="dxa"/>
+          </w:tcPr>
           <w:p>
             <w:pPr>
               <w:pStyle w:val="Compact"/>
@@ -8382,7 +9459,9 @@
           </w:p>
         </w:tc>
         <w:tc>
-          <w:tcPr/>
+          <w:tcPr>
+            <w:tcW w:w="1132" w:type="dxa"/>
+          </w:tcPr>
           <w:p>
             <w:pPr>
               <w:pStyle w:val="Compact"/>
@@ -8394,7 +9473,9 @@
           </w:p>
         </w:tc>
         <w:tc>
-          <w:tcPr/>
+          <w:tcPr>
+            <w:tcW w:w="767" w:type="dxa"/>
+          </w:tcPr>
           <w:p>
             <w:pPr>
               <w:pStyle w:val="Compact"/>
@@ -8408,7 +9489,9 @@
       </w:tr>
       <w:tr>
         <w:tc>
-          <w:tcPr/>
+          <w:tcPr>
+            <w:tcW w:w="767" w:type="dxa"/>
+          </w:tcPr>
           <w:p>
             <w:pPr>
               <w:pStyle w:val="Compact"/>
@@ -8420,7 +9503,9 @@
           </w:p>
         </w:tc>
         <w:tc>
-          <w:tcPr/>
+          <w:tcPr>
+            <w:tcW w:w="2490" w:type="dxa"/>
+          </w:tcPr>
           <w:p>
             <w:pPr>
               <w:pStyle w:val="Compact"/>
@@ -8432,7 +9517,9 @@
           </w:p>
         </w:tc>
         <w:tc>
-          <w:tcPr/>
+          <w:tcPr>
+            <w:tcW w:w="3435" w:type="dxa"/>
+          </w:tcPr>
           <w:p>
             <w:pPr>
               <w:pStyle w:val="Compact"/>
@@ -8444,7 +9531,9 @@
           </w:p>
         </w:tc>
         <w:tc>
-          <w:tcPr/>
+          <w:tcPr>
+            <w:tcW w:w="767" w:type="dxa"/>
+          </w:tcPr>
           <w:p>
             <w:pPr>
               <w:pStyle w:val="Compact"/>
@@ -8456,7 +9545,9 @@
           </w:p>
         </w:tc>
         <w:tc>
-          <w:tcPr/>
+          <w:tcPr>
+            <w:tcW w:w="1132" w:type="dxa"/>
+          </w:tcPr>
           <w:p>
             <w:pPr>
               <w:pStyle w:val="Compact"/>
@@ -8468,7 +9559,9 @@
           </w:p>
         </w:tc>
         <w:tc>
-          <w:tcPr/>
+          <w:tcPr>
+            <w:tcW w:w="767" w:type="dxa"/>
+          </w:tcPr>
           <w:p>
             <w:pPr>
               <w:pStyle w:val="Compact"/>
@@ -8482,7 +9575,9 @@
       </w:tr>
       <w:tr>
         <w:tc>
-          <w:tcPr/>
+          <w:tcPr>
+            <w:tcW w:w="767" w:type="dxa"/>
+          </w:tcPr>
           <w:p>
             <w:pPr>
               <w:pStyle w:val="Compact"/>
@@ -8494,7 +9589,9 @@
           </w:p>
         </w:tc>
         <w:tc>
-          <w:tcPr/>
+          <w:tcPr>
+            <w:tcW w:w="2490" w:type="dxa"/>
+          </w:tcPr>
           <w:p>
             <w:pPr>
               <w:pStyle w:val="Compact"/>
@@ -8506,7 +9603,9 @@
           </w:p>
         </w:tc>
         <w:tc>
-          <w:tcPr/>
+          <w:tcPr>
+            <w:tcW w:w="3435" w:type="dxa"/>
+          </w:tcPr>
           <w:p>
             <w:pPr>
               <w:pStyle w:val="Compact"/>
@@ -8518,7 +9617,9 @@
           </w:p>
         </w:tc>
         <w:tc>
-          <w:tcPr/>
+          <w:tcPr>
+            <w:tcW w:w="767" w:type="dxa"/>
+          </w:tcPr>
           <w:p>
             <w:pPr>
               <w:pStyle w:val="Compact"/>
@@ -8530,7 +9631,9 @@
           </w:p>
         </w:tc>
         <w:tc>
-          <w:tcPr/>
+          <w:tcPr>
+            <w:tcW w:w="1132" w:type="dxa"/>
+          </w:tcPr>
           <w:p>
             <w:pPr>
               <w:pStyle w:val="Compact"/>
@@ -8542,7 +9645,9 @@
           </w:p>
         </w:tc>
         <w:tc>
-          <w:tcPr/>
+          <w:tcPr>
+            <w:tcW w:w="767" w:type="dxa"/>
+          </w:tcPr>
           <w:p>
             <w:pPr>
               <w:pStyle w:val="Compact"/>
@@ -8556,7 +9661,9 @@
       </w:tr>
       <w:tr>
         <w:tc>
-          <w:tcPr/>
+          <w:tcPr>
+            <w:tcW w:w="767" w:type="dxa"/>
+          </w:tcPr>
           <w:p>
             <w:pPr>
               <w:pStyle w:val="Compact"/>
@@ -8568,7 +9675,9 @@
           </w:p>
         </w:tc>
         <w:tc>
-          <w:tcPr/>
+          <w:tcPr>
+            <w:tcW w:w="2490" w:type="dxa"/>
+          </w:tcPr>
           <w:p>
             <w:pPr>
               <w:pStyle w:val="Compact"/>
@@ -8580,7 +9689,9 @@
           </w:p>
         </w:tc>
         <w:tc>
-          <w:tcPr/>
+          <w:tcPr>
+            <w:tcW w:w="3435" w:type="dxa"/>
+          </w:tcPr>
           <w:p>
             <w:pPr>
               <w:pStyle w:val="Compact"/>
@@ -8592,7 +9703,9 @@
           </w:p>
         </w:tc>
         <w:tc>
-          <w:tcPr/>
+          <w:tcPr>
+            <w:tcW w:w="767" w:type="dxa"/>
+          </w:tcPr>
           <w:p>
             <w:pPr>
               <w:pStyle w:val="Compact"/>
@@ -8604,7 +9717,9 @@
           </w:p>
         </w:tc>
         <w:tc>
-          <w:tcPr/>
+          <w:tcPr>
+            <w:tcW w:w="1132" w:type="dxa"/>
+          </w:tcPr>
           <w:p>
             <w:pPr>
               <w:pStyle w:val="Compact"/>
@@ -8616,7 +9731,9 @@
           </w:p>
         </w:tc>
         <w:tc>
-          <w:tcPr/>
+          <w:tcPr>
+            <w:tcW w:w="767" w:type="dxa"/>
+          </w:tcPr>
           <w:p>
             <w:pPr>
               <w:pStyle w:val="Compact"/>
@@ -8642,20 +9759,23 @@
     <w:tbl>
       <w:tblPr>
         <w:tblStyle w:val="Table"/>
-        <w:tblW w:type="auto" w:w="0"/>
+        <w:tblW w:type="dxa" w:w="9360"/>
         <w:tblLook w:firstRow="1" w:lastRow="0" w:firstColumn="0" w:lastColumn="0" w:noHBand="0" w:noVBand="0" w:val="0020"/>
         <w:jc w:val="start"/>
+        <w:tblLayout w:type="fixed"/>
       </w:tblPr>
       <w:tblGrid>
-        <w:gridCol w:w="3960"/>
-        <w:gridCol w:w="3960"/>
+        <w:gridCol w:w="2122"/>
+        <w:gridCol w:w="7237"/>
       </w:tblGrid>
       <w:tr>
         <w:trPr>
           <w:tblHeader w:val="true"/>
         </w:trPr>
         <w:tc>
-          <w:tcPr/>
+          <w:tcPr>
+            <w:tcW w:w="2122" w:type="dxa"/>
+          </w:tcPr>
           <w:p>
             <w:pPr>
               <w:pStyle w:val="Compact"/>
@@ -8667,7 +9787,9 @@
           </w:p>
         </w:tc>
         <w:tc>
-          <w:tcPr/>
+          <w:tcPr>
+            <w:tcW w:w="7237" w:type="dxa"/>
+          </w:tcPr>
           <w:p>
             <w:pPr>
               <w:pStyle w:val="Compact"/>
@@ -8681,7 +9803,9 @@
       </w:tr>
       <w:tr>
         <w:tc>
-          <w:tcPr/>
+          <w:tcPr>
+            <w:tcW w:w="2122" w:type="dxa"/>
+          </w:tcPr>
           <w:p>
             <w:pPr>
               <w:pStyle w:val="Compact"/>
@@ -8693,7 +9817,9 @@
           </w:p>
         </w:tc>
         <w:tc>
-          <w:tcPr/>
+          <w:tcPr>
+            <w:tcW w:w="7237" w:type="dxa"/>
+          </w:tcPr>
           <w:p>
             <w:pPr>
               <w:pStyle w:val="Compact"/>
@@ -8707,7 +9833,9 @@
       </w:tr>
       <w:tr>
         <w:tc>
-          <w:tcPr/>
+          <w:tcPr>
+            <w:tcW w:w="2122" w:type="dxa"/>
+          </w:tcPr>
           <w:p>
             <w:pPr>
               <w:pStyle w:val="Compact"/>
@@ -8719,7 +9847,9 @@
           </w:p>
         </w:tc>
         <w:tc>
-          <w:tcPr/>
+          <w:tcPr>
+            <w:tcW w:w="7237" w:type="dxa"/>
+          </w:tcPr>
           <w:p>
             <w:pPr>
               <w:pStyle w:val="Compact"/>
@@ -8733,7 +9863,9 @@
       </w:tr>
       <w:tr>
         <w:tc>
-          <w:tcPr/>
+          <w:tcPr>
+            <w:tcW w:w="2122" w:type="dxa"/>
+          </w:tcPr>
           <w:p>
             <w:pPr>
               <w:pStyle w:val="Compact"/>
@@ -8745,7 +9877,9 @@
           </w:p>
         </w:tc>
         <w:tc>
-          <w:tcPr/>
+          <w:tcPr>
+            <w:tcW w:w="7237" w:type="dxa"/>
+          </w:tcPr>
           <w:p>
             <w:pPr>
               <w:pStyle w:val="Compact"/>
@@ -8759,7 +9893,9 @@
       </w:tr>
       <w:tr>
         <w:tc>
-          <w:tcPr/>
+          <w:tcPr>
+            <w:tcW w:w="2122" w:type="dxa"/>
+          </w:tcPr>
           <w:p>
             <w:pPr>
               <w:pStyle w:val="Compact"/>
@@ -8771,7 +9907,9 @@
           </w:p>
         </w:tc>
         <w:tc>
-          <w:tcPr/>
+          <w:tcPr>
+            <w:tcW w:w="7237" w:type="dxa"/>
+          </w:tcPr>
           <w:p>
             <w:pPr>
               <w:pStyle w:val="Compact"/>
@@ -8785,7 +9923,9 @@
       </w:tr>
       <w:tr>
         <w:tc>
-          <w:tcPr/>
+          <w:tcPr>
+            <w:tcW w:w="2122" w:type="dxa"/>
+          </w:tcPr>
           <w:p>
             <w:pPr>
               <w:pStyle w:val="Compact"/>
@@ -8797,7 +9937,9 @@
           </w:p>
         </w:tc>
         <w:tc>
-          <w:tcPr/>
+          <w:tcPr>
+            <w:tcW w:w="7237" w:type="dxa"/>
+          </w:tcPr>
           <w:p>
             <w:pPr>
               <w:pStyle w:val="Compact"/>
@@ -8811,7 +9953,9 @@
       </w:tr>
       <w:tr>
         <w:tc>
-          <w:tcPr/>
+          <w:tcPr>
+            <w:tcW w:w="2122" w:type="dxa"/>
+          </w:tcPr>
           <w:p>
             <w:pPr>
               <w:pStyle w:val="Compact"/>
@@ -8823,7 +9967,9 @@
           </w:p>
         </w:tc>
         <w:tc>
-          <w:tcPr/>
+          <w:tcPr>
+            <w:tcW w:w="7237" w:type="dxa"/>
+          </w:tcPr>
           <w:p>
             <w:pPr>
               <w:pStyle w:val="Compact"/>
@@ -8840,24 +9986,27 @@
     <w:tbl>
       <w:tblPr>
         <w:tblStyle w:val="Table"/>
-        <w:tblW w:type="auto" w:w="0"/>
+        <w:tblW w:type="dxa" w:w="9360"/>
         <w:tblLook w:firstRow="1" w:lastRow="0" w:firstColumn="0" w:lastColumn="0" w:noHBand="0" w:noVBand="0" w:val="0020"/>
         <w:jc w:val="start"/>
+        <w:tblLayout w:type="fixed"/>
       </w:tblPr>
       <w:tblGrid>
-        <w:gridCol w:w="1320"/>
-        <w:gridCol w:w="1320"/>
-        <w:gridCol w:w="1320"/>
-        <w:gridCol w:w="1320"/>
-        <w:gridCol w:w="1320"/>
-        <w:gridCol w:w="1320"/>
+        <w:gridCol w:w="781"/>
+        <w:gridCol w:w="3862"/>
+        <w:gridCol w:w="1355"/>
+        <w:gridCol w:w="781"/>
+        <w:gridCol w:w="781"/>
+        <w:gridCol w:w="1798"/>
       </w:tblGrid>
       <w:tr>
         <w:trPr>
           <w:tblHeader w:val="true"/>
         </w:trPr>
         <w:tc>
-          <w:tcPr/>
+          <w:tcPr>
+            <w:tcW w:w="781" w:type="dxa"/>
+          </w:tcPr>
           <w:p>
             <w:pPr>
               <w:pStyle w:val="Compact"/>
@@ -8869,7 +10018,9 @@
           </w:p>
         </w:tc>
         <w:tc>
-          <w:tcPr/>
+          <w:tcPr>
+            <w:tcW w:w="3862" w:type="dxa"/>
+          </w:tcPr>
           <w:p>
             <w:pPr>
               <w:pStyle w:val="Compact"/>
@@ -8881,7 +10032,9 @@
           </w:p>
         </w:tc>
         <w:tc>
-          <w:tcPr/>
+          <w:tcPr>
+            <w:tcW w:w="1355" w:type="dxa"/>
+          </w:tcPr>
           <w:p>
             <w:pPr>
               <w:pStyle w:val="Compact"/>
@@ -8893,7 +10046,9 @@
           </w:p>
         </w:tc>
         <w:tc>
-          <w:tcPr/>
+          <w:tcPr>
+            <w:tcW w:w="781" w:type="dxa"/>
+          </w:tcPr>
           <w:p>
             <w:pPr>
               <w:pStyle w:val="Compact"/>
@@ -8905,7 +10060,9 @@
           </w:p>
         </w:tc>
         <w:tc>
-          <w:tcPr/>
+          <w:tcPr>
+            <w:tcW w:w="781" w:type="dxa"/>
+          </w:tcPr>
           <w:p>
             <w:pPr>
               <w:pStyle w:val="Compact"/>
@@ -8917,7 +10074,9 @@
           </w:p>
         </w:tc>
         <w:tc>
-          <w:tcPr/>
+          <w:tcPr>
+            <w:tcW w:w="1798" w:type="dxa"/>
+          </w:tcPr>
           <w:p>
             <w:pPr>
               <w:pStyle w:val="Compact"/>
@@ -8931,7 +10090,9 @@
       </w:tr>
       <w:tr>
         <w:tc>
-          <w:tcPr/>
+          <w:tcPr>
+            <w:tcW w:w="781" w:type="dxa"/>
+          </w:tcPr>
           <w:p>
             <w:pPr>
               <w:pStyle w:val="Compact"/>
@@ -8943,7 +10104,9 @@
           </w:p>
         </w:tc>
         <w:tc>
-          <w:tcPr/>
+          <w:tcPr>
+            <w:tcW w:w="3862" w:type="dxa"/>
+          </w:tcPr>
           <w:p>
             <w:pPr>
               <w:pStyle w:val="Compact"/>
@@ -8955,7 +10118,9 @@
           </w:p>
         </w:tc>
         <w:tc>
-          <w:tcPr/>
+          <w:tcPr>
+            <w:tcW w:w="1355" w:type="dxa"/>
+          </w:tcPr>
           <w:p>
             <w:pPr>
               <w:pStyle w:val="Compact"/>
@@ -8967,7 +10132,9 @@
           </w:p>
         </w:tc>
         <w:tc>
-          <w:tcPr/>
+          <w:tcPr>
+            <w:tcW w:w="781" w:type="dxa"/>
+          </w:tcPr>
           <w:p>
             <w:pPr>
               <w:pStyle w:val="Compact"/>
@@ -8979,7 +10146,9 @@
           </w:p>
         </w:tc>
         <w:tc>
-          <w:tcPr/>
+          <w:tcPr>
+            <w:tcW w:w="781" w:type="dxa"/>
+          </w:tcPr>
           <w:p>
             <w:pPr>
               <w:pStyle w:val="Compact"/>
@@ -8991,7 +10160,9 @@
           </w:p>
         </w:tc>
         <w:tc>
-          <w:tcPr/>
+          <w:tcPr>
+            <w:tcW w:w="1798" w:type="dxa"/>
+          </w:tcPr>
           <w:p>
             <w:pPr>
               <w:pStyle w:val="Compact"/>
@@ -9025,23 +10196,26 @@
     <w:tbl>
       <w:tblPr>
         <w:tblStyle w:val="Table"/>
-        <w:tblW w:type="auto" w:w="0"/>
+        <w:tblW w:type="dxa" w:w="9360"/>
         <w:tblLook w:firstRow="1" w:lastRow="0" w:firstColumn="0" w:lastColumn="0" w:noHBand="0" w:noVBand="0" w:val="0020"/>
         <w:jc w:val="start"/>
+        <w:tblLayout w:type="fixed"/>
       </w:tblPr>
       <w:tblGrid>
-        <w:gridCol w:w="1584"/>
-        <w:gridCol w:w="1584"/>
-        <w:gridCol w:w="1584"/>
-        <w:gridCol w:w="1584"/>
-        <w:gridCol w:w="1584"/>
+        <w:gridCol w:w="915"/>
+        <w:gridCol w:w="871"/>
+        <w:gridCol w:w="871"/>
+        <w:gridCol w:w="1264"/>
+        <w:gridCol w:w="5436"/>
       </w:tblGrid>
       <w:tr>
         <w:trPr>
           <w:tblHeader w:val="true"/>
         </w:trPr>
         <w:tc>
-          <w:tcPr/>
+          <w:tcPr>
+            <w:tcW w:w="915" w:type="dxa"/>
+          </w:tcPr>
           <w:p>
             <w:pPr>
               <w:pStyle w:val="Compact"/>
@@ -9053,7 +10227,9 @@
           </w:p>
         </w:tc>
         <w:tc>
-          <w:tcPr/>
+          <w:tcPr>
+            <w:tcW w:w="871" w:type="dxa"/>
+          </w:tcPr>
           <w:p>
             <w:pPr>
               <w:pStyle w:val="Compact"/>
@@ -9065,7 +10241,9 @@
           </w:p>
         </w:tc>
         <w:tc>
-          <w:tcPr/>
+          <w:tcPr>
+            <w:tcW w:w="871" w:type="dxa"/>
+          </w:tcPr>
           <w:p>
             <w:pPr>
               <w:pStyle w:val="Compact"/>
@@ -9077,7 +10255,9 @@
           </w:p>
         </w:tc>
         <w:tc>
-          <w:tcPr/>
+          <w:tcPr>
+            <w:tcW w:w="1264" w:type="dxa"/>
+          </w:tcPr>
           <w:p>
             <w:pPr>
               <w:pStyle w:val="Compact"/>
@@ -9089,7 +10269,9 @@
           </w:p>
         </w:tc>
         <w:tc>
-          <w:tcPr/>
+          <w:tcPr>
+            <w:tcW w:w="5436" w:type="dxa"/>
+          </w:tcPr>
           <w:p>
             <w:pPr>
               <w:pStyle w:val="Compact"/>
@@ -9103,7 +10285,9 @@
       </w:tr>
       <w:tr>
         <w:tc>
-          <w:tcPr/>
+          <w:tcPr>
+            <w:tcW w:w="915" w:type="dxa"/>
+          </w:tcPr>
           <w:p>
             <w:pPr>
               <w:pStyle w:val="Compact"/>
@@ -9115,7 +10299,9 @@
           </w:p>
         </w:tc>
         <w:tc>
-          <w:tcPr/>
+          <w:tcPr>
+            <w:tcW w:w="871" w:type="dxa"/>
+          </w:tcPr>
           <w:p>
             <w:pPr>
               <w:pStyle w:val="Compact"/>
@@ -9127,7 +10313,9 @@
           </w:p>
         </w:tc>
         <w:tc>
-          <w:tcPr/>
+          <w:tcPr>
+            <w:tcW w:w="871" w:type="dxa"/>
+          </w:tcPr>
           <w:p>
             <w:pPr>
               <w:pStyle w:val="Compact"/>
@@ -9139,7 +10327,9 @@
           </w:p>
         </w:tc>
         <w:tc>
-          <w:tcPr/>
+          <w:tcPr>
+            <w:tcW w:w="1264" w:type="dxa"/>
+          </w:tcPr>
           <w:p>
             <w:pPr>
               <w:pStyle w:val="Compact"/>
@@ -9151,7 +10341,9 @@
           </w:p>
         </w:tc>
         <w:tc>
-          <w:tcPr/>
+          <w:tcPr>
+            <w:tcW w:w="5436" w:type="dxa"/>
+          </w:tcPr>
           <w:p>
             <w:pPr>
               <w:pStyle w:val="Compact"/>
@@ -9165,7 +10357,9 @@
       </w:tr>
       <w:tr>
         <w:tc>
-          <w:tcPr/>
+          <w:tcPr>
+            <w:tcW w:w="915" w:type="dxa"/>
+          </w:tcPr>
           <w:p>
             <w:pPr>
               <w:pStyle w:val="Compact"/>
@@ -9177,7 +10371,9 @@
           </w:p>
         </w:tc>
         <w:tc>
-          <w:tcPr/>
+          <w:tcPr>
+            <w:tcW w:w="871" w:type="dxa"/>
+          </w:tcPr>
           <w:p>
             <w:pPr>
               <w:pStyle w:val="Compact"/>
@@ -9189,7 +10385,9 @@
           </w:p>
         </w:tc>
         <w:tc>
-          <w:tcPr/>
+          <w:tcPr>
+            <w:tcW w:w="871" w:type="dxa"/>
+          </w:tcPr>
           <w:p>
             <w:pPr>
               <w:pStyle w:val="Compact"/>
@@ -9201,7 +10399,9 @@
           </w:p>
         </w:tc>
         <w:tc>
-          <w:tcPr/>
+          <w:tcPr>
+            <w:tcW w:w="1264" w:type="dxa"/>
+          </w:tcPr>
           <w:p>
             <w:pPr>
               <w:pStyle w:val="Compact"/>
@@ -9213,7 +10413,9 @@
           </w:p>
         </w:tc>
         <w:tc>
-          <w:tcPr/>
+          <w:tcPr>
+            <w:tcW w:w="5436" w:type="dxa"/>
+          </w:tcPr>
           <w:p>
             <w:pPr>
               <w:pStyle w:val="Compact"/>
@@ -9227,7 +10429,9 @@
       </w:tr>
       <w:tr>
         <w:tc>
-          <w:tcPr/>
+          <w:tcPr>
+            <w:tcW w:w="915" w:type="dxa"/>
+          </w:tcPr>
           <w:p>
             <w:pPr>
               <w:pStyle w:val="Compact"/>
@@ -9239,7 +10443,9 @@
           </w:p>
         </w:tc>
         <w:tc>
-          <w:tcPr/>
+          <w:tcPr>
+            <w:tcW w:w="871" w:type="dxa"/>
+          </w:tcPr>
           <w:p>
             <w:pPr>
               <w:pStyle w:val="Compact"/>
@@ -9251,7 +10457,9 @@
           </w:p>
         </w:tc>
         <w:tc>
-          <w:tcPr/>
+          <w:tcPr>
+            <w:tcW w:w="871" w:type="dxa"/>
+          </w:tcPr>
           <w:p>
             <w:pPr>
               <w:pStyle w:val="Compact"/>
@@ -9263,7 +10471,9 @@
           </w:p>
         </w:tc>
         <w:tc>
-          <w:tcPr/>
+          <w:tcPr>
+            <w:tcW w:w="1264" w:type="dxa"/>
+          </w:tcPr>
           <w:p>
             <w:pPr>
               <w:pStyle w:val="Compact"/>
@@ -9275,7 +10485,9 @@
           </w:p>
         </w:tc>
         <w:tc>
-          <w:tcPr/>
+          <w:tcPr>
+            <w:tcW w:w="5436" w:type="dxa"/>
+          </w:tcPr>
           <w:p>
             <w:pPr>
               <w:pStyle w:val="Compact"/>

--- a/dist/docs/templates/domain/tariff-impact-brief.docx
+++ b/dist/docs/templates/domain/tariff-impact-brief.docx
@@ -489,10 +489,10 @@
         <w:tblLayout w:type="fixed"/>
       </w:tblPr>
       <w:tblGrid>
-        <w:gridCol w:w="870"/>
-        <w:gridCol w:w="2768"/>
-        <w:gridCol w:w="1970"/>
-        <w:gridCol w:w="3750"/>
+        <w:gridCol w:w="1150"/>
+        <w:gridCol w:w="2677"/>
+        <w:gridCol w:w="1905"/>
+        <w:gridCol w:w="3626"/>
       </w:tblGrid>
       <w:tr>
         <w:trPr>
@@ -500,7 +500,7 @@
         </w:trPr>
         <w:tc>
           <w:tcPr>
-            <w:tcW w:w="870" w:type="dxa"/>
+            <w:tcW w:w="1150" w:type="dxa"/>
           </w:tcPr>
           <w:p>
             <w:pPr>
@@ -514,7 +514,7 @@
         </w:tc>
         <w:tc>
           <w:tcPr>
-            <w:tcW w:w="2768" w:type="dxa"/>
+            <w:tcW w:w="2677" w:type="dxa"/>
           </w:tcPr>
           <w:p>
             <w:pPr>
@@ -528,7 +528,7 @@
         </w:tc>
         <w:tc>
           <w:tcPr>
-            <w:tcW w:w="1970" w:type="dxa"/>
+            <w:tcW w:w="1905" w:type="dxa"/>
           </w:tcPr>
           <w:p>
             <w:pPr>
@@ -542,7 +542,7 @@
         </w:tc>
         <w:tc>
           <w:tcPr>
-            <w:tcW w:w="3750" w:type="dxa"/>
+            <w:tcW w:w="3626" w:type="dxa"/>
           </w:tcPr>
           <w:p>
             <w:pPr>
@@ -558,7 +558,7 @@
       <w:tr>
         <w:tc>
           <w:tcPr>
-            <w:tcW w:w="870" w:type="dxa"/>
+            <w:tcW w:w="1150" w:type="dxa"/>
           </w:tcPr>
           <w:p>
             <w:pPr>
@@ -572,7 +572,7 @@
         </w:tc>
         <w:tc>
           <w:tcPr>
-            <w:tcW w:w="2768" w:type="dxa"/>
+            <w:tcW w:w="2677" w:type="dxa"/>
           </w:tcPr>
           <w:p>
             <w:pPr>
@@ -586,7 +586,7 @@
         </w:tc>
         <w:tc>
           <w:tcPr>
-            <w:tcW w:w="1970" w:type="dxa"/>
+            <w:tcW w:w="1905" w:type="dxa"/>
           </w:tcPr>
           <w:p>
             <w:pPr>
@@ -600,7 +600,7 @@
         </w:tc>
         <w:tc>
           <w:tcPr>
-            <w:tcW w:w="3750" w:type="dxa"/>
+            <w:tcW w:w="3626" w:type="dxa"/>
           </w:tcPr>
           <w:p>
             <w:pPr>
@@ -616,7 +616,7 @@
       <w:tr>
         <w:tc>
           <w:tcPr>
-            <w:tcW w:w="870" w:type="dxa"/>
+            <w:tcW w:w="1150" w:type="dxa"/>
           </w:tcPr>
           <w:p>
             <w:pPr>
@@ -630,7 +630,7 @@
         </w:tc>
         <w:tc>
           <w:tcPr>
-            <w:tcW w:w="2768" w:type="dxa"/>
+            <w:tcW w:w="2677" w:type="dxa"/>
           </w:tcPr>
           <w:p>
             <w:pPr>
@@ -644,7 +644,7 @@
         </w:tc>
         <w:tc>
           <w:tcPr>
-            <w:tcW w:w="1970" w:type="dxa"/>
+            <w:tcW w:w="1905" w:type="dxa"/>
           </w:tcPr>
           <w:p>
             <w:pPr>
@@ -658,7 +658,7 @@
         </w:tc>
         <w:tc>
           <w:tcPr>
-            <w:tcW w:w="3750" w:type="dxa"/>
+            <w:tcW w:w="3626" w:type="dxa"/>
           </w:tcPr>
           <w:p>
             <w:pPr>
@@ -674,7 +674,7 @@
       <w:tr>
         <w:tc>
           <w:tcPr>
-            <w:tcW w:w="870" w:type="dxa"/>
+            <w:tcW w:w="1150" w:type="dxa"/>
           </w:tcPr>
           <w:p>
             <w:pPr>
@@ -688,7 +688,7 @@
         </w:tc>
         <w:tc>
           <w:tcPr>
-            <w:tcW w:w="2768" w:type="dxa"/>
+            <w:tcW w:w="2677" w:type="dxa"/>
           </w:tcPr>
           <w:p>
             <w:pPr>
@@ -702,7 +702,7 @@
         </w:tc>
         <w:tc>
           <w:tcPr>
-            <w:tcW w:w="1970" w:type="dxa"/>
+            <w:tcW w:w="1905" w:type="dxa"/>
           </w:tcPr>
           <w:p>
             <w:pPr>
@@ -716,7 +716,7 @@
         </w:tc>
         <w:tc>
           <w:tcPr>
-            <w:tcW w:w="3750" w:type="dxa"/>
+            <w:tcW w:w="3626" w:type="dxa"/>
           </w:tcPr>
           <w:p>
             <w:pPr>
@@ -732,7 +732,7 @@
       <w:tr>
         <w:tc>
           <w:tcPr>
-            <w:tcW w:w="870" w:type="dxa"/>
+            <w:tcW w:w="1150" w:type="dxa"/>
           </w:tcPr>
           <w:p>
             <w:pPr>
@@ -746,7 +746,7 @@
         </w:tc>
         <w:tc>
           <w:tcPr>
-            <w:tcW w:w="2768" w:type="dxa"/>
+            <w:tcW w:w="2677" w:type="dxa"/>
           </w:tcPr>
           <w:p>
             <w:pPr>
@@ -760,7 +760,7 @@
         </w:tc>
         <w:tc>
           <w:tcPr>
-            <w:tcW w:w="1970" w:type="dxa"/>
+            <w:tcW w:w="1905" w:type="dxa"/>
           </w:tcPr>
           <w:p>
             <w:pPr>
@@ -774,7 +774,7 @@
         </w:tc>
         <w:tc>
           <w:tcPr>
-            <w:tcW w:w="3750" w:type="dxa"/>
+            <w:tcW w:w="3626" w:type="dxa"/>
           </w:tcPr>
           <w:p>
             <w:pPr>
@@ -790,7 +790,7 @@
       <w:tr>
         <w:tc>
           <w:tcPr>
-            <w:tcW w:w="870" w:type="dxa"/>
+            <w:tcW w:w="1150" w:type="dxa"/>
           </w:tcPr>
           <w:p>
             <w:pPr>
@@ -804,7 +804,7 @@
         </w:tc>
         <w:tc>
           <w:tcPr>
-            <w:tcW w:w="2768" w:type="dxa"/>
+            <w:tcW w:w="2677" w:type="dxa"/>
           </w:tcPr>
           <w:p>
             <w:pPr>
@@ -818,7 +818,7 @@
         </w:tc>
         <w:tc>
           <w:tcPr>
-            <w:tcW w:w="1970" w:type="dxa"/>
+            <w:tcW w:w="1905" w:type="dxa"/>
           </w:tcPr>
           <w:p>
             <w:pPr>
@@ -832,7 +832,7 @@
         </w:tc>
         <w:tc>
           <w:tcPr>
-            <w:tcW w:w="3750" w:type="dxa"/>
+            <w:tcW w:w="3626" w:type="dxa"/>
           </w:tcPr>
           <w:p>
             <w:pPr>
@@ -848,7 +848,7 @@
       <w:tr>
         <w:tc>
           <w:tcPr>
-            <w:tcW w:w="870" w:type="dxa"/>
+            <w:tcW w:w="1150" w:type="dxa"/>
           </w:tcPr>
           <w:p>
             <w:pPr>
@@ -862,7 +862,7 @@
         </w:tc>
         <w:tc>
           <w:tcPr>
-            <w:tcW w:w="2768" w:type="dxa"/>
+            <w:tcW w:w="2677" w:type="dxa"/>
           </w:tcPr>
           <w:p>
             <w:pPr>
@@ -876,7 +876,7 @@
         </w:tc>
         <w:tc>
           <w:tcPr>
-            <w:tcW w:w="1970" w:type="dxa"/>
+            <w:tcW w:w="1905" w:type="dxa"/>
           </w:tcPr>
           <w:p>
             <w:pPr>
@@ -890,7 +890,7 @@
         </w:tc>
         <w:tc>
           <w:tcPr>
-            <w:tcW w:w="3750" w:type="dxa"/>
+            <w:tcW w:w="3626" w:type="dxa"/>
           </w:tcPr>
           <w:p>
             <w:pPr>
@@ -915,7 +915,7 @@
       <w:tr>
         <w:tc>
           <w:tcPr>
-            <w:tcW w:w="870" w:type="dxa"/>
+            <w:tcW w:w="1150" w:type="dxa"/>
           </w:tcPr>
           <w:p>
             <w:pPr>
@@ -929,7 +929,7 @@
         </w:tc>
         <w:tc>
           <w:tcPr>
-            <w:tcW w:w="2768" w:type="dxa"/>
+            <w:tcW w:w="2677" w:type="dxa"/>
           </w:tcPr>
           <w:p>
             <w:pPr>
@@ -943,7 +943,7 @@
         </w:tc>
         <w:tc>
           <w:tcPr>
-            <w:tcW w:w="1970" w:type="dxa"/>
+            <w:tcW w:w="1905" w:type="dxa"/>
           </w:tcPr>
           <w:p>
             <w:pPr>
@@ -957,7 +957,7 @@
         </w:tc>
         <w:tc>
           <w:tcPr>
-            <w:tcW w:w="3750" w:type="dxa"/>
+            <w:tcW w:w="3626" w:type="dxa"/>
           </w:tcPr>
           <w:p>
             <w:pPr>
@@ -973,7 +973,7 @@
       <w:tr>
         <w:tc>
           <w:tcPr>
-            <w:tcW w:w="870" w:type="dxa"/>
+            <w:tcW w:w="1150" w:type="dxa"/>
           </w:tcPr>
           <w:p>
             <w:pPr>
@@ -987,7 +987,7 @@
         </w:tc>
         <w:tc>
           <w:tcPr>
-            <w:tcW w:w="2768" w:type="dxa"/>
+            <w:tcW w:w="2677" w:type="dxa"/>
           </w:tcPr>
           <w:p>
             <w:pPr>
@@ -1001,7 +1001,7 @@
         </w:tc>
         <w:tc>
           <w:tcPr>
-            <w:tcW w:w="1970" w:type="dxa"/>
+            <w:tcW w:w="1905" w:type="dxa"/>
           </w:tcPr>
           <w:p>
             <w:pPr>
@@ -1015,7 +1015,7 @@
         </w:tc>
         <w:tc>
           <w:tcPr>
-            <w:tcW w:w="3750" w:type="dxa"/>
+            <w:tcW w:w="3626" w:type="dxa"/>
           </w:tcPr>
           <w:p>
             <w:pPr>
@@ -1031,7 +1031,7 @@
       <w:tr>
         <w:tc>
           <w:tcPr>
-            <w:tcW w:w="870" w:type="dxa"/>
+            <w:tcW w:w="1150" w:type="dxa"/>
           </w:tcPr>
           <w:p>
             <w:pPr>
@@ -1045,7 +1045,7 @@
         </w:tc>
         <w:tc>
           <w:tcPr>
-            <w:tcW w:w="2768" w:type="dxa"/>
+            <w:tcW w:w="2677" w:type="dxa"/>
           </w:tcPr>
           <w:p>
             <w:pPr>
@@ -1059,7 +1059,7 @@
         </w:tc>
         <w:tc>
           <w:tcPr>
-            <w:tcW w:w="1970" w:type="dxa"/>
+            <w:tcW w:w="1905" w:type="dxa"/>
           </w:tcPr>
           <w:p>
             <w:pPr>
@@ -1073,7 +1073,7 @@
         </w:tc>
         <w:tc>
           <w:tcPr>
-            <w:tcW w:w="3750" w:type="dxa"/>
+            <w:tcW w:w="3626" w:type="dxa"/>
           </w:tcPr>
           <w:p>
             <w:pPr>
@@ -1441,10 +1441,10 @@
         <w:tblLayout w:type="fixed"/>
       </w:tblPr>
       <w:tblGrid>
-        <w:gridCol w:w="1290"/>
-        <w:gridCol w:w="850"/>
-        <w:gridCol w:w="3622"/>
-        <w:gridCol w:w="3596"/>
+        <w:gridCol w:w="1495"/>
+        <w:gridCol w:w="1035"/>
+        <w:gridCol w:w="3427"/>
+        <w:gridCol w:w="3402"/>
       </w:tblGrid>
       <w:tr>
         <w:trPr>
@@ -1452,7 +1452,7 @@
         </w:trPr>
         <w:tc>
           <w:tcPr>
-            <w:tcW w:w="1290" w:type="dxa"/>
+            <w:tcW w:w="1495" w:type="dxa"/>
           </w:tcPr>
           <w:p>
             <w:pPr>
@@ -1466,7 +1466,7 @@
         </w:tc>
         <w:tc>
           <w:tcPr>
-            <w:tcW w:w="850" w:type="dxa"/>
+            <w:tcW w:w="1035" w:type="dxa"/>
           </w:tcPr>
           <w:p>
             <w:pPr>
@@ -1480,7 +1480,7 @@
         </w:tc>
         <w:tc>
           <w:tcPr>
-            <w:tcW w:w="3622" w:type="dxa"/>
+            <w:tcW w:w="3427" w:type="dxa"/>
           </w:tcPr>
           <w:p>
             <w:pPr>
@@ -1494,7 +1494,7 @@
         </w:tc>
         <w:tc>
           <w:tcPr>
-            <w:tcW w:w="3596" w:type="dxa"/>
+            <w:tcW w:w="3402" w:type="dxa"/>
           </w:tcPr>
           <w:p>
             <w:pPr>
@@ -1510,7 +1510,7 @@
       <w:tr>
         <w:tc>
           <w:tcPr>
-            <w:tcW w:w="1290" w:type="dxa"/>
+            <w:tcW w:w="1495" w:type="dxa"/>
           </w:tcPr>
           <w:p>
             <w:pPr>
@@ -1524,7 +1524,7 @@
         </w:tc>
         <w:tc>
           <w:tcPr>
-            <w:tcW w:w="850" w:type="dxa"/>
+            <w:tcW w:w="1035" w:type="dxa"/>
           </w:tcPr>
           <w:p>
             <w:pPr>
@@ -1538,7 +1538,7 @@
         </w:tc>
         <w:tc>
           <w:tcPr>
-            <w:tcW w:w="3622" w:type="dxa"/>
+            <w:tcW w:w="3427" w:type="dxa"/>
           </w:tcPr>
           <w:p>
             <w:pPr>
@@ -1552,7 +1552,7 @@
         </w:tc>
         <w:tc>
           <w:tcPr>
-            <w:tcW w:w="3596" w:type="dxa"/>
+            <w:tcW w:w="3402" w:type="dxa"/>
           </w:tcPr>
           <w:p>
             <w:pPr>
@@ -1573,7 +1573,7 @@
       <w:tr>
         <w:tc>
           <w:tcPr>
-            <w:tcW w:w="1290" w:type="dxa"/>
+            <w:tcW w:w="1495" w:type="dxa"/>
           </w:tcPr>
           <w:p>
             <w:pPr>
@@ -1587,7 +1587,7 @@
         </w:tc>
         <w:tc>
           <w:tcPr>
-            <w:tcW w:w="850" w:type="dxa"/>
+            <w:tcW w:w="1035" w:type="dxa"/>
           </w:tcPr>
           <w:p>
             <w:pPr>
@@ -1601,7 +1601,7 @@
         </w:tc>
         <w:tc>
           <w:tcPr>
-            <w:tcW w:w="3622" w:type="dxa"/>
+            <w:tcW w:w="3427" w:type="dxa"/>
           </w:tcPr>
           <w:p>
             <w:pPr>
@@ -1615,7 +1615,7 @@
         </w:tc>
         <w:tc>
           <w:tcPr>
-            <w:tcW w:w="3596" w:type="dxa"/>
+            <w:tcW w:w="3402" w:type="dxa"/>
           </w:tcPr>
           <w:p>
             <w:pPr>
@@ -1636,7 +1636,7 @@
       <w:tr>
         <w:tc>
           <w:tcPr>
-            <w:tcW w:w="1290" w:type="dxa"/>
+            <w:tcW w:w="1495" w:type="dxa"/>
           </w:tcPr>
           <w:p>
             <w:pPr>
@@ -1650,7 +1650,7 @@
         </w:tc>
         <w:tc>
           <w:tcPr>
-            <w:tcW w:w="850" w:type="dxa"/>
+            <w:tcW w:w="1035" w:type="dxa"/>
           </w:tcPr>
           <w:p>
             <w:pPr>
@@ -1664,7 +1664,7 @@
         </w:tc>
         <w:tc>
           <w:tcPr>
-            <w:tcW w:w="3622" w:type="dxa"/>
+            <w:tcW w:w="3427" w:type="dxa"/>
           </w:tcPr>
           <w:p>
             <w:pPr>
@@ -1678,7 +1678,7 @@
         </w:tc>
         <w:tc>
           <w:tcPr>
-            <w:tcW w:w="3596" w:type="dxa"/>
+            <w:tcW w:w="3402" w:type="dxa"/>
           </w:tcPr>
           <w:p>
             <w:pPr>
@@ -1719,7 +1719,7 @@
       <w:tr>
         <w:tc>
           <w:tcPr>
-            <w:tcW w:w="1290" w:type="dxa"/>
+            <w:tcW w:w="1495" w:type="dxa"/>
           </w:tcPr>
           <w:p>
             <w:pPr>
@@ -1733,7 +1733,7 @@
         </w:tc>
         <w:tc>
           <w:tcPr>
-            <w:tcW w:w="850" w:type="dxa"/>
+            <w:tcW w:w="1035" w:type="dxa"/>
           </w:tcPr>
           <w:p>
             <w:pPr>
@@ -1747,7 +1747,7 @@
         </w:tc>
         <w:tc>
           <w:tcPr>
-            <w:tcW w:w="3622" w:type="dxa"/>
+            <w:tcW w:w="3427" w:type="dxa"/>
           </w:tcPr>
           <w:p>
             <w:pPr>
@@ -1761,7 +1761,7 @@
         </w:tc>
         <w:tc>
           <w:tcPr>
-            <w:tcW w:w="3596" w:type="dxa"/>
+            <w:tcW w:w="3402" w:type="dxa"/>
           </w:tcPr>
           <w:p>
             <w:pPr>
@@ -1782,7 +1782,7 @@
       <w:tr>
         <w:tc>
           <w:tcPr>
-            <w:tcW w:w="1290" w:type="dxa"/>
+            <w:tcW w:w="1495" w:type="dxa"/>
           </w:tcPr>
           <w:p>
             <w:pPr>
@@ -1796,7 +1796,7 @@
         </w:tc>
         <w:tc>
           <w:tcPr>
-            <w:tcW w:w="850" w:type="dxa"/>
+            <w:tcW w:w="1035" w:type="dxa"/>
           </w:tcPr>
           <w:p>
             <w:pPr>
@@ -1810,7 +1810,7 @@
         </w:tc>
         <w:tc>
           <w:tcPr>
-            <w:tcW w:w="3622" w:type="dxa"/>
+            <w:tcW w:w="3427" w:type="dxa"/>
           </w:tcPr>
           <w:p>
             <w:pPr>
@@ -1824,7 +1824,7 @@
         </w:tc>
         <w:tc>
           <w:tcPr>
-            <w:tcW w:w="3596" w:type="dxa"/>
+            <w:tcW w:w="3402" w:type="dxa"/>
           </w:tcPr>
           <w:p>
             <w:pPr>
@@ -1845,7 +1845,7 @@
       <w:tr>
         <w:tc>
           <w:tcPr>
-            <w:tcW w:w="1290" w:type="dxa"/>
+            <w:tcW w:w="1495" w:type="dxa"/>
           </w:tcPr>
           <w:p>
             <w:pPr>
@@ -1859,7 +1859,7 @@
         </w:tc>
         <w:tc>
           <w:tcPr>
-            <w:tcW w:w="850" w:type="dxa"/>
+            <w:tcW w:w="1035" w:type="dxa"/>
           </w:tcPr>
           <w:p>
             <w:pPr>
@@ -1873,7 +1873,7 @@
         </w:tc>
         <w:tc>
           <w:tcPr>
-            <w:tcW w:w="3622" w:type="dxa"/>
+            <w:tcW w:w="3427" w:type="dxa"/>
           </w:tcPr>
           <w:p>
             <w:pPr>
@@ -1887,7 +1887,7 @@
         </w:tc>
         <w:tc>
           <w:tcPr>
-            <w:tcW w:w="3596" w:type="dxa"/>
+            <w:tcW w:w="3402" w:type="dxa"/>
           </w:tcPr>
           <w:p>
             <w:pPr>
@@ -1908,7 +1908,7 @@
       <w:tr>
         <w:tc>
           <w:tcPr>
-            <w:tcW w:w="1290" w:type="dxa"/>
+            <w:tcW w:w="1495" w:type="dxa"/>
           </w:tcPr>
           <w:p>
             <w:pPr>
@@ -1922,7 +1922,7 @@
         </w:tc>
         <w:tc>
           <w:tcPr>
-            <w:tcW w:w="850" w:type="dxa"/>
+            <w:tcW w:w="1035" w:type="dxa"/>
           </w:tcPr>
           <w:p>
             <w:pPr>
@@ -1936,7 +1936,7 @@
         </w:tc>
         <w:tc>
           <w:tcPr>
-            <w:tcW w:w="3622" w:type="dxa"/>
+            <w:tcW w:w="3427" w:type="dxa"/>
           </w:tcPr>
           <w:p>
             <w:pPr>
@@ -1950,7 +1950,7 @@
         </w:tc>
         <w:tc>
           <w:tcPr>
-            <w:tcW w:w="3596" w:type="dxa"/>
+            <w:tcW w:w="3402" w:type="dxa"/>
           </w:tcPr>
           <w:p>
             <w:pPr>
@@ -1971,7 +1971,7 @@
       <w:tr>
         <w:tc>
           <w:tcPr>
-            <w:tcW w:w="1290" w:type="dxa"/>
+            <w:tcW w:w="1495" w:type="dxa"/>
           </w:tcPr>
           <w:p>
             <w:pPr>
@@ -1985,7 +1985,7 @@
         </w:tc>
         <w:tc>
           <w:tcPr>
-            <w:tcW w:w="850" w:type="dxa"/>
+            <w:tcW w:w="1035" w:type="dxa"/>
           </w:tcPr>
           <w:p>
             <w:pPr>
@@ -1999,7 +1999,7 @@
         </w:tc>
         <w:tc>
           <w:tcPr>
-            <w:tcW w:w="3622" w:type="dxa"/>
+            <w:tcW w:w="3427" w:type="dxa"/>
           </w:tcPr>
           <w:p>
             <w:pPr>
@@ -2013,7 +2013,7 @@
         </w:tc>
         <w:tc>
           <w:tcPr>
-            <w:tcW w:w="3596" w:type="dxa"/>
+            <w:tcW w:w="3402" w:type="dxa"/>
           </w:tcPr>
           <w:p>
             <w:pPr>
@@ -2034,7 +2034,7 @@
       <w:tr>
         <w:tc>
           <w:tcPr>
-            <w:tcW w:w="1290" w:type="dxa"/>
+            <w:tcW w:w="1495" w:type="dxa"/>
           </w:tcPr>
           <w:p>
             <w:pPr>
@@ -2048,7 +2048,7 @@
         </w:tc>
         <w:tc>
           <w:tcPr>
-            <w:tcW w:w="850" w:type="dxa"/>
+            <w:tcW w:w="1035" w:type="dxa"/>
           </w:tcPr>
           <w:p>
             <w:pPr>
@@ -2062,7 +2062,7 @@
         </w:tc>
         <w:tc>
           <w:tcPr>
-            <w:tcW w:w="3622" w:type="dxa"/>
+            <w:tcW w:w="3427" w:type="dxa"/>
           </w:tcPr>
           <w:p>
             <w:pPr>
@@ -2076,7 +2076,7 @@
         </w:tc>
         <w:tc>
           <w:tcPr>
-            <w:tcW w:w="3596" w:type="dxa"/>
+            <w:tcW w:w="3402" w:type="dxa"/>
           </w:tcPr>
           <w:p>
             <w:pPr>
@@ -2097,7 +2097,7 @@
       <w:tr>
         <w:tc>
           <w:tcPr>
-            <w:tcW w:w="1290" w:type="dxa"/>
+            <w:tcW w:w="1495" w:type="dxa"/>
           </w:tcPr>
           <w:p>
             <w:pPr>
@@ -2111,7 +2111,7 @@
         </w:tc>
         <w:tc>
           <w:tcPr>
-            <w:tcW w:w="850" w:type="dxa"/>
+            <w:tcW w:w="1035" w:type="dxa"/>
           </w:tcPr>
           <w:p>
             <w:pPr>
@@ -2125,7 +2125,7 @@
         </w:tc>
         <w:tc>
           <w:tcPr>
-            <w:tcW w:w="3622" w:type="dxa"/>
+            <w:tcW w:w="3427" w:type="dxa"/>
           </w:tcPr>
           <w:p>
             <w:pPr>
@@ -2139,7 +2139,7 @@
         </w:tc>
         <w:tc>
           <w:tcPr>
-            <w:tcW w:w="3596" w:type="dxa"/>
+            <w:tcW w:w="3402" w:type="dxa"/>
           </w:tcPr>
           <w:p>
             <w:pPr>
@@ -2160,7 +2160,7 @@
       <w:tr>
         <w:tc>
           <w:tcPr>
-            <w:tcW w:w="1290" w:type="dxa"/>
+            <w:tcW w:w="1495" w:type="dxa"/>
           </w:tcPr>
           <w:p>
             <w:pPr>
@@ -2174,7 +2174,7 @@
         </w:tc>
         <w:tc>
           <w:tcPr>
-            <w:tcW w:w="850" w:type="dxa"/>
+            <w:tcW w:w="1035" w:type="dxa"/>
           </w:tcPr>
           <w:p>
             <w:pPr>
@@ -2188,7 +2188,7 @@
         </w:tc>
         <w:tc>
           <w:tcPr>
-            <w:tcW w:w="3622" w:type="dxa"/>
+            <w:tcW w:w="3427" w:type="dxa"/>
           </w:tcPr>
           <w:p>
             <w:pPr>
@@ -2202,7 +2202,7 @@
         </w:tc>
         <w:tc>
           <w:tcPr>
-            <w:tcW w:w="3596" w:type="dxa"/>
+            <w:tcW w:w="3402" w:type="dxa"/>
           </w:tcPr>
           <w:p>
             <w:pPr>
@@ -2773,11 +2773,11 @@
         <w:tblLayout w:type="fixed"/>
       </w:tblPr>
       <w:tblGrid>
-        <w:gridCol w:w="831"/>
-        <w:gridCol w:w="4541"/>
-        <w:gridCol w:w="831"/>
-        <w:gridCol w:w="1402"/>
-        <w:gridCol w:w="1753"/>
+        <w:gridCol w:w="900"/>
+        <w:gridCol w:w="4090"/>
+        <w:gridCol w:w="1380"/>
+        <w:gridCol w:w="1265"/>
+        <w:gridCol w:w="1725"/>
       </w:tblGrid>
       <w:tr>
         <w:trPr>
@@ -2785,7 +2785,7 @@
         </w:trPr>
         <w:tc>
           <w:tcPr>
-            <w:tcW w:w="831" w:type="dxa"/>
+            <w:tcW w:w="900" w:type="dxa"/>
           </w:tcPr>
           <w:p>
             <w:pPr>
@@ -2799,7 +2799,7 @@
         </w:tc>
         <w:tc>
           <w:tcPr>
-            <w:tcW w:w="4541" w:type="dxa"/>
+            <w:tcW w:w="4090" w:type="dxa"/>
           </w:tcPr>
           <w:p>
             <w:pPr>
@@ -2813,7 +2813,7 @@
         </w:tc>
         <w:tc>
           <w:tcPr>
-            <w:tcW w:w="831" w:type="dxa"/>
+            <w:tcW w:w="1380" w:type="dxa"/>
           </w:tcPr>
           <w:p>
             <w:pPr>
@@ -2827,7 +2827,7 @@
         </w:tc>
         <w:tc>
           <w:tcPr>
-            <w:tcW w:w="1402" w:type="dxa"/>
+            <w:tcW w:w="1265" w:type="dxa"/>
           </w:tcPr>
           <w:p>
             <w:pPr>
@@ -2841,7 +2841,7 @@
         </w:tc>
         <w:tc>
           <w:tcPr>
-            <w:tcW w:w="1753" w:type="dxa"/>
+            <w:tcW w:w="1725" w:type="dxa"/>
           </w:tcPr>
           <w:p>
             <w:pPr>
@@ -2857,7 +2857,7 @@
       <w:tr>
         <w:tc>
           <w:tcPr>
-            <w:tcW w:w="831" w:type="dxa"/>
+            <w:tcW w:w="900" w:type="dxa"/>
           </w:tcPr>
           <w:p>
             <w:pPr>
@@ -2871,7 +2871,7 @@
         </w:tc>
         <w:tc>
           <w:tcPr>
-            <w:tcW w:w="4541" w:type="dxa"/>
+            <w:tcW w:w="4090" w:type="dxa"/>
           </w:tcPr>
           <w:p>
             <w:pPr>
@@ -2885,7 +2885,7 @@
         </w:tc>
         <w:tc>
           <w:tcPr>
-            <w:tcW w:w="831" w:type="dxa"/>
+            <w:tcW w:w="1380" w:type="dxa"/>
           </w:tcPr>
           <w:p>
             <w:pPr>
@@ -2899,7 +2899,7 @@
         </w:tc>
         <w:tc>
           <w:tcPr>
-            <w:tcW w:w="1402" w:type="dxa"/>
+            <w:tcW w:w="1265" w:type="dxa"/>
           </w:tcPr>
           <w:p>
             <w:pPr>
@@ -2913,7 +2913,7 @@
         </w:tc>
         <w:tc>
           <w:tcPr>
-            <w:tcW w:w="1753" w:type="dxa"/>
+            <w:tcW w:w="1725" w:type="dxa"/>
           </w:tcPr>
           <w:p>
             <w:pPr>
@@ -2929,7 +2929,7 @@
       <w:tr>
         <w:tc>
           <w:tcPr>
-            <w:tcW w:w="831" w:type="dxa"/>
+            <w:tcW w:w="900" w:type="dxa"/>
           </w:tcPr>
           <w:p>
             <w:pPr>
@@ -2943,7 +2943,7 @@
         </w:tc>
         <w:tc>
           <w:tcPr>
-            <w:tcW w:w="4541" w:type="dxa"/>
+            <w:tcW w:w="4090" w:type="dxa"/>
           </w:tcPr>
           <w:p>
             <w:pPr>
@@ -2957,7 +2957,7 @@
         </w:tc>
         <w:tc>
           <w:tcPr>
-            <w:tcW w:w="831" w:type="dxa"/>
+            <w:tcW w:w="1380" w:type="dxa"/>
           </w:tcPr>
           <w:p>
             <w:pPr>
@@ -2971,7 +2971,7 @@
         </w:tc>
         <w:tc>
           <w:tcPr>
-            <w:tcW w:w="1402" w:type="dxa"/>
+            <w:tcW w:w="1265" w:type="dxa"/>
           </w:tcPr>
           <w:p>
             <w:pPr>
@@ -2985,7 +2985,7 @@
         </w:tc>
         <w:tc>
           <w:tcPr>
-            <w:tcW w:w="1753" w:type="dxa"/>
+            <w:tcW w:w="1725" w:type="dxa"/>
           </w:tcPr>
           <w:p>
             <w:pPr>
@@ -3001,7 +3001,7 @@
       <w:tr>
         <w:tc>
           <w:tcPr>
-            <w:tcW w:w="831" w:type="dxa"/>
+            <w:tcW w:w="900" w:type="dxa"/>
           </w:tcPr>
           <w:p>
             <w:pPr>
@@ -3015,7 +3015,7 @@
         </w:tc>
         <w:tc>
           <w:tcPr>
-            <w:tcW w:w="4541" w:type="dxa"/>
+            <w:tcW w:w="4090" w:type="dxa"/>
           </w:tcPr>
           <w:p>
             <w:pPr>
@@ -3029,7 +3029,7 @@
         </w:tc>
         <w:tc>
           <w:tcPr>
-            <w:tcW w:w="831" w:type="dxa"/>
+            <w:tcW w:w="1380" w:type="dxa"/>
           </w:tcPr>
           <w:p>
             <w:pPr>
@@ -3043,7 +3043,7 @@
         </w:tc>
         <w:tc>
           <w:tcPr>
-            <w:tcW w:w="1402" w:type="dxa"/>
+            <w:tcW w:w="1265" w:type="dxa"/>
           </w:tcPr>
           <w:p>
             <w:pPr>
@@ -3057,7 +3057,7 @@
         </w:tc>
         <w:tc>
           <w:tcPr>
-            <w:tcW w:w="1753" w:type="dxa"/>
+            <w:tcW w:w="1725" w:type="dxa"/>
           </w:tcPr>
           <w:p>
             <w:pPr>
@@ -3073,7 +3073,7 @@
       <w:tr>
         <w:tc>
           <w:tcPr>
-            <w:tcW w:w="831" w:type="dxa"/>
+            <w:tcW w:w="900" w:type="dxa"/>
           </w:tcPr>
           <w:p>
             <w:pPr>
@@ -3087,7 +3087,7 @@
         </w:tc>
         <w:tc>
           <w:tcPr>
-            <w:tcW w:w="4541" w:type="dxa"/>
+            <w:tcW w:w="4090" w:type="dxa"/>
           </w:tcPr>
           <w:p>
             <w:pPr>
@@ -3101,7 +3101,7 @@
         </w:tc>
         <w:tc>
           <w:tcPr>
-            <w:tcW w:w="831" w:type="dxa"/>
+            <w:tcW w:w="1380" w:type="dxa"/>
           </w:tcPr>
           <w:p>
             <w:pPr>
@@ -3115,7 +3115,7 @@
         </w:tc>
         <w:tc>
           <w:tcPr>
-            <w:tcW w:w="1402" w:type="dxa"/>
+            <w:tcW w:w="1265" w:type="dxa"/>
           </w:tcPr>
           <w:p>
             <w:pPr>
@@ -3129,7 +3129,7 @@
         </w:tc>
         <w:tc>
           <w:tcPr>
-            <w:tcW w:w="1753" w:type="dxa"/>
+            <w:tcW w:w="1725" w:type="dxa"/>
           </w:tcPr>
           <w:p>
             <w:pPr>
@@ -3162,9 +3162,9 @@
         <w:tblLayout w:type="fixed"/>
       </w:tblPr>
       <w:tblGrid>
-        <w:gridCol w:w="2727"/>
-        <w:gridCol w:w="5716"/>
-        <w:gridCol w:w="916"/>
+        <w:gridCol w:w="2721"/>
+        <w:gridCol w:w="5703"/>
+        <w:gridCol w:w="934"/>
       </w:tblGrid>
       <w:tr>
         <w:trPr>
@@ -3172,7 +3172,7 @@
         </w:trPr>
         <w:tc>
           <w:tcPr>
-            <w:tcW w:w="2727" w:type="dxa"/>
+            <w:tcW w:w="2721" w:type="dxa"/>
           </w:tcPr>
           <w:p>
             <w:pPr>
@@ -3186,7 +3186,7 @@
         </w:tc>
         <w:tc>
           <w:tcPr>
-            <w:tcW w:w="5716" w:type="dxa"/>
+            <w:tcW w:w="5703" w:type="dxa"/>
           </w:tcPr>
           <w:p>
             <w:pPr>
@@ -3200,7 +3200,7 @@
         </w:tc>
         <w:tc>
           <w:tcPr>
-            <w:tcW w:w="916" w:type="dxa"/>
+            <w:tcW w:w="934" w:type="dxa"/>
           </w:tcPr>
           <w:p>
             <w:pPr>
@@ -3216,7 +3216,7 @@
       <w:tr>
         <w:tc>
           <w:tcPr>
-            <w:tcW w:w="2727" w:type="dxa"/>
+            <w:tcW w:w="2721" w:type="dxa"/>
           </w:tcPr>
           <w:p>
             <w:pPr>
@@ -3230,7 +3230,7 @@
         </w:tc>
         <w:tc>
           <w:tcPr>
-            <w:tcW w:w="5716" w:type="dxa"/>
+            <w:tcW w:w="5703" w:type="dxa"/>
           </w:tcPr>
           <w:p>
             <w:pPr>
@@ -3244,7 +3244,7 @@
         </w:tc>
         <w:tc>
           <w:tcPr>
-            <w:tcW w:w="916" w:type="dxa"/>
+            <w:tcW w:w="934" w:type="dxa"/>
           </w:tcPr>
           <w:p>
             <w:pPr>
@@ -3260,7 +3260,7 @@
       <w:tr>
         <w:tc>
           <w:tcPr>
-            <w:tcW w:w="2727" w:type="dxa"/>
+            <w:tcW w:w="2721" w:type="dxa"/>
           </w:tcPr>
           <w:p>
             <w:pPr>
@@ -3274,7 +3274,7 @@
         </w:tc>
         <w:tc>
           <w:tcPr>
-            <w:tcW w:w="5716" w:type="dxa"/>
+            <w:tcW w:w="5703" w:type="dxa"/>
           </w:tcPr>
           <w:p>
             <w:pPr>
@@ -3288,7 +3288,7 @@
         </w:tc>
         <w:tc>
           <w:tcPr>
-            <w:tcW w:w="916" w:type="dxa"/>
+            <w:tcW w:w="934" w:type="dxa"/>
           </w:tcPr>
           <w:p>
             <w:pPr>
@@ -3304,7 +3304,7 @@
       <w:tr>
         <w:tc>
           <w:tcPr>
-            <w:tcW w:w="2727" w:type="dxa"/>
+            <w:tcW w:w="2721" w:type="dxa"/>
           </w:tcPr>
           <w:p>
             <w:pPr>
@@ -3318,7 +3318,7 @@
         </w:tc>
         <w:tc>
           <w:tcPr>
-            <w:tcW w:w="5716" w:type="dxa"/>
+            <w:tcW w:w="5703" w:type="dxa"/>
           </w:tcPr>
           <w:p>
             <w:pPr>
@@ -3332,7 +3332,7 @@
         </w:tc>
         <w:tc>
           <w:tcPr>
-            <w:tcW w:w="916" w:type="dxa"/>
+            <w:tcW w:w="934" w:type="dxa"/>
           </w:tcPr>
           <w:p>
             <w:pPr>
@@ -3348,7 +3348,7 @@
       <w:tr>
         <w:tc>
           <w:tcPr>
-            <w:tcW w:w="2727" w:type="dxa"/>
+            <w:tcW w:w="2721" w:type="dxa"/>
           </w:tcPr>
           <w:p>
             <w:pPr>
@@ -3362,7 +3362,7 @@
         </w:tc>
         <w:tc>
           <w:tcPr>
-            <w:tcW w:w="5716" w:type="dxa"/>
+            <w:tcW w:w="5703" w:type="dxa"/>
           </w:tcPr>
           <w:p>
             <w:pPr>
@@ -3376,7 +3376,7 @@
         </w:tc>
         <w:tc>
           <w:tcPr>
-            <w:tcW w:w="916" w:type="dxa"/>
+            <w:tcW w:w="934" w:type="dxa"/>
           </w:tcPr>
           <w:p>
             <w:pPr>
@@ -3392,7 +3392,7 @@
       <w:tr>
         <w:tc>
           <w:tcPr>
-            <w:tcW w:w="2727" w:type="dxa"/>
+            <w:tcW w:w="2721" w:type="dxa"/>
           </w:tcPr>
           <w:p>
             <w:pPr>
@@ -3406,7 +3406,7 @@
         </w:tc>
         <w:tc>
           <w:tcPr>
-            <w:tcW w:w="5716" w:type="dxa"/>
+            <w:tcW w:w="5703" w:type="dxa"/>
           </w:tcPr>
           <w:p>
             <w:pPr>
@@ -3420,7 +3420,7 @@
         </w:tc>
         <w:tc>
           <w:tcPr>
-            <w:tcW w:w="916" w:type="dxa"/>
+            <w:tcW w:w="934" w:type="dxa"/>
           </w:tcPr>
           <w:p>
             <w:pPr>
@@ -3436,7 +3436,7 @@
       <w:tr>
         <w:tc>
           <w:tcPr>
-            <w:tcW w:w="2727" w:type="dxa"/>
+            <w:tcW w:w="2721" w:type="dxa"/>
           </w:tcPr>
           <w:p>
             <w:pPr>
@@ -3450,7 +3450,7 @@
         </w:tc>
         <w:tc>
           <w:tcPr>
-            <w:tcW w:w="5716" w:type="dxa"/>
+            <w:tcW w:w="5703" w:type="dxa"/>
           </w:tcPr>
           <w:p>
             <w:pPr>
@@ -3464,7 +3464,7 @@
         </w:tc>
         <w:tc>
           <w:tcPr>
-            <w:tcW w:w="916" w:type="dxa"/>
+            <w:tcW w:w="934" w:type="dxa"/>
           </w:tcPr>
           <w:p>
             <w:pPr>
@@ -3480,7 +3480,7 @@
       <w:tr>
         <w:tc>
           <w:tcPr>
-            <w:tcW w:w="2727" w:type="dxa"/>
+            <w:tcW w:w="2721" w:type="dxa"/>
           </w:tcPr>
           <w:p>
             <w:pPr>
@@ -3494,7 +3494,7 @@
         </w:tc>
         <w:tc>
           <w:tcPr>
-            <w:tcW w:w="5716" w:type="dxa"/>
+            <w:tcW w:w="5703" w:type="dxa"/>
           </w:tcPr>
           <w:p>
             <w:pPr>
@@ -3508,7 +3508,7 @@
         </w:tc>
         <w:tc>
           <w:tcPr>
-            <w:tcW w:w="916" w:type="dxa"/>
+            <w:tcW w:w="934" w:type="dxa"/>
           </w:tcPr>
           <w:p>
             <w:pPr>
@@ -3550,11 +3550,11 @@
         <w:tblLayout w:type="fixed"/>
       </w:tblPr>
       <w:tblGrid>
-        <w:gridCol w:w="2507"/>
-        <w:gridCol w:w="924"/>
-        <w:gridCol w:w="3089"/>
-        <w:gridCol w:w="855"/>
-        <w:gridCol w:w="1982"/>
+        <w:gridCol w:w="2411"/>
+        <w:gridCol w:w="1150"/>
+        <w:gridCol w:w="2971"/>
+        <w:gridCol w:w="920"/>
+        <w:gridCol w:w="1906"/>
       </w:tblGrid>
       <w:tr>
         <w:trPr>
@@ -3562,7 +3562,7 @@
         </w:trPr>
         <w:tc>
           <w:tcPr>
-            <w:tcW w:w="2507" w:type="dxa"/>
+            <w:tcW w:w="2411" w:type="dxa"/>
           </w:tcPr>
           <w:p>
             <w:pPr>
@@ -3576,7 +3576,7 @@
         </w:tc>
         <w:tc>
           <w:tcPr>
-            <w:tcW w:w="924" w:type="dxa"/>
+            <w:tcW w:w="1150" w:type="dxa"/>
           </w:tcPr>
           <w:p>
             <w:pPr>
@@ -3590,7 +3590,7 @@
         </w:tc>
         <w:tc>
           <w:tcPr>
-            <w:tcW w:w="3089" w:type="dxa"/>
+            <w:tcW w:w="2971" w:type="dxa"/>
           </w:tcPr>
           <w:p>
             <w:pPr>
@@ -3604,7 +3604,7 @@
         </w:tc>
         <w:tc>
           <w:tcPr>
-            <w:tcW w:w="855" w:type="dxa"/>
+            <w:tcW w:w="920" w:type="dxa"/>
           </w:tcPr>
           <w:p>
             <w:pPr>
@@ -3618,7 +3618,7 @@
         </w:tc>
         <w:tc>
           <w:tcPr>
-            <w:tcW w:w="1982" w:type="dxa"/>
+            <w:tcW w:w="1906" w:type="dxa"/>
           </w:tcPr>
           <w:p>
             <w:pPr>
@@ -3634,7 +3634,7 @@
       <w:tr>
         <w:tc>
           <w:tcPr>
-            <w:tcW w:w="2507" w:type="dxa"/>
+            <w:tcW w:w="2411" w:type="dxa"/>
           </w:tcPr>
           <w:p>
             <w:pPr>
@@ -3648,7 +3648,7 @@
         </w:tc>
         <w:tc>
           <w:tcPr>
-            <w:tcW w:w="924" w:type="dxa"/>
+            <w:tcW w:w="1150" w:type="dxa"/>
           </w:tcPr>
           <w:p>
             <w:pPr>
@@ -3662,7 +3662,7 @@
         </w:tc>
         <w:tc>
           <w:tcPr>
-            <w:tcW w:w="3089" w:type="dxa"/>
+            <w:tcW w:w="2971" w:type="dxa"/>
           </w:tcPr>
           <w:p>
             <w:pPr>
@@ -3676,7 +3676,7 @@
         </w:tc>
         <w:tc>
           <w:tcPr>
-            <w:tcW w:w="855" w:type="dxa"/>
+            <w:tcW w:w="920" w:type="dxa"/>
           </w:tcPr>
           <w:p>
             <w:pPr>
@@ -3690,7 +3690,7 @@
         </w:tc>
         <w:tc>
           <w:tcPr>
-            <w:tcW w:w="1982" w:type="dxa"/>
+            <w:tcW w:w="1906" w:type="dxa"/>
           </w:tcPr>
           <w:p>
             <w:pPr>
@@ -3723,10 +3723,10 @@
         <w:tblLayout w:type="fixed"/>
       </w:tblPr>
       <w:tblGrid>
-        <w:gridCol w:w="1012"/>
-        <w:gridCol w:w="1012"/>
-        <w:gridCol w:w="6321"/>
-        <w:gridCol w:w="1012"/>
+        <w:gridCol w:w="1322"/>
+        <w:gridCol w:w="1202"/>
+        <w:gridCol w:w="5872"/>
+        <w:gridCol w:w="962"/>
       </w:tblGrid>
       <w:tr>
         <w:trPr>
@@ -3734,7 +3734,7 @@
         </w:trPr>
         <w:tc>
           <w:tcPr>
-            <w:tcW w:w="1012" w:type="dxa"/>
+            <w:tcW w:w="1322" w:type="dxa"/>
           </w:tcPr>
           <w:p>
             <w:pPr>
@@ -3748,7 +3748,7 @@
         </w:tc>
         <w:tc>
           <w:tcPr>
-            <w:tcW w:w="1012" w:type="dxa"/>
+            <w:tcW w:w="1202" w:type="dxa"/>
           </w:tcPr>
           <w:p>
             <w:pPr>
@@ -3762,7 +3762,7 @@
         </w:tc>
         <w:tc>
           <w:tcPr>
-            <w:tcW w:w="6321" w:type="dxa"/>
+            <w:tcW w:w="5872" w:type="dxa"/>
           </w:tcPr>
           <w:p>
             <w:pPr>
@@ -3776,7 +3776,7 @@
         </w:tc>
         <w:tc>
           <w:tcPr>
-            <w:tcW w:w="1012" w:type="dxa"/>
+            <w:tcW w:w="962" w:type="dxa"/>
           </w:tcPr>
           <w:p>
             <w:pPr>
@@ -3792,7 +3792,7 @@
       <w:tr>
         <w:tc>
           <w:tcPr>
-            <w:tcW w:w="1012" w:type="dxa"/>
+            <w:tcW w:w="1322" w:type="dxa"/>
           </w:tcPr>
           <w:p>
             <w:pPr>
@@ -3806,7 +3806,7 @@
         </w:tc>
         <w:tc>
           <w:tcPr>
-            <w:tcW w:w="1012" w:type="dxa"/>
+            <w:tcW w:w="1202" w:type="dxa"/>
           </w:tcPr>
           <w:p>
             <w:pPr>
@@ -3820,7 +3820,7 @@
         </w:tc>
         <w:tc>
           <w:tcPr>
-            <w:tcW w:w="6321" w:type="dxa"/>
+            <w:tcW w:w="5872" w:type="dxa"/>
           </w:tcPr>
           <w:p>
             <w:pPr>
@@ -3834,7 +3834,7 @@
         </w:tc>
         <w:tc>
           <w:tcPr>
-            <w:tcW w:w="1012" w:type="dxa"/>
+            <w:tcW w:w="962" w:type="dxa"/>
           </w:tcPr>
           <w:p>
             <w:pPr>
@@ -3893,11 +3893,11 @@
         <w:tblLayout w:type="fixed"/>
       </w:tblPr>
       <w:tblGrid>
-        <w:gridCol w:w="939"/>
-        <w:gridCol w:w="2875"/>
-        <w:gridCol w:w="2277"/>
-        <w:gridCol w:w="2418"/>
-        <w:gridCol w:w="849"/>
+        <w:gridCol w:w="1265"/>
+        <w:gridCol w:w="2725"/>
+        <w:gridCol w:w="2158"/>
+        <w:gridCol w:w="2291"/>
+        <w:gridCol w:w="920"/>
       </w:tblGrid>
       <w:tr>
         <w:trPr>
@@ -3905,7 +3905,7 @@
         </w:trPr>
         <w:tc>
           <w:tcPr>
-            <w:tcW w:w="939" w:type="dxa"/>
+            <w:tcW w:w="1265" w:type="dxa"/>
           </w:tcPr>
           <w:p>
             <w:pPr>
@@ -3919,7 +3919,7 @@
         </w:tc>
         <w:tc>
           <w:tcPr>
-            <w:tcW w:w="2875" w:type="dxa"/>
+            <w:tcW w:w="2725" w:type="dxa"/>
           </w:tcPr>
           <w:p>
             <w:pPr>
@@ -3933,7 +3933,7 @@
         </w:tc>
         <w:tc>
           <w:tcPr>
-            <w:tcW w:w="2277" w:type="dxa"/>
+            <w:tcW w:w="2158" w:type="dxa"/>
           </w:tcPr>
           <w:p>
             <w:pPr>
@@ -3947,7 +3947,7 @@
         </w:tc>
         <w:tc>
           <w:tcPr>
-            <w:tcW w:w="2418" w:type="dxa"/>
+            <w:tcW w:w="2291" w:type="dxa"/>
           </w:tcPr>
           <w:p>
             <w:pPr>
@@ -3961,7 +3961,7 @@
         </w:tc>
         <w:tc>
           <w:tcPr>
-            <w:tcW w:w="849" w:type="dxa"/>
+            <w:tcW w:w="920" w:type="dxa"/>
           </w:tcPr>
           <w:p>
             <w:pPr>
@@ -3977,7 +3977,7 @@
       <w:tr>
         <w:tc>
           <w:tcPr>
-            <w:tcW w:w="939" w:type="dxa"/>
+            <w:tcW w:w="1265" w:type="dxa"/>
           </w:tcPr>
           <w:p>
             <w:pPr>
@@ -3991,7 +3991,7 @@
         </w:tc>
         <w:tc>
           <w:tcPr>
-            <w:tcW w:w="2875" w:type="dxa"/>
+            <w:tcW w:w="2725" w:type="dxa"/>
           </w:tcPr>
           <w:p>
             <w:pPr>
@@ -4005,7 +4005,7 @@
         </w:tc>
         <w:tc>
           <w:tcPr>
-            <w:tcW w:w="2277" w:type="dxa"/>
+            <w:tcW w:w="2158" w:type="dxa"/>
           </w:tcPr>
           <w:p>
             <w:pPr>
@@ -4019,7 +4019,7 @@
         </w:tc>
         <w:tc>
           <w:tcPr>
-            <w:tcW w:w="2418" w:type="dxa"/>
+            <w:tcW w:w="2291" w:type="dxa"/>
           </w:tcPr>
           <w:p>
             <w:pPr>
@@ -4033,7 +4033,7 @@
         </w:tc>
         <w:tc>
           <w:tcPr>
-            <w:tcW w:w="849" w:type="dxa"/>
+            <w:tcW w:w="920" w:type="dxa"/>
           </w:tcPr>
           <w:p>
             <w:pPr>
@@ -4066,9 +4066,9 @@
         <w:tblLayout w:type="fixed"/>
       </w:tblPr>
       <w:tblGrid>
-        <w:gridCol w:w="3878"/>
-        <w:gridCol w:w="4627"/>
-        <w:gridCol w:w="853"/>
+        <w:gridCol w:w="3796"/>
+        <w:gridCol w:w="4528"/>
+        <w:gridCol w:w="1035"/>
       </w:tblGrid>
       <w:tr>
         <w:trPr>
@@ -4076,7 +4076,7 @@
         </w:trPr>
         <w:tc>
           <w:tcPr>
-            <w:tcW w:w="3878" w:type="dxa"/>
+            <w:tcW w:w="3796" w:type="dxa"/>
           </w:tcPr>
           <w:p>
             <w:pPr>
@@ -4090,7 +4090,7 @@
         </w:tc>
         <w:tc>
           <w:tcPr>
-            <w:tcW w:w="4627" w:type="dxa"/>
+            <w:tcW w:w="4528" w:type="dxa"/>
           </w:tcPr>
           <w:p>
             <w:pPr>
@@ -4104,7 +4104,7 @@
         </w:tc>
         <w:tc>
           <w:tcPr>
-            <w:tcW w:w="853" w:type="dxa"/>
+            <w:tcW w:w="1035" w:type="dxa"/>
           </w:tcPr>
           <w:p>
             <w:pPr>
@@ -4120,7 +4120,7 @@
       <w:tr>
         <w:tc>
           <w:tcPr>
-            <w:tcW w:w="3878" w:type="dxa"/>
+            <w:tcW w:w="3796" w:type="dxa"/>
           </w:tcPr>
           <w:p>
             <w:pPr>
@@ -4134,7 +4134,7 @@
         </w:tc>
         <w:tc>
           <w:tcPr>
-            <w:tcW w:w="4627" w:type="dxa"/>
+            <w:tcW w:w="4528" w:type="dxa"/>
           </w:tcPr>
           <w:p>
             <w:pPr>
@@ -4148,7 +4148,7 @@
         </w:tc>
         <w:tc>
           <w:tcPr>
-            <w:tcW w:w="853" w:type="dxa"/>
+            <w:tcW w:w="1035" w:type="dxa"/>
           </w:tcPr>
           <w:p>
             <w:pPr>
@@ -4164,7 +4164,7 @@
       <w:tr>
         <w:tc>
           <w:tcPr>
-            <w:tcW w:w="3878" w:type="dxa"/>
+            <w:tcW w:w="3796" w:type="dxa"/>
           </w:tcPr>
           <w:p>
             <w:pPr>
@@ -4178,7 +4178,7 @@
         </w:tc>
         <w:tc>
           <w:tcPr>
-            <w:tcW w:w="4627" w:type="dxa"/>
+            <w:tcW w:w="4528" w:type="dxa"/>
           </w:tcPr>
           <w:p>
             <w:pPr>
@@ -4192,7 +4192,7 @@
         </w:tc>
         <w:tc>
           <w:tcPr>
-            <w:tcW w:w="853" w:type="dxa"/>
+            <w:tcW w:w="1035" w:type="dxa"/>
           </w:tcPr>
           <w:p>
             <w:pPr>
@@ -4208,7 +4208,7 @@
       <w:tr>
         <w:tc>
           <w:tcPr>
-            <w:tcW w:w="3878" w:type="dxa"/>
+            <w:tcW w:w="3796" w:type="dxa"/>
           </w:tcPr>
           <w:p>
             <w:pPr>
@@ -4222,7 +4222,7 @@
         </w:tc>
         <w:tc>
           <w:tcPr>
-            <w:tcW w:w="4627" w:type="dxa"/>
+            <w:tcW w:w="4528" w:type="dxa"/>
           </w:tcPr>
           <w:p>
             <w:pPr>
@@ -4236,7 +4236,7 @@
         </w:tc>
         <w:tc>
           <w:tcPr>
-            <w:tcW w:w="853" w:type="dxa"/>
+            <w:tcW w:w="1035" w:type="dxa"/>
           </w:tcPr>
           <w:p>
             <w:pPr>
@@ -4269,10 +4269,10 @@
         <w:tblLayout w:type="fixed"/>
       </w:tblPr>
       <w:tblGrid>
-        <w:gridCol w:w="2302"/>
-        <w:gridCol w:w="4193"/>
-        <w:gridCol w:w="2016"/>
-        <w:gridCol w:w="847"/>
+        <w:gridCol w:w="2283"/>
+        <w:gridCol w:w="4157"/>
+        <w:gridCol w:w="1999"/>
+        <w:gridCol w:w="920"/>
       </w:tblGrid>
       <w:tr>
         <w:trPr>
@@ -4280,7 +4280,7 @@
         </w:trPr>
         <w:tc>
           <w:tcPr>
-            <w:tcW w:w="2302" w:type="dxa"/>
+            <w:tcW w:w="2283" w:type="dxa"/>
           </w:tcPr>
           <w:p>
             <w:pPr>
@@ -4294,7 +4294,7 @@
         </w:tc>
         <w:tc>
           <w:tcPr>
-            <w:tcW w:w="4193" w:type="dxa"/>
+            <w:tcW w:w="4157" w:type="dxa"/>
           </w:tcPr>
           <w:p>
             <w:pPr>
@@ -4308,7 +4308,7 @@
         </w:tc>
         <w:tc>
           <w:tcPr>
-            <w:tcW w:w="2016" w:type="dxa"/>
+            <w:tcW w:w="1999" w:type="dxa"/>
           </w:tcPr>
           <w:p>
             <w:pPr>
@@ -4322,7 +4322,7 @@
         </w:tc>
         <w:tc>
           <w:tcPr>
-            <w:tcW w:w="847" w:type="dxa"/>
+            <w:tcW w:w="920" w:type="dxa"/>
           </w:tcPr>
           <w:p>
             <w:pPr>
@@ -4338,7 +4338,7 @@
       <w:tr>
         <w:tc>
           <w:tcPr>
-            <w:tcW w:w="2302" w:type="dxa"/>
+            <w:tcW w:w="2283" w:type="dxa"/>
           </w:tcPr>
           <w:p>
             <w:pPr>
@@ -4352,7 +4352,7 @@
         </w:tc>
         <w:tc>
           <w:tcPr>
-            <w:tcW w:w="4193" w:type="dxa"/>
+            <w:tcW w:w="4157" w:type="dxa"/>
           </w:tcPr>
           <w:p>
             <w:pPr>
@@ -4366,7 +4366,7 @@
         </w:tc>
         <w:tc>
           <w:tcPr>
-            <w:tcW w:w="2016" w:type="dxa"/>
+            <w:tcW w:w="1999" w:type="dxa"/>
           </w:tcPr>
           <w:p>
             <w:pPr>
@@ -4380,7 +4380,7 @@
         </w:tc>
         <w:tc>
           <w:tcPr>
-            <w:tcW w:w="847" w:type="dxa"/>
+            <w:tcW w:w="920" w:type="dxa"/>
           </w:tcPr>
           <w:p>
             <w:pPr>
@@ -4488,12 +4488,12 @@
         <w:tblLayout w:type="fixed"/>
       </w:tblPr>
       <w:tblGrid>
-        <w:gridCol w:w="776"/>
-        <w:gridCol w:w="2072"/>
-        <w:gridCol w:w="811"/>
-        <w:gridCol w:w="3091"/>
-        <w:gridCol w:w="1831"/>
-        <w:gridCol w:w="776"/>
+        <w:gridCol w:w="900"/>
+        <w:gridCol w:w="2070"/>
+        <w:gridCol w:w="1265"/>
+        <w:gridCol w:w="2640"/>
+        <w:gridCol w:w="1564"/>
+        <w:gridCol w:w="920"/>
       </w:tblGrid>
       <w:tr>
         <w:trPr>
@@ -4501,7 +4501,7 @@
         </w:trPr>
         <w:tc>
           <w:tcPr>
-            <w:tcW w:w="776" w:type="dxa"/>
+            <w:tcW w:w="900" w:type="dxa"/>
           </w:tcPr>
           <w:p>
             <w:pPr>
@@ -4515,7 +4515,7 @@
         </w:tc>
         <w:tc>
           <w:tcPr>
-            <w:tcW w:w="2072" w:type="dxa"/>
+            <w:tcW w:w="2070" w:type="dxa"/>
           </w:tcPr>
           <w:p>
             <w:pPr>
@@ -4529,7 +4529,7 @@
         </w:tc>
         <w:tc>
           <w:tcPr>
-            <w:tcW w:w="811" w:type="dxa"/>
+            <w:tcW w:w="1265" w:type="dxa"/>
           </w:tcPr>
           <w:p>
             <w:pPr>
@@ -4543,7 +4543,7 @@
         </w:tc>
         <w:tc>
           <w:tcPr>
-            <w:tcW w:w="3091" w:type="dxa"/>
+            <w:tcW w:w="2640" w:type="dxa"/>
           </w:tcPr>
           <w:p>
             <w:pPr>
@@ -4557,7 +4557,7 @@
         </w:tc>
         <w:tc>
           <w:tcPr>
-            <w:tcW w:w="1831" w:type="dxa"/>
+            <w:tcW w:w="1564" w:type="dxa"/>
           </w:tcPr>
           <w:p>
             <w:pPr>
@@ -4571,7 +4571,7 @@
         </w:tc>
         <w:tc>
           <w:tcPr>
-            <w:tcW w:w="776" w:type="dxa"/>
+            <w:tcW w:w="920" w:type="dxa"/>
           </w:tcPr>
           <w:p>
             <w:pPr>
@@ -4587,7 +4587,7 @@
       <w:tr>
         <w:tc>
           <w:tcPr>
-            <w:tcW w:w="776" w:type="dxa"/>
+            <w:tcW w:w="900" w:type="dxa"/>
           </w:tcPr>
           <w:p>
             <w:pPr>
@@ -4601,7 +4601,7 @@
         </w:tc>
         <w:tc>
           <w:tcPr>
-            <w:tcW w:w="2072" w:type="dxa"/>
+            <w:tcW w:w="2070" w:type="dxa"/>
           </w:tcPr>
           <w:p>
             <w:pPr>
@@ -4615,7 +4615,7 @@
         </w:tc>
         <w:tc>
           <w:tcPr>
-            <w:tcW w:w="811" w:type="dxa"/>
+            <w:tcW w:w="1265" w:type="dxa"/>
           </w:tcPr>
           <w:p>
             <w:pPr>
@@ -4629,7 +4629,7 @@
         </w:tc>
         <w:tc>
           <w:tcPr>
-            <w:tcW w:w="3091" w:type="dxa"/>
+            <w:tcW w:w="2640" w:type="dxa"/>
           </w:tcPr>
           <w:p>
             <w:pPr>
@@ -4643,7 +4643,7 @@
         </w:tc>
         <w:tc>
           <w:tcPr>
-            <w:tcW w:w="1831" w:type="dxa"/>
+            <w:tcW w:w="1564" w:type="dxa"/>
           </w:tcPr>
           <w:p>
             <w:pPr>
@@ -4657,7 +4657,7 @@
         </w:tc>
         <w:tc>
           <w:tcPr>
-            <w:tcW w:w="776" w:type="dxa"/>
+            <w:tcW w:w="920" w:type="dxa"/>
           </w:tcPr>
           <w:p>
             <w:pPr>
@@ -4876,12 +4876,12 @@
         <w:tblLayout w:type="fixed"/>
       </w:tblPr>
       <w:tblGrid>
-        <w:gridCol w:w="794"/>
-        <w:gridCol w:w="1032"/>
-        <w:gridCol w:w="2342"/>
-        <w:gridCol w:w="794"/>
-        <w:gridCol w:w="3601"/>
-        <w:gridCol w:w="794"/>
+        <w:gridCol w:w="900"/>
+        <w:gridCol w:w="1265"/>
+        <w:gridCol w:w="1955"/>
+        <w:gridCol w:w="1380"/>
+        <w:gridCol w:w="2940"/>
+        <w:gridCol w:w="920"/>
       </w:tblGrid>
       <w:tr>
         <w:trPr>
@@ -4889,7 +4889,7 @@
         </w:trPr>
         <w:tc>
           <w:tcPr>
-            <w:tcW w:w="794" w:type="dxa"/>
+            <w:tcW w:w="900" w:type="dxa"/>
           </w:tcPr>
           <w:p>
             <w:pPr>
@@ -4903,7 +4903,7 @@
         </w:tc>
         <w:tc>
           <w:tcPr>
-            <w:tcW w:w="1032" w:type="dxa"/>
+            <w:tcW w:w="1265" w:type="dxa"/>
           </w:tcPr>
           <w:p>
             <w:pPr>
@@ -4917,7 +4917,7 @@
         </w:tc>
         <w:tc>
           <w:tcPr>
-            <w:tcW w:w="2342" w:type="dxa"/>
+            <w:tcW w:w="1955" w:type="dxa"/>
           </w:tcPr>
           <w:p>
             <w:pPr>
@@ -4931,7 +4931,7 @@
         </w:tc>
         <w:tc>
           <w:tcPr>
-            <w:tcW w:w="794" w:type="dxa"/>
+            <w:tcW w:w="1380" w:type="dxa"/>
           </w:tcPr>
           <w:p>
             <w:pPr>
@@ -4945,7 +4945,7 @@
         </w:tc>
         <w:tc>
           <w:tcPr>
-            <w:tcW w:w="3601" w:type="dxa"/>
+            <w:tcW w:w="2940" w:type="dxa"/>
           </w:tcPr>
           <w:p>
             <w:pPr>
@@ -4959,7 +4959,7 @@
         </w:tc>
         <w:tc>
           <w:tcPr>
-            <w:tcW w:w="794" w:type="dxa"/>
+            <w:tcW w:w="920" w:type="dxa"/>
           </w:tcPr>
           <w:p>
             <w:pPr>
@@ -4975,7 +4975,7 @@
       <w:tr>
         <w:tc>
           <w:tcPr>
-            <w:tcW w:w="794" w:type="dxa"/>
+            <w:tcW w:w="900" w:type="dxa"/>
           </w:tcPr>
           <w:p>
             <w:pPr>
@@ -4989,7 +4989,7 @@
         </w:tc>
         <w:tc>
           <w:tcPr>
-            <w:tcW w:w="1032" w:type="dxa"/>
+            <w:tcW w:w="1265" w:type="dxa"/>
           </w:tcPr>
           <w:p>
             <w:pPr>
@@ -5003,7 +5003,7 @@
         </w:tc>
         <w:tc>
           <w:tcPr>
-            <w:tcW w:w="2342" w:type="dxa"/>
+            <w:tcW w:w="1955" w:type="dxa"/>
           </w:tcPr>
           <w:p>
             <w:pPr>
@@ -5017,7 +5017,7 @@
         </w:tc>
         <w:tc>
           <w:tcPr>
-            <w:tcW w:w="794" w:type="dxa"/>
+            <w:tcW w:w="1380" w:type="dxa"/>
           </w:tcPr>
           <w:p>
             <w:pPr>
@@ -5031,7 +5031,7 @@
         </w:tc>
         <w:tc>
           <w:tcPr>
-            <w:tcW w:w="3601" w:type="dxa"/>
+            <w:tcW w:w="2940" w:type="dxa"/>
           </w:tcPr>
           <w:p>
             <w:pPr>
@@ -5045,7 +5045,7 @@
         </w:tc>
         <w:tc>
           <w:tcPr>
-            <w:tcW w:w="794" w:type="dxa"/>
+            <w:tcW w:w="920" w:type="dxa"/>
           </w:tcPr>
           <w:p>
             <w:pPr>
@@ -5675,12 +5675,12 @@
         <w:tblLayout w:type="fixed"/>
       </w:tblPr>
       <w:tblGrid>
-        <w:gridCol w:w="796"/>
-        <w:gridCol w:w="2297"/>
-        <w:gridCol w:w="2885"/>
-        <w:gridCol w:w="796"/>
-        <w:gridCol w:w="796"/>
-        <w:gridCol w:w="1787"/>
+        <w:gridCol w:w="900"/>
+        <w:gridCol w:w="2182"/>
+        <w:gridCol w:w="2740"/>
+        <w:gridCol w:w="920"/>
+        <w:gridCol w:w="920"/>
+        <w:gridCol w:w="1697"/>
       </w:tblGrid>
       <w:tr>
         <w:trPr>
@@ -5688,7 +5688,7 @@
         </w:trPr>
         <w:tc>
           <w:tcPr>
-            <w:tcW w:w="796" w:type="dxa"/>
+            <w:tcW w:w="900" w:type="dxa"/>
           </w:tcPr>
           <w:p>
             <w:pPr>
@@ -5702,7 +5702,7 @@
         </w:tc>
         <w:tc>
           <w:tcPr>
-            <w:tcW w:w="2297" w:type="dxa"/>
+            <w:tcW w:w="2182" w:type="dxa"/>
           </w:tcPr>
           <w:p>
             <w:pPr>
@@ -5716,7 +5716,7 @@
         </w:tc>
         <w:tc>
           <w:tcPr>
-            <w:tcW w:w="2885" w:type="dxa"/>
+            <w:tcW w:w="2740" w:type="dxa"/>
           </w:tcPr>
           <w:p>
             <w:pPr>
@@ -5730,7 +5730,7 @@
         </w:tc>
         <w:tc>
           <w:tcPr>
-            <w:tcW w:w="796" w:type="dxa"/>
+            <w:tcW w:w="920" w:type="dxa"/>
           </w:tcPr>
           <w:p>
             <w:pPr>
@@ -5744,7 +5744,7 @@
         </w:tc>
         <w:tc>
           <w:tcPr>
-            <w:tcW w:w="796" w:type="dxa"/>
+            <w:tcW w:w="920" w:type="dxa"/>
           </w:tcPr>
           <w:p>
             <w:pPr>
@@ -5758,7 +5758,7 @@
         </w:tc>
         <w:tc>
           <w:tcPr>
-            <w:tcW w:w="1787" w:type="dxa"/>
+            <w:tcW w:w="1697" w:type="dxa"/>
           </w:tcPr>
           <w:p>
             <w:pPr>
@@ -5774,7 +5774,7 @@
       <w:tr>
         <w:tc>
           <w:tcPr>
-            <w:tcW w:w="796" w:type="dxa"/>
+            <w:tcW w:w="900" w:type="dxa"/>
           </w:tcPr>
           <w:p>
             <w:pPr>
@@ -5788,7 +5788,7 @@
         </w:tc>
         <w:tc>
           <w:tcPr>
-            <w:tcW w:w="2297" w:type="dxa"/>
+            <w:tcW w:w="2182" w:type="dxa"/>
           </w:tcPr>
           <w:p>
             <w:pPr>
@@ -5802,7 +5802,7 @@
         </w:tc>
         <w:tc>
           <w:tcPr>
-            <w:tcW w:w="2885" w:type="dxa"/>
+            <w:tcW w:w="2740" w:type="dxa"/>
           </w:tcPr>
           <w:p>
             <w:pPr>
@@ -5816,7 +5816,7 @@
         </w:tc>
         <w:tc>
           <w:tcPr>
-            <w:tcW w:w="796" w:type="dxa"/>
+            <w:tcW w:w="920" w:type="dxa"/>
           </w:tcPr>
           <w:p>
             <w:pPr>
@@ -5830,7 +5830,7 @@
         </w:tc>
         <w:tc>
           <w:tcPr>
-            <w:tcW w:w="796" w:type="dxa"/>
+            <w:tcW w:w="920" w:type="dxa"/>
           </w:tcPr>
           <w:p>
             <w:pPr>
@@ -5844,7 +5844,7 @@
         </w:tc>
         <w:tc>
           <w:tcPr>
-            <w:tcW w:w="1787" w:type="dxa"/>
+            <w:tcW w:w="1697" w:type="dxa"/>
           </w:tcPr>
           <w:p>
             <w:pPr>
@@ -6143,11 +6143,11 @@
         <w:tblLayout w:type="fixed"/>
       </w:tblPr>
       <w:tblGrid>
-        <w:gridCol w:w="2326"/>
-        <w:gridCol w:w="1273"/>
-        <w:gridCol w:w="869"/>
-        <w:gridCol w:w="869"/>
-        <w:gridCol w:w="4020"/>
+        <w:gridCol w:w="2257"/>
+        <w:gridCol w:w="1265"/>
+        <w:gridCol w:w="1035"/>
+        <w:gridCol w:w="900"/>
+        <w:gridCol w:w="3902"/>
       </w:tblGrid>
       <w:tr>
         <w:trPr>
@@ -6155,7 +6155,7 @@
         </w:trPr>
         <w:tc>
           <w:tcPr>
-            <w:tcW w:w="2326" w:type="dxa"/>
+            <w:tcW w:w="2257" w:type="dxa"/>
           </w:tcPr>
           <w:p>
             <w:pPr>
@@ -6169,7 +6169,7 @@
         </w:tc>
         <w:tc>
           <w:tcPr>
-            <w:tcW w:w="1273" w:type="dxa"/>
+            <w:tcW w:w="1265" w:type="dxa"/>
           </w:tcPr>
           <w:p>
             <w:pPr>
@@ -6183,7 +6183,7 @@
         </w:tc>
         <w:tc>
           <w:tcPr>
-            <w:tcW w:w="869" w:type="dxa"/>
+            <w:tcW w:w="1035" w:type="dxa"/>
           </w:tcPr>
           <w:p>
             <w:pPr>
@@ -6197,7 +6197,7 @@
         </w:tc>
         <w:tc>
           <w:tcPr>
-            <w:tcW w:w="869" w:type="dxa"/>
+            <w:tcW w:w="900" w:type="dxa"/>
           </w:tcPr>
           <w:p>
             <w:pPr>
@@ -6211,7 +6211,7 @@
         </w:tc>
         <w:tc>
           <w:tcPr>
-            <w:tcW w:w="4020" w:type="dxa"/>
+            <w:tcW w:w="3902" w:type="dxa"/>
           </w:tcPr>
           <w:p>
             <w:pPr>
@@ -6227,7 +6227,7 @@
       <w:tr>
         <w:tc>
           <w:tcPr>
-            <w:tcW w:w="2326" w:type="dxa"/>
+            <w:tcW w:w="2257" w:type="dxa"/>
           </w:tcPr>
           <w:p>
             <w:pPr>
@@ -6241,7 +6241,7 @@
         </w:tc>
         <w:tc>
           <w:tcPr>
-            <w:tcW w:w="1273" w:type="dxa"/>
+            <w:tcW w:w="1265" w:type="dxa"/>
           </w:tcPr>
           <w:p>
             <w:pPr>
@@ -6255,7 +6255,7 @@
         </w:tc>
         <w:tc>
           <w:tcPr>
-            <w:tcW w:w="869" w:type="dxa"/>
+            <w:tcW w:w="1035" w:type="dxa"/>
           </w:tcPr>
           <w:p>
             <w:pPr>
@@ -6269,7 +6269,7 @@
         </w:tc>
         <w:tc>
           <w:tcPr>
-            <w:tcW w:w="869" w:type="dxa"/>
+            <w:tcW w:w="900" w:type="dxa"/>
           </w:tcPr>
           <w:p>
             <w:pPr>
@@ -6283,7 +6283,7 @@
         </w:tc>
         <w:tc>
           <w:tcPr>
-            <w:tcW w:w="4020" w:type="dxa"/>
+            <w:tcW w:w="3902" w:type="dxa"/>
           </w:tcPr>
           <w:p>
             <w:pPr>
@@ -6299,7 +6299,7 @@
       <w:tr>
         <w:tc>
           <w:tcPr>
-            <w:tcW w:w="2326" w:type="dxa"/>
+            <w:tcW w:w="2257" w:type="dxa"/>
           </w:tcPr>
           <w:p>
             <w:pPr>
@@ -6313,7 +6313,7 @@
         </w:tc>
         <w:tc>
           <w:tcPr>
-            <w:tcW w:w="1273" w:type="dxa"/>
+            <w:tcW w:w="1265" w:type="dxa"/>
           </w:tcPr>
           <w:p>
             <w:pPr>
@@ -6327,7 +6327,7 @@
         </w:tc>
         <w:tc>
           <w:tcPr>
-            <w:tcW w:w="869" w:type="dxa"/>
+            <w:tcW w:w="1035" w:type="dxa"/>
           </w:tcPr>
           <w:p>
             <w:pPr>
@@ -6341,7 +6341,7 @@
         </w:tc>
         <w:tc>
           <w:tcPr>
-            <w:tcW w:w="869" w:type="dxa"/>
+            <w:tcW w:w="900" w:type="dxa"/>
           </w:tcPr>
           <w:p>
             <w:pPr>
@@ -6355,7 +6355,7 @@
         </w:tc>
         <w:tc>
           <w:tcPr>
-            <w:tcW w:w="4020" w:type="dxa"/>
+            <w:tcW w:w="3902" w:type="dxa"/>
           </w:tcPr>
           <w:p>
             <w:pPr>
@@ -6371,7 +6371,7 @@
       <w:tr>
         <w:tc>
           <w:tcPr>
-            <w:tcW w:w="2326" w:type="dxa"/>
+            <w:tcW w:w="2257" w:type="dxa"/>
           </w:tcPr>
           <w:p>
             <w:pPr>
@@ -6385,7 +6385,7 @@
         </w:tc>
         <w:tc>
           <w:tcPr>
-            <w:tcW w:w="1273" w:type="dxa"/>
+            <w:tcW w:w="1265" w:type="dxa"/>
           </w:tcPr>
           <w:p>
             <w:pPr>
@@ -6399,7 +6399,7 @@
         </w:tc>
         <w:tc>
           <w:tcPr>
-            <w:tcW w:w="869" w:type="dxa"/>
+            <w:tcW w:w="1035" w:type="dxa"/>
           </w:tcPr>
           <w:p>
             <w:pPr>
@@ -6413,7 +6413,7 @@
         </w:tc>
         <w:tc>
           <w:tcPr>
-            <w:tcW w:w="869" w:type="dxa"/>
+            <w:tcW w:w="900" w:type="dxa"/>
           </w:tcPr>
           <w:p>
             <w:pPr>
@@ -6427,7 +6427,7 @@
         </w:tc>
         <w:tc>
           <w:tcPr>
-            <w:tcW w:w="4020" w:type="dxa"/>
+            <w:tcW w:w="3902" w:type="dxa"/>
           </w:tcPr>
           <w:p>
             <w:pPr>
@@ -6468,11 +6468,11 @@
         <w:tblLayout w:type="fixed"/>
       </w:tblPr>
       <w:tblGrid>
-        <w:gridCol w:w="1925"/>
-        <w:gridCol w:w="1100"/>
-        <w:gridCol w:w="3057"/>
-        <w:gridCol w:w="893"/>
-        <w:gridCol w:w="2382"/>
+        <w:gridCol w:w="1924"/>
+        <w:gridCol w:w="1099"/>
+        <w:gridCol w:w="3055"/>
+        <w:gridCol w:w="900"/>
+        <w:gridCol w:w="2380"/>
       </w:tblGrid>
       <w:tr>
         <w:trPr>
@@ -6480,7 +6480,7 @@
         </w:trPr>
         <w:tc>
           <w:tcPr>
-            <w:tcW w:w="1925" w:type="dxa"/>
+            <w:tcW w:w="1924" w:type="dxa"/>
           </w:tcPr>
           <w:p>
             <w:pPr>
@@ -6494,7 +6494,7 @@
         </w:tc>
         <w:tc>
           <w:tcPr>
-            <w:tcW w:w="1100" w:type="dxa"/>
+            <w:tcW w:w="1099" w:type="dxa"/>
           </w:tcPr>
           <w:p>
             <w:pPr>
@@ -6508,7 +6508,7 @@
         </w:tc>
         <w:tc>
           <w:tcPr>
-            <w:tcW w:w="3057" w:type="dxa"/>
+            <w:tcW w:w="3055" w:type="dxa"/>
           </w:tcPr>
           <w:p>
             <w:pPr>
@@ -6522,7 +6522,7 @@
         </w:tc>
         <w:tc>
           <w:tcPr>
-            <w:tcW w:w="893" w:type="dxa"/>
+            <w:tcW w:w="900" w:type="dxa"/>
           </w:tcPr>
           <w:p>
             <w:pPr>
@@ -6536,7 +6536,7 @@
         </w:tc>
         <w:tc>
           <w:tcPr>
-            <w:tcW w:w="2382" w:type="dxa"/>
+            <w:tcW w:w="2380" w:type="dxa"/>
           </w:tcPr>
           <w:p>
             <w:pPr>
@@ -6552,7 +6552,7 @@
       <w:tr>
         <w:tc>
           <w:tcPr>
-            <w:tcW w:w="1925" w:type="dxa"/>
+            <w:tcW w:w="1924" w:type="dxa"/>
           </w:tcPr>
           <w:p>
             <w:pPr>
@@ -6566,7 +6566,7 @@
         </w:tc>
         <w:tc>
           <w:tcPr>
-            <w:tcW w:w="1100" w:type="dxa"/>
+            <w:tcW w:w="1099" w:type="dxa"/>
           </w:tcPr>
           <w:p>
             <w:pPr>
@@ -6580,7 +6580,7 @@
         </w:tc>
         <w:tc>
           <w:tcPr>
-            <w:tcW w:w="3057" w:type="dxa"/>
+            <w:tcW w:w="3055" w:type="dxa"/>
           </w:tcPr>
           <w:p>
             <w:pPr>
@@ -6594,7 +6594,7 @@
         </w:tc>
         <w:tc>
           <w:tcPr>
-            <w:tcW w:w="893" w:type="dxa"/>
+            <w:tcW w:w="900" w:type="dxa"/>
           </w:tcPr>
           <w:p>
             <w:pPr>
@@ -6608,7 +6608,7 @@
         </w:tc>
         <w:tc>
           <w:tcPr>
-            <w:tcW w:w="2382" w:type="dxa"/>
+            <w:tcW w:w="2380" w:type="dxa"/>
           </w:tcPr>
           <w:p>
             <w:pPr>
@@ -7179,11 +7179,11 @@
         <w:tblLayout w:type="fixed"/>
       </w:tblPr>
       <w:tblGrid>
-        <w:gridCol w:w="825"/>
-        <w:gridCol w:w="4026"/>
-        <w:gridCol w:w="825"/>
-        <w:gridCol w:w="1327"/>
-        <w:gridCol w:w="2353"/>
+        <w:gridCol w:w="900"/>
+        <w:gridCol w:w="3079"/>
+        <w:gridCol w:w="1380"/>
+        <w:gridCol w:w="2200"/>
+        <w:gridCol w:w="1800"/>
       </w:tblGrid>
       <w:tr>
         <w:trPr>
@@ -7191,7 +7191,7 @@
         </w:trPr>
         <w:tc>
           <w:tcPr>
-            <w:tcW w:w="825" w:type="dxa"/>
+            <w:tcW w:w="900" w:type="dxa"/>
           </w:tcPr>
           <w:p>
             <w:pPr>
@@ -7205,7 +7205,7 @@
         </w:tc>
         <w:tc>
           <w:tcPr>
-            <w:tcW w:w="4026" w:type="dxa"/>
+            <w:tcW w:w="3079" w:type="dxa"/>
           </w:tcPr>
           <w:p>
             <w:pPr>
@@ -7219,7 +7219,7 @@
         </w:tc>
         <w:tc>
           <w:tcPr>
-            <w:tcW w:w="825" w:type="dxa"/>
+            <w:tcW w:w="1380" w:type="dxa"/>
           </w:tcPr>
           <w:p>
             <w:pPr>
@@ -7233,7 +7233,7 @@
         </w:tc>
         <w:tc>
           <w:tcPr>
-            <w:tcW w:w="1327" w:type="dxa"/>
+            <w:tcW w:w="2200" w:type="dxa"/>
           </w:tcPr>
           <w:p>
             <w:pPr>
@@ -7247,7 +7247,7 @@
         </w:tc>
         <w:tc>
           <w:tcPr>
-            <w:tcW w:w="2353" w:type="dxa"/>
+            <w:tcW w:w="1800" w:type="dxa"/>
           </w:tcPr>
           <w:p>
             <w:pPr>
@@ -7263,7 +7263,7 @@
       <w:tr>
         <w:tc>
           <w:tcPr>
-            <w:tcW w:w="825" w:type="dxa"/>
+            <w:tcW w:w="900" w:type="dxa"/>
           </w:tcPr>
           <w:p>
             <w:pPr>
@@ -7277,7 +7277,7 @@
         </w:tc>
         <w:tc>
           <w:tcPr>
-            <w:tcW w:w="4026" w:type="dxa"/>
+            <w:tcW w:w="3079" w:type="dxa"/>
           </w:tcPr>
           <w:p>
             <w:pPr>
@@ -7291,7 +7291,7 @@
         </w:tc>
         <w:tc>
           <w:tcPr>
-            <w:tcW w:w="825" w:type="dxa"/>
+            <w:tcW w:w="1380" w:type="dxa"/>
           </w:tcPr>
           <w:p>
             <w:pPr>
@@ -7305,7 +7305,7 @@
         </w:tc>
         <w:tc>
           <w:tcPr>
-            <w:tcW w:w="1327" w:type="dxa"/>
+            <w:tcW w:w="2200" w:type="dxa"/>
           </w:tcPr>
           <w:p>
             <w:pPr>
@@ -7319,7 +7319,7 @@
         </w:tc>
         <w:tc>
           <w:tcPr>
-            <w:tcW w:w="2353" w:type="dxa"/>
+            <w:tcW w:w="1800" w:type="dxa"/>
           </w:tcPr>
           <w:p>
             <w:pPr>
@@ -7335,7 +7335,7 @@
       <w:tr>
         <w:tc>
           <w:tcPr>
-            <w:tcW w:w="825" w:type="dxa"/>
+            <w:tcW w:w="900" w:type="dxa"/>
           </w:tcPr>
           <w:p>
             <w:pPr>
@@ -7349,7 +7349,7 @@
         </w:tc>
         <w:tc>
           <w:tcPr>
-            <w:tcW w:w="4026" w:type="dxa"/>
+            <w:tcW w:w="3079" w:type="dxa"/>
           </w:tcPr>
           <w:p>
             <w:pPr>
@@ -7363,7 +7363,7 @@
         </w:tc>
         <w:tc>
           <w:tcPr>
-            <w:tcW w:w="825" w:type="dxa"/>
+            <w:tcW w:w="1380" w:type="dxa"/>
           </w:tcPr>
           <w:p>
             <w:pPr>
@@ -7377,7 +7377,7 @@
         </w:tc>
         <w:tc>
           <w:tcPr>
-            <w:tcW w:w="1327" w:type="dxa"/>
+            <w:tcW w:w="2200" w:type="dxa"/>
           </w:tcPr>
           <w:p>
             <w:pPr>
@@ -7391,7 +7391,7 @@
         </w:tc>
         <w:tc>
           <w:tcPr>
-            <w:tcW w:w="2353" w:type="dxa"/>
+            <w:tcW w:w="1800" w:type="dxa"/>
           </w:tcPr>
           <w:p>
             <w:pPr>
@@ -7407,7 +7407,7 @@
       <w:tr>
         <w:tc>
           <w:tcPr>
-            <w:tcW w:w="825" w:type="dxa"/>
+            <w:tcW w:w="900" w:type="dxa"/>
           </w:tcPr>
           <w:p>
             <w:pPr>
@@ -7421,7 +7421,7 @@
         </w:tc>
         <w:tc>
           <w:tcPr>
-            <w:tcW w:w="4026" w:type="dxa"/>
+            <w:tcW w:w="3079" w:type="dxa"/>
           </w:tcPr>
           <w:p>
             <w:pPr>
@@ -7435,7 +7435,7 @@
         </w:tc>
         <w:tc>
           <w:tcPr>
-            <w:tcW w:w="825" w:type="dxa"/>
+            <w:tcW w:w="1380" w:type="dxa"/>
           </w:tcPr>
           <w:p>
             <w:pPr>
@@ -7449,7 +7449,7 @@
         </w:tc>
         <w:tc>
           <w:tcPr>
-            <w:tcW w:w="1327" w:type="dxa"/>
+            <w:tcW w:w="2200" w:type="dxa"/>
           </w:tcPr>
           <w:p>
             <w:pPr>
@@ -7463,7 +7463,7 @@
         </w:tc>
         <w:tc>
           <w:tcPr>
-            <w:tcW w:w="2353" w:type="dxa"/>
+            <w:tcW w:w="1800" w:type="dxa"/>
           </w:tcPr>
           <w:p>
             <w:pPr>
@@ -7479,7 +7479,7 @@
       <w:tr>
         <w:tc>
           <w:tcPr>
-            <w:tcW w:w="825" w:type="dxa"/>
+            <w:tcW w:w="900" w:type="dxa"/>
           </w:tcPr>
           <w:p>
             <w:pPr>
@@ -7493,7 +7493,7 @@
         </w:tc>
         <w:tc>
           <w:tcPr>
-            <w:tcW w:w="4026" w:type="dxa"/>
+            <w:tcW w:w="3079" w:type="dxa"/>
           </w:tcPr>
           <w:p>
             <w:pPr>
@@ -7507,7 +7507,7 @@
         </w:tc>
         <w:tc>
           <w:tcPr>
-            <w:tcW w:w="825" w:type="dxa"/>
+            <w:tcW w:w="1380" w:type="dxa"/>
           </w:tcPr>
           <w:p>
             <w:pPr>
@@ -7521,7 +7521,7 @@
         </w:tc>
         <w:tc>
           <w:tcPr>
-            <w:tcW w:w="1327" w:type="dxa"/>
+            <w:tcW w:w="2200" w:type="dxa"/>
           </w:tcPr>
           <w:p>
             <w:pPr>
@@ -7535,7 +7535,7 @@
         </w:tc>
         <w:tc>
           <w:tcPr>
-            <w:tcW w:w="2353" w:type="dxa"/>
+            <w:tcW w:w="1800" w:type="dxa"/>
           </w:tcPr>
           <w:p>
             <w:pPr>
@@ -7568,9 +7568,9 @@
         <w:tblLayout w:type="fixed"/>
       </w:tblPr>
       <w:tblGrid>
-        <w:gridCol w:w="2409"/>
-        <w:gridCol w:w="5990"/>
-        <w:gridCol w:w="959"/>
+        <w:gridCol w:w="2404"/>
+        <w:gridCol w:w="5976"/>
+        <w:gridCol w:w="979"/>
       </w:tblGrid>
       <w:tr>
         <w:trPr>
@@ -7578,7 +7578,7 @@
         </w:trPr>
         <w:tc>
           <w:tcPr>
-            <w:tcW w:w="2409" w:type="dxa"/>
+            <w:tcW w:w="2404" w:type="dxa"/>
           </w:tcPr>
           <w:p>
             <w:pPr>
@@ -7592,7 +7592,7 @@
         </w:tc>
         <w:tc>
           <w:tcPr>
-            <w:tcW w:w="5990" w:type="dxa"/>
+            <w:tcW w:w="5976" w:type="dxa"/>
           </w:tcPr>
           <w:p>
             <w:pPr>
@@ -7606,7 +7606,7 @@
         </w:tc>
         <w:tc>
           <w:tcPr>
-            <w:tcW w:w="959" w:type="dxa"/>
+            <w:tcW w:w="979" w:type="dxa"/>
           </w:tcPr>
           <w:p>
             <w:pPr>
@@ -7622,7 +7622,7 @@
       <w:tr>
         <w:tc>
           <w:tcPr>
-            <w:tcW w:w="2409" w:type="dxa"/>
+            <w:tcW w:w="2404" w:type="dxa"/>
           </w:tcPr>
           <w:p>
             <w:pPr>
@@ -7636,7 +7636,7 @@
         </w:tc>
         <w:tc>
           <w:tcPr>
-            <w:tcW w:w="5990" w:type="dxa"/>
+            <w:tcW w:w="5976" w:type="dxa"/>
           </w:tcPr>
           <w:p>
             <w:pPr>
@@ -7650,7 +7650,7 @@
         </w:tc>
         <w:tc>
           <w:tcPr>
-            <w:tcW w:w="959" w:type="dxa"/>
+            <w:tcW w:w="979" w:type="dxa"/>
           </w:tcPr>
           <w:p>
             <w:pPr>
@@ -7666,7 +7666,7 @@
       <w:tr>
         <w:tc>
           <w:tcPr>
-            <w:tcW w:w="2409" w:type="dxa"/>
+            <w:tcW w:w="2404" w:type="dxa"/>
           </w:tcPr>
           <w:p>
             <w:pPr>
@@ -7680,7 +7680,7 @@
         </w:tc>
         <w:tc>
           <w:tcPr>
-            <w:tcW w:w="5990" w:type="dxa"/>
+            <w:tcW w:w="5976" w:type="dxa"/>
           </w:tcPr>
           <w:p>
             <w:pPr>
@@ -7694,7 +7694,7 @@
         </w:tc>
         <w:tc>
           <w:tcPr>
-            <w:tcW w:w="959" w:type="dxa"/>
+            <w:tcW w:w="979" w:type="dxa"/>
           </w:tcPr>
           <w:p>
             <w:pPr>
@@ -7710,7 +7710,7 @@
       <w:tr>
         <w:tc>
           <w:tcPr>
-            <w:tcW w:w="2409" w:type="dxa"/>
+            <w:tcW w:w="2404" w:type="dxa"/>
           </w:tcPr>
           <w:p>
             <w:pPr>
@@ -7724,7 +7724,7 @@
         </w:tc>
         <w:tc>
           <w:tcPr>
-            <w:tcW w:w="5990" w:type="dxa"/>
+            <w:tcW w:w="5976" w:type="dxa"/>
           </w:tcPr>
           <w:p>
             <w:pPr>
@@ -7738,7 +7738,7 @@
         </w:tc>
         <w:tc>
           <w:tcPr>
-            <w:tcW w:w="959" w:type="dxa"/>
+            <w:tcW w:w="979" w:type="dxa"/>
           </w:tcPr>
           <w:p>
             <w:pPr>
@@ -7754,7 +7754,7 @@
       <w:tr>
         <w:tc>
           <w:tcPr>
-            <w:tcW w:w="2409" w:type="dxa"/>
+            <w:tcW w:w="2404" w:type="dxa"/>
           </w:tcPr>
           <w:p>
             <w:pPr>
@@ -7768,7 +7768,7 @@
         </w:tc>
         <w:tc>
           <w:tcPr>
-            <w:tcW w:w="5990" w:type="dxa"/>
+            <w:tcW w:w="5976" w:type="dxa"/>
           </w:tcPr>
           <w:p>
             <w:pPr>
@@ -7782,7 +7782,7 @@
         </w:tc>
         <w:tc>
           <w:tcPr>
-            <w:tcW w:w="959" w:type="dxa"/>
+            <w:tcW w:w="979" w:type="dxa"/>
           </w:tcPr>
           <w:p>
             <w:pPr>
@@ -7798,7 +7798,7 @@
       <w:tr>
         <w:tc>
           <w:tcPr>
-            <w:tcW w:w="2409" w:type="dxa"/>
+            <w:tcW w:w="2404" w:type="dxa"/>
           </w:tcPr>
           <w:p>
             <w:pPr>
@@ -7812,7 +7812,7 @@
         </w:tc>
         <w:tc>
           <w:tcPr>
-            <w:tcW w:w="5990" w:type="dxa"/>
+            <w:tcW w:w="5976" w:type="dxa"/>
           </w:tcPr>
           <w:p>
             <w:pPr>
@@ -7826,7 +7826,7 @@
         </w:tc>
         <w:tc>
           <w:tcPr>
-            <w:tcW w:w="959" w:type="dxa"/>
+            <w:tcW w:w="979" w:type="dxa"/>
           </w:tcPr>
           <w:p>
             <w:pPr>
@@ -7842,7 +7842,7 @@
       <w:tr>
         <w:tc>
           <w:tcPr>
-            <w:tcW w:w="2409" w:type="dxa"/>
+            <w:tcW w:w="2404" w:type="dxa"/>
           </w:tcPr>
           <w:p>
             <w:pPr>
@@ -7856,7 +7856,7 @@
         </w:tc>
         <w:tc>
           <w:tcPr>
-            <w:tcW w:w="5990" w:type="dxa"/>
+            <w:tcW w:w="5976" w:type="dxa"/>
           </w:tcPr>
           <w:p>
             <w:pPr>
@@ -7870,7 +7870,7 @@
         </w:tc>
         <w:tc>
           <w:tcPr>
-            <w:tcW w:w="959" w:type="dxa"/>
+            <w:tcW w:w="979" w:type="dxa"/>
           </w:tcPr>
           <w:p>
             <w:pPr>
@@ -7886,7 +7886,7 @@
       <w:tr>
         <w:tc>
           <w:tcPr>
-            <w:tcW w:w="2409" w:type="dxa"/>
+            <w:tcW w:w="2404" w:type="dxa"/>
           </w:tcPr>
           <w:p>
             <w:pPr>
@@ -7900,7 +7900,7 @@
         </w:tc>
         <w:tc>
           <w:tcPr>
-            <w:tcW w:w="5990" w:type="dxa"/>
+            <w:tcW w:w="5976" w:type="dxa"/>
           </w:tcPr>
           <w:p>
             <w:pPr>
@@ -7914,7 +7914,7 @@
         </w:tc>
         <w:tc>
           <w:tcPr>
-            <w:tcW w:w="959" w:type="dxa"/>
+            <w:tcW w:w="979" w:type="dxa"/>
           </w:tcPr>
           <w:p>
             <w:pPr>
@@ -7947,11 +7947,11 @@
         <w:tblLayout w:type="fixed"/>
       </w:tblPr>
       <w:tblGrid>
-        <w:gridCol w:w="832"/>
-        <w:gridCol w:w="2179"/>
-        <w:gridCol w:w="3327"/>
-        <w:gridCol w:w="832"/>
-        <w:gridCol w:w="2189"/>
+        <w:gridCol w:w="1380"/>
+        <w:gridCol w:w="1999"/>
+        <w:gridCol w:w="3052"/>
+        <w:gridCol w:w="920"/>
+        <w:gridCol w:w="2008"/>
       </w:tblGrid>
       <w:tr>
         <w:trPr>
@@ -7959,7 +7959,7 @@
         </w:trPr>
         <w:tc>
           <w:tcPr>
-            <w:tcW w:w="832" w:type="dxa"/>
+            <w:tcW w:w="1380" w:type="dxa"/>
           </w:tcPr>
           <w:p>
             <w:pPr>
@@ -7973,7 +7973,7 @@
         </w:tc>
         <w:tc>
           <w:tcPr>
-            <w:tcW w:w="2179" w:type="dxa"/>
+            <w:tcW w:w="1999" w:type="dxa"/>
           </w:tcPr>
           <w:p>
             <w:pPr>
@@ -7987,7 +7987,7 @@
         </w:tc>
         <w:tc>
           <w:tcPr>
-            <w:tcW w:w="3327" w:type="dxa"/>
+            <w:tcW w:w="3052" w:type="dxa"/>
           </w:tcPr>
           <w:p>
             <w:pPr>
@@ -8001,7 +8001,7 @@
         </w:tc>
         <w:tc>
           <w:tcPr>
-            <w:tcW w:w="832" w:type="dxa"/>
+            <w:tcW w:w="920" w:type="dxa"/>
           </w:tcPr>
           <w:p>
             <w:pPr>
@@ -8015,7 +8015,7 @@
         </w:tc>
         <w:tc>
           <w:tcPr>
-            <w:tcW w:w="2189" w:type="dxa"/>
+            <w:tcW w:w="2008" w:type="dxa"/>
           </w:tcPr>
           <w:p>
             <w:pPr>
@@ -8031,7 +8031,7 @@
       <w:tr>
         <w:tc>
           <w:tcPr>
-            <w:tcW w:w="832" w:type="dxa"/>
+            <w:tcW w:w="1380" w:type="dxa"/>
           </w:tcPr>
           <w:p>
             <w:pPr>
@@ -8045,7 +8045,7 @@
         </w:tc>
         <w:tc>
           <w:tcPr>
-            <w:tcW w:w="2179" w:type="dxa"/>
+            <w:tcW w:w="1999" w:type="dxa"/>
           </w:tcPr>
           <w:p>
             <w:pPr>
@@ -8059,7 +8059,7 @@
         </w:tc>
         <w:tc>
           <w:tcPr>
-            <w:tcW w:w="3327" w:type="dxa"/>
+            <w:tcW w:w="3052" w:type="dxa"/>
           </w:tcPr>
           <w:p>
             <w:pPr>
@@ -8073,7 +8073,7 @@
         </w:tc>
         <w:tc>
           <w:tcPr>
-            <w:tcW w:w="832" w:type="dxa"/>
+            <w:tcW w:w="920" w:type="dxa"/>
           </w:tcPr>
           <w:p>
             <w:pPr>
@@ -8087,7 +8087,7 @@
         </w:tc>
         <w:tc>
           <w:tcPr>
-            <w:tcW w:w="2189" w:type="dxa"/>
+            <w:tcW w:w="2008" w:type="dxa"/>
           </w:tcPr>
           <w:p>
             <w:pPr>
@@ -8103,7 +8103,7 @@
       <w:tr>
         <w:tc>
           <w:tcPr>
-            <w:tcW w:w="832" w:type="dxa"/>
+            <w:tcW w:w="1380" w:type="dxa"/>
           </w:tcPr>
           <w:p>
             <w:pPr>
@@ -8117,7 +8117,7 @@
         </w:tc>
         <w:tc>
           <w:tcPr>
-            <w:tcW w:w="2179" w:type="dxa"/>
+            <w:tcW w:w="1999" w:type="dxa"/>
           </w:tcPr>
           <w:p>
             <w:pPr>
@@ -8131,7 +8131,7 @@
         </w:tc>
         <w:tc>
           <w:tcPr>
-            <w:tcW w:w="3327" w:type="dxa"/>
+            <w:tcW w:w="3052" w:type="dxa"/>
           </w:tcPr>
           <w:p>
             <w:pPr>
@@ -8145,7 +8145,7 @@
         </w:tc>
         <w:tc>
           <w:tcPr>
-            <w:tcW w:w="832" w:type="dxa"/>
+            <w:tcW w:w="920" w:type="dxa"/>
           </w:tcPr>
           <w:p>
             <w:pPr>
@@ -8159,7 +8159,7 @@
         </w:tc>
         <w:tc>
           <w:tcPr>
-            <w:tcW w:w="2189" w:type="dxa"/>
+            <w:tcW w:w="2008" w:type="dxa"/>
           </w:tcPr>
           <w:p>
             <w:pPr>
@@ -8175,7 +8175,7 @@
       <w:tr>
         <w:tc>
           <w:tcPr>
-            <w:tcW w:w="832" w:type="dxa"/>
+            <w:tcW w:w="1380" w:type="dxa"/>
           </w:tcPr>
           <w:p>
             <w:pPr>
@@ -8189,7 +8189,7 @@
         </w:tc>
         <w:tc>
           <w:tcPr>
-            <w:tcW w:w="2179" w:type="dxa"/>
+            <w:tcW w:w="1999" w:type="dxa"/>
           </w:tcPr>
           <w:p>
             <w:pPr>
@@ -8203,7 +8203,7 @@
         </w:tc>
         <w:tc>
           <w:tcPr>
-            <w:tcW w:w="3327" w:type="dxa"/>
+            <w:tcW w:w="3052" w:type="dxa"/>
           </w:tcPr>
           <w:p>
             <w:pPr>
@@ -8217,7 +8217,7 @@
         </w:tc>
         <w:tc>
           <w:tcPr>
-            <w:tcW w:w="832" w:type="dxa"/>
+            <w:tcW w:w="920" w:type="dxa"/>
           </w:tcPr>
           <w:p>
             <w:pPr>
@@ -8231,7 +8231,7 @@
         </w:tc>
         <w:tc>
           <w:tcPr>
-            <w:tcW w:w="2189" w:type="dxa"/>
+            <w:tcW w:w="2008" w:type="dxa"/>
           </w:tcPr>
           <w:p>
             <w:pPr>
@@ -8255,10 +8255,10 @@
         <w:tblLayout w:type="fixed"/>
       </w:tblPr>
       <w:tblGrid>
-        <w:gridCol w:w="1404"/>
-        <w:gridCol w:w="1207"/>
-        <w:gridCol w:w="5815"/>
-        <w:gridCol w:w="931"/>
+        <w:gridCol w:w="1401"/>
+        <w:gridCol w:w="1204"/>
+        <w:gridCol w:w="5802"/>
+        <w:gridCol w:w="950"/>
       </w:tblGrid>
       <w:tr>
         <w:trPr>
@@ -8266,7 +8266,7 @@
         </w:trPr>
         <w:tc>
           <w:tcPr>
-            <w:tcW w:w="1404" w:type="dxa"/>
+            <w:tcW w:w="1401" w:type="dxa"/>
           </w:tcPr>
           <w:p>
             <w:pPr>
@@ -8280,7 +8280,7 @@
         </w:tc>
         <w:tc>
           <w:tcPr>
-            <w:tcW w:w="1207" w:type="dxa"/>
+            <w:tcW w:w="1204" w:type="dxa"/>
           </w:tcPr>
           <w:p>
             <w:pPr>
@@ -8294,7 +8294,7 @@
         </w:tc>
         <w:tc>
           <w:tcPr>
-            <w:tcW w:w="5815" w:type="dxa"/>
+            <w:tcW w:w="5802" w:type="dxa"/>
           </w:tcPr>
           <w:p>
             <w:pPr>
@@ -8308,7 +8308,7 @@
         </w:tc>
         <w:tc>
           <w:tcPr>
-            <w:tcW w:w="931" w:type="dxa"/>
+            <w:tcW w:w="950" w:type="dxa"/>
           </w:tcPr>
           <w:p>
             <w:pPr>
@@ -8324,7 +8324,7 @@
       <w:tr>
         <w:tc>
           <w:tcPr>
-            <w:tcW w:w="1404" w:type="dxa"/>
+            <w:tcW w:w="1401" w:type="dxa"/>
           </w:tcPr>
           <w:p>
             <w:pPr>
@@ -8338,7 +8338,7 @@
         </w:tc>
         <w:tc>
           <w:tcPr>
-            <w:tcW w:w="1207" w:type="dxa"/>
+            <w:tcW w:w="1204" w:type="dxa"/>
           </w:tcPr>
           <w:p>
             <w:pPr>
@@ -8352,7 +8352,7 @@
         </w:tc>
         <w:tc>
           <w:tcPr>
-            <w:tcW w:w="5815" w:type="dxa"/>
+            <w:tcW w:w="5802" w:type="dxa"/>
           </w:tcPr>
           <w:p>
             <w:pPr>
@@ -8366,7 +8366,7 @@
         </w:tc>
         <w:tc>
           <w:tcPr>
-            <w:tcW w:w="931" w:type="dxa"/>
+            <w:tcW w:w="950" w:type="dxa"/>
           </w:tcPr>
           <w:p>
             <w:pPr>
@@ -8382,7 +8382,7 @@
       <w:tr>
         <w:tc>
           <w:tcPr>
-            <w:tcW w:w="1404" w:type="dxa"/>
+            <w:tcW w:w="1401" w:type="dxa"/>
           </w:tcPr>
           <w:p>
             <w:pPr>
@@ -8396,7 +8396,7 @@
         </w:tc>
         <w:tc>
           <w:tcPr>
-            <w:tcW w:w="1207" w:type="dxa"/>
+            <w:tcW w:w="1204" w:type="dxa"/>
           </w:tcPr>
           <w:p>
             <w:pPr>
@@ -8410,7 +8410,7 @@
         </w:tc>
         <w:tc>
           <w:tcPr>
-            <w:tcW w:w="5815" w:type="dxa"/>
+            <w:tcW w:w="5802" w:type="dxa"/>
           </w:tcPr>
           <w:p>
             <w:pPr>
@@ -8424,7 +8424,7 @@
         </w:tc>
         <w:tc>
           <w:tcPr>
-            <w:tcW w:w="931" w:type="dxa"/>
+            <w:tcW w:w="950" w:type="dxa"/>
           </w:tcPr>
           <w:p>
             <w:pPr>
@@ -8448,11 +8448,11 @@
         <w:tblLayout w:type="fixed"/>
       </w:tblPr>
       <w:tblGrid>
-        <w:gridCol w:w="1866"/>
-        <w:gridCol w:w="1219"/>
-        <w:gridCol w:w="3144"/>
-        <w:gridCol w:w="2280"/>
-        <w:gridCol w:w="848"/>
+        <w:gridCol w:w="1840"/>
+        <w:gridCol w:w="1495"/>
+        <w:gridCol w:w="2959"/>
+        <w:gridCol w:w="2145"/>
+        <w:gridCol w:w="920"/>
       </w:tblGrid>
       <w:tr>
         <w:trPr>
@@ -8460,7 +8460,7 @@
         </w:trPr>
         <w:tc>
           <w:tcPr>
-            <w:tcW w:w="1866" w:type="dxa"/>
+            <w:tcW w:w="1840" w:type="dxa"/>
           </w:tcPr>
           <w:p>
             <w:pPr>
@@ -8474,7 +8474,7 @@
         </w:tc>
         <w:tc>
           <w:tcPr>
-            <w:tcW w:w="1219" w:type="dxa"/>
+            <w:tcW w:w="1495" w:type="dxa"/>
           </w:tcPr>
           <w:p>
             <w:pPr>
@@ -8488,7 +8488,7 @@
         </w:tc>
         <w:tc>
           <w:tcPr>
-            <w:tcW w:w="3144" w:type="dxa"/>
+            <w:tcW w:w="2959" w:type="dxa"/>
           </w:tcPr>
           <w:p>
             <w:pPr>
@@ -8502,7 +8502,7 @@
         </w:tc>
         <w:tc>
           <w:tcPr>
-            <w:tcW w:w="2280" w:type="dxa"/>
+            <w:tcW w:w="2145" w:type="dxa"/>
           </w:tcPr>
           <w:p>
             <w:pPr>
@@ -8516,7 +8516,7 @@
         </w:tc>
         <w:tc>
           <w:tcPr>
-            <w:tcW w:w="848" w:type="dxa"/>
+            <w:tcW w:w="920" w:type="dxa"/>
           </w:tcPr>
           <w:p>
             <w:pPr>
@@ -8532,7 +8532,7 @@
       <w:tr>
         <w:tc>
           <w:tcPr>
-            <w:tcW w:w="1866" w:type="dxa"/>
+            <w:tcW w:w="1840" w:type="dxa"/>
           </w:tcPr>
           <w:p>
             <w:pPr>
@@ -8546,7 +8546,7 @@
         </w:tc>
         <w:tc>
           <w:tcPr>
-            <w:tcW w:w="1219" w:type="dxa"/>
+            <w:tcW w:w="1495" w:type="dxa"/>
           </w:tcPr>
           <w:p>
             <w:pPr>
@@ -8560,7 +8560,7 @@
         </w:tc>
         <w:tc>
           <w:tcPr>
-            <w:tcW w:w="3144" w:type="dxa"/>
+            <w:tcW w:w="2959" w:type="dxa"/>
           </w:tcPr>
           <w:p>
             <w:pPr>
@@ -8574,7 +8574,7 @@
         </w:tc>
         <w:tc>
           <w:tcPr>
-            <w:tcW w:w="2280" w:type="dxa"/>
+            <w:tcW w:w="2145" w:type="dxa"/>
           </w:tcPr>
           <w:p>
             <w:pPr>
@@ -8588,7 +8588,7 @@
         </w:tc>
         <w:tc>
           <w:tcPr>
-            <w:tcW w:w="848" w:type="dxa"/>
+            <w:tcW w:w="920" w:type="dxa"/>
           </w:tcPr>
           <w:p>
             <w:pPr>
@@ -8604,7 +8604,7 @@
       <w:tr>
         <w:tc>
           <w:tcPr>
-            <w:tcW w:w="1866" w:type="dxa"/>
+            <w:tcW w:w="1840" w:type="dxa"/>
           </w:tcPr>
           <w:p>
             <w:pPr>
@@ -8618,7 +8618,7 @@
         </w:tc>
         <w:tc>
           <w:tcPr>
-            <w:tcW w:w="1219" w:type="dxa"/>
+            <w:tcW w:w="1495" w:type="dxa"/>
           </w:tcPr>
           <w:p>
             <w:pPr>
@@ -8632,7 +8632,7 @@
         </w:tc>
         <w:tc>
           <w:tcPr>
-            <w:tcW w:w="3144" w:type="dxa"/>
+            <w:tcW w:w="2959" w:type="dxa"/>
           </w:tcPr>
           <w:p>
             <w:pPr>
@@ -8646,7 +8646,7 @@
         </w:tc>
         <w:tc>
           <w:tcPr>
-            <w:tcW w:w="2280" w:type="dxa"/>
+            <w:tcW w:w="2145" w:type="dxa"/>
           </w:tcPr>
           <w:p>
             <w:pPr>
@@ -8660,7 +8660,7 @@
         </w:tc>
         <w:tc>
           <w:tcPr>
-            <w:tcW w:w="848" w:type="dxa"/>
+            <w:tcW w:w="920" w:type="dxa"/>
           </w:tcPr>
           <w:p>
             <w:pPr>
@@ -8684,9 +8684,9 @@
         <w:tblLayout w:type="fixed"/>
       </w:tblPr>
       <w:tblGrid>
-        <w:gridCol w:w="1135"/>
-        <w:gridCol w:w="7088"/>
-        <w:gridCol w:w="1135"/>
+        <w:gridCol w:w="1400"/>
+        <w:gridCol w:w="6839"/>
+        <w:gridCol w:w="1120"/>
       </w:tblGrid>
       <w:tr>
         <w:trPr>
@@ -8694,7 +8694,7 @@
         </w:trPr>
         <w:tc>
           <w:tcPr>
-            <w:tcW w:w="1135" w:type="dxa"/>
+            <w:tcW w:w="1400" w:type="dxa"/>
           </w:tcPr>
           <w:p>
             <w:pPr>
@@ -8708,7 +8708,7 @@
         </w:tc>
         <w:tc>
           <w:tcPr>
-            <w:tcW w:w="7088" w:type="dxa"/>
+            <w:tcW w:w="6839" w:type="dxa"/>
           </w:tcPr>
           <w:p>
             <w:pPr>
@@ -8722,7 +8722,7 @@
         </w:tc>
         <w:tc>
           <w:tcPr>
-            <w:tcW w:w="1135" w:type="dxa"/>
+            <w:tcW w:w="1120" w:type="dxa"/>
           </w:tcPr>
           <w:p>
             <w:pPr>
@@ -8738,7 +8738,7 @@
       <w:tr>
         <w:tc>
           <w:tcPr>
-            <w:tcW w:w="1135" w:type="dxa"/>
+            <w:tcW w:w="1400" w:type="dxa"/>
           </w:tcPr>
           <w:p>
             <w:pPr>
@@ -8752,7 +8752,7 @@
         </w:tc>
         <w:tc>
           <w:tcPr>
-            <w:tcW w:w="7088" w:type="dxa"/>
+            <w:tcW w:w="6839" w:type="dxa"/>
           </w:tcPr>
           <w:p>
             <w:pPr>
@@ -8766,7 +8766,7 @@
         </w:tc>
         <w:tc>
           <w:tcPr>
-            <w:tcW w:w="1135" w:type="dxa"/>
+            <w:tcW w:w="1120" w:type="dxa"/>
           </w:tcPr>
           <w:p>
             <w:pPr>
@@ -8782,7 +8782,7 @@
       <w:tr>
         <w:tc>
           <w:tcPr>
-            <w:tcW w:w="1135" w:type="dxa"/>
+            <w:tcW w:w="1400" w:type="dxa"/>
           </w:tcPr>
           <w:p>
             <w:pPr>
@@ -8796,7 +8796,7 @@
         </w:tc>
         <w:tc>
           <w:tcPr>
-            <w:tcW w:w="7088" w:type="dxa"/>
+            <w:tcW w:w="6839" w:type="dxa"/>
           </w:tcPr>
           <w:p>
             <w:pPr>
@@ -8810,7 +8810,7 @@
         </w:tc>
         <w:tc>
           <w:tcPr>
-            <w:tcW w:w="1135" w:type="dxa"/>
+            <w:tcW w:w="1120" w:type="dxa"/>
           </w:tcPr>
           <w:p>
             <w:pPr>
@@ -8826,7 +8826,7 @@
       <w:tr>
         <w:tc>
           <w:tcPr>
-            <w:tcW w:w="1135" w:type="dxa"/>
+            <w:tcW w:w="1400" w:type="dxa"/>
           </w:tcPr>
           <w:p>
             <w:pPr>
@@ -8840,7 +8840,7 @@
         </w:tc>
         <w:tc>
           <w:tcPr>
-            <w:tcW w:w="7088" w:type="dxa"/>
+            <w:tcW w:w="6839" w:type="dxa"/>
           </w:tcPr>
           <w:p>
             <w:pPr>
@@ -8854,7 +8854,7 @@
         </w:tc>
         <w:tc>
           <w:tcPr>
-            <w:tcW w:w="1135" w:type="dxa"/>
+            <w:tcW w:w="1120" w:type="dxa"/>
           </w:tcPr>
           <w:p>
             <w:pPr>
@@ -8870,7 +8870,7 @@
       <w:tr>
         <w:tc>
           <w:tcPr>
-            <w:tcW w:w="1135" w:type="dxa"/>
+            <w:tcW w:w="1400" w:type="dxa"/>
           </w:tcPr>
           <w:p>
             <w:pPr>
@@ -8884,7 +8884,7 @@
         </w:tc>
         <w:tc>
           <w:tcPr>
-            <w:tcW w:w="7088" w:type="dxa"/>
+            <w:tcW w:w="6839" w:type="dxa"/>
           </w:tcPr>
           <w:p>
             <w:pPr>
@@ -8898,7 +8898,7 @@
         </w:tc>
         <w:tc>
           <w:tcPr>
-            <w:tcW w:w="1135" w:type="dxa"/>
+            <w:tcW w:w="1120" w:type="dxa"/>
           </w:tcPr>
           <w:p>
             <w:pPr>
@@ -8931,12 +8931,12 @@
         <w:tblLayout w:type="fixed"/>
       </w:tblPr>
       <w:tblGrid>
-        <w:gridCol w:w="806"/>
-        <w:gridCol w:w="1081"/>
-        <w:gridCol w:w="1049"/>
-        <w:gridCol w:w="2249"/>
-        <w:gridCol w:w="3367"/>
-        <w:gridCol w:w="806"/>
+        <w:gridCol w:w="899"/>
+        <w:gridCol w:w="1379"/>
+        <w:gridCol w:w="1379"/>
+        <w:gridCol w:w="1914"/>
+        <w:gridCol w:w="2865"/>
+        <w:gridCol w:w="919"/>
       </w:tblGrid>
       <w:tr>
         <w:trPr>
@@ -8944,7 +8944,7 @@
         </w:trPr>
         <w:tc>
           <w:tcPr>
-            <w:tcW w:w="806" w:type="dxa"/>
+            <w:tcW w:w="899" w:type="dxa"/>
           </w:tcPr>
           <w:p>
             <w:pPr>
@@ -8958,7 +8958,7 @@
         </w:tc>
         <w:tc>
           <w:tcPr>
-            <w:tcW w:w="1081" w:type="dxa"/>
+            <w:tcW w:w="1379" w:type="dxa"/>
           </w:tcPr>
           <w:p>
             <w:pPr>
@@ -8972,7 +8972,7 @@
         </w:tc>
         <w:tc>
           <w:tcPr>
-            <w:tcW w:w="1049" w:type="dxa"/>
+            <w:tcW w:w="1379" w:type="dxa"/>
           </w:tcPr>
           <w:p>
             <w:pPr>
@@ -8986,7 +8986,7 @@
         </w:tc>
         <w:tc>
           <w:tcPr>
-            <w:tcW w:w="2249" w:type="dxa"/>
+            <w:tcW w:w="1914" w:type="dxa"/>
           </w:tcPr>
           <w:p>
             <w:pPr>
@@ -9000,7 +9000,7 @@
         </w:tc>
         <w:tc>
           <w:tcPr>
-            <w:tcW w:w="3367" w:type="dxa"/>
+            <w:tcW w:w="2865" w:type="dxa"/>
           </w:tcPr>
           <w:p>
             <w:pPr>
@@ -9014,7 +9014,7 @@
         </w:tc>
         <w:tc>
           <w:tcPr>
-            <w:tcW w:w="806" w:type="dxa"/>
+            <w:tcW w:w="919" w:type="dxa"/>
           </w:tcPr>
           <w:p>
             <w:pPr>
@@ -9030,7 +9030,7 @@
       <w:tr>
         <w:tc>
           <w:tcPr>
-            <w:tcW w:w="806" w:type="dxa"/>
+            <w:tcW w:w="899" w:type="dxa"/>
           </w:tcPr>
           <w:p>
             <w:pPr>
@@ -9044,7 +9044,7 @@
         </w:tc>
         <w:tc>
           <w:tcPr>
-            <w:tcW w:w="1081" w:type="dxa"/>
+            <w:tcW w:w="1379" w:type="dxa"/>
           </w:tcPr>
           <w:p>
             <w:pPr>
@@ -9058,7 +9058,7 @@
         </w:tc>
         <w:tc>
           <w:tcPr>
-            <w:tcW w:w="1049" w:type="dxa"/>
+            <w:tcW w:w="1379" w:type="dxa"/>
           </w:tcPr>
           <w:p>
             <w:pPr>
@@ -9072,7 +9072,7 @@
         </w:tc>
         <w:tc>
           <w:tcPr>
-            <w:tcW w:w="2249" w:type="dxa"/>
+            <w:tcW w:w="1914" w:type="dxa"/>
           </w:tcPr>
           <w:p>
             <w:pPr>
@@ -9086,7 +9086,7 @@
         </w:tc>
         <w:tc>
           <w:tcPr>
-            <w:tcW w:w="3367" w:type="dxa"/>
+            <w:tcW w:w="2865" w:type="dxa"/>
           </w:tcPr>
           <w:p>
             <w:pPr>
@@ -9100,7 +9100,7 @@
         </w:tc>
         <w:tc>
           <w:tcPr>
-            <w:tcW w:w="806" w:type="dxa"/>
+            <w:tcW w:w="919" w:type="dxa"/>
           </w:tcPr>
           <w:p>
             <w:pPr>
@@ -9116,7 +9116,7 @@
       <w:tr>
         <w:tc>
           <w:tcPr>
-            <w:tcW w:w="806" w:type="dxa"/>
+            <w:tcW w:w="899" w:type="dxa"/>
           </w:tcPr>
           <w:p>
             <w:pPr>
@@ -9130,7 +9130,7 @@
         </w:tc>
         <w:tc>
           <w:tcPr>
-            <w:tcW w:w="1081" w:type="dxa"/>
+            <w:tcW w:w="1379" w:type="dxa"/>
           </w:tcPr>
           <w:p>
             <w:pPr>
@@ -9144,7 +9144,7 @@
         </w:tc>
         <w:tc>
           <w:tcPr>
-            <w:tcW w:w="1049" w:type="dxa"/>
+            <w:tcW w:w="1379" w:type="dxa"/>
           </w:tcPr>
           <w:p>
             <w:pPr>
@@ -9158,7 +9158,7 @@
         </w:tc>
         <w:tc>
           <w:tcPr>
-            <w:tcW w:w="2249" w:type="dxa"/>
+            <w:tcW w:w="1914" w:type="dxa"/>
           </w:tcPr>
           <w:p>
             <w:pPr>
@@ -9172,7 +9172,7 @@
         </w:tc>
         <w:tc>
           <w:tcPr>
-            <w:tcW w:w="3367" w:type="dxa"/>
+            <w:tcW w:w="2865" w:type="dxa"/>
           </w:tcPr>
           <w:p>
             <w:pPr>
@@ -9186,7 +9186,7 @@
         </w:tc>
         <w:tc>
           <w:tcPr>
-            <w:tcW w:w="806" w:type="dxa"/>
+            <w:tcW w:w="919" w:type="dxa"/>
           </w:tcPr>
           <w:p>
             <w:pPr>
@@ -9219,12 +9219,12 @@
         <w:tblLayout w:type="fixed"/>
       </w:tblPr>
       <w:tblGrid>
-        <w:gridCol w:w="767"/>
-        <w:gridCol w:w="2490"/>
-        <w:gridCol w:w="3435"/>
-        <w:gridCol w:w="767"/>
-        <w:gridCol w:w="1132"/>
-        <w:gridCol w:w="767"/>
+        <w:gridCol w:w="900"/>
+        <w:gridCol w:w="1960"/>
+        <w:gridCol w:w="2704"/>
+        <w:gridCol w:w="1380"/>
+        <w:gridCol w:w="1495"/>
+        <w:gridCol w:w="920"/>
       </w:tblGrid>
       <w:tr>
         <w:trPr>
@@ -9232,7 +9232,7 @@
         </w:trPr>
         <w:tc>
           <w:tcPr>
-            <w:tcW w:w="767" w:type="dxa"/>
+            <w:tcW w:w="900" w:type="dxa"/>
           </w:tcPr>
           <w:p>
             <w:pPr>
@@ -9246,7 +9246,7 @@
         </w:tc>
         <w:tc>
           <w:tcPr>
-            <w:tcW w:w="2490" w:type="dxa"/>
+            <w:tcW w:w="1960" w:type="dxa"/>
           </w:tcPr>
           <w:p>
             <w:pPr>
@@ -9260,7 +9260,7 @@
         </w:tc>
         <w:tc>
           <w:tcPr>
-            <w:tcW w:w="3435" w:type="dxa"/>
+            <w:tcW w:w="2704" w:type="dxa"/>
           </w:tcPr>
           <w:p>
             <w:pPr>
@@ -9274,7 +9274,7 @@
         </w:tc>
         <w:tc>
           <w:tcPr>
-            <w:tcW w:w="767" w:type="dxa"/>
+            <w:tcW w:w="1380" w:type="dxa"/>
           </w:tcPr>
           <w:p>
             <w:pPr>
@@ -9288,7 +9288,7 @@
         </w:tc>
         <w:tc>
           <w:tcPr>
-            <w:tcW w:w="1132" w:type="dxa"/>
+            <w:tcW w:w="1495" w:type="dxa"/>
           </w:tcPr>
           <w:p>
             <w:pPr>
@@ -9302,7 +9302,7 @@
         </w:tc>
         <w:tc>
           <w:tcPr>
-            <w:tcW w:w="767" w:type="dxa"/>
+            <w:tcW w:w="920" w:type="dxa"/>
           </w:tcPr>
           <w:p>
             <w:pPr>
@@ -9318,7 +9318,7 @@
       <w:tr>
         <w:tc>
           <w:tcPr>
-            <w:tcW w:w="767" w:type="dxa"/>
+            <w:tcW w:w="900" w:type="dxa"/>
           </w:tcPr>
           <w:p>
             <w:pPr>
@@ -9332,7 +9332,7 @@
         </w:tc>
         <w:tc>
           <w:tcPr>
-            <w:tcW w:w="2490" w:type="dxa"/>
+            <w:tcW w:w="1960" w:type="dxa"/>
           </w:tcPr>
           <w:p>
             <w:pPr>
@@ -9346,7 +9346,7 @@
         </w:tc>
         <w:tc>
           <w:tcPr>
-            <w:tcW w:w="3435" w:type="dxa"/>
+            <w:tcW w:w="2704" w:type="dxa"/>
           </w:tcPr>
           <w:p>
             <w:pPr>
@@ -9360,7 +9360,7 @@
         </w:tc>
         <w:tc>
           <w:tcPr>
-            <w:tcW w:w="767" w:type="dxa"/>
+            <w:tcW w:w="1380" w:type="dxa"/>
           </w:tcPr>
           <w:p>
             <w:pPr>
@@ -9374,7 +9374,7 @@
         </w:tc>
         <w:tc>
           <w:tcPr>
-            <w:tcW w:w="1132" w:type="dxa"/>
+            <w:tcW w:w="1495" w:type="dxa"/>
           </w:tcPr>
           <w:p>
             <w:pPr>
@@ -9388,7 +9388,7 @@
         </w:tc>
         <w:tc>
           <w:tcPr>
-            <w:tcW w:w="767" w:type="dxa"/>
+            <w:tcW w:w="920" w:type="dxa"/>
           </w:tcPr>
           <w:p>
             <w:pPr>
@@ -9404,7 +9404,7 @@
       <w:tr>
         <w:tc>
           <w:tcPr>
-            <w:tcW w:w="767" w:type="dxa"/>
+            <w:tcW w:w="900" w:type="dxa"/>
           </w:tcPr>
           <w:p>
             <w:pPr>
@@ -9418,7 +9418,7 @@
         </w:tc>
         <w:tc>
           <w:tcPr>
-            <w:tcW w:w="2490" w:type="dxa"/>
+            <w:tcW w:w="1960" w:type="dxa"/>
           </w:tcPr>
           <w:p>
             <w:pPr>
@@ -9432,7 +9432,7 @@
         </w:tc>
         <w:tc>
           <w:tcPr>
-            <w:tcW w:w="3435" w:type="dxa"/>
+            <w:tcW w:w="2704" w:type="dxa"/>
           </w:tcPr>
           <w:p>
             <w:pPr>
@@ -9446,7 +9446,7 @@
         </w:tc>
         <w:tc>
           <w:tcPr>
-            <w:tcW w:w="767" w:type="dxa"/>
+            <w:tcW w:w="1380" w:type="dxa"/>
           </w:tcPr>
           <w:p>
             <w:pPr>
@@ -9460,7 +9460,7 @@
         </w:tc>
         <w:tc>
           <w:tcPr>
-            <w:tcW w:w="1132" w:type="dxa"/>
+            <w:tcW w:w="1495" w:type="dxa"/>
           </w:tcPr>
           <w:p>
             <w:pPr>
@@ -9474,7 +9474,7 @@
         </w:tc>
         <w:tc>
           <w:tcPr>
-            <w:tcW w:w="767" w:type="dxa"/>
+            <w:tcW w:w="920" w:type="dxa"/>
           </w:tcPr>
           <w:p>
             <w:pPr>
@@ -9490,7 +9490,7 @@
       <w:tr>
         <w:tc>
           <w:tcPr>
-            <w:tcW w:w="767" w:type="dxa"/>
+            <w:tcW w:w="900" w:type="dxa"/>
           </w:tcPr>
           <w:p>
             <w:pPr>
@@ -9504,7 +9504,7 @@
         </w:tc>
         <w:tc>
           <w:tcPr>
-            <w:tcW w:w="2490" w:type="dxa"/>
+            <w:tcW w:w="1960" w:type="dxa"/>
           </w:tcPr>
           <w:p>
             <w:pPr>
@@ -9518,7 +9518,7 @@
         </w:tc>
         <w:tc>
           <w:tcPr>
-            <w:tcW w:w="3435" w:type="dxa"/>
+            <w:tcW w:w="2704" w:type="dxa"/>
           </w:tcPr>
           <w:p>
             <w:pPr>
@@ -9532,7 +9532,7 @@
         </w:tc>
         <w:tc>
           <w:tcPr>
-            <w:tcW w:w="767" w:type="dxa"/>
+            <w:tcW w:w="1380" w:type="dxa"/>
           </w:tcPr>
           <w:p>
             <w:pPr>
@@ -9546,7 +9546,7 @@
         </w:tc>
         <w:tc>
           <w:tcPr>
-            <w:tcW w:w="1132" w:type="dxa"/>
+            <w:tcW w:w="1495" w:type="dxa"/>
           </w:tcPr>
           <w:p>
             <w:pPr>
@@ -9560,7 +9560,7 @@
         </w:tc>
         <w:tc>
           <w:tcPr>
-            <w:tcW w:w="767" w:type="dxa"/>
+            <w:tcW w:w="920" w:type="dxa"/>
           </w:tcPr>
           <w:p>
             <w:pPr>
@@ -9576,7 +9576,7 @@
       <w:tr>
         <w:tc>
           <w:tcPr>
-            <w:tcW w:w="767" w:type="dxa"/>
+            <w:tcW w:w="900" w:type="dxa"/>
           </w:tcPr>
           <w:p>
             <w:pPr>
@@ -9590,7 +9590,7 @@
         </w:tc>
         <w:tc>
           <w:tcPr>
-            <w:tcW w:w="2490" w:type="dxa"/>
+            <w:tcW w:w="1960" w:type="dxa"/>
           </w:tcPr>
           <w:p>
             <w:pPr>
@@ -9604,7 +9604,7 @@
         </w:tc>
         <w:tc>
           <w:tcPr>
-            <w:tcW w:w="3435" w:type="dxa"/>
+            <w:tcW w:w="2704" w:type="dxa"/>
           </w:tcPr>
           <w:p>
             <w:pPr>
@@ -9618,7 +9618,7 @@
         </w:tc>
         <w:tc>
           <w:tcPr>
-            <w:tcW w:w="767" w:type="dxa"/>
+            <w:tcW w:w="1380" w:type="dxa"/>
           </w:tcPr>
           <w:p>
             <w:pPr>
@@ -9632,7 +9632,7 @@
         </w:tc>
         <w:tc>
           <w:tcPr>
-            <w:tcW w:w="1132" w:type="dxa"/>
+            <w:tcW w:w="1495" w:type="dxa"/>
           </w:tcPr>
           <w:p>
             <w:pPr>
@@ -9646,7 +9646,7 @@
         </w:tc>
         <w:tc>
           <w:tcPr>
-            <w:tcW w:w="767" w:type="dxa"/>
+            <w:tcW w:w="920" w:type="dxa"/>
           </w:tcPr>
           <w:p>
             <w:pPr>
@@ -9662,7 +9662,7 @@
       <w:tr>
         <w:tc>
           <w:tcPr>
-            <w:tcW w:w="767" w:type="dxa"/>
+            <w:tcW w:w="900" w:type="dxa"/>
           </w:tcPr>
           <w:p>
             <w:pPr>
@@ -9676,7 +9676,7 @@
         </w:tc>
         <w:tc>
           <w:tcPr>
-            <w:tcW w:w="2490" w:type="dxa"/>
+            <w:tcW w:w="1960" w:type="dxa"/>
           </w:tcPr>
           <w:p>
             <w:pPr>
@@ -9690,7 +9690,7 @@
         </w:tc>
         <w:tc>
           <w:tcPr>
-            <w:tcW w:w="3435" w:type="dxa"/>
+            <w:tcW w:w="2704" w:type="dxa"/>
           </w:tcPr>
           <w:p>
             <w:pPr>
@@ -9704,7 +9704,7 @@
         </w:tc>
         <w:tc>
           <w:tcPr>
-            <w:tcW w:w="767" w:type="dxa"/>
+            <w:tcW w:w="1380" w:type="dxa"/>
           </w:tcPr>
           <w:p>
             <w:pPr>
@@ -9718,7 +9718,7 @@
         </w:tc>
         <w:tc>
           <w:tcPr>
-            <w:tcW w:w="1132" w:type="dxa"/>
+            <w:tcW w:w="1495" w:type="dxa"/>
           </w:tcPr>
           <w:p>
             <w:pPr>
@@ -9732,7 +9732,7 @@
         </w:tc>
         <w:tc>
           <w:tcPr>
-            <w:tcW w:w="767" w:type="dxa"/>
+            <w:tcW w:w="920" w:type="dxa"/>
           </w:tcPr>
           <w:p>
             <w:pPr>
@@ -9992,12 +9992,12 @@
         <w:tblLayout w:type="fixed"/>
       </w:tblPr>
       <w:tblGrid>
-        <w:gridCol w:w="781"/>
-        <w:gridCol w:w="3862"/>
-        <w:gridCol w:w="1355"/>
-        <w:gridCol w:w="781"/>
-        <w:gridCol w:w="781"/>
-        <w:gridCol w:w="1798"/>
+        <w:gridCol w:w="900"/>
+        <w:gridCol w:w="3026"/>
+        <w:gridCol w:w="1265"/>
+        <w:gridCol w:w="1380"/>
+        <w:gridCol w:w="1380"/>
+        <w:gridCol w:w="1408"/>
       </w:tblGrid>
       <w:tr>
         <w:trPr>
@@ -10005,7 +10005,7 @@
         </w:trPr>
         <w:tc>
           <w:tcPr>
-            <w:tcW w:w="781" w:type="dxa"/>
+            <w:tcW w:w="900" w:type="dxa"/>
           </w:tcPr>
           <w:p>
             <w:pPr>
@@ -10019,7 +10019,7 @@
         </w:tc>
         <w:tc>
           <w:tcPr>
-            <w:tcW w:w="3862" w:type="dxa"/>
+            <w:tcW w:w="3026" w:type="dxa"/>
           </w:tcPr>
           <w:p>
             <w:pPr>
@@ -10033,7 +10033,7 @@
         </w:tc>
         <w:tc>
           <w:tcPr>
-            <w:tcW w:w="1355" w:type="dxa"/>
+            <w:tcW w:w="1265" w:type="dxa"/>
           </w:tcPr>
           <w:p>
             <w:pPr>
@@ -10047,7 +10047,7 @@
         </w:tc>
         <w:tc>
           <w:tcPr>
-            <w:tcW w:w="781" w:type="dxa"/>
+            <w:tcW w:w="1380" w:type="dxa"/>
           </w:tcPr>
           <w:p>
             <w:pPr>
@@ -10061,7 +10061,7 @@
         </w:tc>
         <w:tc>
           <w:tcPr>
-            <w:tcW w:w="781" w:type="dxa"/>
+            <w:tcW w:w="1380" w:type="dxa"/>
           </w:tcPr>
           <w:p>
             <w:pPr>
@@ -10075,7 +10075,7 @@
         </w:tc>
         <w:tc>
           <w:tcPr>
-            <w:tcW w:w="1798" w:type="dxa"/>
+            <w:tcW w:w="1408" w:type="dxa"/>
           </w:tcPr>
           <w:p>
             <w:pPr>
@@ -10091,7 +10091,7 @@
       <w:tr>
         <w:tc>
           <w:tcPr>
-            <w:tcW w:w="781" w:type="dxa"/>
+            <w:tcW w:w="900" w:type="dxa"/>
           </w:tcPr>
           <w:p>
             <w:pPr>
@@ -10105,7 +10105,7 @@
         </w:tc>
         <w:tc>
           <w:tcPr>
-            <w:tcW w:w="3862" w:type="dxa"/>
+            <w:tcW w:w="3026" w:type="dxa"/>
           </w:tcPr>
           <w:p>
             <w:pPr>
@@ -10119,7 +10119,7 @@
         </w:tc>
         <w:tc>
           <w:tcPr>
-            <w:tcW w:w="1355" w:type="dxa"/>
+            <w:tcW w:w="1265" w:type="dxa"/>
           </w:tcPr>
           <w:p>
             <w:pPr>
@@ -10133,7 +10133,7 @@
         </w:tc>
         <w:tc>
           <w:tcPr>
-            <w:tcW w:w="781" w:type="dxa"/>
+            <w:tcW w:w="1380" w:type="dxa"/>
           </w:tcPr>
           <w:p>
             <w:pPr>
@@ -10147,7 +10147,7 @@
         </w:tc>
         <w:tc>
           <w:tcPr>
-            <w:tcW w:w="781" w:type="dxa"/>
+            <w:tcW w:w="1380" w:type="dxa"/>
           </w:tcPr>
           <w:p>
             <w:pPr>
@@ -10161,7 +10161,7 @@
         </w:tc>
         <w:tc>
           <w:tcPr>
-            <w:tcW w:w="1798" w:type="dxa"/>
+            <w:tcW w:w="1408" w:type="dxa"/>
           </w:tcPr>
           <w:p>
             <w:pPr>
@@ -10202,11 +10202,11 @@
         <w:tblLayout w:type="fixed"/>
       </w:tblPr>
       <w:tblGrid>
-        <w:gridCol w:w="915"/>
-        <w:gridCol w:w="871"/>
-        <w:gridCol w:w="871"/>
-        <w:gridCol w:w="1264"/>
-        <w:gridCol w:w="5436"/>
+        <w:gridCol w:w="1150"/>
+        <w:gridCol w:w="1035"/>
+        <w:gridCol w:w="1035"/>
+        <w:gridCol w:w="1380"/>
+        <w:gridCol w:w="4760"/>
       </w:tblGrid>
       <w:tr>
         <w:trPr>
@@ -10214,7 +10214,7 @@
         </w:trPr>
         <w:tc>
           <w:tcPr>
-            <w:tcW w:w="915" w:type="dxa"/>
+            <w:tcW w:w="1150" w:type="dxa"/>
           </w:tcPr>
           <w:p>
             <w:pPr>
@@ -10228,7 +10228,7 @@
         </w:tc>
         <w:tc>
           <w:tcPr>
-            <w:tcW w:w="871" w:type="dxa"/>
+            <w:tcW w:w="1035" w:type="dxa"/>
           </w:tcPr>
           <w:p>
             <w:pPr>
@@ -10242,7 +10242,7 @@
         </w:tc>
         <w:tc>
           <w:tcPr>
-            <w:tcW w:w="871" w:type="dxa"/>
+            <w:tcW w:w="1035" w:type="dxa"/>
           </w:tcPr>
           <w:p>
             <w:pPr>
@@ -10256,7 +10256,7 @@
         </w:tc>
         <w:tc>
           <w:tcPr>
-            <w:tcW w:w="1264" w:type="dxa"/>
+            <w:tcW w:w="1380" w:type="dxa"/>
           </w:tcPr>
           <w:p>
             <w:pPr>
@@ -10270,7 +10270,7 @@
         </w:tc>
         <w:tc>
           <w:tcPr>
-            <w:tcW w:w="5436" w:type="dxa"/>
+            <w:tcW w:w="4760" w:type="dxa"/>
           </w:tcPr>
           <w:p>
             <w:pPr>
@@ -10286,7 +10286,7 @@
       <w:tr>
         <w:tc>
           <w:tcPr>
-            <w:tcW w:w="915" w:type="dxa"/>
+            <w:tcW w:w="1150" w:type="dxa"/>
           </w:tcPr>
           <w:p>
             <w:pPr>
@@ -10300,7 +10300,7 @@
         </w:tc>
         <w:tc>
           <w:tcPr>
-            <w:tcW w:w="871" w:type="dxa"/>
+            <w:tcW w:w="1035" w:type="dxa"/>
           </w:tcPr>
           <w:p>
             <w:pPr>
@@ -10314,7 +10314,7 @@
         </w:tc>
         <w:tc>
           <w:tcPr>
-            <w:tcW w:w="871" w:type="dxa"/>
+            <w:tcW w:w="1035" w:type="dxa"/>
           </w:tcPr>
           <w:p>
             <w:pPr>
@@ -10328,7 +10328,7 @@
         </w:tc>
         <w:tc>
           <w:tcPr>
-            <w:tcW w:w="1264" w:type="dxa"/>
+            <w:tcW w:w="1380" w:type="dxa"/>
           </w:tcPr>
           <w:p>
             <w:pPr>
@@ -10342,7 +10342,7 @@
         </w:tc>
         <w:tc>
           <w:tcPr>
-            <w:tcW w:w="5436" w:type="dxa"/>
+            <w:tcW w:w="4760" w:type="dxa"/>
           </w:tcPr>
           <w:p>
             <w:pPr>
@@ -10358,7 +10358,7 @@
       <w:tr>
         <w:tc>
           <w:tcPr>
-            <w:tcW w:w="915" w:type="dxa"/>
+            <w:tcW w:w="1150" w:type="dxa"/>
           </w:tcPr>
           <w:p>
             <w:pPr>
@@ -10372,7 +10372,7 @@
         </w:tc>
         <w:tc>
           <w:tcPr>
-            <w:tcW w:w="871" w:type="dxa"/>
+            <w:tcW w:w="1035" w:type="dxa"/>
           </w:tcPr>
           <w:p>
             <w:pPr>
@@ -10386,7 +10386,7 @@
         </w:tc>
         <w:tc>
           <w:tcPr>
-            <w:tcW w:w="871" w:type="dxa"/>
+            <w:tcW w:w="1035" w:type="dxa"/>
           </w:tcPr>
           <w:p>
             <w:pPr>
@@ -10400,7 +10400,7 @@
         </w:tc>
         <w:tc>
           <w:tcPr>
-            <w:tcW w:w="1264" w:type="dxa"/>
+            <w:tcW w:w="1380" w:type="dxa"/>
           </w:tcPr>
           <w:p>
             <w:pPr>
@@ -10414,7 +10414,7 @@
         </w:tc>
         <w:tc>
           <w:tcPr>
-            <w:tcW w:w="5436" w:type="dxa"/>
+            <w:tcW w:w="4760" w:type="dxa"/>
           </w:tcPr>
           <w:p>
             <w:pPr>
@@ -10430,7 +10430,7 @@
       <w:tr>
         <w:tc>
           <w:tcPr>
-            <w:tcW w:w="915" w:type="dxa"/>
+            <w:tcW w:w="1150" w:type="dxa"/>
           </w:tcPr>
           <w:p>
             <w:pPr>
@@ -10444,7 +10444,7 @@
         </w:tc>
         <w:tc>
           <w:tcPr>
-            <w:tcW w:w="871" w:type="dxa"/>
+            <w:tcW w:w="1035" w:type="dxa"/>
           </w:tcPr>
           <w:p>
             <w:pPr>
@@ -10458,7 +10458,7 @@
         </w:tc>
         <w:tc>
           <w:tcPr>
-            <w:tcW w:w="871" w:type="dxa"/>
+            <w:tcW w:w="1035" w:type="dxa"/>
           </w:tcPr>
           <w:p>
             <w:pPr>
@@ -10472,7 +10472,7 @@
         </w:tc>
         <w:tc>
           <w:tcPr>
-            <w:tcW w:w="1264" w:type="dxa"/>
+            <w:tcW w:w="1380" w:type="dxa"/>
           </w:tcPr>
           <w:p>
             <w:pPr>
@@ -10486,7 +10486,7 @@
         </w:tc>
         <w:tc>
           <w:tcPr>
-            <w:tcW w:w="5436" w:type="dxa"/>
+            <w:tcW w:w="4760" w:type="dxa"/>
           </w:tcPr>
           <w:p>
             <w:pPr>

--- a/dist/docs/templates/domain/tariff-impact-brief.docx
+++ b/dist/docs/templates/domain/tariff-impact-brief.docx
@@ -16,7 +16,7 @@
         <w:pStyle w:val="FirstParagraph"/>
       </w:pPr>
       <w:r>
-        <w:t xml:space="preserve">Last updated: 2026-10-08 · Owner: BSA Manager</w:t>
+        <w:t xml:space="preserve">Last updated: 2026-10-17 · Owner: BSA Manager</w:t>
       </w:r>
     </w:p>
     <w:p>
@@ -121,6 +121,30 @@
     <w:p>
       <w:pPr>
         <w:pStyle w:val="FirstParagraph"/>
+      </w:pPr>
+      <w:r>
+        <w:t xml:space="preserve">Watch first: the 2-minute video</w:t>
+      </w:r>
+      <w:r>
+        <w:t xml:space="preserve"> </w:t>
+      </w:r>
+      <w:r>
+        <w:rPr>
+          <w:iCs/>
+          <w:i/>
+        </w:rPr>
+        <w:t xml:space="preserve">From a tariff action to a cost impact: the Research to Standard Cost handoff</w:t>
+      </w:r>
+      <w:r>
+        <w:t xml:space="preserve"> </w:t>
+      </w:r>
+      <w:r>
+        <w:t xml:space="preserve">— [COMPANY: Stream link]. It shows where this brief sits between the action and the model.</w:t>
+      </w:r>
+    </w:p>
+    <w:p>
+      <w:pPr>
+        <w:pStyle w:val="BodyText"/>
       </w:pPr>
       <w:r>
         <w:t xml:space="preserve">Text in [square brackets] is a prompt: replace it. [COMPANY: ...] is a company-specific value.</w:t>
